--- a/docs/prezentare/current_draft/disertatie_prezentare_text_main.docx
+++ b/docs/prezentare/current_draft/disertatie_prezentare_text_main.docx
@@ -12,7 +12,19 @@
         <w:rPr>
           <w:lang w:val="ro-RO"/>
         </w:rPr>
-        <w:t>Textul prezentării disertației (versiune actualizată ~9-10 min)</w:t>
+        <w:t>Buna ziua stimata comisie, ma numesc... iar I</w:t>
+      </w:r>
+      <w:r>
+        <w:rPr>
+          <w:lang w:val="ro-RO"/>
+        </w:rPr>
+        <w:t>n această prezentare voi vorbi</w:t>
+      </w:r>
+      <w:r>
+        <w:rPr>
+          <w:lang w:val="ro-RO"/>
+        </w:rPr>
+        <w:t xml:space="preserve"> despe un protcol...Schnorr</w:t>
       </w:r>
     </w:p>
     <w:p>
@@ -38,7 +50,25 @@
         <w:rPr>
           <w:lang w:val="ro-RO"/>
         </w:rPr>
-        <w:t>În această prezentare voi vorbi:</w:t>
+        <w:t>În introducere,</w:t>
+      </w:r>
+      <w:r>
+        <w:rPr>
+          <w:lang w:val="ro-RO"/>
+        </w:rPr>
+        <w:t xml:space="preserve"> </w:t>
+      </w:r>
+      <w:r>
+        <w:rPr>
+          <w:lang w:val="ro-RO"/>
+        </w:rPr>
+        <w:t xml:space="preserve">voi vorbi despre </w:t>
+      </w:r>
+      <w:r>
+        <w:rPr>
+          <w:lang w:val="ro-RO"/>
+        </w:rPr>
+        <w:t>tema și scopurile lucrării</w:t>
       </w:r>
     </w:p>
     <w:p>
@@ -51,7 +81,7 @@
         <w:rPr>
           <w:lang w:val="ro-RO"/>
         </w:rPr>
-        <w:t>În introducere, despre tema și scopurile lucrării</w:t>
+        <w:t xml:space="preserve">Apoi tehnologiile utilizate. </w:t>
       </w:r>
     </w:p>
     <w:p>
@@ -64,7 +94,7 @@
         <w:rPr>
           <w:lang w:val="ro-RO"/>
         </w:rPr>
-        <w:t xml:space="preserve">Apoi tehnologiile utilizate. </w:t>
+        <w:t>Arhitectura generală a sistemului</w:t>
       </w:r>
     </w:p>
     <w:p>
@@ -77,7 +107,37 @@
         <w:rPr>
           <w:lang w:val="ro-RO"/>
         </w:rPr>
-        <w:t>Arhitectura generală a sistemului</w:t>
+        <w:t xml:space="preserve">Date introductive despre </w:t>
+      </w:r>
+      <w:r>
+        <w:rPr>
+          <w:lang w:val="ro-RO"/>
+        </w:rPr>
+        <w:t>schema</w:t>
+      </w:r>
+      <w:r>
+        <w:rPr>
+          <w:lang w:val="ro-RO"/>
+        </w:rPr>
+        <w:t xml:space="preserve"> de identificare </w:t>
+      </w:r>
+      <w:r>
+        <w:rPr>
+          <w:lang w:val="ro-RO"/>
+        </w:rPr>
+        <w:t xml:space="preserve">Schnorr </w:t>
+      </w:r>
+      <w:r>
+        <w:rPr>
+          <w:lang w:val="ro-RO"/>
+        </w:rPr>
+        <w:t>interactiv</w:t>
+      </w:r>
+      <w:r>
+        <w:rPr>
+          <w:lang w:val="ro-RO"/>
+        </w:rPr>
+        <w:t>ă</w:t>
       </w:r>
     </w:p>
     <w:p>
@@ -90,13 +150,25 @@
         <w:rPr>
           <w:lang w:val="ro-RO"/>
         </w:rPr>
-        <w:t xml:space="preserve">Date introductive despre alg de identificare interactive </w:t>
-      </w:r>
-      <w:r>
-        <w:rPr>
-          <w:lang w:val="ro-RO"/>
-        </w:rPr>
-        <w:t xml:space="preserve">Schnorr </w:t>
+        <w:t>Fluxurile de înregistrare și autentificare</w:t>
+      </w:r>
+      <w:r>
+        <w:rPr>
+          <w:lang w:val="ro-RO"/>
+        </w:rPr>
+        <w:t xml:space="preserve"> si </w:t>
+      </w:r>
+      <w:r>
+        <w:rPr>
+          <w:lang w:val="ro-RO"/>
+        </w:rPr>
+        <w:t xml:space="preserve">Proprietățile </w:t>
+      </w:r>
+      <w:r>
+        <w:rPr>
+          <w:lang w:val="ro-RO"/>
+        </w:rPr>
+        <w:t>acestora</w:t>
       </w:r>
     </w:p>
     <w:p>
@@ -109,25 +181,7 @@
         <w:rPr>
           <w:lang w:val="ro-RO"/>
         </w:rPr>
-        <w:t>Fluxurile de înregistrare și autentificare</w:t>
-      </w:r>
-      <w:r>
-        <w:rPr>
-          <w:lang w:val="ro-RO"/>
-        </w:rPr>
-        <w:t xml:space="preserve"> si </w:t>
-      </w:r>
-      <w:r>
-        <w:rPr>
-          <w:lang w:val="ro-RO"/>
-        </w:rPr>
-        <w:t xml:space="preserve">Proprietățile </w:t>
-      </w:r>
-      <w:r>
-        <w:rPr>
-          <w:lang w:val="ro-RO"/>
-        </w:rPr>
-        <w:t>acestora</w:t>
+        <w:t>in final avem rezultatele si bibliografia</w:t>
       </w:r>
     </w:p>
     <w:p>
@@ -136,18 +190,6 @@
           <w:lang w:val="ro-RO"/>
         </w:rPr>
       </w:pPr>
-      <w:r>
-        <w:rPr>
-          <w:lang w:val="ro-RO"/>
-        </w:rPr>
-        <w:t xml:space="preserve">in final avem </w:t>
-      </w:r>
-      <w:r>
-        <w:rPr>
-          <w:lang w:val="ro-RO"/>
-        </w:rPr>
-        <w:t>rezultatele si bibliografia</w:t>
-      </w:r>
     </w:p>
     <w:p>
       <w:pPr>
@@ -155,6 +197,12 @@
           <w:lang w:val="ro-RO"/>
         </w:rPr>
       </w:pPr>
+      <w:r>
+        <w:rPr>
+          <w:lang w:val="ro-RO"/>
+        </w:rPr>
+        <w:t>Slide 3 - Introducere</w:t>
+      </w:r>
     </w:p>
     <w:p>
       <w:pPr>
@@ -166,7 +214,103 @@
         <w:rPr>
           <w:lang w:val="ro-RO"/>
         </w:rPr>
-        <w:t>Slide 3 - Introducere</w:t>
+        <w:t xml:space="preserve">Tema pornește de la </w:t>
+      </w:r>
+      <w:r>
+        <w:rPr>
+          <w:lang w:val="ro-RO"/>
+        </w:rPr>
+        <w:t>câteva</w:t>
+      </w:r>
+      <w:r>
+        <w:rPr>
+          <w:lang w:val="ro-RO"/>
+        </w:rPr>
+        <w:t xml:space="preserve"> problem</w:t>
+      </w:r>
+      <w:r>
+        <w:rPr>
+          <w:lang w:val="ro-RO"/>
+        </w:rPr>
+        <w:t>e</w:t>
+      </w:r>
+      <w:r>
+        <w:rPr>
+          <w:lang w:val="ro-RO"/>
+        </w:rPr>
+        <w:t xml:space="preserve"> a aplicațiilor web</w:t>
+      </w:r>
+      <w:r>
+        <w:rPr>
+          <w:lang w:val="ro-RO"/>
+        </w:rPr>
+        <w:t xml:space="preserve"> care folosesc </w:t>
+      </w:r>
+      <w:r>
+        <w:rPr>
+          <w:lang w:val="ro-RO"/>
+        </w:rPr>
+        <w:t>un protocol de autentificare</w:t>
+      </w:r>
+      <w:r>
+        <w:rPr>
+          <w:lang w:val="ro-RO"/>
+        </w:rPr>
+        <w:t xml:space="preserve"> </w:t>
+      </w:r>
+      <w:r>
+        <w:rPr>
+          <w:lang w:val="ro-RO"/>
+        </w:rPr>
+        <w:t xml:space="preserve">OAuth </w:t>
+      </w:r>
+      <w:r>
+        <w:rPr>
+          <w:lang w:val="ro-RO"/>
+        </w:rPr>
+        <w:t xml:space="preserve">unde se </w:t>
+      </w:r>
+      <w:r>
+        <w:rPr>
+          <w:lang w:val="ro-RO"/>
+        </w:rPr>
+        <w:t>transmite un</w:t>
+      </w:r>
+      <w:r>
+        <w:rPr>
+          <w:lang w:val="ro-RO"/>
+        </w:rPr>
+        <w:t xml:space="preserve"> </w:t>
+      </w:r>
+      <w:r>
+        <w:rPr>
+          <w:lang w:val="ro-RO"/>
+        </w:rPr>
+        <w:t>secret către server</w:t>
+      </w:r>
+      <w:r>
+        <w:rPr>
+          <w:lang w:val="ro-RO"/>
+        </w:rPr>
+        <w:t>ul de autentificare</w:t>
+      </w:r>
+      <w:r>
+        <w:rPr>
+          <w:lang w:val="ro-RO"/>
+        </w:rPr>
+        <w:t>. Deși HTTPS reduce riscul interceptării, nu elimină vulnerabilităț</w:t>
+      </w:r>
+      <w:r>
+        <w:rPr>
+          <w:lang w:val="ro-RO"/>
+        </w:rPr>
+        <w:t>i</w:t>
+      </w:r>
+      <w:r>
+        <w:rPr>
+          <w:lang w:val="ro-RO"/>
+        </w:rPr>
+        <w:t xml:space="preserve"> precum breșele bazelor de date, reutilizarea parolelor sau atacurile de tip Store Now, Decrypt Later.</w:t>
       </w:r>
     </w:p>
     <w:p>
@@ -179,103 +323,84 @@
         <w:rPr>
           <w:lang w:val="ro-RO"/>
         </w:rPr>
-        <w:t xml:space="preserve">Tema pornește de la </w:t>
-      </w:r>
-      <w:r>
-        <w:rPr>
-          <w:lang w:val="ro-RO"/>
-        </w:rPr>
-        <w:t>cateva</w:t>
-      </w:r>
-      <w:r>
-        <w:rPr>
-          <w:lang w:val="ro-RO"/>
-        </w:rPr>
-        <w:t xml:space="preserve"> problem</w:t>
-      </w:r>
-      <w:r>
-        <w:rPr>
+        <w:t xml:space="preserve">Astfel, </w:t>
+      </w:r>
+      <w:r>
+        <w:rPr>
+          <w:u w:val="single"/>
+          <w:lang w:val="ro-RO"/>
+        </w:rPr>
+        <w:t>s</w:t>
+      </w:r>
+      <w:r>
+        <w:rPr>
+          <w:u w:val="single"/>
+          <w:lang w:val="ro-RO"/>
+        </w:rPr>
+        <w:t>oluți</w:t>
+      </w:r>
+      <w:r>
+        <w:rPr>
+          <w:u w:val="single"/>
+          <w:lang w:val="ro-RO"/>
+        </w:rPr>
+        <w:t>a</w:t>
+      </w:r>
+      <w:r>
+        <w:rPr>
+          <w:lang w:val="ro-RO"/>
+        </w:rPr>
+        <w:t xml:space="preserve"> </w:t>
+      </w:r>
+      <w:r>
+        <w:rPr>
+          <w:lang w:val="ro-RO"/>
+        </w:rPr>
+        <w:t>propusă constă în proiectarea unui protocol de autentificare în care parola nu este transmisă niciodată către server</w:t>
+      </w:r>
+      <w:r>
+        <w:rPr>
+          <w:lang w:val="ro-RO"/>
+        </w:rPr>
+        <w:t xml:space="preserve">-ul de autentificare iar prin </w:t>
+      </w:r>
+      <w:r>
+        <w:rPr>
+          <w:lang w:val="ro-RO"/>
+        </w:rPr>
+        <w:t>integrarea schemei de identficare Schnorr am putea folosi demonst</w:t>
+      </w:r>
+      <w:r>
+        <w:rPr>
+          <w:lang w:val="ro-RO"/>
+        </w:rPr>
+        <w:t>ratii</w:t>
+      </w:r>
+      <w:r>
+        <w:rPr>
+          <w:lang w:val="ro-RO"/>
+        </w:rPr>
+        <w:t xml:space="preserve"> cu cunostinte zero pentru a elimina si </w:t>
+      </w:r>
+      <w:r>
+        <w:rPr>
+          <w:u w:val="single"/>
           <w:lang w:val="ro-RO"/>
         </w:rPr>
         <w:t>e</w:t>
       </w:r>
       <w:r>
         <w:rPr>
-          <w:lang w:val="ro-RO"/>
-        </w:rPr>
-        <w:t xml:space="preserve"> a aplicațiilor web</w:t>
-      </w:r>
-      <w:r>
-        <w:rPr>
-          <w:lang w:val="ro-RO"/>
-        </w:rPr>
-        <w:t xml:space="preserve"> care folosesc </w:t>
-      </w:r>
-      <w:r>
-        <w:rPr>
-          <w:lang w:val="ro-RO"/>
-        </w:rPr>
-        <w:t>un protocol de autentificare</w:t>
-      </w:r>
-      <w:r>
-        <w:rPr>
-          <w:lang w:val="ro-RO"/>
-        </w:rPr>
-        <w:t xml:space="preserve"> </w:t>
-      </w:r>
-      <w:r>
-        <w:rPr>
-          <w:lang w:val="ro-RO"/>
-        </w:rPr>
-        <w:t xml:space="preserve">OAuth </w:t>
-      </w:r>
-      <w:r>
-        <w:rPr>
-          <w:lang w:val="ro-RO"/>
-        </w:rPr>
-        <w:t xml:space="preserve">unde se </w:t>
-      </w:r>
-      <w:r>
-        <w:rPr>
-          <w:lang w:val="ro-RO"/>
-        </w:rPr>
-        <w:t>transmite un</w:t>
-      </w:r>
-      <w:r>
-        <w:rPr>
-          <w:lang w:val="ro-RO"/>
-        </w:rPr>
-        <w:t xml:space="preserve"> </w:t>
-      </w:r>
-      <w:r>
-        <w:rPr>
-          <w:lang w:val="ro-RO"/>
-        </w:rPr>
-        <w:t>secret către server</w:t>
-      </w:r>
-      <w:r>
-        <w:rPr>
-          <w:lang w:val="ro-RO"/>
-        </w:rPr>
-        <w:t>ul de autentificare</w:t>
-      </w:r>
-      <w:r>
-        <w:rPr>
-          <w:lang w:val="ro-RO"/>
-        </w:rPr>
-        <w:t>. Deși HTTPS reduce riscul interceptării, nu elimină vulnerabilităț</w:t>
-      </w:r>
-      <w:r>
-        <w:rPr>
-          <w:lang w:val="ro-RO"/>
-        </w:rPr>
-        <w:t>i</w:t>
-      </w:r>
-      <w:r>
-        <w:rPr>
-          <w:lang w:val="ro-RO"/>
-        </w:rPr>
-        <w:t xml:space="preserve"> precum breșele bazelor de date, reutilizarea parolelor sau atacurile de tip Store Now, Decrypt Later.</w:t>
+          <w:u w:val="single"/>
+          <w:lang w:val="ro-RO"/>
+        </w:rPr>
+        <w:t>vita</w:t>
+      </w:r>
+      <w:r>
+        <w:rPr>
+          <w:lang w:val="ro-RO"/>
+        </w:rPr>
+        <w:t xml:space="preserve"> cateva vulnerabilitati.</w:t>
       </w:r>
     </w:p>
     <w:p>
@@ -284,6 +409,12 @@
           <w:lang w:val="ro-RO"/>
         </w:rPr>
       </w:pPr>
+      <w:r>
+        <w:rPr>
+          <w:lang w:val="ro-RO"/>
+        </w:rPr>
+        <w:t>Din moment ce protocolul e destinat pentru aplicatii web, am introdus si un formular de autentificare pe care il poate folosi o aplicatie web.</w:t>
+      </w:r>
     </w:p>
     <w:p>
       <w:pPr>
@@ -291,42 +422,6 @@
           <w:lang w:val="ro-RO"/>
         </w:rPr>
       </w:pPr>
-      <w:r>
-        <w:rPr>
-          <w:lang w:val="ro-RO"/>
-        </w:rPr>
-        <w:t>Astfel, S</w:t>
-      </w:r>
-      <w:r>
-        <w:rPr>
-          <w:lang w:val="ro-RO"/>
-        </w:rPr>
-        <w:t>oluți</w:t>
-      </w:r>
-      <w:r>
-        <w:rPr>
-          <w:lang w:val="ro-RO"/>
-        </w:rPr>
-        <w:t xml:space="preserve">a </w:t>
-      </w:r>
-      <w:r>
-        <w:rPr>
-          <w:lang w:val="ro-RO"/>
-        </w:rPr>
-        <w:t>propusă constă în proiectarea unui protocol de autentificare în care parola nu este transmisă niciodată către server</w:t>
-      </w:r>
-      <w:r>
-        <w:rPr>
-          <w:lang w:val="ro-RO"/>
-        </w:rPr>
-        <w:t xml:space="preserve">-ul de autentificare iar prin </w:t>
-      </w:r>
-      <w:r>
-        <w:rPr>
-          <w:lang w:val="ro-RO"/>
-        </w:rPr>
-        <w:t>integrarea schemei de identficare Schnorr interactiva am putea folosi demonstrii cu cunostinte zero pentru a elimina si Evita cateva vulnerabilitati.</w:t>
-      </w:r>
     </w:p>
     <w:p>
       <w:pPr>
@@ -338,7 +433,7 @@
         <w:rPr>
           <w:lang w:val="ro-RO"/>
         </w:rPr>
-        <w:t>Din moment ce protocol-ul e destinat pentru aplicatii web, am introdus si un formular de autentificare standard pe care il poate folosi o aplicatie web.</w:t>
+        <w:t>Slide 4 - Tehnologii</w:t>
       </w:r>
     </w:p>
     <w:p>
@@ -347,6 +442,54 @@
           <w:lang w:val="ro-RO"/>
         </w:rPr>
       </w:pPr>
+      <w:r>
+        <w:rPr>
+          <w:lang w:val="ro-RO"/>
+        </w:rPr>
+        <w:t xml:space="preserve">Python </w:t>
+      </w:r>
+      <w:r>
+        <w:rPr>
+          <w:lang w:val="ro-RO"/>
+        </w:rPr>
+        <w:t>cu</w:t>
+      </w:r>
+      <w:r>
+        <w:rPr>
+          <w:lang w:val="ro-RO"/>
+        </w:rPr>
+        <w:t xml:space="preserve"> Flask a fost ales pentru </w:t>
+      </w:r>
+      <w:r>
+        <w:rPr>
+          <w:lang w:val="ro-RO"/>
+        </w:rPr>
+        <w:t xml:space="preserve">partea de </w:t>
+      </w:r>
+      <w:r>
+        <w:rPr>
+          <w:lang w:val="ro-RO"/>
+        </w:rPr>
+        <w:t xml:space="preserve">server datorită </w:t>
+      </w:r>
+      <w:r>
+        <w:rPr>
+          <w:lang w:val="ro-RO"/>
+        </w:rPr>
+        <w:t xml:space="preserve">felxibilitatii cu o multitudine de </w:t>
+      </w:r>
+      <w:r>
+        <w:rPr>
+          <w:lang w:val="ro-RO"/>
+        </w:rPr>
+        <w:t>bibliot</w:t>
+      </w:r>
+      <w:r>
+        <w:rPr>
+          <w:lang w:val="ro-RO"/>
+        </w:rPr>
+        <w:t>eci.</w:t>
+      </w:r>
     </w:p>
     <w:p>
       <w:pPr>
@@ -358,7 +501,31 @@
         <w:rPr>
           <w:lang w:val="ro-RO"/>
         </w:rPr>
-        <w:t>Slide 4 - Tehnologii</w:t>
+        <w:t xml:space="preserve">JavaScript, HTML și CSS au fost utilizate pe partea de client, </w:t>
+      </w:r>
+      <w:r>
+        <w:rPr>
+          <w:lang w:val="ro-RO"/>
+        </w:rPr>
+        <w:t>deoarece ofera</w:t>
+      </w:r>
+      <w:r>
+        <w:rPr>
+          <w:lang w:val="ro-RO"/>
+        </w:rPr>
+        <w:t xml:space="preserve"> compatibilitate </w:t>
+      </w:r>
+      <w:r>
+        <w:rPr>
+          <w:lang w:val="ro-RO"/>
+        </w:rPr>
+        <w:t>cu majoritatea framework-urilor folosite de aplicatii web</w:t>
+      </w:r>
+      <w:r>
+        <w:rPr>
+          <w:lang w:val="ro-RO"/>
+        </w:rPr>
+        <w:t>.</w:t>
       </w:r>
     </w:p>
     <w:p>
@@ -367,54 +534,6 @@
           <w:lang w:val="ro-RO"/>
         </w:rPr>
       </w:pPr>
-      <w:r>
-        <w:rPr>
-          <w:lang w:val="ro-RO"/>
-        </w:rPr>
-        <w:t xml:space="preserve">Python </w:t>
-      </w:r>
-      <w:r>
-        <w:rPr>
-          <w:lang w:val="ro-RO"/>
-        </w:rPr>
-        <w:t>cu</w:t>
-      </w:r>
-      <w:r>
-        <w:rPr>
-          <w:lang w:val="ro-RO"/>
-        </w:rPr>
-        <w:t xml:space="preserve"> Flask a fost ales pentru </w:t>
-      </w:r>
-      <w:r>
-        <w:rPr>
-          <w:lang w:val="ro-RO"/>
-        </w:rPr>
-        <w:t xml:space="preserve">partea de </w:t>
-      </w:r>
-      <w:r>
-        <w:rPr>
-          <w:lang w:val="ro-RO"/>
-        </w:rPr>
-        <w:t xml:space="preserve">server datorită </w:t>
-      </w:r>
-      <w:r>
-        <w:rPr>
-          <w:lang w:val="ro-RO"/>
-        </w:rPr>
-        <w:t xml:space="preserve">felxibilitatii cu o multitudine de </w:t>
-      </w:r>
-      <w:r>
-        <w:rPr>
-          <w:lang w:val="ro-RO"/>
-        </w:rPr>
-        <w:t>biblioteci și capacității de iterare rapidă</w:t>
-      </w:r>
-      <w:r>
-        <w:rPr>
-          <w:lang w:val="ro-RO"/>
-        </w:rPr>
-        <w:t xml:space="preserve">, </w:t>
-      </w:r>
     </w:p>
     <w:p>
       <w:pPr>
@@ -426,31 +545,7 @@
         <w:rPr>
           <w:lang w:val="ro-RO"/>
         </w:rPr>
-        <w:t xml:space="preserve">JavaScript, HTML și CSS au fost utilizate pe partea de client, </w:t>
-      </w:r>
-      <w:r>
-        <w:rPr>
-          <w:lang w:val="ro-RO"/>
-        </w:rPr>
-        <w:t>deoarece ofera</w:t>
-      </w:r>
-      <w:r>
-        <w:rPr>
-          <w:lang w:val="ro-RO"/>
-        </w:rPr>
-        <w:t xml:space="preserve"> compatibilitate </w:t>
-      </w:r>
-      <w:r>
-        <w:rPr>
-          <w:lang w:val="ro-RO"/>
-        </w:rPr>
-        <w:t>cu majoritatea framework-urilor folosite de aplicatii web</w:t>
-      </w:r>
-      <w:r>
-        <w:rPr>
-          <w:lang w:val="ro-RO"/>
-        </w:rPr>
-        <w:t>.</w:t>
+        <w:t>Slide 5 - Arhitectură</w:t>
       </w:r>
     </w:p>
     <w:p>
@@ -459,6 +554,24 @@
           <w:lang w:val="ro-RO"/>
         </w:rPr>
       </w:pPr>
+      <w:r>
+        <w:rPr>
+          <w:lang w:val="ro-RO"/>
+        </w:rPr>
+        <w:t xml:space="preserve">Arhitectura este </w:t>
+      </w:r>
+      <w:r>
+        <w:rPr>
+          <w:lang w:val="ro-RO"/>
+        </w:rPr>
+        <w:t xml:space="preserve">pe </w:t>
+      </w:r>
+      <w:r>
+        <w:rPr>
+          <w:lang w:val="ro-RO"/>
+        </w:rPr>
+        <w:t xml:space="preserve">trei niveluri. </w:t>
+      </w:r>
     </w:p>
     <w:p>
       <w:pPr>
@@ -470,7 +583,79 @@
         <w:rPr>
           <w:lang w:val="ro-RO"/>
         </w:rPr>
-        <w:t>Slide 5 - Arhitectură</w:t>
+        <w:t xml:space="preserve">Nivelul de prezentare cuprinde </w:t>
+      </w:r>
+      <w:r>
+        <w:rPr>
+          <w:lang w:val="ro-RO"/>
+        </w:rPr>
+        <w:t xml:space="preserve">dispozitivul sau </w:t>
+      </w:r>
+      <w:r>
+        <w:rPr>
+          <w:lang w:val="ro-RO"/>
+        </w:rPr>
+        <w:t>interfața</w:t>
+      </w:r>
+      <w:r>
+        <w:rPr>
+          <w:lang w:val="ro-RO"/>
+        </w:rPr>
+        <w:t xml:space="preserve"> web pe care </w:t>
+      </w:r>
+      <w:r>
+        <w:rPr>
+          <w:lang w:val="ro-RO"/>
+        </w:rPr>
+        <w:t>utilizatorul</w:t>
+      </w:r>
+      <w:r>
+        <w:rPr>
+          <w:lang w:val="ro-RO"/>
+        </w:rPr>
+        <w:t xml:space="preserve"> introduce sau </w:t>
+      </w:r>
+      <w:r>
+        <w:rPr>
+          <w:lang w:val="ro-RO"/>
+        </w:rPr>
+        <w:t>deține</w:t>
+      </w:r>
+      <w:r>
+        <w:rPr>
+          <w:lang w:val="ro-RO"/>
+        </w:rPr>
+        <w:t xml:space="preserve"> </w:t>
+      </w:r>
+      <w:r>
+        <w:rPr>
+          <w:lang w:val="ro-RO"/>
+        </w:rPr>
+        <w:t>cre</w:t>
+      </w:r>
+      <w:r>
+        <w:rPr>
+          <w:lang w:val="ro-RO"/>
+        </w:rPr>
+        <w:t>dențialele</w:t>
+      </w:r>
+      <w:r>
+        <w:rPr>
+          <w:lang w:val="ro-RO"/>
+        </w:rPr>
+        <w:t xml:space="preserve"> si unde se </w:t>
+      </w:r>
+      <w:r>
+        <w:rPr>
+          <w:lang w:val="ro-RO"/>
+        </w:rPr>
+        <w:t>inițiază</w:t>
+      </w:r>
+      <w:r>
+        <w:rPr>
+          <w:lang w:val="ro-RO"/>
+        </w:rPr>
+        <w:t xml:space="preserve"> procedura de autenficare</w:t>
       </w:r>
     </w:p>
     <w:p>
@@ -483,13 +668,13 @@
         <w:rPr>
           <w:lang w:val="ro-RO"/>
         </w:rPr>
-        <w:t xml:space="preserve">Arhitectura este de tip trei niveluri. Nivelul de prezentare cuprinde </w:t>
-      </w:r>
-      <w:r>
-        <w:rPr>
-          <w:lang w:val="ro-RO"/>
-        </w:rPr>
-        <w:t>dispozitivul sau interfata web pe care utlizatorul introduce sau detine credentialele si unde se initiaza procedura de autenficare</w:t>
+        <w:t xml:space="preserve">Nivelul de aplicație, gestionează logica </w:t>
+      </w:r>
+      <w:r>
+        <w:rPr>
+          <w:lang w:val="ro-RO"/>
+        </w:rPr>
+        <w:t>de verificare si autentificare a user-ului, a sesiunii si emiterea token-ului</w:t>
       </w:r>
     </w:p>
     <w:p>
@@ -498,6 +683,72 @@
           <w:lang w:val="ro-RO"/>
         </w:rPr>
       </w:pPr>
+      <w:r>
+        <w:rPr>
+          <w:lang w:val="ro-RO"/>
+        </w:rPr>
+        <w:t>Nivelul de date conține baz</w:t>
+      </w:r>
+      <w:r>
+        <w:rPr>
+          <w:lang w:val="ro-RO"/>
+        </w:rPr>
+        <w:t>ele</w:t>
+      </w:r>
+      <w:r>
+        <w:rPr>
+          <w:lang w:val="ro-RO"/>
+        </w:rPr>
+        <w:t xml:space="preserve"> </w:t>
+      </w:r>
+      <w:r>
+        <w:rPr>
+          <w:lang w:val="ro-RO"/>
+        </w:rPr>
+        <w:t xml:space="preserve">de date pentru stocarea </w:t>
+      </w:r>
+      <w:r>
+        <w:rPr>
+          <w:lang w:val="ro-RO"/>
+        </w:rPr>
+        <w:t>legaturii dintre user</w:t>
+      </w:r>
+      <w:r>
+        <w:rPr>
+          <w:lang w:val="ro-RO"/>
+        </w:rPr>
+        <w:t>,</w:t>
+      </w:r>
+      <w:r>
+        <w:rPr>
+          <w:lang w:val="ro-RO"/>
+        </w:rPr>
+        <w:t xml:space="preserve"> secretul public </w:t>
+      </w:r>
+      <w:r>
+        <w:rPr>
+          <w:lang w:val="ro-RO"/>
+        </w:rPr>
+        <w:t xml:space="preserve">si </w:t>
+      </w:r>
+      <w:r>
+        <w:rPr>
+          <w:lang w:val="ro-RO"/>
+        </w:rPr>
+        <w:t>resursel</w:t>
+      </w:r>
+      <w:r>
+        <w:rPr>
+          <w:lang w:val="ro-RO"/>
+        </w:rPr>
+        <w:t xml:space="preserve">e </w:t>
+      </w:r>
+      <w:r>
+        <w:rPr>
+          <w:lang w:val="ro-RO"/>
+        </w:rPr>
+        <w:t xml:space="preserve">protejate </w:t>
+      </w:r>
     </w:p>
     <w:p>
       <w:pPr>
@@ -505,18 +756,6 @@
           <w:lang w:val="ro-RO"/>
         </w:rPr>
       </w:pPr>
-      <w:r>
-        <w:rPr>
-          <w:lang w:val="ro-RO"/>
-        </w:rPr>
-        <w:t xml:space="preserve">Nivelul de aplicație, gestionează logica </w:t>
-      </w:r>
-      <w:r>
-        <w:rPr>
-          <w:lang w:val="ro-RO"/>
-        </w:rPr>
-        <w:t>de verificare si autentificare a user-ului, a sesiunii si emiterea token-ului</w:t>
-      </w:r>
     </w:p>
     <w:p>
       <w:pPr>
@@ -528,55 +767,7 @@
         <w:rPr>
           <w:lang w:val="ro-RO"/>
         </w:rPr>
-        <w:t>Nivelul de date conține baz</w:t>
-      </w:r>
-      <w:r>
-        <w:rPr>
-          <w:lang w:val="ro-RO"/>
-        </w:rPr>
-        <w:t>ele</w:t>
-      </w:r>
-      <w:r>
-        <w:rPr>
-          <w:lang w:val="ro-RO"/>
-        </w:rPr>
-        <w:t xml:space="preserve"> </w:t>
-      </w:r>
-      <w:r>
-        <w:rPr>
-          <w:lang w:val="ro-RO"/>
-        </w:rPr>
-        <w:t xml:space="preserve">de date pentru stocarea </w:t>
-      </w:r>
-      <w:r>
-        <w:rPr>
-          <w:lang w:val="ro-RO"/>
-        </w:rPr>
-        <w:t xml:space="preserve">legaturii dintre user si secretul public si </w:t>
-      </w:r>
-      <w:r>
-        <w:rPr>
-          <w:lang w:val="ro-RO"/>
-        </w:rPr>
-        <w:t xml:space="preserve">dintre user si </w:t>
-      </w:r>
-      <w:r>
-        <w:rPr>
-          <w:lang w:val="ro-RO"/>
-        </w:rPr>
-        <w:t>resursel</w:t>
-      </w:r>
-      <w:r>
-        <w:rPr>
-          <w:lang w:val="ro-RO"/>
-        </w:rPr>
-        <w:t xml:space="preserve">e </w:t>
-      </w:r>
-      <w:r>
-        <w:rPr>
-          <w:lang w:val="ro-RO"/>
-        </w:rPr>
-        <w:t>protejate din aplicatia web.</w:t>
+        <w:t>Slide 6 - Algoritmul Schnorr</w:t>
       </w:r>
     </w:p>
     <w:p>
@@ -585,6 +776,73 @@
           <w:lang w:val="ro-RO"/>
         </w:rPr>
       </w:pPr>
+      <w:r>
+        <w:rPr>
+          <w:lang w:val="ro-RO"/>
+        </w:rPr>
+        <w:lastRenderedPageBreak/>
+        <w:t>Schema Schnorr interactivă se bazează pe dificultatea problemei logaritmului discret</w:t>
+      </w:r>
+      <w:r>
+        <w:rPr>
+          <w:lang w:val="ro-RO"/>
+        </w:rPr>
+        <w:t xml:space="preserve"> </w:t>
+      </w:r>
+      <w:r>
+        <w:rPr>
+          <w:lang w:val="ro-RO"/>
+        </w:rPr>
+        <w:t xml:space="preserve">si e </w:t>
+      </w:r>
+      <w:r>
+        <w:rPr>
+          <w:lang w:val="ro-RO"/>
+        </w:rPr>
+        <w:t>folosit</w:t>
+      </w:r>
+      <w:r>
+        <w:rPr>
+          <w:lang w:val="ro-RO"/>
+        </w:rPr>
+        <w:t>a</w:t>
+      </w:r>
+      <w:r>
+        <w:rPr>
+          <w:lang w:val="ro-RO"/>
+        </w:rPr>
+        <w:t xml:space="preserve"> in general</w:t>
+      </w:r>
+      <w:r>
+        <w:rPr>
+          <w:lang w:val="ro-RO"/>
+        </w:rPr>
+        <w:t xml:space="preserve"> in domeni</w:t>
+      </w:r>
+      <w:r>
+        <w:rPr>
+          <w:lang w:val="ro-RO"/>
+        </w:rPr>
+        <w:t>i</w:t>
+      </w:r>
+      <w:r>
+        <w:rPr>
+          <w:lang w:val="ro-RO"/>
+        </w:rPr>
+        <w:t xml:space="preserve"> </w:t>
+      </w:r>
+      <w:r>
+        <w:rPr>
+          <w:lang w:val="ro-RO"/>
+        </w:rPr>
+        <w:t xml:space="preserve">precum </w:t>
+      </w:r>
+      <w:r>
+        <w:rPr>
+          <w:lang w:val="ro-RO"/>
+        </w:rPr>
+        <w:t>iot, blockchain sau alte aplicatii zkp.</w:t>
+      </w:r>
     </w:p>
     <w:p>
       <w:pPr>
@@ -596,7 +854,55 @@
         <w:rPr>
           <w:lang w:val="ro-RO"/>
         </w:rPr>
-        <w:t>Slide 6 - Algoritmul Schnorr</w:t>
+        <w:t xml:space="preserve">Algoritmul </w:t>
+      </w:r>
+      <w:r>
+        <w:rPr>
+          <w:lang w:val="ro-RO"/>
+        </w:rPr>
+        <w:t>incepe prin a alege un numar prim P, un factor Q si un generator astfel incat G la Q</w:t>
+      </w:r>
+      <w:r>
+        <w:rPr>
+          <w:lang w:val="ro-RO"/>
+        </w:rPr>
+        <w:t xml:space="preserve"> </w:t>
+      </w:r>
+      <w:r>
+        <w:rPr>
+          <w:lang w:val="ro-RO"/>
+        </w:rPr>
+        <w:t>mod P =1</w:t>
+      </w:r>
+      <w:r>
+        <w:rPr>
+          <w:lang w:val="ro-RO"/>
+        </w:rPr>
+        <w:t>, restul parametrilor sunt din spati</w:t>
+      </w:r>
+      <w:r>
+        <w:rPr>
+          <w:lang w:val="ro-RO"/>
+        </w:rPr>
+        <w:t>u</w:t>
+      </w:r>
+      <w:r>
+        <w:rPr>
+          <w:lang w:val="ro-RO"/>
+        </w:rPr>
+        <w:t xml:space="preserve">l </w:t>
+      </w:r>
+      <w:r>
+        <w:rPr>
+          <w:lang w:val="ro-RO"/>
+        </w:rPr>
+        <w:t xml:space="preserve">lui </w:t>
+      </w:r>
+      <w:r>
+        <w:rPr>
+          <w:lang w:val="ro-RO"/>
+        </w:rPr>
+        <w:t>Q</w:t>
       </w:r>
     </w:p>
     <w:p>
@@ -609,13 +915,109 @@
         <w:rPr>
           <w:lang w:val="ro-RO"/>
         </w:rPr>
-        <w:t>Schema Schnorr interactivă se bazează pe dificultatea problemei logaritmului discret</w:t>
-      </w:r>
-      <w:r>
-        <w:rPr>
-          <w:lang w:val="ro-RO"/>
-        </w:rPr>
-        <w:t xml:space="preserve"> folosit in domeniul iot, blockchain sau alte aplicatii zkp.</w:t>
+        <w:t xml:space="preserve">Prima data, in faza de initializare, se genereaza o cheie </w:t>
+      </w:r>
+      <w:r>
+        <w:rPr>
+          <w:lang w:val="ro-RO"/>
+        </w:rPr>
+        <w:t xml:space="preserve">publica </w:t>
+      </w:r>
+      <w:r>
+        <w:rPr>
+          <w:lang w:val="ro-RO"/>
+        </w:rPr>
+        <w:t xml:space="preserve">y de </w:t>
+      </w:r>
+      <w:r>
+        <w:rPr>
+          <w:lang w:val="ro-RO"/>
+        </w:rPr>
+        <w:t>către</w:t>
+      </w:r>
+      <w:r>
+        <w:rPr>
+          <w:lang w:val="ro-RO"/>
+        </w:rPr>
+        <w:t xml:space="preserve"> </w:t>
+      </w:r>
+      <w:r>
+        <w:rPr>
+          <w:lang w:val="ro-RO"/>
+        </w:rPr>
+        <w:t>P</w:t>
+      </w:r>
+      <w:r>
+        <w:rPr>
+          <w:lang w:val="ro-RO"/>
+        </w:rPr>
+        <w:t>rover si se trimite la verifier, mai apoi, in sesiune</w:t>
+      </w:r>
+      <w:r>
+        <w:rPr>
+          <w:lang w:val="ro-RO"/>
+        </w:rPr>
+        <w:t>a</w:t>
+      </w:r>
+      <w:r>
+        <w:rPr>
+          <w:lang w:val="ro-RO"/>
+        </w:rPr>
+        <w:t xml:space="preserve"> de identificare, proverul trimite un angajament catre verifier, acesta ii intoarce o provocare </w:t>
+      </w:r>
+      <w:r>
+        <w:rPr>
+          <w:lang w:val="ro-RO"/>
+        </w:rPr>
+        <w:t>aleatorie c</w:t>
+      </w:r>
+      <w:r>
+        <w:rPr>
+          <w:lang w:val="ro-RO"/>
+        </w:rPr>
+        <w:t xml:space="preserve"> di</w:t>
+      </w:r>
+      <w:r>
+        <w:rPr>
+          <w:lang w:val="ro-RO"/>
+        </w:rPr>
+        <w:t>n spati</w:t>
+      </w:r>
+      <w:r>
+        <w:rPr>
+          <w:lang w:val="ro-RO"/>
+        </w:rPr>
+        <w:t>u</w:t>
+      </w:r>
+      <w:r>
+        <w:rPr>
+          <w:lang w:val="ro-RO"/>
+        </w:rPr>
+        <w:t xml:space="preserve">l Q steluta, </w:t>
+      </w:r>
+      <w:r>
+        <w:rPr>
+          <w:lang w:val="ro-RO"/>
+        </w:rPr>
+        <w:t>P</w:t>
+      </w:r>
+      <w:r>
+        <w:rPr>
+          <w:lang w:val="ro-RO"/>
+        </w:rPr>
+        <w:t xml:space="preserve">roverul foloseste provocarea pentru a oferi o solutie care mai apoi e folosita de </w:t>
+      </w:r>
+      <w:r>
+        <w:rPr>
+          <w:lang w:val="ro-RO"/>
+        </w:rPr>
+        <w:t>V</w:t>
+      </w:r>
+      <w:r>
+        <w:rPr>
+          <w:lang w:val="ro-RO"/>
+        </w:rPr>
+        <w:t>erifier pentru a vedea daca se potriveste in egalitatea finala.</w:t>
       </w:r>
     </w:p>
     <w:p>
@@ -624,18 +1026,6 @@
           <w:lang w:val="ro-RO"/>
         </w:rPr>
       </w:pPr>
-      <w:r>
-        <w:rPr>
-          <w:lang w:val="ro-RO"/>
-        </w:rPr>
-        <w:t xml:space="preserve">Algoritmul </w:t>
-      </w:r>
-      <w:r>
-        <w:rPr>
-          <w:lang w:val="ro-RO"/>
-        </w:rPr>
-        <w:t>incepe prin a alege un numar prim mare P, un factor Q si un generator astfel incat G la Q, restul parametrilor sunt din spatial lui factorului Q</w:t>
-      </w:r>
     </w:p>
     <w:p>
       <w:pPr>
@@ -647,25 +1037,7 @@
         <w:rPr>
           <w:lang w:val="ro-RO"/>
         </w:rPr>
-        <w:t xml:space="preserve">Prima data, in faza de initializare, se genereaza o cheie y de catre prover si se trimite la verifier, mai apoi, n in sesiune de identificare, proverul trimite un angajament catre verifier, acesta ii intoarce o provocare </w:t>
-      </w:r>
-      <w:r>
-        <w:rPr>
-          <w:lang w:val="ro-RO"/>
-        </w:rPr>
-        <w:t>aleatorie c</w:t>
-      </w:r>
-      <w:r>
-        <w:rPr>
-          <w:lang w:val="ro-RO"/>
-        </w:rPr>
-        <w:t xml:space="preserve"> di</w:t>
-      </w:r>
-      <w:r>
-        <w:rPr>
-          <w:lang w:val="ro-RO"/>
-        </w:rPr>
-        <w:t>n spatial Q steluta, proverul foloseste provocarea pentru a oferi o solutie care mai apoi e folosita de verifier pentru a vedea daca se potriveste in egalitatea finala.</w:t>
+        <w:t>Slide 7 - Fluxul de înregistrare</w:t>
       </w:r>
     </w:p>
     <w:p>
@@ -674,6 +1046,90 @@
           <w:lang w:val="ro-RO"/>
         </w:rPr>
       </w:pPr>
+      <w:r>
+        <w:rPr>
+          <w:lang w:val="ro-RO"/>
+        </w:rPr>
+        <w:t xml:space="preserve">Astfel, in implementare, </w:t>
+      </w:r>
+      <w:r>
+        <w:rPr>
+          <w:lang w:val="ro-RO"/>
+        </w:rPr>
+        <w:t>protocolul</w:t>
+      </w:r>
+      <w:r>
+        <w:rPr>
+          <w:lang w:val="ro-RO"/>
+        </w:rPr>
+        <w:t xml:space="preserve"> </w:t>
+      </w:r>
+      <w:r>
+        <w:rPr>
+          <w:lang w:val="ro-RO"/>
+        </w:rPr>
+        <w:t>începe</w:t>
+      </w:r>
+      <w:r>
+        <w:rPr>
+          <w:lang w:val="ro-RO"/>
+        </w:rPr>
+        <w:t xml:space="preserve"> cu inregistrarea unde userul introduce creden</w:t>
+      </w:r>
+      <w:r>
+        <w:rPr>
+          <w:lang w:val="ro-RO"/>
+        </w:rPr>
+        <w:t>ț</w:t>
+      </w:r>
+      <w:r>
+        <w:rPr>
+          <w:lang w:val="ro-RO"/>
+        </w:rPr>
+        <w:t xml:space="preserve">ialele, </w:t>
+      </w:r>
+      <w:r>
+        <w:rPr>
+          <w:lang w:val="ro-RO"/>
+        </w:rPr>
+        <w:t>aplicația</w:t>
+      </w:r>
+      <w:r>
+        <w:rPr>
+          <w:lang w:val="ro-RO"/>
+        </w:rPr>
+        <w:t xml:space="preserve"> </w:t>
+      </w:r>
+      <w:r>
+        <w:rPr>
+          <w:lang w:val="ro-RO"/>
+        </w:rPr>
+        <w:t xml:space="preserve">face rost de parametrii globali de la server-ul de autentificare, </w:t>
+      </w:r>
+      <w:r>
+        <w:rPr>
+          <w:lang w:val="ro-RO"/>
+        </w:rPr>
+        <w:t>aplicația</w:t>
+      </w:r>
+      <w:r>
+        <w:rPr>
+          <w:lang w:val="ro-RO"/>
+        </w:rPr>
+        <w:t xml:space="preserve"> </w:t>
+      </w:r>
+      <w:r>
+        <w:rPr>
+          <w:lang w:val="ro-RO"/>
+        </w:rPr>
+        <w:t>deriveaza</w:t>
+      </w:r>
+      <w:r>
+        <w:rPr>
+          <w:lang w:val="ro-RO"/>
+        </w:rPr>
+        <w:t xml:space="preserve"> x folosind parola care mai apoi e folosit pentru y si trimis la server care isi face verificarile propuse si salveaza legatura dintre y si utilizator.</w:t>
+      </w:r>
     </w:p>
     <w:p>
       <w:pPr>
@@ -685,7 +1141,19 @@
         <w:rPr>
           <w:lang w:val="ro-RO"/>
         </w:rPr>
-        <w:t>Slide 7 - Fluxul de înregistrare</w:t>
+        <w:t>(DETALII DESPRE</w:t>
+      </w:r>
+      <w:r>
+        <w:rPr>
+          <w:lang w:val="ro-RO"/>
+        </w:rPr>
+        <w:t xml:space="preserve"> verficare payload, aparteneta la subgroup, verificare daca e inregistrat deja</w:t>
+      </w:r>
+      <w:r>
+        <w:rPr>
+          <w:lang w:val="ro-RO"/>
+        </w:rPr>
+        <w:t>)</w:t>
       </w:r>
     </w:p>
     <w:p>
@@ -694,36 +1162,6 @@
           <w:lang w:val="ro-RO"/>
         </w:rPr>
       </w:pPr>
-      <w:r>
-        <w:rPr>
-          <w:lang w:val="ro-RO"/>
-        </w:rPr>
-        <w:t xml:space="preserve">Astfel, in implementare, </w:t>
-      </w:r>
-      <w:r>
-        <w:rPr>
-          <w:lang w:val="ro-RO"/>
-        </w:rPr>
-        <w:t>s-</w:t>
-      </w:r>
-      <w:r>
-        <w:rPr>
-          <w:lang w:val="ro-RO"/>
-        </w:rPr>
-        <w:t xml:space="preserve">ar incepe cu inregistrarea unde userul introduce credentialele, </w:t>
-      </w:r>
-      <w:r>
-        <w:rPr>
-          <w:lang w:val="ro-RO"/>
-        </w:rPr>
-        <w:t xml:space="preserve">aplicatia </w:t>
-      </w:r>
-      <w:r>
-        <w:rPr>
-          <w:lang w:val="ro-RO"/>
-        </w:rPr>
-        <w:t>face rost de parametrii globali de la server-ul de autentificare, aplicatia calculeaza x folosind parola care mai apoi e folosit pentru y si trimis la server care isi face verificarile propuse si salveaza legatura dintre y si utilizator.</w:t>
-      </w:r>
     </w:p>
     <w:p>
       <w:pPr>
@@ -735,19 +1173,7 @@
         <w:rPr>
           <w:lang w:val="ro-RO"/>
         </w:rPr>
-        <w:t>(DETALII DESPRE</w:t>
-      </w:r>
-      <w:r>
-        <w:rPr>
-          <w:lang w:val="ro-RO"/>
-        </w:rPr>
-        <w:t xml:space="preserve"> verficare payload, aparteneta la subgroup, verificare daca e inregistrat deja</w:t>
-      </w:r>
-      <w:r>
-        <w:rPr>
-          <w:lang w:val="ro-RO"/>
-        </w:rPr>
-        <w:t>)</w:t>
+        <w:t>Slide 8 - Autentificare (faza commit)</w:t>
       </w:r>
     </w:p>
     <w:p>
@@ -756,6 +1182,42 @@
           <w:lang w:val="ro-RO"/>
         </w:rPr>
       </w:pPr>
+      <w:r>
+        <w:rPr>
+          <w:lang w:val="ro-RO"/>
+        </w:rPr>
+        <w:t xml:space="preserve">La autenficare, dupa introducerea credentialelor si schimbul de parametrii, aplicatia client </w:t>
+      </w:r>
+      <w:r>
+        <w:rPr>
+          <w:lang w:val="ro-RO"/>
+        </w:rPr>
+        <w:t xml:space="preserve"> generează un nonce aleatoriu, calculează angajamentul </w:t>
+      </w:r>
+      <w:r>
+        <w:rPr>
+          <w:lang w:val="ro-RO"/>
+        </w:rPr>
+        <w:t xml:space="preserve">cu el </w:t>
+      </w:r>
+      <w:r>
+        <w:rPr>
+          <w:lang w:val="ro-RO"/>
+        </w:rPr>
+        <w:t xml:space="preserve">și îl transmite împreună cu </w:t>
+      </w:r>
+      <w:r>
+        <w:rPr>
+          <w:lang w:val="ro-RO"/>
+        </w:rPr>
+        <w:t>id-ul</w:t>
+      </w:r>
+      <w:r>
+        <w:rPr>
+          <w:lang w:val="ro-RO"/>
+        </w:rPr>
+        <w:t xml:space="preserve"> clientului. </w:t>
+      </w:r>
     </w:p>
     <w:p>
       <w:pPr>
@@ -767,7 +1229,67 @@
         <w:rPr>
           <w:lang w:val="ro-RO"/>
         </w:rPr>
-        <w:t>Slide 8 - Autentificare (faza commit)</w:t>
+        <w:t xml:space="preserve">Serverul validează </w:t>
+      </w:r>
+      <w:r>
+        <w:rPr>
+          <w:lang w:val="ro-RO"/>
+        </w:rPr>
+        <w:t>payload-ul</w:t>
+      </w:r>
+      <w:r>
+        <w:rPr>
+          <w:lang w:val="ro-RO"/>
+        </w:rPr>
+        <w:t xml:space="preserve">, creează o sesiune temporară </w:t>
+      </w:r>
+      <w:r>
+        <w:rPr>
+          <w:lang w:val="ro-RO"/>
+        </w:rPr>
+        <w:t>din care e creat</w:t>
+      </w:r>
+      <w:r>
+        <w:rPr>
+          <w:lang w:val="ro-RO"/>
+        </w:rPr>
+        <w:t>ă</w:t>
+      </w:r>
+      <w:r>
+        <w:rPr>
+          <w:lang w:val="ro-RO"/>
+        </w:rPr>
+        <w:t xml:space="preserve"> provocarea </w:t>
+      </w:r>
+      <w:r>
+        <w:rPr>
+          <w:lang w:val="ro-RO"/>
+        </w:rPr>
+        <w:t xml:space="preserve">și </w:t>
+      </w:r>
+      <w:r>
+        <w:rPr>
+          <w:lang w:val="ro-RO"/>
+        </w:rPr>
+        <w:t xml:space="preserve">o returnează </w:t>
+      </w:r>
+      <w:r>
+        <w:rPr>
+          <w:lang w:val="ro-RO"/>
+        </w:rPr>
+        <w:t xml:space="preserve">împreună cu </w:t>
+      </w:r>
+      <w:r>
+        <w:rPr>
+          <w:lang w:val="ro-RO"/>
+        </w:rPr>
+        <w:t>session id</w:t>
+      </w:r>
+      <w:r>
+        <w:rPr>
+          <w:lang w:val="ro-RO"/>
+        </w:rPr>
+        <w:t>.</w:t>
       </w:r>
     </w:p>
     <w:p>
@@ -780,43 +1302,7 @@
         <w:rPr>
           <w:lang w:val="ro-RO"/>
         </w:rPr>
-        <w:t xml:space="preserve">La autenficare, </w:t>
-      </w:r>
-      <w:r>
-        <w:rPr>
-          <w:lang w:val="ro-RO"/>
-        </w:rPr>
-        <w:t xml:space="preserve">dupa introducerea credentialelor si schimbul de parametrii, aplicatia client </w:t>
-      </w:r>
-      <w:r>
-        <w:rPr>
-          <w:lang w:val="ro-RO"/>
-        </w:rPr>
-        <w:t xml:space="preserve"> generează un nonce aleatoriu, calculează angajamentul </w:t>
-      </w:r>
-      <w:r>
-        <w:rPr>
-          <w:lang w:val="ro-RO"/>
-        </w:rPr>
-        <w:t xml:space="preserve">cu el </w:t>
-      </w:r>
-      <w:r>
-        <w:rPr>
-          <w:lang w:val="ro-RO"/>
-        </w:rPr>
-        <w:t xml:space="preserve">și îl transmite împreună cu </w:t>
-      </w:r>
-      <w:r>
-        <w:rPr>
-          <w:lang w:val="ro-RO"/>
-        </w:rPr>
-        <w:t>id-ul</w:t>
-      </w:r>
-      <w:r>
-        <w:rPr>
-          <w:lang w:val="ro-RO"/>
-        </w:rPr>
-        <w:t xml:space="preserve"> clientului. </w:t>
+        <w:t>(DETALII DESPRE hash e shake-256 )</w:t>
       </w:r>
     </w:p>
     <w:p>
@@ -825,72 +1311,6 @@
           <w:lang w:val="ro-RO"/>
         </w:rPr>
       </w:pPr>
-      <w:r>
-        <w:rPr>
-          <w:lang w:val="ro-RO"/>
-        </w:rPr>
-        <w:t xml:space="preserve">Serverul validează </w:t>
-      </w:r>
-      <w:r>
-        <w:rPr>
-          <w:lang w:val="ro-RO"/>
-        </w:rPr>
-        <w:t>payload-ul</w:t>
-      </w:r>
-      <w:r>
-        <w:rPr>
-          <w:lang w:val="ro-RO"/>
-        </w:rPr>
-        <w:t xml:space="preserve">, creează o sesiune temporară </w:t>
-      </w:r>
-      <w:r>
-        <w:rPr>
-          <w:lang w:val="ro-RO"/>
-        </w:rPr>
-        <w:t>din care e creat</w:t>
-      </w:r>
-      <w:r>
-        <w:rPr>
-          <w:lang w:val="ro-RO"/>
-        </w:rPr>
-        <w:t>ă</w:t>
-      </w:r>
-      <w:r>
-        <w:rPr>
-          <w:lang w:val="ro-RO"/>
-        </w:rPr>
-        <w:t xml:space="preserve"> provocarea </w:t>
-      </w:r>
-      <w:r>
-        <w:rPr>
-          <w:lang w:val="ro-RO"/>
-        </w:rPr>
-        <w:t xml:space="preserve">și </w:t>
-      </w:r>
-      <w:r>
-        <w:rPr>
-          <w:lang w:val="ro-RO"/>
-        </w:rPr>
-        <w:t xml:space="preserve">o returnează </w:t>
-      </w:r>
-      <w:r>
-        <w:rPr>
-          <w:lang w:val="ro-RO"/>
-        </w:rPr>
-        <w:t xml:space="preserve">împreună cu </w:t>
-      </w:r>
-      <w:r>
-        <w:rPr>
-          <w:lang w:val="ro-RO"/>
-        </w:rPr>
-        <w:t>session id</w:t>
-      </w:r>
-      <w:r>
-        <w:rPr>
-          <w:lang w:val="ro-RO"/>
-        </w:rPr>
-        <w:t>.</w:t>
-      </w:r>
     </w:p>
     <w:p>
       <w:pPr>
@@ -902,19 +1322,7 @@
         <w:rPr>
           <w:lang w:val="ro-RO"/>
         </w:rPr>
-        <w:t>(DETALII DESPRE</w:t>
-      </w:r>
-      <w:r>
-        <w:rPr>
-          <w:lang w:val="ro-RO"/>
-        </w:rPr>
-        <w:t xml:space="preserve"> hash e shake-256 </w:t>
-      </w:r>
-      <w:r>
-        <w:rPr>
-          <w:lang w:val="ro-RO"/>
-        </w:rPr>
-        <w:t>)</w:t>
+        <w:t>Slide 9 - Autentificare (faza verify)</w:t>
       </w:r>
     </w:p>
     <w:p>
@@ -923,6 +1331,66 @@
           <w:lang w:val="ro-RO"/>
         </w:rPr>
       </w:pPr>
+      <w:r>
+        <w:rPr>
+          <w:lang w:val="ro-RO"/>
+        </w:rPr>
+        <w:t>Mai departe</w:t>
+      </w:r>
+      <w:r>
+        <w:rPr>
+          <w:lang w:val="ro-RO"/>
+        </w:rPr>
+        <w:t xml:space="preserve">, in faza de verify </w:t>
+      </w:r>
+      <w:r>
+        <w:rPr>
+          <w:lang w:val="ro-RO"/>
+        </w:rPr>
+        <w:t xml:space="preserve">se </w:t>
+      </w:r>
+      <w:r>
+        <w:rPr>
+          <w:lang w:val="ro-RO"/>
+        </w:rPr>
+        <w:t xml:space="preserve">calculează </w:t>
+      </w:r>
+      <w:r>
+        <w:rPr>
+          <w:lang w:val="ro-RO"/>
+        </w:rPr>
+        <w:t xml:space="preserve">solutia folosindu-se de parametrul derivat, </w:t>
+      </w:r>
+      <w:r>
+        <w:rPr>
+          <w:lang w:val="ro-RO"/>
+        </w:rPr>
+        <w:t xml:space="preserve">și îl transmite </w:t>
+      </w:r>
+      <w:r>
+        <w:rPr>
+          <w:lang w:val="ro-RO"/>
+        </w:rPr>
+        <w:t>ca raspuns la provocare</w:t>
+      </w:r>
+      <w:r>
+        <w:rPr>
+          <w:lang w:val="ro-RO"/>
+        </w:rPr>
+        <w:t xml:space="preserve">. </w:t>
+      </w:r>
+      <w:r>
+        <w:rPr>
+          <w:lang w:val="ro-RO"/>
+        </w:rPr>
+        <w:t xml:space="preserve">Se face egalitatea finala si daca e corecta, atunci se </w:t>
+      </w:r>
+      <w:r>
+        <w:rPr>
+          <w:lang w:val="ro-RO"/>
+        </w:rPr>
+        <w:t>raspunde cu token</w:t>
+      </w:r>
     </w:p>
     <w:p>
       <w:pPr>
@@ -930,61 +1398,18 @@
           <w:lang w:val="ro-RO"/>
         </w:rPr>
       </w:pPr>
-      <w:r>
-        <w:rPr>
-          <w:lang w:val="ro-RO"/>
-        </w:rPr>
-        <w:t>Slide 9 - Autentificare (faza verify)</w:t>
-      </w:r>
     </w:p>
     <w:p>
-      <w:r>
-        <w:rPr>
-          <w:lang w:val="ro-RO"/>
-        </w:rPr>
-        <w:t xml:space="preserve">Dupa care, in faza de verify </w:t>
-      </w:r>
-      <w:r>
-        <w:rPr>
-          <w:lang w:val="ro-RO"/>
-        </w:rPr>
-        <w:t xml:space="preserve">calculează </w:t>
-      </w:r>
-      <w:r>
-        <w:rPr>
-          <w:lang w:val="ro-RO"/>
-        </w:rPr>
-        <w:t xml:space="preserve">solutia folosindu-se de parametrul derivat, </w:t>
-      </w:r>
-      <w:r>
-        <w:rPr>
-          <w:lang w:val="ro-RO"/>
-        </w:rPr>
-        <w:t xml:space="preserve">și îl transmite </w:t>
-      </w:r>
-      <w:r>
-        <w:rPr>
-          <w:lang w:val="ro-RO"/>
-        </w:rPr>
-        <w:t>ca raspuns la provocare</w:t>
-      </w:r>
-      <w:r>
-        <w:rPr>
-          <w:lang w:val="ro-RO"/>
-        </w:rPr>
-        <w:t xml:space="preserve">. </w:t>
-      </w:r>
-      <w:r>
-        <w:rPr>
-          <w:lang w:val="ro-RO"/>
-        </w:rPr>
-        <w:t xml:space="preserve">Se face egalitatea finala si daca e corecta, atunci se </w:t>
-      </w:r>
-      <w:r>
-        <w:rPr>
-          <w:lang w:val="ro-RO"/>
-        </w:rPr>
-        <w:t>raspunde cu token</w:t>
+      <w:pPr>
+        <w:rPr>
+          <w:lang w:val="ro-RO"/>
+        </w:rPr>
+      </w:pPr>
+      <w:r>
+        <w:rPr>
+          <w:lang w:val="ro-RO"/>
+        </w:rPr>
+        <w:t>Slide 10 - Consum token</w:t>
       </w:r>
     </w:p>
     <w:p>
@@ -993,6 +1418,12 @@
           <w:lang w:val="ro-RO"/>
         </w:rPr>
       </w:pPr>
+      <w:r>
+        <w:rPr>
+          <w:lang w:val="ro-RO"/>
+        </w:rPr>
+        <w:t>Pe care, aplicatia il poate folosi ca sa acceseze resurse protejate de la serverul de resurse.</w:t>
+      </w:r>
     </w:p>
     <w:p>
       <w:pPr>
@@ -1000,49 +1431,18 @@
           <w:lang w:val="ro-RO"/>
         </w:rPr>
       </w:pPr>
-      <w:r>
-        <w:rPr>
-          <w:lang w:val="ro-RO"/>
-        </w:rPr>
-        <w:t>Slide 10 - Consum token</w:t>
-      </w:r>
     </w:p>
     <w:p>
-      <w:r>
-        <w:rPr>
-          <w:lang w:val="ro-RO"/>
-        </w:rPr>
-        <w:t>P</w:t>
-      </w:r>
-      <w:r>
-        <w:rPr>
-          <w:lang w:val="ro-RO"/>
-        </w:rPr>
-        <w:t>e care</w:t>
-      </w:r>
-      <w:r>
-        <w:rPr>
-          <w:lang w:val="ro-RO"/>
-        </w:rPr>
-        <w:t>, aplicatia il poate</w:t>
-      </w:r>
-      <w:r>
-        <w:rPr>
-          <w:lang w:val="ro-RO"/>
-        </w:rPr>
-        <w:t xml:space="preserve"> folosi ca sa acceseze resurse protejate de la serverul </w:t>
-      </w:r>
-      <w:r>
-        <w:rPr>
-          <w:lang w:val="ro-RO"/>
-        </w:rPr>
-        <w:t>de resurse</w:t>
-      </w:r>
-      <w:r>
-        <w:rPr>
-          <w:lang w:val="ro-RO"/>
-        </w:rPr>
-        <w:t>.</w:t>
+      <w:pPr>
+        <w:rPr>
+          <w:lang w:val="ro-RO"/>
+        </w:rPr>
+      </w:pPr>
+      <w:r>
+        <w:rPr>
+          <w:lang w:val="ro-RO"/>
+        </w:rPr>
+        <w:t>Slide 11 - Proprietăți de securitate</w:t>
       </w:r>
     </w:p>
     <w:p>
@@ -1051,6 +1451,42 @@
           <w:lang w:val="ro-RO"/>
         </w:rPr>
       </w:pPr>
+      <w:r>
+        <w:rPr>
+          <w:lang w:val="ro-RO"/>
+        </w:rPr>
+        <w:t>In urma implementarii putem vedea ca s</w:t>
+      </w:r>
+      <w:r>
+        <w:rPr>
+          <w:lang w:val="ro-RO"/>
+        </w:rPr>
+        <w:t xml:space="preserve">erverul nu stochează niciun secret partajat, reținând doar cheia publică y, ceea </w:t>
+      </w:r>
+      <w:r>
+        <w:rPr>
+          <w:lang w:val="ro-RO"/>
+        </w:rPr>
+        <w:t xml:space="preserve">reduce </w:t>
+      </w:r>
+      <w:r>
+        <w:rPr>
+          <w:lang w:val="ro-RO"/>
+        </w:rPr>
+        <w:t>breșele de date</w:t>
+      </w:r>
+      <w:r>
+        <w:rPr>
+          <w:lang w:val="ro-RO"/>
+        </w:rPr>
+        <w:t>, la problema logaritmului discret</w:t>
+      </w:r>
+      <w:r>
+        <w:rPr>
+          <w:lang w:val="ro-RO"/>
+        </w:rPr>
+        <w:t xml:space="preserve"> </w:t>
+      </w:r>
     </w:p>
     <w:p>
       <w:pPr>
@@ -1062,7 +1498,19 @@
         <w:rPr>
           <w:lang w:val="ro-RO"/>
         </w:rPr>
-        <w:t>Slide 11 - Proprietăți de securitate</w:t>
+        <w:t xml:space="preserve">Valorile t,c si s sunt efemere </w:t>
+      </w:r>
+      <w:r>
+        <w:rPr>
+          <w:lang w:val="ro-RO"/>
+        </w:rPr>
+        <w:t>, prevenind atacurile de tip replay</w:t>
+      </w:r>
+      <w:r>
+        <w:rPr>
+          <w:lang w:val="ro-RO"/>
+        </w:rPr>
+        <w:t xml:space="preserve"> si prin faptul ca r si x nu sunt transmise, face interceptarea nula si reduce reusita unor decriptari ulterioare</w:t>
       </w:r>
     </w:p>
     <w:p>
@@ -1078,6 +1526,12 @@
           <w:lang w:val="ro-RO"/>
         </w:rPr>
       </w:pPr>
+      <w:r>
+        <w:rPr>
+          <w:lang w:val="ro-RO"/>
+        </w:rPr>
+        <w:t>Slide 12 - Validare și testare</w:t>
+      </w:r>
     </w:p>
     <w:p>
       <w:pPr>
@@ -1089,38 +1543,25 @@
         <w:rPr>
           <w:lang w:val="ro-RO"/>
         </w:rPr>
-        <w:lastRenderedPageBreak/>
-        <w:t>In urma implementarii putem vedea ca s</w:t>
-      </w:r>
-      <w:r>
-        <w:rPr>
-          <w:lang w:val="ro-RO"/>
-        </w:rPr>
-        <w:t xml:space="preserve">erverul nu stochează niciun secret partajat, reținând doar cheia publică y, ceea </w:t>
-      </w:r>
-      <w:r>
-        <w:rPr>
-          <w:lang w:val="ro-RO"/>
-        </w:rPr>
-        <w:t xml:space="preserve">reduce </w:t>
-      </w:r>
-      <w:r>
-        <w:rPr>
-          <w:lang w:val="ro-RO"/>
-        </w:rPr>
-        <w:t>breșele de date</w:t>
-      </w:r>
-      <w:r>
-        <w:rPr>
-          <w:lang w:val="ro-RO"/>
-        </w:rPr>
-        <w:t>, la problema logaritmului discret</w:t>
-      </w:r>
-      <w:r>
-        <w:rPr>
-          <w:lang w:val="ro-RO"/>
-        </w:rPr>
-        <w:t xml:space="preserve"> </w:t>
+        <w:t xml:space="preserve">Validarea acoperă 49 de </w:t>
+      </w:r>
+      <w:r>
+        <w:rPr>
+          <w:lang w:val="ro-RO"/>
+        </w:rPr>
+        <w:t>teste</w:t>
+      </w:r>
+      <w:r>
+        <w:rPr>
+          <w:lang w:val="ro-RO"/>
+        </w:rPr>
+        <w:t xml:space="preserve">, toate cu rată de succes 100%, </w:t>
+      </w:r>
+      <w:r>
+        <w:rPr>
+          <w:lang w:val="ro-RO"/>
+        </w:rPr>
+        <w:t>unde</w:t>
       </w:r>
     </w:p>
     <w:p>
@@ -1133,19 +1574,43 @@
         <w:rPr>
           <w:lang w:val="ro-RO"/>
         </w:rPr>
-        <w:t xml:space="preserve">Valorile t,c si s sunt efemere </w:t>
-      </w:r>
-      <w:r>
-        <w:rPr>
-          <w:lang w:val="ro-RO"/>
-        </w:rPr>
-        <w:t>, prevenind atacurile de tip replay</w:t>
-      </w:r>
-      <w:r>
-        <w:rPr>
-          <w:lang w:val="ro-RO"/>
-        </w:rPr>
-        <w:t xml:space="preserve"> si prin faptul ca r si x nu sunt transmise, face interceptarea nula si reduce reusita unor decriptari ulterioare</w:t>
+        <w:t xml:space="preserve">5 teste pozitive verifică </w:t>
+      </w:r>
+      <w:r>
+        <w:rPr>
+          <w:lang w:val="ro-RO"/>
+        </w:rPr>
+        <w:t>happy paths</w:t>
+      </w:r>
+      <w:r>
+        <w:rPr>
+          <w:lang w:val="ro-RO"/>
+        </w:rPr>
+        <w:t xml:space="preserve"> de autentificare/inregistrare</w:t>
+      </w:r>
+      <w:r>
+        <w:rPr>
+          <w:lang w:val="ro-RO"/>
+        </w:rPr>
+        <w:t xml:space="preserve">, </w:t>
+      </w:r>
+      <w:r>
+        <w:rPr>
+          <w:lang w:val="ro-RO"/>
+        </w:rPr>
+        <w:t>absența parole</w:t>
+      </w:r>
+      <w:r>
+        <w:rPr>
+          <w:lang w:val="ro-RO"/>
+        </w:rPr>
+        <w:t>i hashuite/criptate</w:t>
+      </w:r>
+      <w:r>
+        <w:rPr>
+          <w:lang w:val="ro-RO"/>
+        </w:rPr>
+        <w:t xml:space="preserve"> în baza de date, funcționarea multi-user simultană; </w:t>
       </w:r>
     </w:p>
     <w:p>
@@ -1154,6 +1619,36 @@
           <w:lang w:val="ro-RO"/>
         </w:rPr>
       </w:pPr>
+      <w:r>
+        <w:rPr>
+          <w:lang w:val="ro-RO"/>
+        </w:rPr>
+        <w:t>5 teste negative care acoperă autentificarea cu parolă greșită, replay, expirarea sesiunii, commit</w:t>
+      </w:r>
+      <w:r>
+        <w:rPr>
+          <w:lang w:val="ro-RO"/>
+        </w:rPr>
+        <w:t>uri</w:t>
+      </w:r>
+      <w:r>
+        <w:rPr>
+          <w:lang w:val="ro-RO"/>
+        </w:rPr>
+        <w:t xml:space="preserve"> </w:t>
+      </w:r>
+      <w:r>
+        <w:rPr>
+          <w:lang w:val="ro-RO"/>
+        </w:rPr>
+        <w:t>duplicate</w:t>
+      </w:r>
+      <w:r>
+        <w:rPr>
+          <w:lang w:val="ro-RO"/>
+        </w:rPr>
+        <w:t xml:space="preserve"> și înregistrarea duplicată;</w:t>
+      </w:r>
     </w:p>
     <w:p>
       <w:pPr>
@@ -1165,7 +1660,7 @@
         <w:rPr>
           <w:lang w:val="ro-RO"/>
         </w:rPr>
-        <w:t>Slide 12 - Validare și testare</w:t>
+        <w:t xml:space="preserve">31 de cazuri limită care testează valori în afara Z_Q, valori triviale pentru y și t, tipuri de date neconforme precum float, string sau null, și absența antetului X-Auth-Session; </w:t>
       </w:r>
     </w:p>
     <w:p>
@@ -1178,13 +1673,19 @@
         <w:rPr>
           <w:lang w:val="ro-RO"/>
         </w:rPr>
-        <w:t xml:space="preserve">Validarea acoperă 49 de cazuri pytest, toate cu rată de succes 100%, </w:t>
-      </w:r>
-      <w:r>
-        <w:rPr>
-          <w:lang w:val="ro-RO"/>
-        </w:rPr>
-        <w:t>unde</w:t>
+        <w:t xml:space="preserve">8 teste de securitate care validează falsificarea </w:t>
+      </w:r>
+      <w:r>
+        <w:rPr>
+          <w:lang w:val="ro-RO"/>
+        </w:rPr>
+        <w:t xml:space="preserve">y </w:t>
+      </w:r>
+      <w:r>
+        <w:rPr>
+          <w:lang w:val="ro-RO"/>
+        </w:rPr>
+        <w:t>fără cheie privată, erori off-by-one, izolarea sesiunilor și autentificarea cu cheia publică furată.</w:t>
       </w:r>
     </w:p>
     <w:p>
@@ -1193,24 +1694,6 @@
           <w:lang w:val="ro-RO"/>
         </w:rPr>
       </w:pPr>
-      <w:r>
-        <w:rPr>
-          <w:lang w:val="ro-RO"/>
-        </w:rPr>
-        <w:t xml:space="preserve">5 teste pozitive care verifică </w:t>
-      </w:r>
-      <w:r>
-        <w:rPr>
-          <w:lang w:val="ro-RO"/>
-        </w:rPr>
-        <w:t xml:space="preserve">happy paths, </w:t>
-      </w:r>
-      <w:r>
-        <w:rPr>
-          <w:lang w:val="ro-RO"/>
-        </w:rPr>
-        <w:t xml:space="preserve">absența parolei în baza de date, funcționarea multi-user simultană; </w:t>
-      </w:r>
     </w:p>
     <w:p>
       <w:pPr>
@@ -1222,31 +1705,7 @@
         <w:rPr>
           <w:lang w:val="ro-RO"/>
         </w:rPr>
-        <w:t>5 teste negative care acoperă autentificarea cu parolă greșită, cheia publică furată fără cheia privată, replay, expirarea sesiunii, commit</w:t>
-      </w:r>
-      <w:r>
-        <w:rPr>
-          <w:lang w:val="ro-RO"/>
-        </w:rPr>
-        <w:t>uri</w:t>
-      </w:r>
-      <w:r>
-        <w:rPr>
-          <w:lang w:val="ro-RO"/>
-        </w:rPr>
-        <w:t xml:space="preserve"> </w:t>
-      </w:r>
-      <w:r>
-        <w:rPr>
-          <w:lang w:val="ro-RO"/>
-        </w:rPr>
-        <w:t>duplicate</w:t>
-      </w:r>
-      <w:r>
-        <w:rPr>
-          <w:lang w:val="ro-RO"/>
-        </w:rPr>
-        <w:t xml:space="preserve"> și înregistrarea duplicată;</w:t>
+        <w:t xml:space="preserve">Din cateva simulari de atacuri vedem ca </w:t>
       </w:r>
     </w:p>
     <w:p>
@@ -1259,7 +1718,7 @@
         <w:rPr>
           <w:lang w:val="ro-RO"/>
         </w:rPr>
-        <w:t xml:space="preserve"> 31 de cazuri limită care testează valori în afara Z_Q, valori triviale pentru y și t, tipuri de date neconforme precum float, string sau null, și absența antetului X-Auth-Session; </w:t>
+        <w:t>Din 10k de cereri nu au fost coliziuni pe c</w:t>
       </w:r>
     </w:p>
     <w:p>
@@ -1272,7 +1731,7 @@
         <w:rPr>
           <w:lang w:val="ro-RO"/>
         </w:rPr>
-        <w:t>8 teste de securitate care validează falsificarea fără cheie privată, erori off-by-one, izolarea sesiunilor și autentificarea cu cheia publică furată.</w:t>
+        <w:t xml:space="preserve">injectarea de parametri slabi cu P=23, Q=11, G=4 respinsă prin HTTP 422 pentru subgrup invalid; </w:t>
       </w:r>
     </w:p>
     <w:p>
@@ -1281,6 +1740,18 @@
           <w:lang w:val="ro-RO"/>
         </w:rPr>
       </w:pPr>
+      <w:r>
+        <w:rPr>
+          <w:lang w:val="ro-RO"/>
+        </w:rPr>
+        <w:t xml:space="preserve">replay cross-sesiune </w:t>
+      </w:r>
+      <w:r>
+        <w:rPr>
+          <w:lang w:val="ro-RO"/>
+        </w:rPr>
+        <w:t>ajunge sa fie respins datorita valorilor efemere</w:t>
+      </w:r>
     </w:p>
     <w:p>
       <w:pPr>
@@ -1292,7 +1763,7 @@
         <w:rPr>
           <w:lang w:val="ro-RO"/>
         </w:rPr>
-        <w:t xml:space="preserve">Din cateva simulari de atacuri vedem ca </w:t>
+        <w:t>un brute force devine nefezabil dupa o cheie de 64 de biti</w:t>
       </w:r>
     </w:p>
     <w:p>
@@ -1301,12 +1772,6 @@
           <w:lang w:val="ro-RO"/>
         </w:rPr>
       </w:pPr>
-      <w:r>
-        <w:rPr>
-          <w:lang w:val="ro-RO"/>
-        </w:rPr>
-        <w:t>Din 10k de cereri nu au fost coliziuni pe c</w:t>
-      </w:r>
     </w:p>
     <w:p>
       <w:pPr>
@@ -1318,7 +1783,7 @@
         <w:rPr>
           <w:lang w:val="ro-RO"/>
         </w:rPr>
-        <w:t xml:space="preserve">compromiterea bazei de date respinsă matematic cu HTTP 401 deoarece y diferă de x în spațiul exponenților; </w:t>
+        <w:t>Slide 13 - Evaluarea performanței</w:t>
       </w:r>
     </w:p>
     <w:p>
@@ -1331,7 +1796,25 @@
         <w:rPr>
           <w:lang w:val="ro-RO"/>
         </w:rPr>
-        <w:t xml:space="preserve">injectarea de parametri slabi prin MitM cu P=23, Q=11, G=4 respinsă prin HTTP 422 pentru subgrup invalid; </w:t>
+        <w:t xml:space="preserve">Pentru implementare s-a folosit Un P de 2048 avand in </w:t>
+      </w:r>
+      <w:r>
+        <w:rPr>
+          <w:lang w:val="ro-RO"/>
+        </w:rPr>
+        <w:t>v</w:t>
+      </w:r>
+      <w:r>
+        <w:rPr>
+          <w:lang w:val="ro-RO"/>
+        </w:rPr>
+        <w:t>edere recomanda</w:t>
+      </w:r>
+      <w:r>
+        <w:rPr>
+          <w:lang w:val="ro-RO"/>
+        </w:rPr>
+        <w:t>rea NIST</w:t>
       </w:r>
     </w:p>
     <w:p>
@@ -1344,13 +1827,91 @@
         <w:rPr>
           <w:lang w:val="ro-RO"/>
         </w:rPr>
-        <w:t xml:space="preserve">replay cross-sesiune </w:t>
-      </w:r>
-      <w:r>
-        <w:rPr>
-          <w:lang w:val="ro-RO"/>
-        </w:rPr>
-        <w:t>ajunge sa fie respins datorita valorilor efemere</w:t>
+        <w:t>De aceea putem</w:t>
+      </w:r>
+      <w:r>
+        <w:rPr>
+          <w:lang w:val="ro-RO"/>
+        </w:rPr>
+        <w:t xml:space="preserve"> observ</w:t>
+      </w:r>
+      <w:r>
+        <w:rPr>
+          <w:lang w:val="ro-RO"/>
+        </w:rPr>
+        <w:t>a</w:t>
+      </w:r>
+      <w:r>
+        <w:rPr>
+          <w:lang w:val="ro-RO"/>
+        </w:rPr>
+        <w:t xml:space="preserve"> că din operatiile protocolului cele ce include exponentiere modular</w:t>
+      </w:r>
+      <w:r>
+        <w:rPr>
+          <w:lang w:val="ro-RO"/>
+        </w:rPr>
+        <w:t>ă</w:t>
+      </w:r>
+      <w:r>
+        <w:rPr>
+          <w:lang w:val="ro-RO"/>
+        </w:rPr>
+        <w:t xml:space="preserve"> sunt cele cu un factor de </w:t>
+      </w:r>
+      <w:r>
+        <w:rPr>
+          <w:lang w:val="ro-RO"/>
+        </w:rPr>
+        <w:t>timp</w:t>
+      </w:r>
+      <w:r>
+        <w:rPr>
+          <w:lang w:val="ro-RO"/>
+        </w:rPr>
+        <w:t xml:space="preserve"> dominant, </w:t>
+      </w:r>
+      <w:r>
+        <w:rPr>
+          <w:lang w:val="ro-RO"/>
+        </w:rPr>
+        <w:t>operația</w:t>
+      </w:r>
+      <w:r>
+        <w:rPr>
+          <w:lang w:val="ro-RO"/>
+        </w:rPr>
+        <w:t xml:space="preserve"> de validare </w:t>
+      </w:r>
+      <w:r>
+        <w:rPr>
+          <w:lang w:val="ro-RO"/>
+        </w:rPr>
+        <w:t>având</w:t>
+      </w:r>
+      <w:r>
+        <w:rPr>
+          <w:lang w:val="ro-RO"/>
+        </w:rPr>
+        <w:t xml:space="preserve"> cea mai mare latenta</w:t>
+      </w:r>
+      <w:r>
+        <w:rPr>
+          <w:lang w:val="ro-RO"/>
+        </w:rPr>
+        <w:t xml:space="preserve"> </w:t>
+      </w:r>
+      <w:r>
+        <w:rPr>
+          <w:lang w:val="ro-RO"/>
+        </w:rPr>
+        <w:t xml:space="preserve">deoarece are 2 </w:t>
+      </w:r>
+      <w:r>
+        <w:rPr>
+          <w:lang w:val="ro-RO"/>
+        </w:rPr>
+        <w:t>exponențieri</w:t>
       </w:r>
     </w:p>
     <w:p>
@@ -1359,12 +1920,6 @@
           <w:lang w:val="ro-RO"/>
         </w:rPr>
       </w:pPr>
-      <w:r>
-        <w:rPr>
-          <w:lang w:val="ro-RO"/>
-        </w:rPr>
-        <w:t>un brute force devine nefezabil dupa o cheie de 64 de biti</w:t>
-      </w:r>
     </w:p>
     <w:p>
       <w:pPr>
@@ -1372,6 +1927,12 @@
           <w:lang w:val="ro-RO"/>
         </w:rPr>
       </w:pPr>
+      <w:r>
+        <w:rPr>
+          <w:lang w:val="ro-RO"/>
+        </w:rPr>
+        <w:t>Slide 14 - Comparație OAuth față de ZKP</w:t>
+      </w:r>
     </w:p>
     <w:p>
       <w:pPr>
@@ -1383,7 +1944,19 @@
         <w:rPr>
           <w:lang w:val="ro-RO"/>
         </w:rPr>
-        <w:t>Slide 13 - Evaluarea performanței</w:t>
+        <w:t xml:space="preserve">Daca e sa comparam cu un protocol standard Oauth 2.0, </w:t>
+      </w:r>
+      <w:r>
+        <w:rPr>
+          <w:lang w:val="ro-RO"/>
+        </w:rPr>
+        <w:t xml:space="preserve">vedem </w:t>
+      </w:r>
+      <w:r>
+        <w:rPr>
+          <w:lang w:val="ro-RO"/>
+        </w:rPr>
+        <w:t xml:space="preserve">cel mai mare minus al protocolului si anume latenta </w:t>
       </w:r>
     </w:p>
     <w:p>
@@ -1392,6 +1965,84 @@
           <w:lang w:val="ro-RO"/>
         </w:rPr>
       </w:pPr>
+      <w:r>
+        <w:rPr>
+          <w:lang w:val="ro-RO"/>
+        </w:rPr>
+        <w:t xml:space="preserve">In primul tabel avem </w:t>
+      </w:r>
+      <w:r>
+        <w:rPr>
+          <w:lang w:val="ro-RO"/>
+        </w:rPr>
+        <w:t>măsurători</w:t>
+      </w:r>
+      <w:r>
+        <w:rPr>
+          <w:lang w:val="ro-RO"/>
+        </w:rPr>
+        <w:t xml:space="preserve"> ale latentei pentru mai multe </w:t>
+      </w:r>
+      <w:r>
+        <w:rPr>
+          <w:lang w:val="ro-RO"/>
+        </w:rPr>
+        <w:t>implementări</w:t>
+      </w:r>
+      <w:r>
+        <w:rPr>
+          <w:lang w:val="ro-RO"/>
+        </w:rPr>
+        <w:t xml:space="preserve"> de protocoale de autentificare, prima ar fi schnorr cu calcule </w:t>
+      </w:r>
+      <w:r>
+        <w:rPr>
+          <w:lang w:val="ro-RO"/>
+        </w:rPr>
+        <w:t>exponențiale</w:t>
+      </w:r>
+      <w:r>
+        <w:rPr>
+          <w:lang w:val="ro-RO"/>
+        </w:rPr>
+        <w:t xml:space="preserve"> </w:t>
+      </w:r>
+      <w:r>
+        <w:rPr>
+          <w:lang w:val="ro-RO"/>
+        </w:rPr>
+        <w:t>având</w:t>
+      </w:r>
+      <w:r>
+        <w:rPr>
+          <w:lang w:val="ro-RO"/>
+        </w:rPr>
+        <w:t xml:space="preserve"> o medie de 64 ms, mai jos avem </w:t>
+      </w:r>
+      <w:r>
+        <w:rPr>
+          <w:lang w:val="ro-RO"/>
+        </w:rPr>
+        <w:t>implementări</w:t>
+      </w:r>
+      <w:r>
+        <w:rPr>
+          <w:lang w:val="ro-RO"/>
+        </w:rPr>
+        <w:t xml:space="preserve"> de oauth2.0 simplu si cu pixy unde avem 2 ms pe autentificare si ultima e o </w:t>
+      </w:r>
+      <w:r>
+        <w:rPr>
+          <w:lang w:val="ro-RO"/>
+        </w:rPr>
+        <w:t>librărie</w:t>
+      </w:r>
+      <w:r>
+        <w:rPr>
+          <w:lang w:val="ro-RO"/>
+        </w:rPr>
+        <w:t xml:space="preserve"> folosita pentru oauth2.0 cu 0.8 ms per autentificare</w:t>
+      </w:r>
     </w:p>
     <w:p>
       <w:pPr>
@@ -1399,144 +2050,84 @@
           <w:lang w:val="ro-RO"/>
         </w:rPr>
       </w:pPr>
+      <w:r>
+        <w:rPr>
+          <w:lang w:val="ro-RO"/>
+        </w:rPr>
+        <w:t xml:space="preserve">În testele de debit concurent realizate cu Locust pe 8 </w:t>
+      </w:r>
+      <w:r>
+        <w:rPr>
+          <w:lang w:val="ro-RO"/>
+        </w:rPr>
+        <w:t>theaduri</w:t>
+      </w:r>
+      <w:r>
+        <w:rPr>
+          <w:lang w:val="ro-RO"/>
+        </w:rPr>
+        <w:t xml:space="preserve"> timp de 60 de secunde, </w:t>
+      </w:r>
+      <w:r>
+        <w:rPr>
+          <w:lang w:val="ro-RO"/>
+        </w:rPr>
+        <w:t xml:space="preserve">pentru schnorr putem vedea 19 cereri pe sec pentru 10 utilizatori </w:t>
+      </w:r>
+      <w:r>
+        <w:rPr>
+          <w:lang w:val="ro-RO"/>
+        </w:rPr>
+        <w:t>concurenți</w:t>
+      </w:r>
+      <w:r>
+        <w:rPr>
+          <w:lang w:val="ro-RO"/>
+        </w:rPr>
+        <w:t xml:space="preserve"> si 17 cereri pentru 100 utilizatori pe </w:t>
+      </w:r>
+      <w:r>
+        <w:rPr>
+          <w:lang w:val="ro-RO"/>
+        </w:rPr>
+        <w:t>când</w:t>
+      </w:r>
+      <w:r>
+        <w:rPr>
+          <w:lang w:val="ro-RO"/>
+        </w:rPr>
+        <w:t xml:space="preserve"> oauth2.0</w:t>
+      </w:r>
+      <w:r>
+        <w:rPr>
+          <w:lang w:val="ro-RO"/>
+        </w:rPr>
+        <w:t xml:space="preserve"> are intre 440 si 500</w:t>
+      </w:r>
     </w:p>
     <w:p>
-      <w:r>
-        <w:t>S</w:t>
-      </w:r>
-      <w:r>
-        <w:t xml:space="preserve">e </w:t>
-      </w:r>
-      <w:proofErr w:type="spellStart"/>
-      <w:r>
-        <w:t>observă</w:t>
-      </w:r>
-      <w:proofErr w:type="spellEnd"/>
-      <w:r>
-        <w:t xml:space="preserve"> </w:t>
-      </w:r>
-      <w:proofErr w:type="spellStart"/>
-      <w:r>
-        <w:t>că</w:t>
-      </w:r>
-      <w:proofErr w:type="spellEnd"/>
-      <w:r>
-        <w:t xml:space="preserve"> din </w:t>
-      </w:r>
-      <w:proofErr w:type="spellStart"/>
-      <w:r>
-        <w:t>operatiile</w:t>
-      </w:r>
-      <w:proofErr w:type="spellEnd"/>
-      <w:r>
-        <w:t xml:space="preserve"> </w:t>
-      </w:r>
-      <w:proofErr w:type="spellStart"/>
-      <w:r>
-        <w:t>protocolului</w:t>
-      </w:r>
-      <w:proofErr w:type="spellEnd"/>
-      <w:r>
-        <w:t xml:space="preserve"> </w:t>
-      </w:r>
-      <w:proofErr w:type="spellStart"/>
-      <w:r>
-        <w:t>cele</w:t>
-      </w:r>
-      <w:proofErr w:type="spellEnd"/>
-      <w:r>
-        <w:t xml:space="preserve"> </w:t>
-      </w:r>
-      <w:proofErr w:type="spellStart"/>
-      <w:r>
-        <w:t>ce</w:t>
-      </w:r>
-      <w:proofErr w:type="spellEnd"/>
-      <w:r>
-        <w:t xml:space="preserve"> include </w:t>
-      </w:r>
-      <w:proofErr w:type="spellStart"/>
-      <w:r>
-        <w:t>exponentiere</w:t>
-      </w:r>
-      <w:proofErr w:type="spellEnd"/>
-      <w:r>
-        <w:t xml:space="preserve"> </w:t>
-      </w:r>
-      <w:proofErr w:type="spellStart"/>
-      <w:r>
-        <w:t>modulara</w:t>
-      </w:r>
-      <w:proofErr w:type="spellEnd"/>
-      <w:r>
-        <w:t xml:space="preserve"> sunt </w:t>
-      </w:r>
-      <w:proofErr w:type="spellStart"/>
-      <w:r>
-        <w:t>cele</w:t>
-      </w:r>
-      <w:proofErr w:type="spellEnd"/>
-      <w:r>
-        <w:t xml:space="preserve"> cu un factor de cost dominant, </w:t>
-      </w:r>
-      <w:proofErr w:type="spellStart"/>
-      <w:r>
-        <w:t>operatia</w:t>
-      </w:r>
-      <w:proofErr w:type="spellEnd"/>
-      <w:r>
-        <w:t xml:space="preserve"> de </w:t>
-      </w:r>
-      <w:proofErr w:type="spellStart"/>
-      <w:r>
-        <w:t>validare</w:t>
-      </w:r>
-      <w:proofErr w:type="spellEnd"/>
-      <w:r>
-        <w:t xml:space="preserve"> </w:t>
-      </w:r>
-      <w:proofErr w:type="spellStart"/>
-      <w:r>
-        <w:t>avand</w:t>
-      </w:r>
-      <w:proofErr w:type="spellEnd"/>
-      <w:r>
-        <w:t xml:space="preserve"> </w:t>
-      </w:r>
-      <w:proofErr w:type="spellStart"/>
-      <w:r>
-        <w:t>cea</w:t>
-      </w:r>
-      <w:proofErr w:type="spellEnd"/>
-      <w:r>
-        <w:t xml:space="preserve"> </w:t>
-      </w:r>
-      <w:proofErr w:type="spellStart"/>
-      <w:r>
-        <w:t>mai</w:t>
-      </w:r>
-      <w:proofErr w:type="spellEnd"/>
-      <w:r>
-        <w:t xml:space="preserve"> mare </w:t>
-      </w:r>
-      <w:proofErr w:type="spellStart"/>
-      <w:r>
-        <w:t>latenta</w:t>
-      </w:r>
-      <w:proofErr w:type="spellEnd"/>
-    </w:p>
-    <w:p/>
-    <w:p>
-      <w:pPr>
-        <w:rPr>
-          <w:lang w:val="ro-RO"/>
-        </w:rPr>
-      </w:pPr>
-      <w:r>
-        <w:rPr>
-          <w:lang w:val="ro-RO"/>
-        </w:rPr>
-        <w:t>Slide 14 - Comparație OAuth față de ZKP</w:t>
+      <w:pPr>
+        <w:rPr>
+          <w:lang w:val="ro-RO"/>
+        </w:rPr>
+      </w:pPr>
+      <w:r>
+        <w:rPr>
+          <w:lang w:val="ro-RO"/>
+        </w:rPr>
+        <w:t xml:space="preserve">Evident, astea nu sunt comparatii tocmai </w:t>
+      </w:r>
+      <w:r>
+        <w:rPr>
+          <w:lang w:val="ro-RO"/>
+        </w:rPr>
+        <w:t>echivalente</w:t>
+      </w:r>
+      <w:r>
+        <w:rPr>
+          <w:lang w:val="ro-RO"/>
+        </w:rPr>
+        <w:t xml:space="preserve"> avand in vedere calculele pe care le face schnorr si pe care le fac protcoalele oauth</w:t>
       </w:r>
     </w:p>
     <w:p>
@@ -1552,6 +2143,12 @@
           <w:lang w:val="ro-RO"/>
         </w:rPr>
       </w:pPr>
+      <w:r>
+        <w:rPr>
+          <w:lang w:val="ro-RO"/>
+        </w:rPr>
+        <w:t>Slide 15 - Comparație cu protocoalele SRP și zk-SNARK</w:t>
+      </w:r>
     </w:p>
     <w:p>
       <w:pPr>
@@ -1564,7 +2161,68 @@
           <w:lang w:val="ro-RO"/>
         </w:rPr>
         <w:lastRenderedPageBreak/>
-        <w:t>Pe 100 de iterații, latența medie ZKP, incluzând fazele commit și verify, este de 64,76 milisecunde, cu un minim de 59,24 și un maxim de 85,98 milisecunde, iar percentila 95 este de 78,71 milisecunde. Fluxurile OAuth sunt semnificativ mai rapide: OAuth2 PKCE la 2,23 milisecunde, OAuth2 Simple la 2,19 milisecunde și Authlib PKCE la 0,79 milisecunde.</w:t>
+        <w:t>Așa</w:t>
+      </w:r>
+      <w:r>
+        <w:rPr>
+          <w:lang w:val="ro-RO"/>
+        </w:rPr>
+        <w:t xml:space="preserve"> </w:t>
+      </w:r>
+      <w:r>
+        <w:rPr>
+          <w:lang w:val="ro-RO"/>
+        </w:rPr>
+        <w:t xml:space="preserve">ca </w:t>
+      </w:r>
+      <w:r>
+        <w:rPr>
+          <w:lang w:val="ro-RO"/>
+        </w:rPr>
+        <w:t xml:space="preserve">s-a </w:t>
+      </w:r>
+      <w:r>
+        <w:rPr>
+          <w:lang w:val="ro-RO"/>
+        </w:rPr>
+        <w:t xml:space="preserve">incercat </w:t>
+      </w:r>
+      <w:r>
+        <w:rPr>
+          <w:lang w:val="ro-RO"/>
+        </w:rPr>
+        <w:t>compararea</w:t>
+      </w:r>
+      <w:r>
+        <w:rPr>
+          <w:lang w:val="ro-RO"/>
+        </w:rPr>
+        <w:t xml:space="preserve"> cu alte protocoale bazate pe zero knowledge proof cum ar fi SRP si zk-snark</w:t>
+      </w:r>
+      <w:r>
+        <w:rPr>
+          <w:lang w:val="ro-RO"/>
+        </w:rPr>
+        <w:t xml:space="preserve">, </w:t>
+      </w:r>
+      <w:r>
+        <w:rPr>
+          <w:lang w:val="ro-RO"/>
+        </w:rPr>
+        <w:br/>
+        <w:t>Pentru o comparatie fidela a trebui</w:t>
+      </w:r>
+      <w:r>
+        <w:rPr>
+          <w:lang w:val="ro-RO"/>
+        </w:rPr>
+        <w:t xml:space="preserve">t executat </w:t>
+      </w:r>
+      <w:r>
+        <w:rPr>
+          <w:lang w:val="ro-RO"/>
+        </w:rPr>
+        <w:t>schnorr de 2 ori deoarece srp are o autentificare mutuala, adica o verificare din partea ambelor parti.</w:t>
       </w:r>
     </w:p>
     <w:p>
@@ -1573,6 +2231,12 @@
           <w:lang w:val="ro-RO"/>
         </w:rPr>
       </w:pPr>
+      <w:r>
+        <w:rPr>
+          <w:lang w:val="ro-RO"/>
+        </w:rPr>
+        <w:t>Stiind asta, era de asteptat sa vedem timpi foarte mari la calculele exponentiale si am trecut pe curbe eliptice</w:t>
+      </w:r>
     </w:p>
     <w:p>
       <w:pPr>
@@ -1584,7 +2248,25 @@
         <w:rPr>
           <w:lang w:val="ro-RO"/>
         </w:rPr>
-        <w:t>În testele de debit concurent realizate cu Locust pe 8 fire timp de 60 de secunde, la 10 utilizatori ZKP atinge 19,61 cereri pe secundă, în timp ce PKCE atinge 464,82 și Authlib 489,10. La 100 de utilizatori, ZKP se menține stabil la 17,47 cereri pe secundă, iar Authlib crește la 505,24. Debitul ZKP rămâne stabil indiferent de concurență.</w:t>
+        <w:t xml:space="preserve">In final s-a </w:t>
+      </w:r>
+      <w:r>
+        <w:rPr>
+          <w:lang w:val="ro-RO"/>
+        </w:rPr>
+        <w:t xml:space="preserve">adaugat </w:t>
+      </w:r>
+      <w:r>
+        <w:rPr>
+          <w:lang w:val="ro-RO"/>
+        </w:rPr>
+        <w:t>si o varianta de schnorr pe curbe eliptice dintr-o librarie ce foloseste cod C</w:t>
+      </w:r>
+      <w:r>
+        <w:rPr>
+          <w:lang w:val="ro-RO"/>
+        </w:rPr>
+        <w:t xml:space="preserve"> si s-a ajuns la un total de 9.5 ms</w:t>
       </w:r>
     </w:p>
     <w:p>
@@ -1600,6 +2282,12 @@
           <w:lang w:val="ro-RO"/>
         </w:rPr>
       </w:pPr>
+      <w:r>
+        <w:rPr>
+          <w:lang w:val="ro-RO"/>
+        </w:rPr>
+        <w:t>Slide 17 - Concluzii</w:t>
+      </w:r>
     </w:p>
     <w:p>
       <w:pPr>
@@ -1607,6 +2295,84 @@
           <w:lang w:val="ro-RO"/>
         </w:rPr>
       </w:pPr>
+      <w:r>
+        <w:rPr>
+          <w:lang w:val="ro-RO"/>
+        </w:rPr>
+        <w:t>In concluzie i</w:t>
+      </w:r>
+      <w:r>
+        <w:rPr>
+          <w:lang w:val="ro-RO"/>
+        </w:rPr>
+        <w:t>mplementarea demonstrează că schema Schnorr poate fi integrată cu succes într-un protocol de tip Open Authorization</w:t>
+      </w:r>
+      <w:r>
+        <w:rPr>
+          <w:lang w:val="ro-RO"/>
+        </w:rPr>
+        <w:t xml:space="preserve">, din urma caruia un </w:t>
+      </w:r>
+      <w:r>
+        <w:rPr>
+          <w:lang w:val="ro-RO"/>
+        </w:rPr>
+        <w:t>utilizator</w:t>
+      </w:r>
+      <w:r>
+        <w:rPr>
+          <w:lang w:val="ro-RO"/>
+        </w:rPr>
+        <w:t xml:space="preserve"> </w:t>
+      </w:r>
+      <w:r>
+        <w:rPr>
+          <w:lang w:val="ro-RO"/>
+        </w:rPr>
+        <w:t>s</w:t>
+      </w:r>
+      <w:r>
+        <w:rPr>
+          <w:lang w:val="ro-RO"/>
+        </w:rPr>
+        <w:t>e poate autentifica si obtine un token spre utilizare ulterioara</w:t>
+      </w:r>
+      <w:r>
+        <w:rPr>
+          <w:lang w:val="ro-RO"/>
+        </w:rPr>
+        <w:t xml:space="preserve"> anul</w:t>
+      </w:r>
+      <w:r>
+        <w:rPr>
+          <w:lang w:val="ro-RO"/>
+        </w:rPr>
+        <w:t>and</w:t>
+      </w:r>
+      <w:r>
+        <w:rPr>
+          <w:lang w:val="ro-RO"/>
+        </w:rPr>
+        <w:t xml:space="preserve"> efectele unei breșe a bazei de date sau ale unei exfiltrări a datelor</w:t>
+      </w:r>
+      <w:r>
+        <w:rPr>
+          <w:lang w:val="ro-RO"/>
+        </w:rPr>
+        <w:t xml:space="preserve"> prin folosirea valorilor efemere si prin nepartajarea parolei catre serverul </w:t>
+      </w:r>
+      <w:r>
+        <w:rPr>
+          <w:lang w:val="ro-RO"/>
+        </w:rPr>
+        <w:t>d</w:t>
+      </w:r>
+      <w:r>
+        <w:rPr>
+          <w:lang w:val="ro-RO"/>
+        </w:rPr>
+        <w:t>e autentificare.</w:t>
+      </w:r>
     </w:p>
     <w:p>
       <w:pPr>
@@ -1618,7 +2384,13 @@
         <w:rPr>
           <w:lang w:val="ro-RO"/>
         </w:rPr>
-        <w:t>Raportul de latență este de aproximativ 1:67 între ZKP Schnorr cu 64,76 milisecunde și OAuth 2.0 Authlib cu 0,79 milisecunde. Debitul la 100 de utilizatori este de 17,47 cereri pe secundă pentru ZKP față de 505,24 pentru Authlib.</w:t>
+        <w:t>Ca limitari se remarca latența crescuta care ar putea fi redusa prin adaugarea curbelor eliptice si prin folosirea unor limbaje care pot aduce un grad sporit de optimizare</w:t>
+      </w:r>
+      <w:r>
+        <w:rPr>
+          <w:lang w:val="ro-RO"/>
+        </w:rPr>
+        <w:t xml:space="preserve"> si verificarea la browser care poate fi indeplinita printr-o combinatie a procoalelor Oauth2.0 cu schnorr sau un schnorr mutual</w:t>
       </w:r>
     </w:p>
     <w:p>
@@ -1638,7 +2410,7 @@
         <w:rPr>
           <w:lang w:val="ro-RO"/>
         </w:rPr>
-        <w:t>Diferența esențială constă în faptul că în ZKP Schnorr parola nu traversează rețeaua și protocolul oferă reziliență la atacuri Store Now, Decrypt Later, în timp ce în OAuth parola este transmisă la autentificare. Compromisul de performanță este justificat de eliminarea completă a riscului de exfiltrare a parolei, iar debitul ZKP rămâne stabil indiferent de concurență.</w:t>
+        <w:t>Slide 18 - Bibliografie selectivă</w:t>
       </w:r>
     </w:p>
     <w:p>
@@ -1647,6 +2419,12 @@
           <w:lang w:val="ro-RO"/>
         </w:rPr>
       </w:pPr>
+      <w:r>
+        <w:rPr>
+          <w:lang w:val="ro-RO"/>
+        </w:rPr>
+        <w:t>Acestea sunt câteva referințe din bibliografia utilizată.</w:t>
+      </w:r>
     </w:p>
     <w:p>
       <w:pPr>
@@ -1654,12 +2432,6 @@
           <w:lang w:val="ro-RO"/>
         </w:rPr>
       </w:pPr>
-      <w:r>
-        <w:rPr>
-          <w:lang w:val="ro-RO"/>
-        </w:rPr>
-        <w:t>Slide 15 - Comparație cu protocoalele SRP și zk-SNARK</w:t>
-      </w:r>
     </w:p>
     <w:p>
       <w:pPr>
@@ -1667,233 +2439,12 @@
           <w:lang w:val="ro-RO"/>
         </w:rPr>
       </w:pPr>
-    </w:p>
-    <w:p>
-      <w:pPr>
-        <w:rPr>
-          <w:lang w:val="ro-RO"/>
-        </w:rPr>
-      </w:pPr>
-      <w:r>
-        <w:rPr>
-          <w:lang w:val="ro-RO"/>
-        </w:rPr>
-        <w:t>Rezultatele pe 100 de iterații arată: pysnark cu zk-SNARK la un total de 1,92 milisecunde, Schnorr-EC-C-Lib la 9,51 milisecunde, Schnorr-EC pe curba secp256r1 la 38,09 milisecunde, SRP-6a conform RFC 5054 la 42,27 milisecunde și Schnorr-Pow cu MODP 2048 la 155,91 milisecunde.</w:t>
-      </w:r>
-    </w:p>
-    <w:p>
-      <w:pPr>
-        <w:rPr>
-          <w:lang w:val="ro-RO"/>
-        </w:rPr>
-      </w:pPr>
-    </w:p>
-    <w:p>
-      <w:pPr>
-        <w:rPr>
-          <w:lang w:val="ro-RO"/>
-        </w:rPr>
-      </w:pPr>
-      <w:r>
-        <w:rPr>
-          <w:lang w:val="ro-RO"/>
-        </w:rPr>
-        <w:t>Din perspectiva proprietăților: SRP-6a oferă autentificare mutuală, netransmiterea parolei, rezistență la compromiterea bazei de date și standardizare prin RFC 5054, fără a necesita o fază de configurare inițială. zk-SNARK are latența cea mai redusă, dar presupune un trusted setup ale cărui costuri nu sunt reflectate în măsurători. Schnorr-EC oferă autentificare mutuală și netransmiterea parolei, cu securitate de aproximativ 128 de biți, dar nu oferă rezistență la compromiterea bazei de date și nu este standardizat.</w:t>
-      </w:r>
-    </w:p>
-    <w:p>
-      <w:pPr>
-        <w:rPr>
-          <w:lang w:val="ro-RO"/>
-        </w:rPr>
-      </w:pPr>
-    </w:p>
-    <w:p>
-      <w:pPr>
-        <w:rPr>
-          <w:lang w:val="ro-RO"/>
-        </w:rPr>
-      </w:pPr>
-      <w:r>
-        <w:rPr>
-          <w:lang w:val="ro-RO"/>
-        </w:rPr>
-        <w:t>Slide 16 - Direcții de dezvoltare</w:t>
-      </w:r>
-    </w:p>
-    <w:p>
-      <w:pPr>
-        <w:rPr>
-          <w:lang w:val="ro-RO"/>
-        </w:rPr>
-      </w:pPr>
-    </w:p>
-    <w:p>
-      <w:pPr>
-        <w:rPr>
-          <w:lang w:val="ro-RO"/>
-        </w:rPr>
-      </w:pPr>
-      <w:r>
-        <w:rPr>
-          <w:lang w:val="ro-RO"/>
-        </w:rPr>
-        <w:t xml:space="preserve">Ca direcții prioritare: derivarea secretului prin Argon2id sau scrypt conform recomandărilor OWASP; migrarea către curbe eliptice secp256r1 pentru latență redusă și securitate de 128 de biți; reimplementarea nucleului criptografic în Rust sau C; explorarea algoritmilor post-cuantici precum Kyber și Dilithium pentru reziliență pe termen lung la atacuri Store Now, Decrypt Later; semnătură asimetrică RS256 sau ES256 pentru jetoanele JWT; externalizarea sesiunilor către Redis pentru scalabilitate orizontală; HTTPS cu TLS obligatoriu și semnarea parametrilor publici; jetoane proof-of-possession; </w:t>
-      </w:r>
-      <w:r>
-        <w:rPr>
-          <w:lang w:val="ro-RO"/>
-        </w:rPr>
-        <w:lastRenderedPageBreak/>
-        <w:t>adoptarea Augmented PAKE pentru rezistență la compromiterea bazei de date; și implementarea schemei Schnorr interactive în faza de inserare a credențialelor în protocolul OAuth.</w:t>
-      </w:r>
-    </w:p>
-    <w:p>
-      <w:pPr>
-        <w:rPr>
-          <w:lang w:val="ro-RO"/>
-        </w:rPr>
-      </w:pPr>
-    </w:p>
-    <w:p>
-      <w:pPr>
-        <w:rPr>
-          <w:lang w:val="ro-RO"/>
-        </w:rPr>
-      </w:pPr>
-      <w:r>
-        <w:rPr>
-          <w:lang w:val="ro-RO"/>
-        </w:rPr>
-        <w:t>Slide 17 - Concluzii</w:t>
-      </w:r>
-    </w:p>
-    <w:p>
-      <w:pPr>
-        <w:rPr>
-          <w:lang w:val="ro-RO"/>
-        </w:rPr>
-      </w:pPr>
-    </w:p>
-    <w:p>
-      <w:pPr>
-        <w:rPr>
-          <w:lang w:val="ro-RO"/>
-        </w:rPr>
-      </w:pPr>
-      <w:r>
-        <w:rPr>
-          <w:lang w:val="ro-RO"/>
-        </w:rPr>
-        <w:t>Implementarea demonstrează că schema Schnorr poate fi integrată cu succes într-un protocol de tip Open Authorization. O implementare ZKP de acest tip anulează efectele unei breșe a bazei de date sau ale unei exfiltrări a datelor.</w:t>
-      </w:r>
-    </w:p>
-    <w:p>
-      <w:pPr>
-        <w:rPr>
-          <w:lang w:val="ro-RO"/>
-        </w:rPr>
-      </w:pPr>
-    </w:p>
-    <w:p>
-      <w:pPr>
-        <w:rPr>
-          <w:lang w:val="ro-RO"/>
-        </w:rPr>
-      </w:pPr>
-      <w:r>
-        <w:rPr>
-          <w:lang w:val="ro-RO"/>
-        </w:rPr>
-        <w:t>Auditul traficului confirmă prezența exclusivă a valorilor matematice efemere în rețea. Performanța se situează într-o zonă intermediară față de protocoalele PAKE consacrate, cu un potențial de optimizare demonstrat de varianta Schnorr-EC-C-Lib la 9,51 milisecunde.</w:t>
-      </w:r>
-    </w:p>
-    <w:p>
-      <w:pPr>
-        <w:rPr>
-          <w:lang w:val="ro-RO"/>
-        </w:rPr>
-      </w:pPr>
-    </w:p>
-    <w:p>
-      <w:pPr>
-        <w:rPr>
-          <w:lang w:val="ro-RO"/>
-        </w:rPr>
-      </w:pPr>
-      <w:r>
-        <w:rPr>
-          <w:lang w:val="ro-RO"/>
-        </w:rPr>
-        <w:t>Ca limitări, se remarcă viteza curentă și necesitatea verificării criptografice în browser. Ca concluzie generală, demonstrațiile cu cunoștințe zero pot fi integrate eficient în arhitectura web modernă, reducând semnificativ expunerea credențialelor.</w:t>
-      </w:r>
-    </w:p>
-    <w:p>
-      <w:pPr>
-        <w:rPr>
-          <w:lang w:val="ro-RO"/>
-        </w:rPr>
-      </w:pPr>
-    </w:p>
-    <w:p>
-      <w:pPr>
-        <w:rPr>
-          <w:lang w:val="ro-RO"/>
-        </w:rPr>
-      </w:pPr>
-      <w:r>
-        <w:rPr>
-          <w:lang w:val="ro-RO"/>
-        </w:rPr>
-        <w:t>Slide 18 - Bibliografie selectivă</w:t>
-      </w:r>
-    </w:p>
-    <w:p>
-      <w:pPr>
-        <w:rPr>
-          <w:lang w:val="ro-RO"/>
-        </w:rPr>
-      </w:pPr>
-    </w:p>
-    <w:p>
-      <w:pPr>
-        <w:rPr>
-          <w:lang w:val="ro-RO"/>
-        </w:rPr>
-      </w:pPr>
-      <w:r>
-        <w:rPr>
-          <w:lang w:val="ro-RO"/>
-        </w:rPr>
-        <w:t>Acestea sunt câteva referințe din bibliografia utilizată.</w:t>
-      </w:r>
-    </w:p>
-    <w:p>
-      <w:pPr>
-        <w:rPr>
-          <w:lang w:val="ro-RO"/>
-        </w:rPr>
-      </w:pPr>
-    </w:p>
-    <w:p>
-      <w:pPr>
-        <w:rPr>
-          <w:lang w:val="ro-RO"/>
-        </w:rPr>
-      </w:pPr>
       <w:r>
         <w:rPr>
           <w:lang w:val="ro-RO"/>
         </w:rPr>
         <w:t>Slide 19 - Mulțumesc</w:t>
       </w:r>
-    </w:p>
-    <w:p>
-      <w:pPr>
-        <w:rPr>
-          <w:lang w:val="ro-RO"/>
-        </w:rPr>
-      </w:pPr>
     </w:p>
     <w:p>
       <w:pPr>
@@ -3173,6 +3724,7 @@
   <w:style w:type="character" w:default="1" w:styleId="DefaultParagraphFont">
     <w:name w:val="Default Paragraph Font"/>
     <w:uiPriority w:val="1"/>
+    <w:semiHidden/>
     <w:unhideWhenUsed/>
   </w:style>
   <w:style w:type="table" w:default="1" w:styleId="TableNormal">

--- a/docs/prezentare/current_draft/disertatie_prezentare_text_main.docx
+++ b/docs/prezentare/current_draft/disertatie_prezentare_text_main.docx
@@ -4,15 +4,40 @@
   <w:body>
     <w:p>
       <w:pPr>
-        <w:rPr>
-          <w:lang w:val="ro-RO"/>
-        </w:rPr>
-      </w:pPr>
-      <w:r>
-        <w:rPr>
-          <w:lang w:val="ro-RO"/>
-        </w:rPr>
-        <w:t>Buna ziua stimata comisie, ma numesc... iar I</w:t>
+        <w:jc w:val="both"/>
+        <w:rPr>
+          <w:lang w:val="ro-RO"/>
+        </w:rPr>
+      </w:pPr>
+      <w:r>
+        <w:rPr>
+          <w:lang w:val="ro-RO"/>
+        </w:rPr>
+        <w:t>Buna ziua stimat</w:t>
+      </w:r>
+      <w:r>
+        <w:rPr>
+          <w:lang w:val="ro-RO"/>
+        </w:rPr>
+        <w:t>i membri ai</w:t>
+      </w:r>
+      <w:r>
+        <w:rPr>
+          <w:lang w:val="ro-RO"/>
+        </w:rPr>
+        <w:t xml:space="preserve"> comisie</w:t>
+      </w:r>
+      <w:r>
+        <w:rPr>
+          <w:lang w:val="ro-RO"/>
+        </w:rPr>
+        <w:t>i</w:t>
+      </w:r>
+      <w:r>
+        <w:rPr>
+          <w:lang w:val="ro-RO"/>
+        </w:rPr>
+        <w:t>, ma numesc... iar I</w:t>
       </w:r>
       <w:r>
         <w:rPr>
@@ -24,11 +49,24 @@
         <w:rPr>
           <w:lang w:val="ro-RO"/>
         </w:rPr>
-        <w:t xml:space="preserve"> despe un protcol...Schnorr</w:t>
+        <w:t xml:space="preserve"> despe un protcol</w:t>
+      </w:r>
+      <w:r>
+        <w:rPr>
+          <w:lang w:val="ro-RO"/>
+        </w:rPr>
+        <w:t xml:space="preserve"> de autentificare Oatuh folosind </w:t>
+      </w:r>
+      <w:r>
+        <w:rPr>
+          <w:lang w:val="ro-RO"/>
+        </w:rPr>
+        <w:t>Schnorr</w:t>
       </w:r>
     </w:p>
     <w:p>
       <w:pPr>
+        <w:jc w:val="both"/>
         <w:rPr>
           <w:lang w:val="ro-RO"/>
         </w:rPr>
@@ -42,6 +80,7 @@
     </w:p>
     <w:p>
       <w:pPr>
+        <w:jc w:val="both"/>
         <w:rPr>
           <w:lang w:val="ro-RO"/>
         </w:rPr>
@@ -62,7 +101,13 @@
         <w:rPr>
           <w:lang w:val="ro-RO"/>
         </w:rPr>
-        <w:t xml:space="preserve">voi vorbi despre </w:t>
+        <w:t xml:space="preserve">voi </w:t>
+      </w:r>
+      <w:r>
+        <w:rPr>
+          <w:lang w:val="ro-RO"/>
+        </w:rPr>
+        <w:t xml:space="preserve">expune </w:t>
       </w:r>
       <w:r>
         <w:rPr>
@@ -73,6 +118,7 @@
     </w:p>
     <w:p>
       <w:pPr>
+        <w:jc w:val="both"/>
         <w:rPr>
           <w:lang w:val="ro-RO"/>
         </w:rPr>
@@ -86,6 +132,7 @@
     </w:p>
     <w:p>
       <w:pPr>
+        <w:jc w:val="both"/>
         <w:rPr>
           <w:lang w:val="ro-RO"/>
         </w:rPr>
@@ -99,15 +146,16 @@
     </w:p>
     <w:p>
       <w:pPr>
-        <w:rPr>
-          <w:lang w:val="ro-RO"/>
-        </w:rPr>
-      </w:pPr>
-      <w:r>
-        <w:rPr>
-          <w:lang w:val="ro-RO"/>
-        </w:rPr>
-        <w:t xml:space="preserve">Date introductive despre </w:t>
+        <w:jc w:val="both"/>
+        <w:rPr>
+          <w:lang w:val="ro-RO"/>
+        </w:rPr>
+      </w:pPr>
+      <w:r>
+        <w:rPr>
+          <w:lang w:val="ro-RO"/>
+        </w:rPr>
+        <w:t xml:space="preserve">Date despre </w:t>
       </w:r>
       <w:r>
         <w:rPr>
@@ -142,6 +190,7 @@
     </w:p>
     <w:p>
       <w:pPr>
+        <w:jc w:val="both"/>
         <w:rPr>
           <w:lang w:val="ro-RO"/>
         </w:rPr>
@@ -156,7 +205,19 @@
         <w:rPr>
           <w:lang w:val="ro-RO"/>
         </w:rPr>
-        <w:t xml:space="preserve"> si </w:t>
+        <w:t xml:space="preserve"> </w:t>
+      </w:r>
+      <w:r>
+        <w:rPr>
+          <w:lang w:val="ro-RO"/>
+        </w:rPr>
+        <w:t>alaturi de</w:t>
+      </w:r>
+      <w:r>
+        <w:rPr>
+          <w:lang w:val="ro-RO"/>
+        </w:rPr>
+        <w:t xml:space="preserve"> </w:t>
       </w:r>
       <w:r>
         <w:rPr>
@@ -173,19 +234,27 @@
     </w:p>
     <w:p>
       <w:pPr>
-        <w:rPr>
-          <w:lang w:val="ro-RO"/>
-        </w:rPr>
-      </w:pPr>
-      <w:r>
-        <w:rPr>
-          <w:lang w:val="ro-RO"/>
-        </w:rPr>
-        <w:t>in final avem rezultatele si bibliografia</w:t>
+        <w:jc w:val="both"/>
+        <w:rPr>
+          <w:lang w:val="ro-RO"/>
+        </w:rPr>
+      </w:pPr>
+      <w:r>
+        <w:rPr>
+          <w:lang w:val="ro-RO"/>
+        </w:rPr>
+        <w:t xml:space="preserve">in final avem rezultatele si </w:t>
+      </w:r>
+      <w:r>
+        <w:rPr>
+          <w:lang w:val="ro-RO"/>
+        </w:rPr>
+        <w:t>concluziile</w:t>
       </w:r>
     </w:p>
     <w:p>
       <w:pPr>
+        <w:jc w:val="both"/>
         <w:rPr>
           <w:lang w:val="ro-RO"/>
         </w:rPr>
@@ -193,6 +262,7 @@
     </w:p>
     <w:p>
       <w:pPr>
+        <w:jc w:val="both"/>
         <w:rPr>
           <w:lang w:val="ro-RO"/>
         </w:rPr>
@@ -206,39 +276,46 @@
     </w:p>
     <w:p>
       <w:pPr>
-        <w:rPr>
-          <w:lang w:val="ro-RO"/>
-        </w:rPr>
-      </w:pPr>
-      <w:r>
-        <w:rPr>
-          <w:lang w:val="ro-RO"/>
-        </w:rPr>
-        <w:t xml:space="preserve">Tema pornește de la </w:t>
-      </w:r>
-      <w:r>
-        <w:rPr>
-          <w:lang w:val="ro-RO"/>
-        </w:rPr>
-        <w:t>câteva</w:t>
-      </w:r>
-      <w:r>
-        <w:rPr>
-          <w:lang w:val="ro-RO"/>
-        </w:rPr>
-        <w:t xml:space="preserve"> problem</w:t>
-      </w:r>
-      <w:r>
-        <w:rPr>
-          <w:lang w:val="ro-RO"/>
-        </w:rPr>
-        <w:t>e</w:t>
-      </w:r>
-      <w:r>
-        <w:rPr>
-          <w:lang w:val="ro-RO"/>
-        </w:rPr>
-        <w:t xml:space="preserve"> a aplicațiilor web</w:t>
+        <w:jc w:val="both"/>
+        <w:rPr>
+          <w:lang w:val="ro-RO"/>
+        </w:rPr>
+      </w:pPr>
+      <w:r>
+        <w:rPr>
+          <w:lang w:val="ro-RO"/>
+        </w:rPr>
+        <w:t xml:space="preserve">Tema </w:t>
+      </w:r>
+      <w:r>
+        <w:rPr>
+          <w:lang w:val="ro-RO"/>
+        </w:rPr>
+        <w:t>e data de</w:t>
+      </w:r>
+      <w:r>
+        <w:rPr>
+          <w:lang w:val="ro-RO"/>
+        </w:rPr>
+        <w:t xml:space="preserve"> vulnerabilitatile</w:t>
+      </w:r>
+      <w:r>
+        <w:rPr>
+          <w:lang w:val="ro-RO"/>
+        </w:rPr>
+        <w:t xml:space="preserve"> </w:t>
+      </w:r>
+      <w:r>
+        <w:rPr>
+          <w:lang w:val="ro-RO"/>
+        </w:rPr>
+        <w:t xml:space="preserve">specifice </w:t>
+      </w:r>
+      <w:r>
+        <w:rPr>
+          <w:lang w:val="ro-RO"/>
+        </w:rPr>
+        <w:t>aplicațiilor web</w:t>
       </w:r>
       <w:r>
         <w:rPr>
@@ -286,7 +363,31 @@
         <w:rPr>
           <w:lang w:val="ro-RO"/>
         </w:rPr>
-        <w:t>secret către server</w:t>
+        <w:t>secret</w:t>
+      </w:r>
+      <w:r>
+        <w:rPr>
+          <w:lang w:val="ro-RO"/>
+        </w:rPr>
+        <w:t xml:space="preserve"> direct</w:t>
+      </w:r>
+      <w:r>
+        <w:rPr>
+          <w:lang w:val="ro-RO"/>
+        </w:rPr>
+        <w:t xml:space="preserve"> fara encriptare</w:t>
+      </w:r>
+      <w:r>
+        <w:rPr>
+          <w:lang w:val="ro-RO"/>
+        </w:rPr>
+        <w:t xml:space="preserve"> </w:t>
+      </w:r>
+      <w:r>
+        <w:rPr>
+          <w:lang w:val="ro-RO"/>
+        </w:rPr>
+        <w:t>către server</w:t>
       </w:r>
       <w:r>
         <w:rPr>
@@ -298,7 +399,31 @@
         <w:rPr>
           <w:lang w:val="ro-RO"/>
         </w:rPr>
-        <w:t>. Deși HTTPS reduce riscul interceptării, nu elimină vulnerabilităț</w:t>
+        <w:t xml:space="preserve">. Deși </w:t>
+      </w:r>
+      <w:r>
+        <w:rPr>
+          <w:lang w:val="ro-RO"/>
+        </w:rPr>
+        <w:t xml:space="preserve">protocolul </w:t>
+      </w:r>
+      <w:r>
+        <w:rPr>
+          <w:lang w:val="ro-RO"/>
+        </w:rPr>
+        <w:t xml:space="preserve">HTTPS reduce riscul interceptării, </w:t>
+      </w:r>
+      <w:r>
+        <w:rPr>
+          <w:lang w:val="ro-RO"/>
+        </w:rPr>
+        <w:t xml:space="preserve">acesta </w:t>
+      </w:r>
+      <w:r>
+        <w:rPr>
+          <w:lang w:val="ro-RO"/>
+        </w:rPr>
+        <w:t>nu elimină vulnerabilităț</w:t>
       </w:r>
       <w:r>
         <w:rPr>
@@ -310,11 +435,24 @@
         <w:rPr>
           <w:lang w:val="ro-RO"/>
         </w:rPr>
-        <w:t xml:space="preserve"> precum breșele bazelor de date, reutilizarea parolelor sau atacurile de tip Store Now, Decrypt Later.</w:t>
+        <w:t xml:space="preserve"> precum breșele bazelor de date, </w:t>
+      </w:r>
+      <w:r>
+        <w:rPr>
+          <w:lang w:val="ro-RO"/>
+        </w:rPr>
+        <w:t xml:space="preserve">atacuri de tip replay </w:t>
+      </w:r>
+      <w:r>
+        <w:rPr>
+          <w:lang w:val="ro-RO"/>
+        </w:rPr>
+        <w:t>sau de tip Store Now, Decrypt Later.</w:t>
       </w:r>
     </w:p>
     <w:p>
       <w:pPr>
+        <w:jc w:val="both"/>
         <w:rPr>
           <w:lang w:val="ro-RO"/>
         </w:rPr>
@@ -362,19 +500,43 @@
         <w:rPr>
           <w:lang w:val="ro-RO"/>
         </w:rPr>
-        <w:t xml:space="preserve">-ul de autentificare iar prin </w:t>
-      </w:r>
-      <w:r>
-        <w:rPr>
-          <w:lang w:val="ro-RO"/>
-        </w:rPr>
-        <w:t>integrarea schemei de identficare Schnorr am putea folosi demonst</w:t>
+        <w:t xml:space="preserve"> </w:t>
+      </w:r>
+      <w:r>
+        <w:rPr>
+          <w:lang w:val="ro-RO"/>
+        </w:rPr>
+        <w:t xml:space="preserve">iar prin </w:t>
+      </w:r>
+      <w:r>
+        <w:rPr>
+          <w:lang w:val="ro-RO"/>
+        </w:rPr>
+        <w:t xml:space="preserve">integrarea schemei de identficare Schnorr am putea </w:t>
+      </w:r>
+      <w:r>
+        <w:rPr>
+          <w:lang w:val="ro-RO"/>
+        </w:rPr>
+        <w:t>valorifica</w:t>
+      </w:r>
+      <w:r>
+        <w:rPr>
+          <w:lang w:val="ro-RO"/>
+        </w:rPr>
+        <w:t xml:space="preserve"> demonst</w:t>
       </w:r>
       <w:r>
         <w:rPr>
           <w:lang w:val="ro-RO"/>
         </w:rPr>
         <w:t>ratii</w:t>
+      </w:r>
+      <w:r>
+        <w:rPr>
+          <w:lang w:val="ro-RO"/>
+        </w:rPr>
+        <w:t>le</w:t>
       </w:r>
       <w:r>
         <w:rPr>
@@ -405,19 +567,63 @@
     </w:p>
     <w:p>
       <w:pPr>
-        <w:rPr>
-          <w:lang w:val="ro-RO"/>
-        </w:rPr>
-      </w:pPr>
-      <w:r>
-        <w:rPr>
-          <w:lang w:val="ro-RO"/>
-        </w:rPr>
-        <w:t>Din moment ce protocolul e destinat pentru aplicatii web, am introdus si un formular de autentificare pe care il poate folosi o aplicatie web.</w:t>
+        <w:jc w:val="both"/>
+        <w:rPr>
+          <w:lang w:val="ro-RO"/>
+        </w:rPr>
+      </w:pPr>
+      <w:r>
+        <w:rPr>
+          <w:lang w:val="ro-RO"/>
+        </w:rPr>
+        <w:t>Din moment ce protocolul e destinat aplicatii</w:t>
+      </w:r>
+      <w:r>
+        <w:rPr>
+          <w:lang w:val="ro-RO"/>
+        </w:rPr>
+        <w:t>lor</w:t>
+      </w:r>
+      <w:r>
+        <w:rPr>
+          <w:lang w:val="ro-RO"/>
+        </w:rPr>
+        <w:t xml:space="preserve"> web, </w:t>
+      </w:r>
+      <w:r>
+        <w:rPr>
+          <w:lang w:val="ro-RO"/>
+        </w:rPr>
+        <w:t>s-a dezvoltat</w:t>
+      </w:r>
+      <w:r>
+        <w:rPr>
+          <w:lang w:val="ro-RO"/>
+        </w:rPr>
+        <w:t xml:space="preserve"> si un formular </w:t>
+      </w:r>
+      <w:r>
+        <w:rPr>
+          <w:lang w:val="ro-RO"/>
+        </w:rPr>
+        <w:t xml:space="preserve">standard </w:t>
+      </w:r>
+      <w:r>
+        <w:rPr>
+          <w:lang w:val="ro-RO"/>
+        </w:rPr>
+        <w:t xml:space="preserve">de autentificare pe care il poate </w:t>
+      </w:r>
+      <w:r>
+        <w:rPr>
+          <w:lang w:val="ro-RO"/>
+        </w:rPr>
+        <w:t>integra o astfel de aplicatie.</w:t>
       </w:r>
     </w:p>
     <w:p>
       <w:pPr>
+        <w:jc w:val="both"/>
         <w:rPr>
           <w:lang w:val="ro-RO"/>
         </w:rPr>
@@ -425,6 +631,7 @@
     </w:p>
     <w:p>
       <w:pPr>
+        <w:jc w:val="both"/>
         <w:rPr>
           <w:lang w:val="ro-RO"/>
         </w:rPr>
@@ -438,10 +645,17 @@
     </w:p>
     <w:p>
       <w:pPr>
-        <w:rPr>
-          <w:lang w:val="ro-RO"/>
-        </w:rPr>
-      </w:pPr>
+        <w:jc w:val="both"/>
+        <w:rPr>
+          <w:lang w:val="ro-RO"/>
+        </w:rPr>
+      </w:pPr>
+      <w:r>
+        <w:rPr>
+          <w:lang w:val="ro-RO"/>
+        </w:rPr>
+        <w:t xml:space="preserve">Pentru dezvoltarea server-ului s-a ales </w:t>
+      </w:r>
       <w:r>
         <w:rPr>
           <w:lang w:val="ro-RO"/>
@@ -458,78 +672,136 @@
         <w:rPr>
           <w:lang w:val="ro-RO"/>
         </w:rPr>
-        <w:t xml:space="preserve"> Flask a fost ales pentru </w:t>
-      </w:r>
-      <w:r>
-        <w:rPr>
-          <w:lang w:val="ro-RO"/>
-        </w:rPr>
-        <w:t xml:space="preserve">partea de </w:t>
-      </w:r>
-      <w:r>
-        <w:rPr>
-          <w:lang w:val="ro-RO"/>
-        </w:rPr>
-        <w:t xml:space="preserve">server datorită </w:t>
-      </w:r>
-      <w:r>
-        <w:rPr>
-          <w:lang w:val="ro-RO"/>
-        </w:rPr>
-        <w:t xml:space="preserve">felxibilitatii cu o multitudine de </w:t>
-      </w:r>
-      <w:r>
-        <w:rPr>
-          <w:lang w:val="ro-RO"/>
-        </w:rPr>
-        <w:t>bibliot</w:t>
-      </w:r>
-      <w:r>
-        <w:rPr>
-          <w:lang w:val="ro-RO"/>
-        </w:rPr>
-        <w:t>eci.</w:t>
+        <w:t xml:space="preserve"> Flask </w:t>
+      </w:r>
+      <w:r>
+        <w:rPr>
+          <w:lang w:val="ro-RO"/>
+        </w:rPr>
+        <w:t>(</w:t>
+      </w:r>
+      <w:r>
+        <w:rPr>
+          <w:sz w:val="16"/>
+          <w:szCs w:val="16"/>
+          <w:lang w:val="ro-RO"/>
+        </w:rPr>
+        <w:t xml:space="preserve">datorită </w:t>
+      </w:r>
+      <w:r>
+        <w:rPr>
+          <w:sz w:val="16"/>
+          <w:szCs w:val="16"/>
+          <w:lang w:val="ro-RO"/>
+        </w:rPr>
+        <w:t xml:space="preserve">felxibilitatii </w:t>
+      </w:r>
+      <w:r>
+        <w:rPr>
+          <w:sz w:val="16"/>
+          <w:szCs w:val="16"/>
+          <w:lang w:val="ro-RO"/>
+        </w:rPr>
+        <w:t>si suportului cu o multitudine de biblioteci</w:t>
+      </w:r>
+      <w:r>
+        <w:rPr>
+          <w:lang w:val="ro-RO"/>
+        </w:rPr>
+        <w:t>)</w:t>
       </w:r>
     </w:p>
     <w:p>
       <w:pPr>
-        <w:rPr>
-          <w:lang w:val="ro-RO"/>
-        </w:rPr>
-      </w:pPr>
-      <w:r>
-        <w:rPr>
-          <w:lang w:val="ro-RO"/>
-        </w:rPr>
-        <w:t xml:space="preserve">JavaScript, HTML și CSS au fost utilizate pe partea de client, </w:t>
-      </w:r>
-      <w:r>
-        <w:rPr>
+        <w:jc w:val="both"/>
+        <w:rPr>
+          <w:lang w:val="ro-RO"/>
+        </w:rPr>
+      </w:pPr>
+      <w:r>
+        <w:rPr>
+          <w:lang w:val="ro-RO"/>
+        </w:rPr>
+        <w:t xml:space="preserve">Iar pe partea de client avem </w:t>
+      </w:r>
+      <w:r>
+        <w:rPr>
+          <w:lang w:val="ro-RO"/>
+        </w:rPr>
+        <w:t xml:space="preserve">JavaScript, HTML și CSS </w:t>
+      </w:r>
+      <w:r>
+        <w:rPr>
+          <w:lang w:val="ro-RO"/>
+        </w:rPr>
+        <w:t>(</w:t>
+      </w:r>
+      <w:r>
+        <w:rPr>
+          <w:sz w:val="16"/>
+          <w:szCs w:val="16"/>
+          <w:lang w:val="ro-RO"/>
+        </w:rPr>
+        <w:t xml:space="preserve">au fost utilizate pe partea de client, </w:t>
+      </w:r>
+      <w:r>
+        <w:rPr>
+          <w:sz w:val="16"/>
+          <w:szCs w:val="16"/>
           <w:lang w:val="ro-RO"/>
         </w:rPr>
         <w:t>deoarece ofera</w:t>
       </w:r>
       <w:r>
         <w:rPr>
+          <w:sz w:val="16"/>
+          <w:szCs w:val="16"/>
           <w:lang w:val="ro-RO"/>
         </w:rPr>
         <w:t xml:space="preserve"> compatibilitate </w:t>
       </w:r>
       <w:r>
         <w:rPr>
-          <w:lang w:val="ro-RO"/>
-        </w:rPr>
-        <w:t>cu majoritatea framework-urilor folosite de aplicatii web</w:t>
-      </w:r>
-      <w:r>
-        <w:rPr>
+          <w:sz w:val="16"/>
+          <w:szCs w:val="16"/>
+          <w:lang w:val="ro-RO"/>
+        </w:rPr>
+        <w:t xml:space="preserve">cu majoritatea framework-urilor folosite </w:t>
+      </w:r>
+      <w:r>
+        <w:rPr>
+          <w:sz w:val="16"/>
+          <w:szCs w:val="16"/>
+          <w:lang w:val="ro-RO"/>
+        </w:rPr>
+        <w:t>in</w:t>
+      </w:r>
+      <w:r>
+        <w:rPr>
+          <w:sz w:val="16"/>
+          <w:szCs w:val="16"/>
+          <w:lang w:val="ro-RO"/>
+        </w:rPr>
+        <w:t xml:space="preserve"> aplicatii web</w:t>
+      </w:r>
+      <w:r>
+        <w:rPr>
+          <w:sz w:val="16"/>
+          <w:szCs w:val="16"/>
           <w:lang w:val="ro-RO"/>
         </w:rPr>
         <w:t>.</w:t>
+      </w:r>
+      <w:r>
+        <w:rPr>
+          <w:lang w:val="ro-RO"/>
+        </w:rPr>
+        <w:t>)</w:t>
       </w:r>
     </w:p>
     <w:p>
       <w:pPr>
+        <w:jc w:val="both"/>
         <w:rPr>
           <w:lang w:val="ro-RO"/>
         </w:rPr>
@@ -537,6 +809,7 @@
     </w:p>
     <w:p>
       <w:pPr>
+        <w:jc w:val="both"/>
         <w:rPr>
           <w:lang w:val="ro-RO"/>
         </w:rPr>
@@ -550,6 +823,7 @@
     </w:p>
     <w:p>
       <w:pPr>
+        <w:jc w:val="both"/>
         <w:rPr>
           <w:lang w:val="ro-RO"/>
         </w:rPr>
@@ -575,119 +849,92 @@
     </w:p>
     <w:p>
       <w:pPr>
-        <w:rPr>
-          <w:lang w:val="ro-RO"/>
-        </w:rPr>
-      </w:pPr>
-      <w:r>
-        <w:rPr>
-          <w:lang w:val="ro-RO"/>
-        </w:rPr>
-        <w:t xml:space="preserve">Nivelul de prezentare cuprinde </w:t>
-      </w:r>
-      <w:r>
-        <w:rPr>
-          <w:lang w:val="ro-RO"/>
-        </w:rPr>
-        <w:t xml:space="preserve">dispozitivul sau </w:t>
-      </w:r>
-      <w:r>
-        <w:rPr>
-          <w:lang w:val="ro-RO"/>
-        </w:rPr>
-        <w:t>interfața</w:t>
-      </w:r>
-      <w:r>
-        <w:rPr>
-          <w:lang w:val="ro-RO"/>
-        </w:rPr>
-        <w:t xml:space="preserve"> web pe care </w:t>
-      </w:r>
-      <w:r>
-        <w:rPr>
-          <w:lang w:val="ro-RO"/>
-        </w:rPr>
-        <w:t>utilizatorul</w:t>
-      </w:r>
-      <w:r>
-        <w:rPr>
-          <w:lang w:val="ro-RO"/>
-        </w:rPr>
-        <w:t xml:space="preserve"> introduce sau </w:t>
-      </w:r>
-      <w:r>
-        <w:rPr>
-          <w:lang w:val="ro-RO"/>
-        </w:rPr>
-        <w:t>deține</w:t>
-      </w:r>
-      <w:r>
-        <w:rPr>
-          <w:lang w:val="ro-RO"/>
-        </w:rPr>
-        <w:t xml:space="preserve"> </w:t>
-      </w:r>
-      <w:r>
-        <w:rPr>
-          <w:lang w:val="ro-RO"/>
-        </w:rPr>
-        <w:t>cre</w:t>
-      </w:r>
-      <w:r>
-        <w:rPr>
-          <w:lang w:val="ro-RO"/>
-        </w:rPr>
-        <w:t>dențialele</w:t>
-      </w:r>
-      <w:r>
-        <w:rPr>
-          <w:lang w:val="ro-RO"/>
-        </w:rPr>
-        <w:t xml:space="preserve"> si unde se </w:t>
-      </w:r>
-      <w:r>
-        <w:rPr>
-          <w:lang w:val="ro-RO"/>
-        </w:rPr>
-        <w:t>inițiază</w:t>
-      </w:r>
-      <w:r>
-        <w:rPr>
-          <w:lang w:val="ro-RO"/>
-        </w:rPr>
-        <w:t xml:space="preserve"> procedura de autenficare</w:t>
+        <w:jc w:val="both"/>
+        <w:rPr>
+          <w:lang w:val="ro-RO"/>
+        </w:rPr>
+      </w:pPr>
+      <w:r>
+        <w:rPr>
+          <w:lang w:val="ro-RO"/>
+        </w:rPr>
+        <w:t xml:space="preserve">Nivelul de prezentare </w:t>
+      </w:r>
+      <w:r>
+        <w:rPr>
+          <w:lang w:val="ro-RO"/>
+        </w:rPr>
+        <w:t>reprezinta interfata in care userul introduce credentialele si initiaza autentificarea</w:t>
       </w:r>
     </w:p>
     <w:p>
       <w:pPr>
-        <w:rPr>
-          <w:lang w:val="ro-RO"/>
-        </w:rPr>
-      </w:pPr>
-      <w:r>
-        <w:rPr>
-          <w:lang w:val="ro-RO"/>
-        </w:rPr>
-        <w:t xml:space="preserve">Nivelul de aplicație, gestionează logica </w:t>
-      </w:r>
-      <w:r>
-        <w:rPr>
-          <w:lang w:val="ro-RO"/>
-        </w:rPr>
-        <w:t>de verificare si autentificare a user-ului, a sesiunii si emiterea token-ului</w:t>
+        <w:jc w:val="both"/>
+        <w:rPr>
+          <w:lang w:val="ro-RO"/>
+        </w:rPr>
+      </w:pPr>
+      <w:r>
+        <w:rPr>
+          <w:lang w:val="ro-RO"/>
+        </w:rPr>
+        <w:t>Nivelul de aplicație</w:t>
+      </w:r>
+      <w:r>
+        <w:rPr>
+          <w:lang w:val="ro-RO"/>
+        </w:rPr>
+        <w:t xml:space="preserve"> contine </w:t>
+      </w:r>
+      <w:r>
+        <w:rPr>
+          <w:lang w:val="ro-RO"/>
+        </w:rPr>
+        <w:t xml:space="preserve">logica </w:t>
+      </w:r>
+      <w:r>
+        <w:rPr>
+          <w:lang w:val="ro-RO"/>
+        </w:rPr>
+        <w:t xml:space="preserve">de verificare si autentificare, </w:t>
+      </w:r>
+      <w:r>
+        <w:rPr>
+          <w:lang w:val="ro-RO"/>
+        </w:rPr>
+        <w:t>managementul</w:t>
+      </w:r>
+      <w:r>
+        <w:rPr>
+          <w:lang w:val="ro-RO"/>
+        </w:rPr>
+        <w:t xml:space="preserve"> sesiunii si emiterea token-ului</w:t>
       </w:r>
     </w:p>
     <w:p>
       <w:pPr>
-        <w:rPr>
-          <w:lang w:val="ro-RO"/>
-        </w:rPr>
-      </w:pPr>
-      <w:r>
-        <w:rPr>
-          <w:lang w:val="ro-RO"/>
-        </w:rPr>
-        <w:t>Nivelul de date conține baz</w:t>
+        <w:jc w:val="both"/>
+        <w:rPr>
+          <w:lang w:val="ro-RO"/>
+        </w:rPr>
+      </w:pPr>
+      <w:r>
+        <w:rPr>
+          <w:lang w:val="ro-RO"/>
+        </w:rPr>
+        <w:t>Nivelul de date conțin</w:t>
+      </w:r>
+      <w:r>
+        <w:rPr>
+          <w:lang w:val="ro-RO"/>
+        </w:rPr>
+        <w:t>e</w:t>
+      </w:r>
+      <w:r>
+        <w:rPr>
+          <w:lang w:val="ro-RO"/>
+        </w:rPr>
+        <w:t xml:space="preserve"> baz</w:t>
       </w:r>
       <w:r>
         <w:rPr>
@@ -705,13 +952,19 @@
         <w:rPr>
           <w:lang w:val="ro-RO"/>
         </w:rPr>
-        <w:t xml:space="preserve">de date pentru stocarea </w:t>
-      </w:r>
-      <w:r>
-        <w:rPr>
-          <w:lang w:val="ro-RO"/>
-        </w:rPr>
-        <w:t>legaturii dintre user</w:t>
+        <w:t xml:space="preserve">de date </w:t>
+      </w:r>
+      <w:r>
+        <w:rPr>
+          <w:lang w:val="ro-RO"/>
+        </w:rPr>
+        <w:t>cu asocierea</w:t>
+      </w:r>
+      <w:r>
+        <w:rPr>
+          <w:lang w:val="ro-RO"/>
+        </w:rPr>
+        <w:t xml:space="preserve"> dintre user</w:t>
       </w:r>
       <w:r>
         <w:rPr>
@@ -735,23 +988,12 @@
         <w:rPr>
           <w:lang w:val="ro-RO"/>
         </w:rPr>
-        <w:t>resursel</w:t>
-      </w:r>
-      <w:r>
-        <w:rPr>
-          <w:lang w:val="ro-RO"/>
-        </w:rPr>
-        <w:t xml:space="preserve">e </w:t>
-      </w:r>
-      <w:r>
-        <w:rPr>
-          <w:lang w:val="ro-RO"/>
-        </w:rPr>
-        <w:t xml:space="preserve">protejate </w:t>
+        <w:t xml:space="preserve">resurse </w:t>
       </w:r>
     </w:p>
     <w:p>
       <w:pPr>
+        <w:jc w:val="both"/>
         <w:rPr>
           <w:lang w:val="ro-RO"/>
         </w:rPr>
@@ -759,6 +1001,7 @@
     </w:p>
     <w:p>
       <w:pPr>
+        <w:jc w:val="both"/>
         <w:rPr>
           <w:lang w:val="ro-RO"/>
         </w:rPr>
@@ -772,6 +1015,7 @@
     </w:p>
     <w:p>
       <w:pPr>
+        <w:jc w:val="both"/>
         <w:rPr>
           <w:lang w:val="ro-RO"/>
         </w:rPr>
@@ -781,1620 +1025,1925 @@
           <w:lang w:val="ro-RO"/>
         </w:rPr>
         <w:lastRenderedPageBreak/>
-        <w:t>Schema Schnorr interactivă se bazează pe dificultatea problemei logaritmului discret</w:t>
-      </w:r>
-      <w:r>
-        <w:rPr>
+        <w:t>Schema interactivă Schnorr</w:t>
+      </w:r>
+      <w:r>
+        <w:rPr>
+          <w:lang w:val="ro-RO"/>
+        </w:rPr>
+        <w:t xml:space="preserve"> se</w:t>
+      </w:r>
+      <w:r>
+        <w:rPr>
+          <w:lang w:val="ro-RO"/>
+        </w:rPr>
+        <w:t xml:space="preserve"> baz</w:t>
+      </w:r>
+      <w:r>
+        <w:rPr>
+          <w:lang w:val="ro-RO"/>
+        </w:rPr>
+        <w:t>eaza</w:t>
+      </w:r>
+      <w:r>
+        <w:rPr>
+          <w:lang w:val="ro-RO"/>
+        </w:rPr>
+        <w:t xml:space="preserve"> pe problema logaritmului discret și </w:t>
+      </w:r>
+      <w:r>
+        <w:rPr>
+          <w:lang w:val="ro-RO"/>
+        </w:rPr>
+        <w:t xml:space="preserve">e </w:t>
+      </w:r>
+      <w:r>
+        <w:rPr>
+          <w:lang w:val="ro-RO"/>
+        </w:rPr>
+        <w:t xml:space="preserve">utilizată în domenii precum IoT și blockchain, este un </w:t>
+      </w:r>
+      <w:r>
+        <w:rPr>
+          <w:lang w:val="ro-RO"/>
+        </w:rPr>
+        <w:t>algoritm</w:t>
+      </w:r>
+      <w:r>
+        <w:rPr>
+          <w:lang w:val="ro-RO"/>
+        </w:rPr>
+        <w:t xml:space="preserve"> de identificare în care un "Prover" își demonstrează identitatea în fața unui "Verifier" printr-un schimb secvențial </w:t>
+      </w:r>
+      <w:r>
+        <w:rPr>
+          <w:lang w:val="ro-RO"/>
+        </w:rPr>
+        <w:t>de mesaje (</w:t>
+      </w:r>
+      <w:r>
+        <w:rPr>
+          <w:sz w:val="16"/>
+          <w:szCs w:val="16"/>
+          <w:lang w:val="ro-RO"/>
+        </w:rPr>
+        <w:t>chei publice, angajament, provoc</w:t>
+      </w:r>
+      <w:r>
+        <w:rPr>
+          <w:sz w:val="16"/>
+          <w:szCs w:val="16"/>
+          <w:lang w:val="ro-RO"/>
+        </w:rPr>
+        <w:t>are</w:t>
+      </w:r>
+      <w:r>
+        <w:rPr>
+          <w:sz w:val="16"/>
+          <w:szCs w:val="16"/>
           <w:lang w:val="ro-RO"/>
         </w:rPr>
         <w:t xml:space="preserve"> </w:t>
       </w:r>
       <w:r>
         <w:rPr>
-          <w:lang w:val="ro-RO"/>
-        </w:rPr>
-        <w:t xml:space="preserve">si e </w:t>
-      </w:r>
-      <w:r>
-        <w:rPr>
-          <w:lang w:val="ro-RO"/>
-        </w:rPr>
-        <w:t>folosit</w:t>
-      </w:r>
-      <w:r>
-        <w:rPr>
-          <w:lang w:val="ro-RO"/>
-        </w:rPr>
-        <w:t>a</w:t>
-      </w:r>
-      <w:r>
-        <w:rPr>
-          <w:lang w:val="ro-RO"/>
-        </w:rPr>
-        <w:t xml:space="preserve"> in general</w:t>
-      </w:r>
-      <w:r>
-        <w:rPr>
-          <w:lang w:val="ro-RO"/>
-        </w:rPr>
-        <w:t xml:space="preserve"> in domeni</w:t>
-      </w:r>
-      <w:r>
-        <w:rPr>
-          <w:lang w:val="ro-RO"/>
-        </w:rPr>
-        <w:t>i</w:t>
-      </w:r>
-      <w:r>
-        <w:rPr>
-          <w:lang w:val="ro-RO"/>
-        </w:rPr>
-        <w:t xml:space="preserve"> </w:t>
-      </w:r>
-      <w:r>
-        <w:rPr>
-          <w:lang w:val="ro-RO"/>
-        </w:rPr>
-        <w:t xml:space="preserve">precum </w:t>
-      </w:r>
-      <w:r>
-        <w:rPr>
-          <w:lang w:val="ro-RO"/>
-        </w:rPr>
-        <w:t>iot, blockchain sau alte aplicatii zkp.</w:t>
+          <w:sz w:val="16"/>
+          <w:szCs w:val="16"/>
+          <w:lang w:val="ro-RO"/>
+        </w:rPr>
+        <w:t xml:space="preserve">aleatoare, </w:t>
+      </w:r>
+      <w:r>
+        <w:rPr>
+          <w:sz w:val="16"/>
+          <w:szCs w:val="16"/>
+          <w:lang w:val="ro-RO"/>
+        </w:rPr>
+        <w:t xml:space="preserve"> soluț</w:t>
+      </w:r>
+      <w:r>
+        <w:rPr>
+          <w:sz w:val="16"/>
+          <w:szCs w:val="16"/>
+          <w:lang w:val="ro-RO"/>
+        </w:rPr>
+        <w:t xml:space="preserve">i, </w:t>
+      </w:r>
+      <w:r>
+        <w:rPr>
+          <w:sz w:val="16"/>
+          <w:szCs w:val="16"/>
+          <w:lang w:val="ro-RO"/>
+        </w:rPr>
+        <w:t xml:space="preserve"> valida</w:t>
+      </w:r>
+      <w:r>
+        <w:rPr>
+          <w:sz w:val="16"/>
+          <w:szCs w:val="16"/>
+          <w:lang w:val="ro-RO"/>
+        </w:rPr>
+        <w:t>re</w:t>
+      </w:r>
+      <w:r>
+        <w:rPr>
+          <w:sz w:val="16"/>
+          <w:szCs w:val="16"/>
+          <w:lang w:val="ro-RO"/>
+        </w:rPr>
+        <w:t xml:space="preserve"> matematic</w:t>
+      </w:r>
+      <w:r>
+        <w:rPr>
+          <w:lang w:val="ro-RO"/>
+        </w:rPr>
+        <w:t>) care se termina intr-o validare matematica</w:t>
       </w:r>
     </w:p>
     <w:p>
       <w:pPr>
-        <w:rPr>
-          <w:lang w:val="ro-RO"/>
-        </w:rPr>
-      </w:pPr>
-      <w:r>
-        <w:rPr>
-          <w:lang w:val="ro-RO"/>
-        </w:rPr>
-        <w:t xml:space="preserve">Algoritmul </w:t>
-      </w:r>
-      <w:r>
-        <w:rPr>
-          <w:lang w:val="ro-RO"/>
-        </w:rPr>
-        <w:t>incepe prin a alege un numar prim P, un factor Q si un generator astfel incat G la Q</w:t>
-      </w:r>
-      <w:r>
-        <w:rPr>
-          <w:lang w:val="ro-RO"/>
-        </w:rPr>
-        <w:t xml:space="preserve"> </w:t>
-      </w:r>
-      <w:r>
-        <w:rPr>
-          <w:lang w:val="ro-RO"/>
-        </w:rPr>
-        <w:t>mod P =1</w:t>
-      </w:r>
-      <w:r>
-        <w:rPr>
-          <w:lang w:val="ro-RO"/>
-        </w:rPr>
-        <w:t>, restul parametrilor sunt din spati</w:t>
-      </w:r>
-      <w:r>
-        <w:rPr>
-          <w:lang w:val="ro-RO"/>
-        </w:rPr>
-        <w:t>u</w:t>
-      </w:r>
-      <w:r>
-        <w:rPr>
-          <w:lang w:val="ro-RO"/>
-        </w:rPr>
-        <w:t xml:space="preserve">l </w:t>
-      </w:r>
-      <w:r>
-        <w:rPr>
-          <w:lang w:val="ro-RO"/>
-        </w:rPr>
-        <w:t xml:space="preserve">lui </w:t>
-      </w:r>
-      <w:r>
-        <w:rPr>
-          <w:lang w:val="ro-RO"/>
-        </w:rPr>
-        <w:t>Q</w:t>
-      </w:r>
+        <w:jc w:val="both"/>
+        <w:rPr>
+          <w:lang w:val="ro-RO"/>
+        </w:rPr>
+      </w:pPr>
     </w:p>
     <w:p>
       <w:pPr>
-        <w:rPr>
-          <w:lang w:val="ro-RO"/>
-        </w:rPr>
-      </w:pPr>
-      <w:r>
-        <w:rPr>
-          <w:lang w:val="ro-RO"/>
-        </w:rPr>
-        <w:t xml:space="preserve">Prima data, in faza de initializare, se genereaza o cheie </w:t>
-      </w:r>
-      <w:r>
-        <w:rPr>
-          <w:lang w:val="ro-RO"/>
-        </w:rPr>
-        <w:t xml:space="preserve">publica </w:t>
-      </w:r>
-      <w:r>
-        <w:rPr>
-          <w:lang w:val="ro-RO"/>
-        </w:rPr>
-        <w:t xml:space="preserve">y de </w:t>
-      </w:r>
-      <w:r>
-        <w:rPr>
-          <w:lang w:val="ro-RO"/>
-        </w:rPr>
-        <w:t>către</w:t>
-      </w:r>
-      <w:r>
-        <w:rPr>
-          <w:lang w:val="ro-RO"/>
-        </w:rPr>
-        <w:t xml:space="preserve"> </w:t>
-      </w:r>
-      <w:r>
-        <w:rPr>
-          <w:lang w:val="ro-RO"/>
-        </w:rPr>
-        <w:t>P</w:t>
-      </w:r>
-      <w:r>
-        <w:rPr>
-          <w:lang w:val="ro-RO"/>
-        </w:rPr>
-        <w:t>rover si se trimite la verifier, mai apoi, in sesiune</w:t>
-      </w:r>
-      <w:r>
-        <w:rPr>
-          <w:lang w:val="ro-RO"/>
-        </w:rPr>
-        <w:t>a</w:t>
-      </w:r>
-      <w:r>
-        <w:rPr>
-          <w:lang w:val="ro-RO"/>
-        </w:rPr>
-        <w:t xml:space="preserve"> de identificare, proverul trimite un angajament catre verifier, acesta ii intoarce o provocare </w:t>
-      </w:r>
-      <w:r>
-        <w:rPr>
-          <w:lang w:val="ro-RO"/>
-        </w:rPr>
-        <w:t>aleatorie c</w:t>
-      </w:r>
-      <w:r>
-        <w:rPr>
-          <w:lang w:val="ro-RO"/>
-        </w:rPr>
-        <w:t xml:space="preserve"> di</w:t>
-      </w:r>
-      <w:r>
-        <w:rPr>
-          <w:lang w:val="ro-RO"/>
-        </w:rPr>
-        <w:t>n spati</w:t>
-      </w:r>
-      <w:r>
-        <w:rPr>
-          <w:lang w:val="ro-RO"/>
-        </w:rPr>
-        <w:t>u</w:t>
-      </w:r>
-      <w:r>
-        <w:rPr>
-          <w:lang w:val="ro-RO"/>
-        </w:rPr>
-        <w:t xml:space="preserve">l Q steluta, </w:t>
-      </w:r>
-      <w:r>
-        <w:rPr>
-          <w:lang w:val="ro-RO"/>
-        </w:rPr>
-        <w:t>P</w:t>
-      </w:r>
-      <w:r>
-        <w:rPr>
-          <w:lang w:val="ro-RO"/>
-        </w:rPr>
-        <w:t xml:space="preserve">roverul foloseste provocarea pentru a oferi o solutie care mai apoi e folosita de </w:t>
-      </w:r>
-      <w:r>
-        <w:rPr>
-          <w:lang w:val="ro-RO"/>
-        </w:rPr>
-        <w:t>V</w:t>
-      </w:r>
-      <w:r>
-        <w:rPr>
-          <w:lang w:val="ro-RO"/>
-        </w:rPr>
-        <w:t>erifier pentru a vedea daca se potriveste in egalitatea finala.</w:t>
+        <w:jc w:val="both"/>
+        <w:rPr>
+          <w:lang w:val="ro-RO"/>
+        </w:rPr>
+      </w:pPr>
+      <w:r>
+        <w:rPr>
+          <w:lang w:val="ro-RO"/>
+        </w:rPr>
+        <w:t>Slide 7 - Fluxul de înregistrare</w:t>
       </w:r>
     </w:p>
     <w:p>
       <w:pPr>
-        <w:rPr>
-          <w:lang w:val="ro-RO"/>
-        </w:rPr>
-      </w:pPr>
+        <w:jc w:val="both"/>
+        <w:rPr>
+          <w:lang w:val="ro-RO"/>
+        </w:rPr>
+      </w:pPr>
+      <w:r>
+        <w:rPr>
+          <w:lang w:val="ro-RO"/>
+        </w:rPr>
+        <w:t xml:space="preserve">Astfel, in implementare, </w:t>
+      </w:r>
+      <w:r>
+        <w:rPr>
+          <w:lang w:val="ro-RO"/>
+        </w:rPr>
+        <w:t>protocolul</w:t>
+      </w:r>
+      <w:r>
+        <w:rPr>
+          <w:lang w:val="ro-RO"/>
+        </w:rPr>
+        <w:t xml:space="preserve"> </w:t>
+      </w:r>
+      <w:r>
+        <w:rPr>
+          <w:lang w:val="ro-RO"/>
+        </w:rPr>
+        <w:t>începe</w:t>
+      </w:r>
+      <w:r>
+        <w:rPr>
+          <w:lang w:val="ro-RO"/>
+        </w:rPr>
+        <w:t xml:space="preserve"> cu inregistrarea unde userul introduce creden</w:t>
+      </w:r>
+      <w:r>
+        <w:rPr>
+          <w:lang w:val="ro-RO"/>
+        </w:rPr>
+        <w:t>ț</w:t>
+      </w:r>
+      <w:r>
+        <w:rPr>
+          <w:lang w:val="ro-RO"/>
+        </w:rPr>
+        <w:t xml:space="preserve">ialele, </w:t>
+      </w:r>
+      <w:r>
+        <w:rPr>
+          <w:lang w:val="ro-RO"/>
+        </w:rPr>
+        <w:t>aplicația</w:t>
+      </w:r>
+      <w:r>
+        <w:rPr>
+          <w:lang w:val="ro-RO"/>
+        </w:rPr>
+        <w:t xml:space="preserve"> </w:t>
+      </w:r>
+      <w:r>
+        <w:rPr>
+          <w:lang w:val="ro-RO"/>
+        </w:rPr>
+        <w:t>obtine</w:t>
+      </w:r>
+      <w:r>
+        <w:rPr>
+          <w:lang w:val="ro-RO"/>
+        </w:rPr>
+        <w:t xml:space="preserve"> parametrii globali de la server-ul de autentificare</w:t>
+      </w:r>
+      <w:r>
+        <w:rPr>
+          <w:lang w:val="ro-RO"/>
+        </w:rPr>
+        <w:t xml:space="preserve">, </w:t>
+      </w:r>
+      <w:r>
+        <w:rPr>
+          <w:lang w:val="ro-RO"/>
+        </w:rPr>
+        <w:t>deriveaza</w:t>
+      </w:r>
+      <w:r>
+        <w:rPr>
+          <w:lang w:val="ro-RO"/>
+        </w:rPr>
+        <w:t xml:space="preserve"> x folosind parola pentru</w:t>
+      </w:r>
+      <w:r>
+        <w:rPr>
+          <w:lang w:val="ro-RO"/>
+        </w:rPr>
+        <w:t xml:space="preserve">, creeaza </w:t>
+      </w:r>
+      <w:r>
+        <w:rPr>
+          <w:lang w:val="ro-RO"/>
+        </w:rPr>
+        <w:t xml:space="preserve">cheia publica </w:t>
+      </w:r>
+      <w:r>
+        <w:rPr>
+          <w:lang w:val="ro-RO"/>
+        </w:rPr>
+        <w:t>y</w:t>
+      </w:r>
+      <w:r>
+        <w:rPr>
+          <w:lang w:val="ro-RO"/>
+        </w:rPr>
+        <w:t xml:space="preserve"> si o</w:t>
+      </w:r>
+      <w:r>
+        <w:rPr>
+          <w:lang w:val="ro-RO"/>
+        </w:rPr>
+        <w:t xml:space="preserve">  trimi</w:t>
+      </w:r>
+      <w:r>
+        <w:rPr>
+          <w:lang w:val="ro-RO"/>
+        </w:rPr>
+        <w:t xml:space="preserve">te </w:t>
+      </w:r>
+      <w:r>
+        <w:rPr>
+          <w:lang w:val="ro-RO"/>
+        </w:rPr>
+        <w:t>la server care</w:t>
+      </w:r>
+      <w:r>
+        <w:rPr>
+          <w:lang w:val="ro-RO"/>
+        </w:rPr>
+        <w:t xml:space="preserve"> </w:t>
+      </w:r>
+      <w:r>
+        <w:rPr>
+          <w:lang w:val="ro-RO"/>
+        </w:rPr>
+        <w:t xml:space="preserve">pe urma </w:t>
+      </w:r>
+      <w:r>
+        <w:rPr>
+          <w:lang w:val="ro-RO"/>
+        </w:rPr>
+        <w:t xml:space="preserve"> isi face verificarile propuse si salveaza legatura dintre y si utilizator.</w:t>
+      </w:r>
     </w:p>
     <w:p>
       <w:pPr>
-        <w:rPr>
-          <w:lang w:val="ro-RO"/>
-        </w:rPr>
-      </w:pPr>
-      <w:r>
-        <w:rPr>
-          <w:lang w:val="ro-RO"/>
-        </w:rPr>
-        <w:t>Slide 7 - Fluxul de înregistrare</w:t>
+        <w:jc w:val="both"/>
+        <w:rPr>
+          <w:lang w:val="ro-RO"/>
+        </w:rPr>
+      </w:pPr>
+      <w:r>
+        <w:rPr>
+          <w:lang w:val="ro-RO"/>
+        </w:rPr>
+        <w:t>(</w:t>
+      </w:r>
+      <w:r>
+        <w:rPr>
+          <w:sz w:val="16"/>
+          <w:szCs w:val="16"/>
+          <w:lang w:val="ro-RO"/>
+        </w:rPr>
+        <w:t>DETALII DESPRE</w:t>
+      </w:r>
+      <w:r>
+        <w:rPr>
+          <w:sz w:val="16"/>
+          <w:szCs w:val="16"/>
+          <w:lang w:val="ro-RO"/>
+        </w:rPr>
+        <w:t xml:space="preserve"> verficare payload, aparteneta la subgroup, verificare daca e inregistrat deja</w:t>
+      </w:r>
+      <w:r>
+        <w:rPr>
+          <w:lang w:val="ro-RO"/>
+        </w:rPr>
+        <w:t>)</w:t>
       </w:r>
     </w:p>
     <w:p>
       <w:pPr>
-        <w:rPr>
-          <w:lang w:val="ro-RO"/>
-        </w:rPr>
-      </w:pPr>
-      <w:r>
-        <w:rPr>
-          <w:lang w:val="ro-RO"/>
-        </w:rPr>
-        <w:t xml:space="preserve">Astfel, in implementare, </w:t>
-      </w:r>
-      <w:r>
-        <w:rPr>
-          <w:lang w:val="ro-RO"/>
-        </w:rPr>
-        <w:t>protocolul</w:t>
-      </w:r>
-      <w:r>
-        <w:rPr>
-          <w:lang w:val="ro-RO"/>
-        </w:rPr>
-        <w:t xml:space="preserve"> </w:t>
-      </w:r>
-      <w:r>
-        <w:rPr>
-          <w:lang w:val="ro-RO"/>
-        </w:rPr>
-        <w:t>începe</w:t>
-      </w:r>
-      <w:r>
-        <w:rPr>
-          <w:lang w:val="ro-RO"/>
-        </w:rPr>
-        <w:t xml:space="preserve"> cu inregistrarea unde userul introduce creden</w:t>
-      </w:r>
-      <w:r>
-        <w:rPr>
-          <w:lang w:val="ro-RO"/>
-        </w:rPr>
-        <w:t>ț</w:t>
-      </w:r>
-      <w:r>
-        <w:rPr>
-          <w:lang w:val="ro-RO"/>
-        </w:rPr>
-        <w:t xml:space="preserve">ialele, </w:t>
-      </w:r>
-      <w:r>
-        <w:rPr>
-          <w:lang w:val="ro-RO"/>
-        </w:rPr>
-        <w:t>aplicația</w:t>
-      </w:r>
-      <w:r>
-        <w:rPr>
-          <w:lang w:val="ro-RO"/>
-        </w:rPr>
-        <w:t xml:space="preserve"> </w:t>
-      </w:r>
-      <w:r>
-        <w:rPr>
-          <w:lang w:val="ro-RO"/>
-        </w:rPr>
-        <w:t xml:space="preserve">face rost de parametrii globali de la server-ul de autentificare, </w:t>
-      </w:r>
-      <w:r>
-        <w:rPr>
-          <w:lang w:val="ro-RO"/>
-        </w:rPr>
-        <w:t>aplicația</w:t>
-      </w:r>
-      <w:r>
-        <w:rPr>
-          <w:lang w:val="ro-RO"/>
-        </w:rPr>
-        <w:t xml:space="preserve"> </w:t>
-      </w:r>
-      <w:r>
-        <w:rPr>
-          <w:lang w:val="ro-RO"/>
-        </w:rPr>
-        <w:t>deriveaza</w:t>
-      </w:r>
-      <w:r>
-        <w:rPr>
-          <w:lang w:val="ro-RO"/>
-        </w:rPr>
-        <w:t xml:space="preserve"> x folosind parola care mai apoi e folosit pentru y si trimis la server care isi face verificarile propuse si salveaza legatura dintre y si utilizator.</w:t>
-      </w:r>
+        <w:jc w:val="both"/>
+        <w:rPr>
+          <w:lang w:val="ro-RO"/>
+        </w:rPr>
+      </w:pPr>
     </w:p>
     <w:p>
       <w:pPr>
-        <w:rPr>
-          <w:lang w:val="ro-RO"/>
-        </w:rPr>
-      </w:pPr>
-      <w:r>
-        <w:rPr>
-          <w:lang w:val="ro-RO"/>
-        </w:rPr>
-        <w:t>(DETALII DESPRE</w:t>
-      </w:r>
-      <w:r>
-        <w:rPr>
-          <w:lang w:val="ro-RO"/>
-        </w:rPr>
-        <w:t xml:space="preserve"> verficare payload, aparteneta la subgroup, verificare daca e inregistrat deja</w:t>
-      </w:r>
-      <w:r>
-        <w:rPr>
-          <w:lang w:val="ro-RO"/>
-        </w:rPr>
-        <w:t>)</w:t>
+        <w:jc w:val="both"/>
+        <w:rPr>
+          <w:lang w:val="ro-RO"/>
+        </w:rPr>
+      </w:pPr>
+      <w:r>
+        <w:rPr>
+          <w:lang w:val="ro-RO"/>
+        </w:rPr>
+        <w:t>Slide 8 - Autentificare (faza commit)</w:t>
       </w:r>
     </w:p>
     <w:p>
       <w:pPr>
-        <w:rPr>
-          <w:lang w:val="ro-RO"/>
-        </w:rPr>
-      </w:pPr>
+        <w:jc w:val="both"/>
+        <w:rPr>
+          <w:lang w:val="ro-RO"/>
+        </w:rPr>
+      </w:pPr>
+      <w:r>
+        <w:rPr>
+          <w:lang w:val="ro-RO"/>
+        </w:rPr>
+        <w:t xml:space="preserve">La autenficare, dupa introducerea credentialelor si schimbul de parametrii, aplicatia client </w:t>
+      </w:r>
+      <w:r>
+        <w:rPr>
+          <w:lang w:val="ro-RO"/>
+        </w:rPr>
+        <w:t xml:space="preserve"> generează un nonce aleatoriu, calculează angajamentul </w:t>
+      </w:r>
+      <w:r>
+        <w:rPr>
+          <w:lang w:val="ro-RO"/>
+        </w:rPr>
+        <w:t xml:space="preserve">cu el </w:t>
+      </w:r>
+      <w:r>
+        <w:rPr>
+          <w:lang w:val="ro-RO"/>
+        </w:rPr>
+        <w:t xml:space="preserve">și îl transmite împreună cu </w:t>
+      </w:r>
+      <w:r>
+        <w:rPr>
+          <w:lang w:val="ro-RO"/>
+        </w:rPr>
+        <w:t>id-ul</w:t>
+      </w:r>
+      <w:r>
+        <w:rPr>
+          <w:lang w:val="ro-RO"/>
+        </w:rPr>
+        <w:t xml:space="preserve"> clientului. </w:t>
+      </w:r>
     </w:p>
     <w:p>
       <w:pPr>
-        <w:rPr>
-          <w:lang w:val="ro-RO"/>
-        </w:rPr>
-      </w:pPr>
-      <w:r>
-        <w:rPr>
-          <w:lang w:val="ro-RO"/>
-        </w:rPr>
-        <w:t>Slide 8 - Autentificare (faza commit)</w:t>
+        <w:jc w:val="both"/>
+        <w:rPr>
+          <w:lang w:val="ro-RO"/>
+        </w:rPr>
+      </w:pPr>
+      <w:r>
+        <w:rPr>
+          <w:lang w:val="ro-RO"/>
+        </w:rPr>
+        <w:t xml:space="preserve">Serverul validează </w:t>
+      </w:r>
+      <w:r>
+        <w:rPr>
+          <w:lang w:val="ro-RO"/>
+        </w:rPr>
+        <w:t>payload-ul</w:t>
+      </w:r>
+      <w:r>
+        <w:rPr>
+          <w:lang w:val="ro-RO"/>
+        </w:rPr>
+        <w:t xml:space="preserve">, creează o sesiune temporară </w:t>
+      </w:r>
+      <w:r>
+        <w:rPr>
+          <w:lang w:val="ro-RO"/>
+        </w:rPr>
+        <w:t>din care e creat</w:t>
+      </w:r>
+      <w:r>
+        <w:rPr>
+          <w:lang w:val="ro-RO"/>
+        </w:rPr>
+        <w:t>ă</w:t>
+      </w:r>
+      <w:r>
+        <w:rPr>
+          <w:lang w:val="ro-RO"/>
+        </w:rPr>
+        <w:t xml:space="preserve"> provocarea </w:t>
+      </w:r>
+      <w:r>
+        <w:rPr>
+          <w:lang w:val="ro-RO"/>
+        </w:rPr>
+        <w:t xml:space="preserve">și </w:t>
+      </w:r>
+      <w:r>
+        <w:rPr>
+          <w:lang w:val="ro-RO"/>
+        </w:rPr>
+        <w:t xml:space="preserve">o returnează </w:t>
+      </w:r>
+      <w:r>
+        <w:rPr>
+          <w:lang w:val="ro-RO"/>
+        </w:rPr>
+        <w:t xml:space="preserve">împreună cu </w:t>
+      </w:r>
+      <w:r>
+        <w:rPr>
+          <w:lang w:val="ro-RO"/>
+        </w:rPr>
+        <w:t>session id</w:t>
+      </w:r>
+      <w:r>
+        <w:rPr>
+          <w:lang w:val="ro-RO"/>
+        </w:rPr>
+        <w:t>.</w:t>
       </w:r>
     </w:p>
     <w:p>
       <w:pPr>
-        <w:rPr>
-          <w:lang w:val="ro-RO"/>
-        </w:rPr>
-      </w:pPr>
-      <w:r>
-        <w:rPr>
-          <w:lang w:val="ro-RO"/>
-        </w:rPr>
-        <w:t xml:space="preserve">La autenficare, dupa introducerea credentialelor si schimbul de parametrii, aplicatia client </w:t>
-      </w:r>
-      <w:r>
-        <w:rPr>
-          <w:lang w:val="ro-RO"/>
-        </w:rPr>
-        <w:t xml:space="preserve"> generează un nonce aleatoriu, calculează angajamentul </w:t>
-      </w:r>
-      <w:r>
-        <w:rPr>
-          <w:lang w:val="ro-RO"/>
-        </w:rPr>
-        <w:t xml:space="preserve">cu el </w:t>
-      </w:r>
-      <w:r>
-        <w:rPr>
-          <w:lang w:val="ro-RO"/>
-        </w:rPr>
-        <w:t xml:space="preserve">și îl transmite împreună cu </w:t>
-      </w:r>
-      <w:r>
-        <w:rPr>
-          <w:lang w:val="ro-RO"/>
-        </w:rPr>
-        <w:t>id-ul</w:t>
-      </w:r>
-      <w:r>
-        <w:rPr>
-          <w:lang w:val="ro-RO"/>
-        </w:rPr>
-        <w:t xml:space="preserve"> clientului. </w:t>
+        <w:jc w:val="both"/>
+        <w:rPr>
+          <w:lang w:val="ro-RO"/>
+        </w:rPr>
+      </w:pPr>
+      <w:r>
+        <w:rPr>
+          <w:lang w:val="ro-RO"/>
+        </w:rPr>
+        <w:t>(</w:t>
+      </w:r>
+      <w:r>
+        <w:rPr>
+          <w:sz w:val="16"/>
+          <w:szCs w:val="16"/>
+          <w:lang w:val="ro-RO"/>
+        </w:rPr>
+        <w:t>DETALII DESPRE hash e shake-256</w:t>
+      </w:r>
+      <w:r>
+        <w:rPr>
+          <w:lang w:val="ro-RO"/>
+        </w:rPr>
+        <w:t xml:space="preserve"> )</w:t>
       </w:r>
     </w:p>
     <w:p>
       <w:pPr>
-        <w:rPr>
-          <w:lang w:val="ro-RO"/>
-        </w:rPr>
-      </w:pPr>
-      <w:r>
-        <w:rPr>
-          <w:lang w:val="ro-RO"/>
-        </w:rPr>
-        <w:t xml:space="preserve">Serverul validează </w:t>
-      </w:r>
-      <w:r>
-        <w:rPr>
-          <w:lang w:val="ro-RO"/>
-        </w:rPr>
-        <w:t>payload-ul</w:t>
-      </w:r>
-      <w:r>
-        <w:rPr>
-          <w:lang w:val="ro-RO"/>
-        </w:rPr>
-        <w:t xml:space="preserve">, creează o sesiune temporară </w:t>
-      </w:r>
-      <w:r>
-        <w:rPr>
-          <w:lang w:val="ro-RO"/>
-        </w:rPr>
-        <w:t>din care e creat</w:t>
-      </w:r>
-      <w:r>
-        <w:rPr>
-          <w:lang w:val="ro-RO"/>
-        </w:rPr>
-        <w:t>ă</w:t>
-      </w:r>
-      <w:r>
-        <w:rPr>
-          <w:lang w:val="ro-RO"/>
-        </w:rPr>
-        <w:t xml:space="preserve"> provocarea </w:t>
-      </w:r>
-      <w:r>
-        <w:rPr>
-          <w:lang w:val="ro-RO"/>
-        </w:rPr>
-        <w:t xml:space="preserve">și </w:t>
-      </w:r>
-      <w:r>
-        <w:rPr>
-          <w:lang w:val="ro-RO"/>
-        </w:rPr>
-        <w:t xml:space="preserve">o returnează </w:t>
-      </w:r>
-      <w:r>
-        <w:rPr>
-          <w:lang w:val="ro-RO"/>
-        </w:rPr>
-        <w:t xml:space="preserve">împreună cu </w:t>
-      </w:r>
-      <w:r>
-        <w:rPr>
-          <w:lang w:val="ro-RO"/>
-        </w:rPr>
-        <w:t>session id</w:t>
-      </w:r>
-      <w:r>
-        <w:rPr>
-          <w:lang w:val="ro-RO"/>
-        </w:rPr>
-        <w:t>.</w:t>
-      </w:r>
+        <w:jc w:val="both"/>
+        <w:rPr>
+          <w:lang w:val="ro-RO"/>
+        </w:rPr>
+      </w:pPr>
     </w:p>
     <w:p>
       <w:pPr>
-        <w:rPr>
-          <w:lang w:val="ro-RO"/>
-        </w:rPr>
-      </w:pPr>
-      <w:r>
-        <w:rPr>
-          <w:lang w:val="ro-RO"/>
-        </w:rPr>
-        <w:t>(DETALII DESPRE hash e shake-256 )</w:t>
+        <w:jc w:val="both"/>
+        <w:rPr>
+          <w:lang w:val="ro-RO"/>
+        </w:rPr>
+      </w:pPr>
+      <w:r>
+        <w:rPr>
+          <w:lang w:val="ro-RO"/>
+        </w:rPr>
+        <w:t>Slide 9 - Autentificare (faza verify)</w:t>
       </w:r>
     </w:p>
     <w:p>
       <w:pPr>
-        <w:rPr>
-          <w:lang w:val="ro-RO"/>
-        </w:rPr>
-      </w:pPr>
+        <w:jc w:val="both"/>
+        <w:rPr>
+          <w:lang w:val="ro-RO"/>
+        </w:rPr>
+      </w:pPr>
+      <w:r>
+        <w:rPr>
+          <w:lang w:val="ro-RO"/>
+        </w:rPr>
+        <w:t>Mai departe</w:t>
+      </w:r>
+      <w:r>
+        <w:rPr>
+          <w:lang w:val="ro-RO"/>
+        </w:rPr>
+        <w:t xml:space="preserve">, in faza de verify </w:t>
+      </w:r>
+      <w:r>
+        <w:rPr>
+          <w:lang w:val="ro-RO"/>
+        </w:rPr>
+        <w:t xml:space="preserve">se </w:t>
+      </w:r>
+      <w:r>
+        <w:rPr>
+          <w:lang w:val="ro-RO"/>
+        </w:rPr>
+        <w:t xml:space="preserve">calculează </w:t>
+      </w:r>
+      <w:r>
+        <w:rPr>
+          <w:lang w:val="ro-RO"/>
+        </w:rPr>
+        <w:t xml:space="preserve">solutia folosind parametrul derivat, </w:t>
+      </w:r>
+      <w:r>
+        <w:rPr>
+          <w:lang w:val="ro-RO"/>
+        </w:rPr>
+        <w:t xml:space="preserve">și îl transmite </w:t>
+      </w:r>
+      <w:r>
+        <w:rPr>
+          <w:lang w:val="ro-RO"/>
+        </w:rPr>
+        <w:t>ca raspuns la provocare</w:t>
+      </w:r>
+      <w:r>
+        <w:rPr>
+          <w:lang w:val="ro-RO"/>
+        </w:rPr>
+        <w:t xml:space="preserve">. </w:t>
+      </w:r>
+      <w:r>
+        <w:rPr>
+          <w:lang w:val="ro-RO"/>
+        </w:rPr>
+        <w:t xml:space="preserve">Se face egalitatea finala si daca e corecta, atunci se </w:t>
+      </w:r>
+      <w:r>
+        <w:rPr>
+          <w:lang w:val="ro-RO"/>
+        </w:rPr>
+        <w:t>emite</w:t>
+      </w:r>
+      <w:r>
+        <w:rPr>
+          <w:lang w:val="ro-RO"/>
+        </w:rPr>
+        <w:t xml:space="preserve"> </w:t>
+      </w:r>
+      <w:r>
+        <w:rPr>
+          <w:lang w:val="ro-RO"/>
+        </w:rPr>
+        <w:t xml:space="preserve">un </w:t>
+      </w:r>
+      <w:r>
+        <w:rPr>
+          <w:lang w:val="ro-RO"/>
+        </w:rPr>
+        <w:t>token</w:t>
+      </w:r>
     </w:p>
     <w:p>
       <w:pPr>
-        <w:rPr>
-          <w:lang w:val="ro-RO"/>
-        </w:rPr>
-      </w:pPr>
-      <w:r>
-        <w:rPr>
-          <w:lang w:val="ro-RO"/>
-        </w:rPr>
-        <w:t>Slide 9 - Autentificare (faza verify)</w:t>
-      </w:r>
+        <w:jc w:val="both"/>
+        <w:rPr>
+          <w:lang w:val="ro-RO"/>
+        </w:rPr>
+      </w:pPr>
     </w:p>
     <w:p>
       <w:pPr>
-        <w:rPr>
-          <w:lang w:val="ro-RO"/>
-        </w:rPr>
-      </w:pPr>
-      <w:r>
-        <w:rPr>
-          <w:lang w:val="ro-RO"/>
-        </w:rPr>
-        <w:t>Mai departe</w:t>
-      </w:r>
-      <w:r>
-        <w:rPr>
-          <w:lang w:val="ro-RO"/>
-        </w:rPr>
-        <w:t xml:space="preserve">, in faza de verify </w:t>
-      </w:r>
-      <w:r>
-        <w:rPr>
-          <w:lang w:val="ro-RO"/>
-        </w:rPr>
-        <w:t xml:space="preserve">se </w:t>
-      </w:r>
-      <w:r>
-        <w:rPr>
-          <w:lang w:val="ro-RO"/>
-        </w:rPr>
-        <w:t xml:space="preserve">calculează </w:t>
-      </w:r>
-      <w:r>
-        <w:rPr>
-          <w:lang w:val="ro-RO"/>
-        </w:rPr>
-        <w:t xml:space="preserve">solutia folosindu-se de parametrul derivat, </w:t>
-      </w:r>
-      <w:r>
-        <w:rPr>
-          <w:lang w:val="ro-RO"/>
-        </w:rPr>
-        <w:t xml:space="preserve">și îl transmite </w:t>
-      </w:r>
-      <w:r>
-        <w:rPr>
-          <w:lang w:val="ro-RO"/>
-        </w:rPr>
-        <w:t>ca raspuns la provocare</w:t>
-      </w:r>
-      <w:r>
-        <w:rPr>
-          <w:lang w:val="ro-RO"/>
-        </w:rPr>
-        <w:t xml:space="preserve">. </w:t>
-      </w:r>
-      <w:r>
-        <w:rPr>
-          <w:lang w:val="ro-RO"/>
-        </w:rPr>
-        <w:t xml:space="preserve">Se face egalitatea finala si daca e corecta, atunci se </w:t>
-      </w:r>
-      <w:r>
-        <w:rPr>
-          <w:lang w:val="ro-RO"/>
-        </w:rPr>
-        <w:t>raspunde cu token</w:t>
+        <w:jc w:val="both"/>
+        <w:rPr>
+          <w:lang w:val="ro-RO"/>
+        </w:rPr>
+      </w:pPr>
+      <w:r>
+        <w:rPr>
+          <w:lang w:val="ro-RO"/>
+        </w:rPr>
+        <w:t>Slide 10 - Consum token</w:t>
       </w:r>
     </w:p>
     <w:p>
       <w:pPr>
-        <w:rPr>
-          <w:lang w:val="ro-RO"/>
-        </w:rPr>
-      </w:pPr>
+        <w:jc w:val="both"/>
+        <w:rPr>
+          <w:lang w:val="ro-RO"/>
+        </w:rPr>
+      </w:pPr>
+      <w:r>
+        <w:rPr>
+          <w:lang w:val="ro-RO"/>
+        </w:rPr>
+        <w:t>Pe care, aplicatia il poate folosi ca sa acceseze resurse protejate de la serverul de resurse.</w:t>
+      </w:r>
     </w:p>
     <w:p>
       <w:pPr>
-        <w:rPr>
-          <w:lang w:val="ro-RO"/>
-        </w:rPr>
-      </w:pPr>
-      <w:r>
-        <w:rPr>
-          <w:lang w:val="ro-RO"/>
-        </w:rPr>
-        <w:t>Slide 10 - Consum token</w:t>
-      </w:r>
+        <w:jc w:val="both"/>
+        <w:rPr>
+          <w:lang w:val="ro-RO"/>
+        </w:rPr>
+      </w:pPr>
     </w:p>
     <w:p>
       <w:pPr>
-        <w:rPr>
-          <w:lang w:val="ro-RO"/>
-        </w:rPr>
-      </w:pPr>
-      <w:r>
-        <w:rPr>
-          <w:lang w:val="ro-RO"/>
-        </w:rPr>
-        <w:t>Pe care, aplicatia il poate folosi ca sa acceseze resurse protejate de la serverul de resurse.</w:t>
+        <w:jc w:val="both"/>
+        <w:rPr>
+          <w:lang w:val="ro-RO"/>
+        </w:rPr>
+      </w:pPr>
+      <w:r>
+        <w:rPr>
+          <w:lang w:val="ro-RO"/>
+        </w:rPr>
+        <w:t>Slide 11 - Proprietăți de securitate</w:t>
       </w:r>
     </w:p>
     <w:p>
       <w:pPr>
-        <w:rPr>
-          <w:lang w:val="ro-RO"/>
-        </w:rPr>
-      </w:pPr>
+        <w:jc w:val="both"/>
+        <w:rPr>
+          <w:lang w:val="ro-RO"/>
+        </w:rPr>
+      </w:pPr>
+      <w:r>
+        <w:rPr>
+          <w:lang w:val="ro-RO"/>
+        </w:rPr>
+        <w:t xml:space="preserve">Putem observa ca implementarea </w:t>
+      </w:r>
+      <w:r>
+        <w:rPr>
+          <w:lang w:val="ro-RO"/>
+        </w:rPr>
+        <w:t xml:space="preserve">previne breșele de date, atacurile replay și interceptările prin stocarea exclusivă a cheii publice, </w:t>
+      </w:r>
+      <w:r>
+        <w:rPr>
+          <w:lang w:val="ro-RO"/>
+        </w:rPr>
+        <w:t>folosirea</w:t>
+      </w:r>
+      <w:r>
+        <w:rPr>
+          <w:lang w:val="ro-RO"/>
+        </w:rPr>
+        <w:t xml:space="preserve"> valorilor efemere și netransmiterea </w:t>
+      </w:r>
+      <w:r>
+        <w:rPr>
+          <w:lang w:val="ro-RO"/>
+        </w:rPr>
+        <w:t>lui x si r</w:t>
+      </w:r>
+      <w:r>
+        <w:rPr>
+          <w:lang w:val="ro-RO"/>
+        </w:rPr>
+        <w:t>.</w:t>
+      </w:r>
     </w:p>
     <w:p>
       <w:pPr>
-        <w:rPr>
-          <w:lang w:val="ro-RO"/>
-        </w:rPr>
-      </w:pPr>
-      <w:r>
-        <w:rPr>
-          <w:lang w:val="ro-RO"/>
-        </w:rPr>
-        <w:t>Slide 11 - Proprietăți de securitate</w:t>
-      </w:r>
+        <w:jc w:val="both"/>
+        <w:rPr>
+          <w:lang w:val="ro-RO"/>
+        </w:rPr>
+      </w:pPr>
     </w:p>
     <w:p>
       <w:pPr>
-        <w:rPr>
-          <w:lang w:val="ro-RO"/>
-        </w:rPr>
-      </w:pPr>
-      <w:r>
-        <w:rPr>
-          <w:lang w:val="ro-RO"/>
-        </w:rPr>
-        <w:t>In urma implementarii putem vedea ca s</w:t>
-      </w:r>
-      <w:r>
-        <w:rPr>
-          <w:lang w:val="ro-RO"/>
-        </w:rPr>
-        <w:t xml:space="preserve">erverul nu stochează niciun secret partajat, reținând doar cheia publică y, ceea </w:t>
-      </w:r>
-      <w:r>
-        <w:rPr>
-          <w:lang w:val="ro-RO"/>
-        </w:rPr>
-        <w:t xml:space="preserve">reduce </w:t>
-      </w:r>
-      <w:r>
-        <w:rPr>
-          <w:lang w:val="ro-RO"/>
-        </w:rPr>
-        <w:t>breșele de date</w:t>
-      </w:r>
-      <w:r>
-        <w:rPr>
-          <w:lang w:val="ro-RO"/>
-        </w:rPr>
-        <w:t>, la problema logaritmului discret</w:t>
-      </w:r>
-      <w:r>
-        <w:rPr>
-          <w:lang w:val="ro-RO"/>
-        </w:rPr>
-        <w:t xml:space="preserve"> </w:t>
+        <w:jc w:val="both"/>
+        <w:rPr>
+          <w:lang w:val="ro-RO"/>
+        </w:rPr>
+      </w:pPr>
+      <w:r>
+        <w:rPr>
+          <w:lang w:val="ro-RO"/>
+        </w:rPr>
+        <w:t>Slide 12 - Validare și testare</w:t>
       </w:r>
     </w:p>
     <w:p>
       <w:pPr>
-        <w:rPr>
-          <w:lang w:val="ro-RO"/>
-        </w:rPr>
-      </w:pPr>
-      <w:r>
-        <w:rPr>
-          <w:lang w:val="ro-RO"/>
-        </w:rPr>
-        <w:t xml:space="preserve">Valorile t,c si s sunt efemere </w:t>
-      </w:r>
-      <w:r>
-        <w:rPr>
-          <w:lang w:val="ro-RO"/>
-        </w:rPr>
-        <w:t>, prevenind atacurile de tip replay</w:t>
-      </w:r>
-      <w:r>
-        <w:rPr>
-          <w:lang w:val="ro-RO"/>
-        </w:rPr>
-        <w:t xml:space="preserve"> si prin faptul ca r si x nu sunt transmise, face interceptarea nula si reduce reusita unor decriptari ulterioare</w:t>
+        <w:jc w:val="both"/>
+        <w:rPr>
+          <w:lang w:val="ro-RO"/>
+        </w:rPr>
+      </w:pPr>
+      <w:r>
+        <w:rPr>
+          <w:lang w:val="ro-RO"/>
+        </w:rPr>
+        <w:t xml:space="preserve">Validarea acoperă 49 de </w:t>
+      </w:r>
+      <w:r>
+        <w:rPr>
+          <w:lang w:val="ro-RO"/>
+        </w:rPr>
+        <w:t>teste</w:t>
+      </w:r>
+      <w:r>
+        <w:rPr>
+          <w:lang w:val="ro-RO"/>
+        </w:rPr>
+        <w:t xml:space="preserve">, toate cu rată de succes 100%, </w:t>
+      </w:r>
+      <w:r>
+        <w:rPr>
+          <w:lang w:val="ro-RO"/>
+        </w:rPr>
+        <w:t>unde</w:t>
       </w:r>
     </w:p>
     <w:p>
       <w:pPr>
-        <w:rPr>
-          <w:lang w:val="ro-RO"/>
-        </w:rPr>
-      </w:pPr>
+        <w:jc w:val="both"/>
+        <w:rPr>
+          <w:lang w:val="ro-RO"/>
+        </w:rPr>
+      </w:pPr>
+      <w:r>
+        <w:rPr>
+          <w:lang w:val="ro-RO"/>
+        </w:rPr>
+        <w:t xml:space="preserve">5 teste pozitive verifică </w:t>
+      </w:r>
+      <w:r>
+        <w:rPr>
+          <w:lang w:val="ro-RO"/>
+        </w:rPr>
+        <w:t>scenarii de baza/happy paths</w:t>
+      </w:r>
+      <w:r>
+        <w:rPr>
+          <w:lang w:val="ro-RO"/>
+        </w:rPr>
+        <w:t xml:space="preserve"> de autentificare/inregistrare</w:t>
+      </w:r>
+      <w:r>
+        <w:rPr>
+          <w:lang w:val="ro-RO"/>
+        </w:rPr>
+        <w:t xml:space="preserve">, </w:t>
+      </w:r>
+      <w:r>
+        <w:rPr>
+          <w:lang w:val="ro-RO"/>
+        </w:rPr>
+        <w:t>absența parole</w:t>
+      </w:r>
+      <w:r>
+        <w:rPr>
+          <w:lang w:val="ro-RO"/>
+        </w:rPr>
+        <w:t>i hashuite/criptate</w:t>
+      </w:r>
+      <w:r>
+        <w:rPr>
+          <w:lang w:val="ro-RO"/>
+        </w:rPr>
+        <w:t xml:space="preserve"> în baza de date, funcționarea </w:t>
+      </w:r>
+      <w:r>
+        <w:rPr>
+          <w:lang w:val="ro-RO"/>
+        </w:rPr>
+        <w:t>concurenta de useri</w:t>
+      </w:r>
+      <w:r>
+        <w:rPr>
+          <w:lang w:val="ro-RO"/>
+        </w:rPr>
+        <w:t xml:space="preserve">; </w:t>
+      </w:r>
     </w:p>
     <w:p>
       <w:pPr>
-        <w:rPr>
-          <w:lang w:val="ro-RO"/>
-        </w:rPr>
-      </w:pPr>
-      <w:r>
-        <w:rPr>
-          <w:lang w:val="ro-RO"/>
-        </w:rPr>
-        <w:t>Slide 12 - Validare și testare</w:t>
+        <w:jc w:val="both"/>
+        <w:rPr>
+          <w:lang w:val="ro-RO"/>
+        </w:rPr>
+      </w:pPr>
+      <w:r>
+        <w:rPr>
+          <w:lang w:val="ro-RO"/>
+        </w:rPr>
+        <w:t>5 teste negative care acoperă autentificarea cu parolă greșită, expirarea sesiunii</w:t>
+      </w:r>
+      <w:r>
+        <w:rPr>
+          <w:lang w:val="ro-RO"/>
+        </w:rPr>
+        <w:t xml:space="preserve"> si</w:t>
+      </w:r>
+      <w:r>
+        <w:rPr>
+          <w:lang w:val="ro-RO"/>
+        </w:rPr>
+        <w:t xml:space="preserve"> </w:t>
+      </w:r>
+      <w:r>
+        <w:rPr>
+          <w:lang w:val="ro-RO"/>
+        </w:rPr>
+        <w:t xml:space="preserve">diferite cereri duplicate; </w:t>
       </w:r>
     </w:p>
     <w:p>
       <w:pPr>
-        <w:rPr>
-          <w:lang w:val="ro-RO"/>
-        </w:rPr>
-      </w:pPr>
-      <w:r>
-        <w:rPr>
-          <w:lang w:val="ro-RO"/>
-        </w:rPr>
-        <w:t xml:space="preserve">Validarea acoperă 49 de </w:t>
-      </w:r>
-      <w:r>
-        <w:rPr>
-          <w:lang w:val="ro-RO"/>
-        </w:rPr>
-        <w:t>teste</w:t>
-      </w:r>
-      <w:r>
-        <w:rPr>
-          <w:lang w:val="ro-RO"/>
-        </w:rPr>
-        <w:t xml:space="preserve">, toate cu rată de succes 100%, </w:t>
-      </w:r>
-      <w:r>
-        <w:rPr>
-          <w:lang w:val="ro-RO"/>
-        </w:rPr>
-        <w:t>unde</w:t>
+        <w:jc w:val="both"/>
+        <w:rPr>
+          <w:lang w:val="ro-RO"/>
+        </w:rPr>
+      </w:pPr>
+      <w:r>
+        <w:rPr>
+          <w:lang w:val="ro-RO"/>
+        </w:rPr>
+        <w:lastRenderedPageBreak/>
+        <w:t xml:space="preserve">31 de cazuri limită care testează valori în afara </w:t>
+      </w:r>
+      <w:r>
+        <w:rPr>
+          <w:lang w:val="ro-RO"/>
+        </w:rPr>
+        <w:t xml:space="preserve">spatiului </w:t>
+      </w:r>
+      <w:r>
+        <w:rPr>
+          <w:lang w:val="ro-RO"/>
+        </w:rPr>
+        <w:t>Q</w:t>
+      </w:r>
+      <w:r>
+        <w:rPr>
+          <w:lang w:val="ro-RO"/>
+        </w:rPr>
+        <w:t>*</w:t>
+      </w:r>
+      <w:r>
+        <w:rPr>
+          <w:lang w:val="ro-RO"/>
+        </w:rPr>
+        <w:t>, valori triviale pentru y și t, tipuri de date neconforme precum float, string sau null, și absența</w:t>
+      </w:r>
+      <w:r>
+        <w:rPr>
+          <w:lang w:val="ro-RO"/>
+        </w:rPr>
+        <w:t xml:space="preserve"> antet</w:t>
+      </w:r>
+      <w:r>
+        <w:rPr>
+          <w:lang w:val="ro-RO"/>
+        </w:rPr>
+        <w:t xml:space="preserve">; </w:t>
       </w:r>
     </w:p>
     <w:p>
       <w:pPr>
-        <w:rPr>
-          <w:lang w:val="ro-RO"/>
-        </w:rPr>
-      </w:pPr>
-      <w:r>
-        <w:rPr>
-          <w:lang w:val="ro-RO"/>
-        </w:rPr>
-        <w:t xml:space="preserve">5 teste pozitive verifică </w:t>
-      </w:r>
-      <w:r>
-        <w:rPr>
-          <w:lang w:val="ro-RO"/>
-        </w:rPr>
-        <w:t>happy paths</w:t>
-      </w:r>
-      <w:r>
-        <w:rPr>
-          <w:lang w:val="ro-RO"/>
-        </w:rPr>
-        <w:t xml:space="preserve"> de autentificare/inregistrare</w:t>
-      </w:r>
-      <w:r>
-        <w:rPr>
-          <w:lang w:val="ro-RO"/>
-        </w:rPr>
-        <w:t xml:space="preserve">, </w:t>
-      </w:r>
-      <w:r>
-        <w:rPr>
-          <w:lang w:val="ro-RO"/>
-        </w:rPr>
-        <w:t>absența parole</w:t>
-      </w:r>
-      <w:r>
-        <w:rPr>
-          <w:lang w:val="ro-RO"/>
-        </w:rPr>
-        <w:t>i hashuite/criptate</w:t>
-      </w:r>
-      <w:r>
-        <w:rPr>
-          <w:lang w:val="ro-RO"/>
-        </w:rPr>
-        <w:t xml:space="preserve"> în baza de date, funcționarea multi-user simultană; </w:t>
+        <w:jc w:val="both"/>
+        <w:rPr>
+          <w:lang w:val="ro-RO"/>
+        </w:rPr>
+      </w:pPr>
+      <w:r>
+        <w:rPr>
+          <w:lang w:val="ro-RO"/>
+        </w:rPr>
+        <w:t xml:space="preserve">8 teste de securitate care validează falsificarea </w:t>
+      </w:r>
+      <w:r>
+        <w:rPr>
+          <w:lang w:val="ro-RO"/>
+        </w:rPr>
+        <w:t xml:space="preserve">y </w:t>
+      </w:r>
+      <w:r>
+        <w:rPr>
+          <w:lang w:val="ro-RO"/>
+        </w:rPr>
+        <w:t>fără cheie privată, erori off-by-one, izolarea sesiunilor și autentificarea cu cheia publică furată.</w:t>
       </w:r>
     </w:p>
     <w:p>
       <w:pPr>
-        <w:rPr>
-          <w:lang w:val="ro-RO"/>
-        </w:rPr>
-      </w:pPr>
-      <w:r>
-        <w:rPr>
-          <w:lang w:val="ro-RO"/>
-        </w:rPr>
-        <w:t>5 teste negative care acoperă autentificarea cu parolă greșită, replay, expirarea sesiunii, commit</w:t>
-      </w:r>
-      <w:r>
-        <w:rPr>
-          <w:lang w:val="ro-RO"/>
-        </w:rPr>
-        <w:t>uri</w:t>
-      </w:r>
-      <w:r>
-        <w:rPr>
-          <w:lang w:val="ro-RO"/>
-        </w:rPr>
-        <w:t xml:space="preserve"> </w:t>
-      </w:r>
-      <w:r>
-        <w:rPr>
-          <w:lang w:val="ro-RO"/>
-        </w:rPr>
-        <w:t>duplicate</w:t>
-      </w:r>
-      <w:r>
-        <w:rPr>
-          <w:lang w:val="ro-RO"/>
-        </w:rPr>
-        <w:t xml:space="preserve"> și înregistrarea duplicată;</w:t>
-      </w:r>
+        <w:jc w:val="both"/>
+        <w:rPr>
+          <w:lang w:val="ro-RO"/>
+        </w:rPr>
+      </w:pPr>
     </w:p>
     <w:p>
       <w:pPr>
-        <w:rPr>
-          <w:lang w:val="ro-RO"/>
-        </w:rPr>
-      </w:pPr>
-      <w:r>
-        <w:rPr>
-          <w:lang w:val="ro-RO"/>
-        </w:rPr>
-        <w:t xml:space="preserve">31 de cazuri limită care testează valori în afara Z_Q, valori triviale pentru y și t, tipuri de date neconforme precum float, string sau null, și absența antetului X-Auth-Session; </w:t>
+        <w:jc w:val="both"/>
+        <w:rPr>
+          <w:lang w:val="ro-RO"/>
+        </w:rPr>
+      </w:pPr>
+      <w:r>
+        <w:rPr>
+          <w:lang w:val="ro-RO"/>
+        </w:rPr>
+        <w:t>Din simulari</w:t>
+      </w:r>
+      <w:r>
+        <w:rPr>
+          <w:lang w:val="ro-RO"/>
+        </w:rPr>
+        <w:t>le</w:t>
+      </w:r>
+      <w:r>
+        <w:rPr>
+          <w:lang w:val="ro-RO"/>
+        </w:rPr>
+        <w:t xml:space="preserve"> de atacuri </w:t>
+      </w:r>
+      <w:r>
+        <w:rPr>
+          <w:lang w:val="ro-RO"/>
+        </w:rPr>
+        <w:t>observam ca</w:t>
+      </w:r>
+      <w:r>
+        <w:rPr>
+          <w:lang w:val="ro-RO"/>
+        </w:rPr>
+        <w:t xml:space="preserve"> </w:t>
       </w:r>
     </w:p>
     <w:p>
       <w:pPr>
-        <w:rPr>
-          <w:lang w:val="ro-RO"/>
-        </w:rPr>
-      </w:pPr>
-      <w:r>
-        <w:rPr>
-          <w:lang w:val="ro-RO"/>
-        </w:rPr>
-        <w:t xml:space="preserve">8 teste de securitate care validează falsificarea </w:t>
-      </w:r>
-      <w:r>
-        <w:rPr>
-          <w:lang w:val="ro-RO"/>
-        </w:rPr>
-        <w:t xml:space="preserve">y </w:t>
-      </w:r>
-      <w:r>
-        <w:rPr>
-          <w:lang w:val="ro-RO"/>
-        </w:rPr>
-        <w:t>fără cheie privată, erori off-by-one, izolarea sesiunilor și autentificarea cu cheia publică furată.</w:t>
+        <w:jc w:val="both"/>
+        <w:rPr>
+          <w:lang w:val="ro-RO"/>
+        </w:rPr>
+      </w:pPr>
+      <w:r>
+        <w:rPr>
+          <w:lang w:val="ro-RO"/>
+        </w:rPr>
+        <w:t>Din 10k de cereri nu au fost coliziuni pe c</w:t>
       </w:r>
     </w:p>
     <w:p>
       <w:pPr>
-        <w:rPr>
-          <w:lang w:val="ro-RO"/>
-        </w:rPr>
-      </w:pPr>
+        <w:jc w:val="both"/>
+        <w:rPr>
+          <w:lang w:val="ro-RO"/>
+        </w:rPr>
+      </w:pPr>
+      <w:r>
+        <w:rPr>
+          <w:lang w:val="ro-RO"/>
+        </w:rPr>
+        <w:t xml:space="preserve">injectarea de parametri slabi </w:t>
+      </w:r>
+      <w:r>
+        <w:rPr>
+          <w:lang w:val="ro-RO"/>
+        </w:rPr>
+        <w:t xml:space="preserve">e </w:t>
+      </w:r>
+      <w:r>
+        <w:rPr>
+          <w:lang w:val="ro-RO"/>
+        </w:rPr>
+        <w:t xml:space="preserve">respinsă prin HTTP 422 </w:t>
+      </w:r>
+      <w:r>
+        <w:rPr>
+          <w:lang w:val="ro-RO"/>
+        </w:rPr>
+        <w:t>(</w:t>
+      </w:r>
+      <w:r>
+        <w:rPr>
+          <w:sz w:val="16"/>
+          <w:szCs w:val="16"/>
+          <w:lang w:val="ro-RO"/>
+        </w:rPr>
+        <w:t>pentru subgrup invalid</w:t>
+      </w:r>
+      <w:r>
+        <w:rPr>
+          <w:lang w:val="ro-RO"/>
+        </w:rPr>
+        <w:t>)</w:t>
+      </w:r>
+      <w:r>
+        <w:rPr>
+          <w:lang w:val="ro-RO"/>
+        </w:rPr>
+        <w:t xml:space="preserve"> </w:t>
+      </w:r>
     </w:p>
     <w:p>
       <w:pPr>
-        <w:rPr>
-          <w:lang w:val="ro-RO"/>
-        </w:rPr>
-      </w:pPr>
-      <w:r>
-        <w:rPr>
-          <w:lang w:val="ro-RO"/>
-        </w:rPr>
-        <w:t xml:space="preserve">Din cateva simulari de atacuri vedem ca </w:t>
+        <w:jc w:val="both"/>
+        <w:rPr>
+          <w:lang w:val="ro-RO"/>
+        </w:rPr>
+      </w:pPr>
+      <w:r>
+        <w:rPr>
+          <w:lang w:val="ro-RO"/>
+        </w:rPr>
+        <w:t xml:space="preserve">replay cross-sesiune </w:t>
+      </w:r>
+      <w:r>
+        <w:rPr>
+          <w:lang w:val="ro-RO"/>
+        </w:rPr>
+        <w:t>ajunge sa fie respins datorita valorilor efemere</w:t>
       </w:r>
     </w:p>
     <w:p>
       <w:pPr>
-        <w:rPr>
-          <w:lang w:val="ro-RO"/>
-        </w:rPr>
-      </w:pPr>
-      <w:r>
-        <w:rPr>
-          <w:lang w:val="ro-RO"/>
-        </w:rPr>
-        <w:t>Din 10k de cereri nu au fost coliziuni pe c</w:t>
+        <w:jc w:val="both"/>
+        <w:rPr>
+          <w:lang w:val="ro-RO"/>
+        </w:rPr>
+      </w:pPr>
+      <w:r>
+        <w:rPr>
+          <w:lang w:val="ro-RO"/>
+        </w:rPr>
+        <w:t>un brute force devine nefezabil dupa o cheie de 64 de biti</w:t>
       </w:r>
     </w:p>
     <w:p>
       <w:pPr>
-        <w:rPr>
-          <w:lang w:val="ro-RO"/>
-        </w:rPr>
-      </w:pPr>
-      <w:r>
-        <w:rPr>
-          <w:lang w:val="ro-RO"/>
-        </w:rPr>
-        <w:t xml:space="preserve">injectarea de parametri slabi cu P=23, Q=11, G=4 respinsă prin HTTP 422 pentru subgrup invalid; </w:t>
-      </w:r>
+        <w:jc w:val="both"/>
+        <w:rPr>
+          <w:lang w:val="ro-RO"/>
+        </w:rPr>
+      </w:pPr>
     </w:p>
     <w:p>
       <w:pPr>
-        <w:rPr>
-          <w:lang w:val="ro-RO"/>
-        </w:rPr>
-      </w:pPr>
-      <w:r>
-        <w:rPr>
-          <w:lang w:val="ro-RO"/>
-        </w:rPr>
-        <w:t xml:space="preserve">replay cross-sesiune </w:t>
-      </w:r>
-      <w:r>
-        <w:rPr>
-          <w:lang w:val="ro-RO"/>
-        </w:rPr>
-        <w:t>ajunge sa fie respins datorita valorilor efemere</w:t>
+        <w:jc w:val="both"/>
+        <w:rPr>
+          <w:lang w:val="ro-RO"/>
+        </w:rPr>
+      </w:pPr>
+      <w:r>
+        <w:rPr>
+          <w:lang w:val="ro-RO"/>
+        </w:rPr>
+        <w:t>Slide 13 - Evaluarea performanței</w:t>
       </w:r>
     </w:p>
     <w:p>
       <w:pPr>
-        <w:rPr>
-          <w:lang w:val="ro-RO"/>
-        </w:rPr>
-      </w:pPr>
-      <w:r>
-        <w:rPr>
-          <w:lang w:val="ro-RO"/>
-        </w:rPr>
-        <w:t>un brute force devine nefezabil dupa o cheie de 64 de biti</w:t>
+        <w:jc w:val="both"/>
+        <w:rPr>
+          <w:lang w:val="ro-RO"/>
+        </w:rPr>
+      </w:pPr>
+      <w:r>
+        <w:rPr>
+          <w:lang w:val="ro-RO"/>
+        </w:rPr>
+        <w:t xml:space="preserve">Pentru implementare s-a folosit Un P de 2048 </w:t>
+      </w:r>
+      <w:r>
+        <w:rPr>
+          <w:lang w:val="ro-RO"/>
+        </w:rPr>
+        <w:t>r</w:t>
+      </w:r>
+      <w:proofErr w:type="spellStart"/>
+      <w:r>
+        <w:t>espectând</w:t>
+      </w:r>
+      <w:proofErr w:type="spellEnd"/>
+      <w:r>
+        <w:t xml:space="preserve"> </w:t>
+      </w:r>
+      <w:r>
+        <w:rPr>
+          <w:lang w:val="ro-RO"/>
+        </w:rPr>
+        <w:t>recomandar</w:t>
+      </w:r>
+      <w:r>
+        <w:rPr>
+          <w:lang w:val="ro-RO"/>
+        </w:rPr>
+        <w:t>ile</w:t>
+      </w:r>
+      <w:r>
+        <w:rPr>
+          <w:lang w:val="ro-RO"/>
+        </w:rPr>
+        <w:t xml:space="preserve"> </w:t>
+      </w:r>
+      <w:r>
+        <w:rPr>
+          <w:lang w:val="ro-RO"/>
+        </w:rPr>
+        <w:t>NIST</w:t>
       </w:r>
     </w:p>
     <w:p>
       <w:pPr>
-        <w:rPr>
-          <w:lang w:val="ro-RO"/>
-        </w:rPr>
-      </w:pPr>
+        <w:jc w:val="both"/>
+        <w:rPr>
+          <w:lang w:val="ro-RO"/>
+        </w:rPr>
+      </w:pPr>
+      <w:r>
+        <w:rPr>
+          <w:lang w:val="ro-RO"/>
+        </w:rPr>
+        <w:t>De aceea putem</w:t>
+      </w:r>
+      <w:r>
+        <w:rPr>
+          <w:lang w:val="ro-RO"/>
+        </w:rPr>
+        <w:t xml:space="preserve"> observ</w:t>
+      </w:r>
+      <w:r>
+        <w:rPr>
+          <w:lang w:val="ro-RO"/>
+        </w:rPr>
+        <w:t>a</w:t>
+      </w:r>
+      <w:r>
+        <w:rPr>
+          <w:lang w:val="ro-RO"/>
+        </w:rPr>
+        <w:t xml:space="preserve"> că operatiile</w:t>
+      </w:r>
+      <w:r>
+        <w:rPr>
+          <w:lang w:val="ro-RO"/>
+        </w:rPr>
+        <w:t xml:space="preserve"> ce</w:t>
+      </w:r>
+      <w:r>
+        <w:rPr>
+          <w:lang w:val="ro-RO"/>
+        </w:rPr>
+        <w:t xml:space="preserve"> includ exponentiere modular</w:t>
+      </w:r>
+      <w:r>
+        <w:rPr>
+          <w:lang w:val="ro-RO"/>
+        </w:rPr>
+        <w:t>ă</w:t>
+      </w:r>
+      <w:r>
+        <w:rPr>
+          <w:lang w:val="ro-RO"/>
+        </w:rPr>
+        <w:t xml:space="preserve"> </w:t>
+      </w:r>
+      <w:r>
+        <w:rPr>
+          <w:lang w:val="ro-RO"/>
+        </w:rPr>
+        <w:t>au un factor de timp mare</w:t>
+      </w:r>
+      <w:r>
+        <w:rPr>
+          <w:lang w:val="ro-RO"/>
+        </w:rPr>
+        <w:t xml:space="preserve">, </w:t>
+      </w:r>
+      <w:r>
+        <w:rPr>
+          <w:lang w:val="ro-RO"/>
+        </w:rPr>
+        <w:t>operația</w:t>
+      </w:r>
+      <w:r>
+        <w:rPr>
+          <w:lang w:val="ro-RO"/>
+        </w:rPr>
+        <w:t xml:space="preserve"> de validare </w:t>
+      </w:r>
+      <w:r>
+        <w:rPr>
+          <w:lang w:val="ro-RO"/>
+        </w:rPr>
+        <w:t>având</w:t>
+      </w:r>
+      <w:r>
+        <w:rPr>
+          <w:lang w:val="ro-RO"/>
+        </w:rPr>
+        <w:t xml:space="preserve"> cea mai mare latenta</w:t>
+      </w:r>
+      <w:r>
+        <w:rPr>
+          <w:lang w:val="ro-RO"/>
+        </w:rPr>
+        <w:t xml:space="preserve"> </w:t>
+      </w:r>
+      <w:r>
+        <w:rPr>
+          <w:lang w:val="ro-RO"/>
+        </w:rPr>
+        <w:t xml:space="preserve">deoarece are 2 </w:t>
+      </w:r>
+      <w:r>
+        <w:rPr>
+          <w:lang w:val="ro-RO"/>
+        </w:rPr>
+        <w:t>exponențieri</w:t>
+      </w:r>
     </w:p>
     <w:p>
       <w:pPr>
-        <w:rPr>
-          <w:lang w:val="ro-RO"/>
-        </w:rPr>
-      </w:pPr>
-      <w:r>
-        <w:rPr>
-          <w:lang w:val="ro-RO"/>
-        </w:rPr>
-        <w:t>Slide 13 - Evaluarea performanței</w:t>
-      </w:r>
+        <w:jc w:val="both"/>
+        <w:rPr>
+          <w:lang w:val="ro-RO"/>
+        </w:rPr>
+      </w:pPr>
     </w:p>
     <w:p>
       <w:pPr>
-        <w:rPr>
-          <w:lang w:val="ro-RO"/>
-        </w:rPr>
-      </w:pPr>
-      <w:r>
-        <w:rPr>
-          <w:lang w:val="ro-RO"/>
-        </w:rPr>
-        <w:t xml:space="preserve">Pentru implementare s-a folosit Un P de 2048 avand in </w:t>
-      </w:r>
-      <w:r>
-        <w:rPr>
-          <w:lang w:val="ro-RO"/>
-        </w:rPr>
-        <w:t>v</w:t>
-      </w:r>
-      <w:r>
-        <w:rPr>
-          <w:lang w:val="ro-RO"/>
-        </w:rPr>
-        <w:t>edere recomanda</w:t>
-      </w:r>
-      <w:r>
-        <w:rPr>
-          <w:lang w:val="ro-RO"/>
-        </w:rPr>
-        <w:t>rea NIST</w:t>
+        <w:jc w:val="both"/>
+        <w:rPr>
+          <w:lang w:val="ro-RO"/>
+        </w:rPr>
+      </w:pPr>
+      <w:r>
+        <w:rPr>
+          <w:lang w:val="ro-RO"/>
+        </w:rPr>
+        <w:t>Slide 14 - Comparație OAuth față de ZKP</w:t>
       </w:r>
     </w:p>
     <w:p>
       <w:pPr>
-        <w:rPr>
-          <w:lang w:val="ro-RO"/>
-        </w:rPr>
-      </w:pPr>
-      <w:r>
-        <w:rPr>
-          <w:lang w:val="ro-RO"/>
-        </w:rPr>
-        <w:t>De aceea putem</w:t>
-      </w:r>
-      <w:r>
-        <w:rPr>
-          <w:lang w:val="ro-RO"/>
-        </w:rPr>
-        <w:t xml:space="preserve"> observ</w:t>
-      </w:r>
-      <w:r>
-        <w:rPr>
-          <w:lang w:val="ro-RO"/>
-        </w:rPr>
-        <w:t>a</w:t>
-      </w:r>
-      <w:r>
-        <w:rPr>
-          <w:lang w:val="ro-RO"/>
-        </w:rPr>
-        <w:t xml:space="preserve"> că din operatiile protocolului cele ce include exponentiere modular</w:t>
-      </w:r>
-      <w:r>
-        <w:rPr>
-          <w:lang w:val="ro-RO"/>
-        </w:rPr>
-        <w:t>ă</w:t>
-      </w:r>
-      <w:r>
-        <w:rPr>
-          <w:lang w:val="ro-RO"/>
-        </w:rPr>
-        <w:t xml:space="preserve"> sunt cele cu un factor de </w:t>
-      </w:r>
-      <w:r>
-        <w:rPr>
-          <w:lang w:val="ro-RO"/>
-        </w:rPr>
-        <w:t>timp</w:t>
-      </w:r>
-      <w:r>
-        <w:rPr>
-          <w:lang w:val="ro-RO"/>
-        </w:rPr>
-        <w:t xml:space="preserve"> dominant, </w:t>
-      </w:r>
-      <w:r>
-        <w:rPr>
-          <w:lang w:val="ro-RO"/>
-        </w:rPr>
-        <w:t>operația</w:t>
-      </w:r>
-      <w:r>
-        <w:rPr>
-          <w:lang w:val="ro-RO"/>
-        </w:rPr>
-        <w:t xml:space="preserve"> de validare </w:t>
-      </w:r>
-      <w:r>
-        <w:rPr>
-          <w:lang w:val="ro-RO"/>
-        </w:rPr>
-        <w:t>având</w:t>
-      </w:r>
-      <w:r>
-        <w:rPr>
-          <w:lang w:val="ro-RO"/>
-        </w:rPr>
-        <w:t xml:space="preserve"> cea mai mare latenta</w:t>
-      </w:r>
-      <w:r>
-        <w:rPr>
-          <w:lang w:val="ro-RO"/>
-        </w:rPr>
-        <w:t xml:space="preserve"> </w:t>
-      </w:r>
-      <w:r>
-        <w:rPr>
-          <w:lang w:val="ro-RO"/>
-        </w:rPr>
-        <w:t xml:space="preserve">deoarece are 2 </w:t>
-      </w:r>
-      <w:r>
-        <w:rPr>
-          <w:lang w:val="ro-RO"/>
-        </w:rPr>
-        <w:t>exponențieri</w:t>
+        <w:jc w:val="both"/>
+        <w:rPr>
+          <w:lang w:val="ro-RO"/>
+        </w:rPr>
+      </w:pPr>
+      <w:r>
+        <w:rPr>
+          <w:lang w:val="ro-RO"/>
+        </w:rPr>
+        <w:t xml:space="preserve">Daca e sa comparam cu un protocol standard Oauth 2.0, </w:t>
+      </w:r>
+      <w:r>
+        <w:rPr>
+          <w:lang w:val="ro-RO"/>
+        </w:rPr>
+        <w:t xml:space="preserve">vedem </w:t>
+      </w:r>
+      <w:r>
+        <w:rPr>
+          <w:lang w:val="ro-RO"/>
+        </w:rPr>
+        <w:t xml:space="preserve">cel mai mare minus al protocolului si anume latenta </w:t>
       </w:r>
     </w:p>
     <w:p>
       <w:pPr>
-        <w:rPr>
-          <w:lang w:val="ro-RO"/>
-        </w:rPr>
-      </w:pPr>
+        <w:jc w:val="both"/>
+        <w:rPr>
+          <w:lang w:val="ro-RO"/>
+        </w:rPr>
+      </w:pPr>
+      <w:r>
+        <w:rPr>
+          <w:lang w:val="ro-RO"/>
+        </w:rPr>
+        <w:t xml:space="preserve">In primul tabel avem </w:t>
+      </w:r>
+      <w:r>
+        <w:rPr>
+          <w:lang w:val="ro-RO"/>
+        </w:rPr>
+        <w:t>măsurători</w:t>
+      </w:r>
+      <w:r>
+        <w:rPr>
+          <w:lang w:val="ro-RO"/>
+        </w:rPr>
+        <w:t xml:space="preserve"> </w:t>
+      </w:r>
+      <w:r>
+        <w:rPr>
+          <w:lang w:val="ro-RO"/>
+        </w:rPr>
+        <w:t>secventiale</w:t>
+      </w:r>
+      <w:r>
+        <w:rPr>
+          <w:lang w:val="ro-RO"/>
+        </w:rPr>
+        <w:t xml:space="preserve"> pentru </w:t>
+      </w:r>
+      <w:r>
+        <w:rPr>
+          <w:lang w:val="ro-RO"/>
+        </w:rPr>
+        <w:t xml:space="preserve">diferite </w:t>
+      </w:r>
+      <w:r>
+        <w:rPr>
+          <w:lang w:val="ro-RO"/>
+        </w:rPr>
+        <w:t>implementări</w:t>
+      </w:r>
+      <w:r>
+        <w:rPr>
+          <w:lang w:val="ro-RO"/>
+        </w:rPr>
+        <w:t xml:space="preserve">, prima ar fi schnorr cu calcule </w:t>
+      </w:r>
+      <w:r>
+        <w:rPr>
+          <w:lang w:val="ro-RO"/>
+        </w:rPr>
+        <w:t>exponențiale</w:t>
+      </w:r>
+      <w:r>
+        <w:rPr>
+          <w:lang w:val="ro-RO"/>
+        </w:rPr>
+        <w:t xml:space="preserve"> </w:t>
+      </w:r>
+      <w:r>
+        <w:rPr>
+          <w:lang w:val="ro-RO"/>
+        </w:rPr>
+        <w:t>având</w:t>
+      </w:r>
+      <w:r>
+        <w:rPr>
+          <w:lang w:val="ro-RO"/>
+        </w:rPr>
+        <w:t xml:space="preserve"> o medie de 64 ms, mai jos avem </w:t>
+      </w:r>
+      <w:r>
+        <w:rPr>
+          <w:lang w:val="ro-RO"/>
+        </w:rPr>
+        <w:t>implementări</w:t>
+      </w:r>
+      <w:r>
+        <w:rPr>
+          <w:lang w:val="ro-RO"/>
+        </w:rPr>
+        <w:t xml:space="preserve"> de oauth2.0 simplu si cu pixy unde avem 2 ms pe autentificare si ultima e o </w:t>
+      </w:r>
+      <w:r>
+        <w:rPr>
+          <w:lang w:val="ro-RO"/>
+        </w:rPr>
+        <w:t>librărie</w:t>
+      </w:r>
+      <w:r>
+        <w:rPr>
+          <w:lang w:val="ro-RO"/>
+        </w:rPr>
+        <w:t xml:space="preserve"> </w:t>
+      </w:r>
+      <w:r>
+        <w:rPr>
+          <w:lang w:val="ro-RO"/>
+        </w:rPr>
+        <w:t>optimizata</w:t>
+      </w:r>
+      <w:r>
+        <w:rPr>
+          <w:lang w:val="ro-RO"/>
+        </w:rPr>
+        <w:t xml:space="preserve"> cu 0.8 ms per autentificare</w:t>
+      </w:r>
     </w:p>
     <w:p>
       <w:pPr>
-        <w:rPr>
-          <w:lang w:val="ro-RO"/>
-        </w:rPr>
-      </w:pPr>
-      <w:r>
-        <w:rPr>
-          <w:lang w:val="ro-RO"/>
-        </w:rPr>
-        <w:t>Slide 14 - Comparație OAuth față de ZKP</w:t>
+        <w:jc w:val="both"/>
+        <w:rPr>
+          <w:lang w:val="ro-RO"/>
+        </w:rPr>
+      </w:pPr>
+      <w:r>
+        <w:rPr>
+          <w:lang w:val="ro-RO"/>
+        </w:rPr>
+        <w:t xml:space="preserve">În testele de debit concurent realizate cu Locust pe 8 </w:t>
+      </w:r>
+      <w:r>
+        <w:rPr>
+          <w:lang w:val="ro-RO"/>
+        </w:rPr>
+        <w:t>theaduri</w:t>
+      </w:r>
+      <w:r>
+        <w:rPr>
+          <w:lang w:val="ro-RO"/>
+        </w:rPr>
+        <w:t xml:space="preserve"> timp de 60 de secunde, </w:t>
+      </w:r>
+      <w:r>
+        <w:rPr>
+          <w:lang w:val="ro-RO"/>
+        </w:rPr>
+        <w:t xml:space="preserve">pentru schnorr putem vedea 19 cereri pe sec pentru 10 utilizatori </w:t>
+      </w:r>
+      <w:r>
+        <w:rPr>
+          <w:lang w:val="ro-RO"/>
+        </w:rPr>
+        <w:t>concurenți</w:t>
+      </w:r>
+      <w:r>
+        <w:rPr>
+          <w:lang w:val="ro-RO"/>
+        </w:rPr>
+        <w:t xml:space="preserve"> si 17 cereri pentru 100 utilizatori pe </w:t>
+      </w:r>
+      <w:r>
+        <w:rPr>
+          <w:lang w:val="ro-RO"/>
+        </w:rPr>
+        <w:t>când</w:t>
+      </w:r>
+      <w:r>
+        <w:rPr>
+          <w:lang w:val="ro-RO"/>
+        </w:rPr>
+        <w:t xml:space="preserve"> oauth2.0</w:t>
+      </w:r>
+      <w:r>
+        <w:rPr>
+          <w:lang w:val="ro-RO"/>
+        </w:rPr>
+        <w:t xml:space="preserve"> are intre 440 si 500</w:t>
       </w:r>
     </w:p>
     <w:p>
       <w:pPr>
-        <w:rPr>
-          <w:lang w:val="ro-RO"/>
-        </w:rPr>
-      </w:pPr>
-      <w:r>
-        <w:rPr>
-          <w:lang w:val="ro-RO"/>
-        </w:rPr>
-        <w:t xml:space="preserve">Daca e sa comparam cu un protocol standard Oauth 2.0, </w:t>
-      </w:r>
-      <w:r>
-        <w:rPr>
-          <w:lang w:val="ro-RO"/>
-        </w:rPr>
-        <w:t xml:space="preserve">vedem </w:t>
-      </w:r>
-      <w:r>
-        <w:rPr>
-          <w:lang w:val="ro-RO"/>
-        </w:rPr>
-        <w:t xml:space="preserve">cel mai mare minus al protocolului si anume latenta </w:t>
+        <w:jc w:val="both"/>
+        <w:rPr>
+          <w:lang w:val="ro-RO"/>
+        </w:rPr>
+      </w:pPr>
+      <w:r>
+        <w:rPr>
+          <w:lang w:val="ro-RO"/>
+        </w:rPr>
+        <w:t>Aceste</w:t>
+      </w:r>
+      <w:r>
+        <w:rPr>
+          <w:lang w:val="ro-RO"/>
+        </w:rPr>
+        <w:t xml:space="preserve"> </w:t>
+      </w:r>
+      <w:r>
+        <w:rPr>
+          <w:lang w:val="ro-RO"/>
+        </w:rPr>
+        <w:t xml:space="preserve">comparatii </w:t>
+      </w:r>
+      <w:r>
+        <w:rPr>
+          <w:lang w:val="ro-RO"/>
+        </w:rPr>
+        <w:t xml:space="preserve">nu sunt </w:t>
+      </w:r>
+      <w:r>
+        <w:rPr>
+          <w:lang w:val="ro-RO"/>
+        </w:rPr>
+        <w:t xml:space="preserve">perfect </w:t>
+      </w:r>
+      <w:r>
+        <w:rPr>
+          <w:lang w:val="ro-RO"/>
+        </w:rPr>
+        <w:t>echivalente</w:t>
+      </w:r>
+      <w:r>
+        <w:rPr>
+          <w:lang w:val="ro-RO"/>
+        </w:rPr>
+        <w:t xml:space="preserve"> avand in vedere calculele pe care le face schnorr si pe care le fac protcoalele oauth</w:t>
       </w:r>
     </w:p>
     <w:p>
       <w:pPr>
-        <w:rPr>
-          <w:lang w:val="ro-RO"/>
-        </w:rPr>
-      </w:pPr>
-      <w:r>
-        <w:rPr>
-          <w:lang w:val="ro-RO"/>
-        </w:rPr>
-        <w:t xml:space="preserve">In primul tabel avem </w:t>
-      </w:r>
-      <w:r>
-        <w:rPr>
-          <w:lang w:val="ro-RO"/>
-        </w:rPr>
-        <w:t>măsurători</w:t>
-      </w:r>
-      <w:r>
-        <w:rPr>
-          <w:lang w:val="ro-RO"/>
-        </w:rPr>
-        <w:t xml:space="preserve"> ale latentei pentru mai multe </w:t>
-      </w:r>
-      <w:r>
-        <w:rPr>
-          <w:lang w:val="ro-RO"/>
-        </w:rPr>
-        <w:t>implementări</w:t>
-      </w:r>
-      <w:r>
-        <w:rPr>
-          <w:lang w:val="ro-RO"/>
-        </w:rPr>
-        <w:t xml:space="preserve"> de protocoale de autentificare, prima ar fi schnorr cu calcule </w:t>
-      </w:r>
-      <w:r>
-        <w:rPr>
-          <w:lang w:val="ro-RO"/>
-        </w:rPr>
-        <w:t>exponențiale</w:t>
-      </w:r>
-      <w:r>
-        <w:rPr>
-          <w:lang w:val="ro-RO"/>
-        </w:rPr>
-        <w:t xml:space="preserve"> </w:t>
-      </w:r>
-      <w:r>
-        <w:rPr>
-          <w:lang w:val="ro-RO"/>
-        </w:rPr>
-        <w:t>având</w:t>
-      </w:r>
-      <w:r>
-        <w:rPr>
-          <w:lang w:val="ro-RO"/>
-        </w:rPr>
-        <w:t xml:space="preserve"> o medie de 64 ms, mai jos avem </w:t>
-      </w:r>
-      <w:r>
-        <w:rPr>
-          <w:lang w:val="ro-RO"/>
-        </w:rPr>
-        <w:t>implementări</w:t>
-      </w:r>
-      <w:r>
-        <w:rPr>
-          <w:lang w:val="ro-RO"/>
-        </w:rPr>
-        <w:t xml:space="preserve"> de oauth2.0 simplu si cu pixy unde avem 2 ms pe autentificare si ultima e o </w:t>
-      </w:r>
-      <w:r>
-        <w:rPr>
-          <w:lang w:val="ro-RO"/>
-        </w:rPr>
-        <w:t>librărie</w:t>
-      </w:r>
-      <w:r>
-        <w:rPr>
-          <w:lang w:val="ro-RO"/>
-        </w:rPr>
-        <w:t xml:space="preserve"> folosita pentru oauth2.0 cu 0.8 ms per autentificare</w:t>
-      </w:r>
+        <w:jc w:val="both"/>
+        <w:rPr>
+          <w:lang w:val="ro-RO"/>
+        </w:rPr>
+      </w:pPr>
     </w:p>
     <w:p>
       <w:pPr>
-        <w:rPr>
-          <w:lang w:val="ro-RO"/>
-        </w:rPr>
-      </w:pPr>
-      <w:r>
-        <w:rPr>
-          <w:lang w:val="ro-RO"/>
-        </w:rPr>
-        <w:t xml:space="preserve">În testele de debit concurent realizate cu Locust pe 8 </w:t>
-      </w:r>
-      <w:r>
-        <w:rPr>
-          <w:lang w:val="ro-RO"/>
-        </w:rPr>
-        <w:t>theaduri</w:t>
-      </w:r>
-      <w:r>
-        <w:rPr>
-          <w:lang w:val="ro-RO"/>
-        </w:rPr>
-        <w:t xml:space="preserve"> timp de 60 de secunde, </w:t>
-      </w:r>
-      <w:r>
-        <w:rPr>
-          <w:lang w:val="ro-RO"/>
-        </w:rPr>
-        <w:t xml:space="preserve">pentru schnorr putem vedea 19 cereri pe sec pentru 10 utilizatori </w:t>
-      </w:r>
-      <w:r>
-        <w:rPr>
-          <w:lang w:val="ro-RO"/>
-        </w:rPr>
-        <w:t>concurenți</w:t>
-      </w:r>
-      <w:r>
-        <w:rPr>
-          <w:lang w:val="ro-RO"/>
-        </w:rPr>
-        <w:t xml:space="preserve"> si 17 cereri pentru 100 utilizatori pe </w:t>
-      </w:r>
-      <w:r>
-        <w:rPr>
-          <w:lang w:val="ro-RO"/>
-        </w:rPr>
-        <w:t>când</w:t>
-      </w:r>
-      <w:r>
-        <w:rPr>
-          <w:lang w:val="ro-RO"/>
-        </w:rPr>
-        <w:t xml:space="preserve"> oauth2.0</w:t>
-      </w:r>
-      <w:r>
-        <w:rPr>
-          <w:lang w:val="ro-RO"/>
-        </w:rPr>
-        <w:t xml:space="preserve"> are intre 440 si 500</w:t>
+        <w:jc w:val="both"/>
+        <w:rPr>
+          <w:lang w:val="ro-RO"/>
+        </w:rPr>
+      </w:pPr>
+      <w:r>
+        <w:rPr>
+          <w:lang w:val="ro-RO"/>
+        </w:rPr>
+        <w:t>Slide 15 - Comparație cu protocoalele SRP și zk-SNARK</w:t>
       </w:r>
     </w:p>
     <w:p>
       <w:pPr>
-        <w:rPr>
-          <w:lang w:val="ro-RO"/>
-        </w:rPr>
-      </w:pPr>
-      <w:r>
-        <w:rPr>
-          <w:lang w:val="ro-RO"/>
-        </w:rPr>
-        <w:t xml:space="preserve">Evident, astea nu sunt comparatii tocmai </w:t>
-      </w:r>
-      <w:r>
-        <w:rPr>
-          <w:lang w:val="ro-RO"/>
-        </w:rPr>
-        <w:t>echivalente</w:t>
-      </w:r>
-      <w:r>
-        <w:rPr>
-          <w:lang w:val="ro-RO"/>
-        </w:rPr>
-        <w:t xml:space="preserve"> avand in vedere calculele pe care le face schnorr si pe care le fac protcoalele oauth</w:t>
+        <w:jc w:val="both"/>
+        <w:rPr>
+          <w:lang w:val="ro-RO"/>
+        </w:rPr>
+      </w:pPr>
+      <w:r>
+        <w:rPr>
+          <w:lang w:val="ro-RO"/>
+        </w:rPr>
+        <w:t>Așa</w:t>
+      </w:r>
+      <w:r>
+        <w:rPr>
+          <w:lang w:val="ro-RO"/>
+        </w:rPr>
+        <w:t xml:space="preserve"> </w:t>
+      </w:r>
+      <w:r>
+        <w:rPr>
+          <w:lang w:val="ro-RO"/>
+        </w:rPr>
+        <w:t xml:space="preserve">ca </w:t>
+      </w:r>
+      <w:r>
+        <w:rPr>
+          <w:lang w:val="ro-RO"/>
+        </w:rPr>
+        <w:t xml:space="preserve">s-a </w:t>
+      </w:r>
+      <w:r>
+        <w:rPr>
+          <w:lang w:val="ro-RO"/>
+        </w:rPr>
+        <w:t>optat pentru</w:t>
+      </w:r>
+      <w:r>
+        <w:rPr>
+          <w:lang w:val="ro-RO"/>
+        </w:rPr>
+        <w:t xml:space="preserve"> </w:t>
+      </w:r>
+      <w:r>
+        <w:rPr>
+          <w:lang w:val="ro-RO"/>
+        </w:rPr>
+        <w:t>compararea</w:t>
+      </w:r>
+      <w:r>
+        <w:rPr>
+          <w:lang w:val="ro-RO"/>
+        </w:rPr>
+        <w:t xml:space="preserve"> cu alte protocoale bazate pe zero knowledge proof cum ar fi SRP</w:t>
+      </w:r>
+      <w:r>
+        <w:rPr>
+          <w:lang w:val="ro-RO"/>
+        </w:rPr>
+        <w:t xml:space="preserve">, </w:t>
+      </w:r>
+      <w:r>
+        <w:rPr>
+          <w:lang w:val="ro-RO"/>
+        </w:rPr>
+        <w:br/>
+        <w:t>Pentru o comparatie fidela a trebui</w:t>
+      </w:r>
+      <w:r>
+        <w:rPr>
+          <w:lang w:val="ro-RO"/>
+        </w:rPr>
+        <w:t xml:space="preserve">t executat </w:t>
+      </w:r>
+      <w:r>
+        <w:rPr>
+          <w:lang w:val="ro-RO"/>
+        </w:rPr>
+        <w:t>schnorr de 2 ori deoarece srp are o autentificare mutuala</w:t>
       </w:r>
     </w:p>
     <w:p>
       <w:pPr>
-        <w:rPr>
-          <w:lang w:val="ro-RO"/>
-        </w:rPr>
-      </w:pPr>
+        <w:jc w:val="both"/>
+        <w:rPr>
+          <w:lang w:val="ro-RO"/>
+        </w:rPr>
+      </w:pPr>
+      <w:r>
+        <w:rPr>
+          <w:lang w:val="ro-RO"/>
+        </w:rPr>
+        <w:t>Stiind asta, era de asteptat sa vedem timpi foarte mari la calculele exponentiale si am trecut pe curbe eliptice</w:t>
+      </w:r>
     </w:p>
     <w:p>
       <w:pPr>
-        <w:rPr>
-          <w:lang w:val="ro-RO"/>
-        </w:rPr>
-      </w:pPr>
-      <w:r>
-        <w:rPr>
-          <w:lang w:val="ro-RO"/>
-        </w:rPr>
-        <w:t>Slide 15 - Comparație cu protocoalele SRP și zk-SNARK</w:t>
+        <w:jc w:val="both"/>
+        <w:rPr>
+          <w:lang w:val="ro-RO"/>
+        </w:rPr>
+      </w:pPr>
+      <w:r>
+        <w:rPr>
+          <w:lang w:val="ro-RO"/>
+        </w:rPr>
+        <w:t xml:space="preserve">In final s-a </w:t>
+      </w:r>
+      <w:r>
+        <w:rPr>
+          <w:lang w:val="ro-RO"/>
+        </w:rPr>
+        <w:t xml:space="preserve">adaugat </w:t>
+      </w:r>
+      <w:r>
+        <w:rPr>
+          <w:lang w:val="ro-RO"/>
+        </w:rPr>
+        <w:t>si o varianta de schnorr pe curbe eliptice dintr-o librarie ce foloseste cod C</w:t>
+      </w:r>
+      <w:r>
+        <w:rPr>
+          <w:lang w:val="ro-RO"/>
+        </w:rPr>
+        <w:t xml:space="preserve"> si s-a ajuns la un total de 9.5 ms</w:t>
       </w:r>
     </w:p>
     <w:p>
       <w:pPr>
-        <w:rPr>
-          <w:lang w:val="ro-RO"/>
-        </w:rPr>
-      </w:pPr>
-      <w:r>
-        <w:rPr>
-          <w:lang w:val="ro-RO"/>
-        </w:rPr>
-        <w:lastRenderedPageBreak/>
-        <w:t>Așa</w:t>
-      </w:r>
-      <w:r>
-        <w:rPr>
-          <w:lang w:val="ro-RO"/>
-        </w:rPr>
-        <w:t xml:space="preserve"> </w:t>
-      </w:r>
-      <w:r>
-        <w:rPr>
-          <w:lang w:val="ro-RO"/>
-        </w:rPr>
-        <w:t xml:space="preserve">ca </w:t>
-      </w:r>
-      <w:r>
-        <w:rPr>
-          <w:lang w:val="ro-RO"/>
-        </w:rPr>
-        <w:t xml:space="preserve">s-a </w:t>
-      </w:r>
-      <w:r>
-        <w:rPr>
-          <w:lang w:val="ro-RO"/>
-        </w:rPr>
-        <w:t xml:space="preserve">incercat </w:t>
-      </w:r>
-      <w:r>
-        <w:rPr>
-          <w:lang w:val="ro-RO"/>
-        </w:rPr>
-        <w:t>compararea</w:t>
-      </w:r>
-      <w:r>
-        <w:rPr>
-          <w:lang w:val="ro-RO"/>
-        </w:rPr>
-        <w:t xml:space="preserve"> cu alte protocoale bazate pe zero knowledge proof cum ar fi SRP si zk-snark</w:t>
-      </w:r>
-      <w:r>
-        <w:rPr>
-          <w:lang w:val="ro-RO"/>
-        </w:rPr>
-        <w:t xml:space="preserve">, </w:t>
-      </w:r>
-      <w:r>
-        <w:rPr>
-          <w:lang w:val="ro-RO"/>
-        </w:rPr>
-        <w:br/>
-        <w:t>Pentru o comparatie fidela a trebui</w:t>
-      </w:r>
-      <w:r>
-        <w:rPr>
-          <w:lang w:val="ro-RO"/>
-        </w:rPr>
-        <w:t xml:space="preserve">t executat </w:t>
-      </w:r>
-      <w:r>
-        <w:rPr>
-          <w:lang w:val="ro-RO"/>
-        </w:rPr>
-        <w:t>schnorr de 2 ori deoarece srp are o autentificare mutuala, adica o verificare din partea ambelor parti.</w:t>
-      </w:r>
+        <w:jc w:val="both"/>
+        <w:rPr>
+          <w:lang w:val="ro-RO"/>
+        </w:rPr>
+      </w:pPr>
     </w:p>
     <w:p>
       <w:pPr>
-        <w:rPr>
-          <w:lang w:val="ro-RO"/>
-        </w:rPr>
-      </w:pPr>
-      <w:r>
-        <w:rPr>
-          <w:lang w:val="ro-RO"/>
-        </w:rPr>
-        <w:t>Stiind asta, era de asteptat sa vedem timpi foarte mari la calculele exponentiale si am trecut pe curbe eliptice</w:t>
+        <w:jc w:val="both"/>
+        <w:rPr>
+          <w:lang w:val="ro-RO"/>
+        </w:rPr>
+      </w:pPr>
+      <w:r>
+        <w:rPr>
+          <w:lang w:val="ro-RO"/>
+        </w:rPr>
+        <w:t>Slide 1</w:t>
+      </w:r>
+      <w:r>
+        <w:rPr>
+          <w:lang w:val="ro-RO"/>
+        </w:rPr>
+        <w:t>6</w:t>
+      </w:r>
+      <w:r>
+        <w:rPr>
+          <w:lang w:val="ro-RO"/>
+        </w:rPr>
+        <w:t xml:space="preserve"> - Concluzii</w:t>
       </w:r>
     </w:p>
     <w:p>
       <w:pPr>
-        <w:rPr>
-          <w:lang w:val="ro-RO"/>
-        </w:rPr>
-      </w:pPr>
-      <w:r>
-        <w:rPr>
-          <w:lang w:val="ro-RO"/>
-        </w:rPr>
-        <w:t xml:space="preserve">In final s-a </w:t>
-      </w:r>
-      <w:r>
-        <w:rPr>
-          <w:lang w:val="ro-RO"/>
-        </w:rPr>
-        <w:t xml:space="preserve">adaugat </w:t>
-      </w:r>
-      <w:r>
-        <w:rPr>
-          <w:lang w:val="ro-RO"/>
-        </w:rPr>
-        <w:t>si o varianta de schnorr pe curbe eliptice dintr-o librarie ce foloseste cod C</w:t>
-      </w:r>
-      <w:r>
-        <w:rPr>
-          <w:lang w:val="ro-RO"/>
-        </w:rPr>
-        <w:t xml:space="preserve"> si s-a ajuns la un total de 9.5 ms</w:t>
+        <w:jc w:val="both"/>
+        <w:rPr>
+          <w:lang w:val="ro-RO"/>
+        </w:rPr>
+      </w:pPr>
+      <w:r>
+        <w:rPr>
+          <w:lang w:val="ro-RO"/>
+        </w:rPr>
+        <w:lastRenderedPageBreak/>
+        <w:t xml:space="preserve">In concluzie </w:t>
+      </w:r>
+      <w:r>
+        <w:rPr>
+          <w:lang w:val="ro-RO"/>
+        </w:rPr>
+        <w:t>schema Schnorr poate fi integrată cu succes într-un protocol de tip Open Authorization</w:t>
+      </w:r>
+      <w:r>
+        <w:rPr>
+          <w:lang w:val="ro-RO"/>
+        </w:rPr>
+        <w:t xml:space="preserve">, din urma caruia un </w:t>
+      </w:r>
+      <w:r>
+        <w:rPr>
+          <w:lang w:val="ro-RO"/>
+        </w:rPr>
+        <w:t>utilizator</w:t>
+      </w:r>
+      <w:r>
+        <w:rPr>
+          <w:lang w:val="ro-RO"/>
+        </w:rPr>
+        <w:t xml:space="preserve"> </w:t>
+      </w:r>
+      <w:r>
+        <w:rPr>
+          <w:lang w:val="ro-RO"/>
+        </w:rPr>
+        <w:t>s</w:t>
+      </w:r>
+      <w:r>
+        <w:rPr>
+          <w:lang w:val="ro-RO"/>
+        </w:rPr>
+        <w:t>e poate autentifica si obtine un token spre utilizare ulterioara</w:t>
+      </w:r>
+      <w:r>
+        <w:rPr>
+          <w:lang w:val="ro-RO"/>
+        </w:rPr>
+        <w:t xml:space="preserve"> anul</w:t>
+      </w:r>
+      <w:r>
+        <w:rPr>
+          <w:lang w:val="ro-RO"/>
+        </w:rPr>
+        <w:t>and</w:t>
+      </w:r>
+      <w:r>
+        <w:rPr>
+          <w:lang w:val="ro-RO"/>
+        </w:rPr>
+        <w:t xml:space="preserve"> efectele unei breșe a bazei de date sau ale unei exfiltrări a datelor</w:t>
+      </w:r>
+      <w:r>
+        <w:rPr>
+          <w:lang w:val="ro-RO"/>
+        </w:rPr>
+        <w:t xml:space="preserve"> prin folosirea valorilor efemere si prin nepartajarea parolei catre serverul </w:t>
+      </w:r>
+      <w:r>
+        <w:rPr>
+          <w:lang w:val="ro-RO"/>
+        </w:rPr>
+        <w:t>d</w:t>
+      </w:r>
+      <w:r>
+        <w:rPr>
+          <w:lang w:val="ro-RO"/>
+        </w:rPr>
+        <w:t>e autentificare.</w:t>
       </w:r>
     </w:p>
     <w:p>
       <w:pPr>
-        <w:rPr>
-          <w:lang w:val="ro-RO"/>
-        </w:rPr>
-      </w:pPr>
+        <w:jc w:val="both"/>
+        <w:rPr>
+          <w:lang w:val="ro-RO"/>
+        </w:rPr>
+      </w:pPr>
+      <w:r>
+        <w:rPr>
+          <w:lang w:val="ro-RO"/>
+        </w:rPr>
+        <w:t xml:space="preserve">Ca limitari se remarca latența crescuta care ar putea fi redusa prin adaugarea curbelor eliptice si prin folosirea unor limbaje care </w:t>
+      </w:r>
+      <w:r>
+        <w:rPr>
+          <w:lang w:val="ro-RO"/>
+        </w:rPr>
+        <w:t>premit</w:t>
+      </w:r>
+      <w:r>
+        <w:rPr>
+          <w:lang w:val="ro-RO"/>
+        </w:rPr>
+        <w:t xml:space="preserve"> un grad sporit de optimizare</w:t>
+      </w:r>
+      <w:r>
+        <w:rPr>
+          <w:lang w:val="ro-RO"/>
+        </w:rPr>
+        <w:t xml:space="preserve"> </w:t>
+      </w:r>
+      <w:r>
+        <w:rPr>
+          <w:lang w:val="ro-RO"/>
+        </w:rPr>
+        <w:t>si</w:t>
+      </w:r>
+      <w:r>
+        <w:rPr>
+          <w:lang w:val="ro-RO"/>
+        </w:rPr>
+        <w:t xml:space="preserve"> verificarea la browser care poate fi indeplinita printr-o combinatie a procoalelor Oauth2.0 cu schnorr sau un schnorr mutual</w:t>
+      </w:r>
     </w:p>
     <w:p>
       <w:pPr>
-        <w:rPr>
-          <w:lang w:val="ro-RO"/>
-        </w:rPr>
-      </w:pPr>
-      <w:r>
-        <w:rPr>
-          <w:lang w:val="ro-RO"/>
-        </w:rPr>
-        <w:t>Slide 17 - Concluzii</w:t>
-      </w:r>
+        <w:jc w:val="both"/>
+        <w:rPr>
+          <w:lang w:val="ro-RO"/>
+        </w:rPr>
+      </w:pPr>
     </w:p>
     <w:p>
       <w:pPr>
-        <w:rPr>
-          <w:lang w:val="ro-RO"/>
-        </w:rPr>
-      </w:pPr>
-      <w:r>
-        <w:rPr>
-          <w:lang w:val="ro-RO"/>
-        </w:rPr>
-        <w:t>In concluzie i</w:t>
-      </w:r>
-      <w:r>
-        <w:rPr>
-          <w:lang w:val="ro-RO"/>
-        </w:rPr>
-        <w:t>mplementarea demonstrează că schema Schnorr poate fi integrată cu succes într-un protocol de tip Open Authorization</w:t>
-      </w:r>
-      <w:r>
-        <w:rPr>
-          <w:lang w:val="ro-RO"/>
-        </w:rPr>
-        <w:t xml:space="preserve">, din urma caruia un </w:t>
-      </w:r>
-      <w:r>
-        <w:rPr>
-          <w:lang w:val="ro-RO"/>
-        </w:rPr>
-        <w:t>utilizator</w:t>
-      </w:r>
-      <w:r>
-        <w:rPr>
-          <w:lang w:val="ro-RO"/>
-        </w:rPr>
-        <w:t xml:space="preserve"> </w:t>
-      </w:r>
-      <w:r>
-        <w:rPr>
-          <w:lang w:val="ro-RO"/>
-        </w:rPr>
-        <w:t>s</w:t>
-      </w:r>
-      <w:r>
-        <w:rPr>
-          <w:lang w:val="ro-RO"/>
-        </w:rPr>
-        <w:t>e poate autentifica si obtine un token spre utilizare ulterioara</w:t>
-      </w:r>
-      <w:r>
-        <w:rPr>
-          <w:lang w:val="ro-RO"/>
-        </w:rPr>
-        <w:t xml:space="preserve"> anul</w:t>
-      </w:r>
-      <w:r>
-        <w:rPr>
-          <w:lang w:val="ro-RO"/>
-        </w:rPr>
-        <w:t>and</w:t>
-      </w:r>
-      <w:r>
-        <w:rPr>
-          <w:lang w:val="ro-RO"/>
-        </w:rPr>
-        <w:t xml:space="preserve"> efectele unei breșe a bazei de date sau ale unei exfiltrări a datelor</w:t>
-      </w:r>
-      <w:r>
-        <w:rPr>
-          <w:lang w:val="ro-RO"/>
-        </w:rPr>
-        <w:t xml:space="preserve"> prin folosirea valorilor efemere si prin nepartajarea parolei catre serverul </w:t>
-      </w:r>
-      <w:r>
-        <w:rPr>
-          <w:lang w:val="ro-RO"/>
-        </w:rPr>
-        <w:t>d</w:t>
-      </w:r>
-      <w:r>
-        <w:rPr>
-          <w:lang w:val="ro-RO"/>
-        </w:rPr>
-        <w:t>e autentificare.</w:t>
+        <w:jc w:val="both"/>
+        <w:rPr>
+          <w:lang w:val="ro-RO"/>
+        </w:rPr>
+      </w:pPr>
+      <w:r>
+        <w:rPr>
+          <w:lang w:val="ro-RO"/>
+        </w:rPr>
+        <w:t>Slide 1</w:t>
+      </w:r>
+      <w:r>
+        <w:rPr>
+          <w:lang w:val="ro-RO"/>
+        </w:rPr>
+        <w:t>7</w:t>
+      </w:r>
+      <w:r>
+        <w:rPr>
+          <w:lang w:val="ro-RO"/>
+        </w:rPr>
+        <w:t xml:space="preserve"> - Bibliografie selectivă</w:t>
       </w:r>
     </w:p>
     <w:p>
       <w:pPr>
-        <w:rPr>
-          <w:lang w:val="ro-RO"/>
-        </w:rPr>
-      </w:pPr>
-      <w:r>
-        <w:rPr>
-          <w:lang w:val="ro-RO"/>
-        </w:rPr>
-        <w:t>Ca limitari se remarca latența crescuta care ar putea fi redusa prin adaugarea curbelor eliptice si prin folosirea unor limbaje care pot aduce un grad sporit de optimizare</w:t>
-      </w:r>
-      <w:r>
-        <w:rPr>
-          <w:lang w:val="ro-RO"/>
-        </w:rPr>
-        <w:t xml:space="preserve"> si verificarea la browser care poate fi indeplinita printr-o combinatie a procoalelor Oauth2.0 cu schnorr sau un schnorr mutual</w:t>
+        <w:jc w:val="both"/>
+        <w:rPr>
+          <w:lang w:val="ro-RO"/>
+        </w:rPr>
+      </w:pPr>
+      <w:r>
+        <w:rPr>
+          <w:lang w:val="ro-RO"/>
+        </w:rPr>
+        <w:t>Acestea sunt câteva referințe din bibliografia utilizată.</w:t>
       </w:r>
     </w:p>
     <w:p>
       <w:pPr>
+        <w:jc w:val="both"/>
         <w:rPr>
           <w:lang w:val="ro-RO"/>
         </w:rPr>
@@ -2402,52 +2951,33 @@
     </w:p>
     <w:p>
       <w:pPr>
-        <w:rPr>
-          <w:lang w:val="ro-RO"/>
-        </w:rPr>
-      </w:pPr>
-      <w:r>
-        <w:rPr>
-          <w:lang w:val="ro-RO"/>
-        </w:rPr>
-        <w:t>Slide 18 - Bibliografie selectivă</w:t>
+        <w:jc w:val="both"/>
+        <w:rPr>
+          <w:lang w:val="ro-RO"/>
+        </w:rPr>
+      </w:pPr>
+      <w:r>
+        <w:rPr>
+          <w:lang w:val="ro-RO"/>
+        </w:rPr>
+        <w:t>Slide 1</w:t>
+      </w:r>
+      <w:r>
+        <w:rPr>
+          <w:lang w:val="ro-RO"/>
+        </w:rPr>
+        <w:t>8</w:t>
+      </w:r>
+      <w:r>
+        <w:rPr>
+          <w:lang w:val="ro-RO"/>
+        </w:rPr>
+        <w:t xml:space="preserve"> - Mulțumesc</w:t>
       </w:r>
     </w:p>
     <w:p>
       <w:pPr>
-        <w:rPr>
-          <w:lang w:val="ro-RO"/>
-        </w:rPr>
-      </w:pPr>
-      <w:r>
-        <w:rPr>
-          <w:lang w:val="ro-RO"/>
-        </w:rPr>
-        <w:t>Acestea sunt câteva referințe din bibliografia utilizată.</w:t>
-      </w:r>
-    </w:p>
-    <w:p>
-      <w:pPr>
-        <w:rPr>
-          <w:lang w:val="ro-RO"/>
-        </w:rPr>
-      </w:pPr>
-    </w:p>
-    <w:p>
-      <w:pPr>
-        <w:rPr>
-          <w:lang w:val="ro-RO"/>
-        </w:rPr>
-      </w:pPr>
-      <w:r>
-        <w:rPr>
-          <w:lang w:val="ro-RO"/>
-        </w:rPr>
-        <w:t>Slide 19 - Mulțumesc</w:t>
-      </w:r>
-    </w:p>
-    <w:p>
-      <w:pPr>
+        <w:jc w:val="both"/>
         <w:rPr>
           <w:lang w:val="ro-RO"/>
         </w:rPr>

--- a/docs/prezentare/current_draft/disertatie_prezentare_text_main.docx
+++ b/docs/prezentare/current_draft/disertatie_prezentare_text_main.docx
@@ -127,7 +127,19 @@
         <w:rPr>
           <w:lang w:val="ro-RO"/>
         </w:rPr>
-        <w:t xml:space="preserve">Apoi tehnologiile utilizate. </w:t>
+        <w:t xml:space="preserve">Apoi tehnologiile </w:t>
+      </w:r>
+      <w:r>
+        <w:rPr>
+          <w:lang w:val="ro-RO"/>
+        </w:rPr>
+        <w:t xml:space="preserve">si </w:t>
+      </w:r>
+      <w:r>
+        <w:rPr>
+          <w:lang w:val="ro-RO"/>
+        </w:rPr>
+        <w:t>Arhitectura generală a sistemului</w:t>
       </w:r>
     </w:p>
     <w:p>
@@ -141,7 +153,25 @@
         <w:rPr>
           <w:lang w:val="ro-RO"/>
         </w:rPr>
-        <w:t>Arhitectura generală a sistemului</w:t>
+        <w:t xml:space="preserve">Date despre </w:t>
+      </w:r>
+      <w:r>
+        <w:rPr>
+          <w:lang w:val="ro-RO"/>
+        </w:rPr>
+        <w:t>schema</w:t>
+      </w:r>
+      <w:r>
+        <w:rPr>
+          <w:lang w:val="ro-RO"/>
+        </w:rPr>
+        <w:t xml:space="preserve"> de identificare </w:t>
+      </w:r>
+      <w:r>
+        <w:rPr>
+          <w:lang w:val="ro-RO"/>
+        </w:rPr>
+        <w:t xml:space="preserve">Schnorr </w:t>
       </w:r>
     </w:p>
     <w:p>
@@ -155,37 +185,31 @@
         <w:rPr>
           <w:lang w:val="ro-RO"/>
         </w:rPr>
-        <w:t xml:space="preserve">Date despre </w:t>
-      </w:r>
-      <w:r>
-        <w:rPr>
-          <w:lang w:val="ro-RO"/>
-        </w:rPr>
-        <w:t>schema</w:t>
-      </w:r>
-      <w:r>
-        <w:rPr>
-          <w:lang w:val="ro-RO"/>
-        </w:rPr>
-        <w:t xml:space="preserve"> de identificare </w:t>
-      </w:r>
-      <w:r>
-        <w:rPr>
-          <w:lang w:val="ro-RO"/>
-        </w:rPr>
-        <w:t xml:space="preserve">Schnorr </w:t>
-      </w:r>
-      <w:r>
-        <w:rPr>
-          <w:lang w:val="ro-RO"/>
-        </w:rPr>
-        <w:t>interactiv</w:t>
-      </w:r>
-      <w:r>
-        <w:rPr>
-          <w:lang w:val="ro-RO"/>
-        </w:rPr>
-        <w:t>ă</w:t>
+        <w:t>Fluxurile de înregistrare și autentificare</w:t>
+      </w:r>
+      <w:r>
+        <w:rPr>
+          <w:lang w:val="ro-RO"/>
+        </w:rPr>
+        <w:t xml:space="preserve"> </w:t>
+      </w:r>
+      <w:r>
+        <w:rPr>
+          <w:lang w:val="ro-RO"/>
+        </w:rPr>
+        <w:t>alaturi de</w:t>
+      </w:r>
+      <w:r>
+        <w:rPr>
+          <w:lang w:val="ro-RO"/>
+        </w:rPr>
+        <w:t xml:space="preserve"> </w:t>
+      </w:r>
+      <w:r>
+        <w:rPr>
+          <w:lang w:val="ro-RO"/>
+        </w:rPr>
+        <w:t>Proprietăți</w:t>
       </w:r>
     </w:p>
     <w:p>
@@ -199,37 +223,13 @@
         <w:rPr>
           <w:lang w:val="ro-RO"/>
         </w:rPr>
-        <w:t>Fluxurile de înregistrare și autentificare</w:t>
-      </w:r>
-      <w:r>
-        <w:rPr>
-          <w:lang w:val="ro-RO"/>
-        </w:rPr>
-        <w:t xml:space="preserve"> </w:t>
-      </w:r>
-      <w:r>
-        <w:rPr>
-          <w:lang w:val="ro-RO"/>
-        </w:rPr>
-        <w:t>alaturi de</w:t>
-      </w:r>
-      <w:r>
-        <w:rPr>
-          <w:lang w:val="ro-RO"/>
-        </w:rPr>
-        <w:t xml:space="preserve"> </w:t>
-      </w:r>
-      <w:r>
-        <w:rPr>
-          <w:lang w:val="ro-RO"/>
-        </w:rPr>
-        <w:t xml:space="preserve">Proprietățile </w:t>
-      </w:r>
-      <w:r>
-        <w:rPr>
-          <w:lang w:val="ro-RO"/>
-        </w:rPr>
-        <w:t>acestora</w:t>
+        <w:t xml:space="preserve">in final avem rezultatele si </w:t>
+      </w:r>
+      <w:r>
+        <w:rPr>
+          <w:lang w:val="ro-RO"/>
+        </w:rPr>
+        <w:t>concluziile</w:t>
       </w:r>
     </w:p>
     <w:p>
@@ -239,18 +239,6 @@
           <w:lang w:val="ro-RO"/>
         </w:rPr>
       </w:pPr>
-      <w:r>
-        <w:rPr>
-          <w:lang w:val="ro-RO"/>
-        </w:rPr>
-        <w:t xml:space="preserve">in final avem rezultatele si </w:t>
-      </w:r>
-      <w:r>
-        <w:rPr>
-          <w:lang w:val="ro-RO"/>
-        </w:rPr>
-        <w:t>concluziile</w:t>
-      </w:r>
     </w:p>
     <w:p>
       <w:pPr>
@@ -259,6 +247,12 @@
           <w:lang w:val="ro-RO"/>
         </w:rPr>
       </w:pPr>
+      <w:r>
+        <w:rPr>
+          <w:lang w:val="ro-RO"/>
+        </w:rPr>
+        <w:t>Slide 3 - Introducere</w:t>
+      </w:r>
     </w:p>
     <w:p>
       <w:pPr>
@@ -271,7 +265,169 @@
         <w:rPr>
           <w:lang w:val="ro-RO"/>
         </w:rPr>
-        <w:t>Slide 3 - Introducere</w:t>
+        <w:t xml:space="preserve">Tema </w:t>
+      </w:r>
+      <w:r>
+        <w:rPr>
+          <w:lang w:val="ro-RO"/>
+        </w:rPr>
+        <w:t>e data de</w:t>
+      </w:r>
+      <w:r>
+        <w:rPr>
+          <w:lang w:val="ro-RO"/>
+        </w:rPr>
+        <w:t xml:space="preserve"> vulnerabilitatile</w:t>
+      </w:r>
+      <w:r>
+        <w:rPr>
+          <w:lang w:val="ro-RO"/>
+        </w:rPr>
+        <w:t xml:space="preserve"> </w:t>
+      </w:r>
+      <w:r>
+        <w:rPr>
+          <w:lang w:val="ro-RO"/>
+        </w:rPr>
+        <w:t xml:space="preserve">specifice </w:t>
+      </w:r>
+      <w:r>
+        <w:rPr>
+          <w:lang w:val="ro-RO"/>
+        </w:rPr>
+        <w:t>aplicațiilor web</w:t>
+      </w:r>
+      <w:r>
+        <w:rPr>
+          <w:lang w:val="ro-RO"/>
+        </w:rPr>
+        <w:t xml:space="preserve"> care folosesc </w:t>
+      </w:r>
+      <w:r>
+        <w:rPr>
+          <w:lang w:val="ro-RO"/>
+        </w:rPr>
+        <w:t>un protocol de autentificare</w:t>
+      </w:r>
+      <w:r>
+        <w:rPr>
+          <w:lang w:val="ro-RO"/>
+        </w:rPr>
+        <w:t xml:space="preserve"> </w:t>
+      </w:r>
+      <w:r>
+        <w:rPr>
+          <w:lang w:val="ro-RO"/>
+        </w:rPr>
+        <w:t xml:space="preserve">OAuth </w:t>
+      </w:r>
+      <w:r>
+        <w:rPr>
+          <w:lang w:val="ro-RO"/>
+        </w:rPr>
+        <w:t xml:space="preserve">unde se </w:t>
+      </w:r>
+      <w:r>
+        <w:rPr>
+          <w:lang w:val="ro-RO"/>
+        </w:rPr>
+        <w:t>transmite un</w:t>
+      </w:r>
+      <w:r>
+        <w:rPr>
+          <w:lang w:val="ro-RO"/>
+        </w:rPr>
+        <w:t xml:space="preserve"> </w:t>
+      </w:r>
+      <w:r>
+        <w:rPr>
+          <w:lang w:val="ro-RO"/>
+        </w:rPr>
+        <w:t>secret</w:t>
+      </w:r>
+      <w:r>
+        <w:rPr>
+          <w:lang w:val="ro-RO"/>
+        </w:rPr>
+        <w:t xml:space="preserve"> direct</w:t>
+      </w:r>
+      <w:r>
+        <w:rPr>
+          <w:lang w:val="ro-RO"/>
+        </w:rPr>
+        <w:t xml:space="preserve"> fara encriptare</w:t>
+      </w:r>
+      <w:r>
+        <w:rPr>
+          <w:lang w:val="ro-RO"/>
+        </w:rPr>
+        <w:t xml:space="preserve"> </w:t>
+      </w:r>
+      <w:r>
+        <w:rPr>
+          <w:lang w:val="ro-RO"/>
+        </w:rPr>
+        <w:t>către server</w:t>
+      </w:r>
+      <w:r>
+        <w:rPr>
+          <w:lang w:val="ro-RO"/>
+        </w:rPr>
+        <w:t>ul de autentificare</w:t>
+      </w:r>
+      <w:r>
+        <w:rPr>
+          <w:lang w:val="ro-RO"/>
+        </w:rPr>
+        <w:t xml:space="preserve">. Deși </w:t>
+      </w:r>
+      <w:r>
+        <w:rPr>
+          <w:lang w:val="ro-RO"/>
+        </w:rPr>
+        <w:t xml:space="preserve">protocolul </w:t>
+      </w:r>
+      <w:r>
+        <w:rPr>
+          <w:lang w:val="ro-RO"/>
+        </w:rPr>
+        <w:t xml:space="preserve">HTTPS reduce riscul interceptării, </w:t>
+      </w:r>
+      <w:r>
+        <w:rPr>
+          <w:lang w:val="ro-RO"/>
+        </w:rPr>
+        <w:t xml:space="preserve">acesta </w:t>
+      </w:r>
+      <w:r>
+        <w:rPr>
+          <w:lang w:val="ro-RO"/>
+        </w:rPr>
+        <w:t>nu elimină vulnerabilităț</w:t>
+      </w:r>
+      <w:r>
+        <w:rPr>
+          <w:lang w:val="ro-RO"/>
+        </w:rPr>
+        <w:t>i</w:t>
+      </w:r>
+      <w:r>
+        <w:rPr>
+          <w:lang w:val="ro-RO"/>
+        </w:rPr>
+        <w:t xml:space="preserve"> precum breșele bazelor de date, </w:t>
+      </w:r>
+      <w:r>
+        <w:rPr>
+          <w:lang w:val="ro-RO"/>
+        </w:rPr>
+        <w:t xml:space="preserve">atacuri de tip replay </w:t>
+      </w:r>
+      <w:r>
+        <w:rPr>
+          <w:lang w:val="ro-RO"/>
+        </w:rPr>
+        <w:t>sau de tip Store Now, Decrypt Later.</w:t>
       </w:r>
     </w:p>
     <w:p>
@@ -285,19 +441,28 @@
         <w:rPr>
           <w:lang w:val="ro-RO"/>
         </w:rPr>
-        <w:t xml:space="preserve">Tema </w:t>
-      </w:r>
-      <w:r>
-        <w:rPr>
-          <w:lang w:val="ro-RO"/>
-        </w:rPr>
-        <w:t>e data de</w:t>
-      </w:r>
-      <w:r>
-        <w:rPr>
-          <w:lang w:val="ro-RO"/>
-        </w:rPr>
-        <w:t xml:space="preserve"> vulnerabilitatile</w:t>
+        <w:t xml:space="preserve">Astfel, </w:t>
+      </w:r>
+      <w:r>
+        <w:rPr>
+          <w:u w:val="single"/>
+          <w:lang w:val="ro-RO"/>
+        </w:rPr>
+        <w:t>s</w:t>
+      </w:r>
+      <w:r>
+        <w:rPr>
+          <w:u w:val="single"/>
+          <w:lang w:val="ro-RO"/>
+        </w:rPr>
+        <w:t>oluți</w:t>
+      </w:r>
+      <w:r>
+        <w:rPr>
+          <w:u w:val="single"/>
+          <w:lang w:val="ro-RO"/>
+        </w:rPr>
+        <w:t>a</w:t>
       </w:r>
       <w:r>
         <w:rPr>
@@ -309,25 +474,7 @@
         <w:rPr>
           <w:lang w:val="ro-RO"/>
         </w:rPr>
-        <w:t xml:space="preserve">specifice </w:t>
-      </w:r>
-      <w:r>
-        <w:rPr>
-          <w:lang w:val="ro-RO"/>
-        </w:rPr>
-        <w:t>aplicațiilor web</w:t>
-      </w:r>
-      <w:r>
-        <w:rPr>
-          <w:lang w:val="ro-RO"/>
-        </w:rPr>
-        <w:t xml:space="preserve"> care folosesc </w:t>
-      </w:r>
-      <w:r>
-        <w:rPr>
-          <w:lang w:val="ro-RO"/>
-        </w:rPr>
-        <w:t>un protocol de autentificare</w:t>
+        <w:t>propusă constă în proiectarea unui protocol de autentificare în care parola nu este transmisă niciodată către server</w:t>
       </w:r>
       <w:r>
         <w:rPr>
@@ -339,19 +486,19 @@
         <w:rPr>
           <w:lang w:val="ro-RO"/>
         </w:rPr>
-        <w:t xml:space="preserve">OAuth </w:t>
-      </w:r>
-      <w:r>
-        <w:rPr>
-          <w:lang w:val="ro-RO"/>
-        </w:rPr>
-        <w:t xml:space="preserve">unde se </w:t>
-      </w:r>
-      <w:r>
-        <w:rPr>
-          <w:lang w:val="ro-RO"/>
-        </w:rPr>
-        <w:t>transmite un</w:t>
+        <w:t xml:space="preserve">iar prin </w:t>
+      </w:r>
+      <w:r>
+        <w:rPr>
+          <w:lang w:val="ro-RO"/>
+        </w:rPr>
+        <w:t xml:space="preserve">integrarea schemei de identficare Schnorr am putea </w:t>
+      </w:r>
+      <w:r>
+        <w:rPr>
+          <w:lang w:val="ro-RO"/>
+        </w:rPr>
+        <w:t>folosi</w:t>
       </w:r>
       <w:r>
         <w:rPr>
@@ -363,91 +510,33 @@
         <w:rPr>
           <w:lang w:val="ro-RO"/>
         </w:rPr>
-        <w:t>secret</w:t>
-      </w:r>
-      <w:r>
-        <w:rPr>
-          <w:lang w:val="ro-RO"/>
-        </w:rPr>
-        <w:t xml:space="preserve"> direct</w:t>
-      </w:r>
-      <w:r>
-        <w:rPr>
-          <w:lang w:val="ro-RO"/>
-        </w:rPr>
-        <w:t xml:space="preserve"> fara encriptare</w:t>
-      </w:r>
-      <w:r>
-        <w:rPr>
-          <w:lang w:val="ro-RO"/>
-        </w:rPr>
-        <w:t xml:space="preserve"> </w:t>
-      </w:r>
-      <w:r>
-        <w:rPr>
-          <w:lang w:val="ro-RO"/>
-        </w:rPr>
-        <w:t>către server</w:t>
-      </w:r>
-      <w:r>
-        <w:rPr>
-          <w:lang w:val="ro-RO"/>
-        </w:rPr>
-        <w:t>ul de autentificare</w:t>
-      </w:r>
-      <w:r>
-        <w:rPr>
-          <w:lang w:val="ro-RO"/>
-        </w:rPr>
-        <w:t xml:space="preserve">. Deși </w:t>
-      </w:r>
-      <w:r>
-        <w:rPr>
-          <w:lang w:val="ro-RO"/>
-        </w:rPr>
-        <w:t xml:space="preserve">protocolul </w:t>
-      </w:r>
-      <w:r>
-        <w:rPr>
-          <w:lang w:val="ro-RO"/>
-        </w:rPr>
-        <w:t xml:space="preserve">HTTPS reduce riscul interceptării, </w:t>
-      </w:r>
-      <w:r>
-        <w:rPr>
-          <w:lang w:val="ro-RO"/>
-        </w:rPr>
-        <w:t xml:space="preserve">acesta </w:t>
-      </w:r>
-      <w:r>
-        <w:rPr>
-          <w:lang w:val="ro-RO"/>
-        </w:rPr>
-        <w:t>nu elimină vulnerabilităț</w:t>
-      </w:r>
-      <w:r>
-        <w:rPr>
-          <w:lang w:val="ro-RO"/>
-        </w:rPr>
-        <w:t>i</w:t>
-      </w:r>
-      <w:r>
-        <w:rPr>
-          <w:lang w:val="ro-RO"/>
-        </w:rPr>
-        <w:t xml:space="preserve"> precum breșele bazelor de date, </w:t>
-      </w:r>
-      <w:r>
-        <w:rPr>
-          <w:lang w:val="ro-RO"/>
-        </w:rPr>
-        <w:t xml:space="preserve">atacuri de tip replay </w:t>
-      </w:r>
-      <w:r>
-        <w:rPr>
-          <w:lang w:val="ro-RO"/>
-        </w:rPr>
-        <w:t>sau de tip Store Now, Decrypt Later.</w:t>
+        <w:t>zero knowledge proofs</w:t>
+      </w:r>
+      <w:r>
+        <w:rPr>
+          <w:lang w:val="ro-RO"/>
+        </w:rPr>
+        <w:t xml:space="preserve"> pentru a elimina si </w:t>
+      </w:r>
+      <w:r>
+        <w:rPr>
+          <w:u w:val="single"/>
+          <w:lang w:val="ro-RO"/>
+        </w:rPr>
+        <w:t>e</w:t>
+      </w:r>
+      <w:r>
+        <w:rPr>
+          <w:u w:val="single"/>
+          <w:lang w:val="ro-RO"/>
+        </w:rPr>
+        <w:t>vita</w:t>
+      </w:r>
+      <w:r>
+        <w:rPr>
+          <w:lang w:val="ro-RO"/>
+        </w:rPr>
+        <w:t xml:space="preserve"> cateva vulnerabilitati.</w:t>
       </w:r>
     </w:p>
     <w:p>
@@ -461,108 +550,43 @@
         <w:rPr>
           <w:lang w:val="ro-RO"/>
         </w:rPr>
-        <w:t xml:space="preserve">Astfel, </w:t>
-      </w:r>
-      <w:r>
-        <w:rPr>
-          <w:u w:val="single"/>
-          <w:lang w:val="ro-RO"/>
-        </w:rPr>
-        <w:t>s</w:t>
-      </w:r>
-      <w:r>
-        <w:rPr>
-          <w:u w:val="single"/>
-          <w:lang w:val="ro-RO"/>
-        </w:rPr>
-        <w:t>oluți</w:t>
-      </w:r>
-      <w:r>
-        <w:rPr>
-          <w:u w:val="single"/>
-          <w:lang w:val="ro-RO"/>
-        </w:rPr>
-        <w:t>a</w:t>
-      </w:r>
-      <w:r>
-        <w:rPr>
-          <w:lang w:val="ro-RO"/>
-        </w:rPr>
-        <w:t xml:space="preserve"> </w:t>
-      </w:r>
-      <w:r>
-        <w:rPr>
-          <w:lang w:val="ro-RO"/>
-        </w:rPr>
-        <w:t>propusă constă în proiectarea unui protocol de autentificare în care parola nu este transmisă niciodată către server</w:t>
-      </w:r>
-      <w:r>
-        <w:rPr>
-          <w:lang w:val="ro-RO"/>
-        </w:rPr>
-        <w:t xml:space="preserve"> </w:t>
-      </w:r>
-      <w:r>
-        <w:rPr>
-          <w:lang w:val="ro-RO"/>
-        </w:rPr>
-        <w:t xml:space="preserve">iar prin </w:t>
-      </w:r>
-      <w:r>
-        <w:rPr>
-          <w:lang w:val="ro-RO"/>
-        </w:rPr>
-        <w:t xml:space="preserve">integrarea schemei de identficare Schnorr am putea </w:t>
-      </w:r>
-      <w:r>
-        <w:rPr>
-          <w:lang w:val="ro-RO"/>
-        </w:rPr>
-        <w:t>valorifica</w:t>
-      </w:r>
-      <w:r>
-        <w:rPr>
-          <w:lang w:val="ro-RO"/>
-        </w:rPr>
-        <w:t xml:space="preserve"> demonst</w:t>
-      </w:r>
-      <w:r>
-        <w:rPr>
-          <w:lang w:val="ro-RO"/>
-        </w:rPr>
-        <w:t>ratii</w:t>
-      </w:r>
-      <w:r>
-        <w:rPr>
-          <w:lang w:val="ro-RO"/>
-        </w:rPr>
-        <w:t>le</w:t>
-      </w:r>
-      <w:r>
-        <w:rPr>
-          <w:lang w:val="ro-RO"/>
-        </w:rPr>
-        <w:t xml:space="preserve"> cu cunostinte zero pentru a elimina si </w:t>
-      </w:r>
-      <w:r>
-        <w:rPr>
-          <w:u w:val="single"/>
-          <w:lang w:val="ro-RO"/>
-        </w:rPr>
-        <w:t>e</w:t>
-      </w:r>
-      <w:r>
-        <w:rPr>
-          <w:u w:val="single"/>
-          <w:lang w:val="ro-RO"/>
-        </w:rPr>
-        <w:t>vita</w:t>
-      </w:r>
-      <w:r>
-        <w:rPr>
-          <w:lang w:val="ro-RO"/>
-        </w:rPr>
-        <w:t xml:space="preserve"> cateva vulnerabilitati.</w:t>
+        <w:t xml:space="preserve">Deasemenea </w:t>
+      </w:r>
+      <w:r>
+        <w:rPr>
+          <w:lang w:val="ro-RO"/>
+        </w:rPr>
+        <w:t>s-a dezvoltat</w:t>
+      </w:r>
+      <w:r>
+        <w:rPr>
+          <w:lang w:val="ro-RO"/>
+        </w:rPr>
+        <w:t xml:space="preserve"> si un formular </w:t>
+      </w:r>
+      <w:r>
+        <w:rPr>
+          <w:lang w:val="ro-RO"/>
+        </w:rPr>
+        <w:t xml:space="preserve">standard </w:t>
+      </w:r>
+      <w:r>
+        <w:rPr>
+          <w:lang w:val="ro-RO"/>
+        </w:rPr>
+        <w:t xml:space="preserve">de autentificare pe care il poate </w:t>
+      </w:r>
+      <w:r>
+        <w:rPr>
+          <w:lang w:val="ro-RO"/>
+        </w:rPr>
+        <w:t>integra o aplicatie</w:t>
+      </w:r>
+      <w:r>
+        <w:rPr>
+          <w:lang w:val="ro-RO"/>
+        </w:rPr>
+        <w:t xml:space="preserve"> web.</w:t>
       </w:r>
     </w:p>
     <w:p>
@@ -572,54 +596,6 @@
           <w:lang w:val="ro-RO"/>
         </w:rPr>
       </w:pPr>
-      <w:r>
-        <w:rPr>
-          <w:lang w:val="ro-RO"/>
-        </w:rPr>
-        <w:t>Din moment ce protocolul e destinat aplicatii</w:t>
-      </w:r>
-      <w:r>
-        <w:rPr>
-          <w:lang w:val="ro-RO"/>
-        </w:rPr>
-        <w:t>lor</w:t>
-      </w:r>
-      <w:r>
-        <w:rPr>
-          <w:lang w:val="ro-RO"/>
-        </w:rPr>
-        <w:t xml:space="preserve"> web, </w:t>
-      </w:r>
-      <w:r>
-        <w:rPr>
-          <w:lang w:val="ro-RO"/>
-        </w:rPr>
-        <w:t>s-a dezvoltat</w:t>
-      </w:r>
-      <w:r>
-        <w:rPr>
-          <w:lang w:val="ro-RO"/>
-        </w:rPr>
-        <w:t xml:space="preserve"> si un formular </w:t>
-      </w:r>
-      <w:r>
-        <w:rPr>
-          <w:lang w:val="ro-RO"/>
-        </w:rPr>
-        <w:t xml:space="preserve">standard </w:t>
-      </w:r>
-      <w:r>
-        <w:rPr>
-          <w:lang w:val="ro-RO"/>
-        </w:rPr>
-        <w:t xml:space="preserve">de autentificare pe care il poate </w:t>
-      </w:r>
-      <w:r>
-        <w:rPr>
-          <w:lang w:val="ro-RO"/>
-        </w:rPr>
-        <w:t>integra o astfel de aplicatie.</w:t>
-      </w:r>
     </w:p>
     <w:p>
       <w:pPr>
@@ -628,6 +604,12 @@
           <w:lang w:val="ro-RO"/>
         </w:rPr>
       </w:pPr>
+      <w:r>
+        <w:rPr>
+          <w:lang w:val="ro-RO"/>
+        </w:rPr>
+        <w:t>Slide 4 - Tehnologii</w:t>
+      </w:r>
     </w:p>
     <w:p>
       <w:pPr>
@@ -640,7 +622,61 @@
         <w:rPr>
           <w:lang w:val="ro-RO"/>
         </w:rPr>
-        <w:t>Slide 4 - Tehnologii</w:t>
+        <w:t xml:space="preserve">Pentru dezvoltarea server-ului s-a ales </w:t>
+      </w:r>
+      <w:r>
+        <w:rPr>
+          <w:lang w:val="ro-RO"/>
+        </w:rPr>
+        <w:t xml:space="preserve">Python </w:t>
+      </w:r>
+      <w:r>
+        <w:rPr>
+          <w:lang w:val="ro-RO"/>
+        </w:rPr>
+        <w:t>cu</w:t>
+      </w:r>
+      <w:r>
+        <w:rPr>
+          <w:lang w:val="ro-RO"/>
+        </w:rPr>
+        <w:t xml:space="preserve"> Flask </w:t>
+      </w:r>
+      <w:r>
+        <w:rPr>
+          <w:lang w:val="ro-RO"/>
+        </w:rPr>
+        <w:t>(</w:t>
+      </w:r>
+      <w:r>
+        <w:rPr>
+          <w:sz w:val="16"/>
+          <w:szCs w:val="16"/>
+          <w:lang w:val="ro-RO"/>
+        </w:rPr>
+        <w:t xml:space="preserve">datorită </w:t>
+      </w:r>
+      <w:r>
+        <w:rPr>
+          <w:sz w:val="16"/>
+          <w:szCs w:val="16"/>
+          <w:lang w:val="ro-RO"/>
+        </w:rPr>
+        <w:t xml:space="preserve">felxibilitatii </w:t>
+      </w:r>
+      <w:r>
+        <w:rPr>
+          <w:sz w:val="16"/>
+          <w:szCs w:val="16"/>
+          <w:lang w:val="ro-RO"/>
+        </w:rPr>
+        <w:t>si suportului cu o multitudine de biblioteci</w:t>
+      </w:r>
+      <w:r>
+        <w:rPr>
+          <w:lang w:val="ro-RO"/>
+        </w:rPr>
+        <w:t>)</w:t>
       </w:r>
     </w:p>
     <w:p>
@@ -654,25 +690,13 @@
         <w:rPr>
           <w:lang w:val="ro-RO"/>
         </w:rPr>
-        <w:t xml:space="preserve">Pentru dezvoltarea server-ului s-a ales </w:t>
-      </w:r>
-      <w:r>
-        <w:rPr>
-          <w:lang w:val="ro-RO"/>
-        </w:rPr>
-        <w:t xml:space="preserve">Python </w:t>
-      </w:r>
-      <w:r>
-        <w:rPr>
-          <w:lang w:val="ro-RO"/>
-        </w:rPr>
-        <w:t>cu</w:t>
-      </w:r>
-      <w:r>
-        <w:rPr>
-          <w:lang w:val="ro-RO"/>
-        </w:rPr>
-        <w:t xml:space="preserve"> Flask </w:t>
+        <w:t xml:space="preserve">Iar pe partea de client avem </w:t>
+      </w:r>
+      <w:r>
+        <w:rPr>
+          <w:lang w:val="ro-RO"/>
+        </w:rPr>
+        <w:t xml:space="preserve">JavaScript, HTML și CSS </w:t>
       </w:r>
       <w:r>
         <w:rPr>
@@ -686,7 +710,7 @@
           <w:szCs w:val="16"/>
           <w:lang w:val="ro-RO"/>
         </w:rPr>
-        <w:t xml:space="preserve">datorită </w:t>
+        <w:t xml:space="preserve">au fost utilizate pe partea de client, </w:t>
       </w:r>
       <w:r>
         <w:rPr>
@@ -694,7 +718,7 @@
           <w:szCs w:val="16"/>
           <w:lang w:val="ro-RO"/>
         </w:rPr>
-        <w:t xml:space="preserve">felxibilitatii </w:t>
+        <w:t>deoarece ofera</w:t>
       </w:r>
       <w:r>
         <w:rPr>
@@ -702,7 +726,39 @@
           <w:szCs w:val="16"/>
           <w:lang w:val="ro-RO"/>
         </w:rPr>
-        <w:t>si suportului cu o multitudine de biblioteci</w:t>
+        <w:t xml:space="preserve"> compatibilitate </w:t>
+      </w:r>
+      <w:r>
+        <w:rPr>
+          <w:sz w:val="16"/>
+          <w:szCs w:val="16"/>
+          <w:lang w:val="ro-RO"/>
+        </w:rPr>
+        <w:t xml:space="preserve">cu majoritatea framework-urilor folosite </w:t>
+      </w:r>
+      <w:r>
+        <w:rPr>
+          <w:sz w:val="16"/>
+          <w:szCs w:val="16"/>
+          <w:lang w:val="ro-RO"/>
+        </w:rPr>
+        <w:t>in</w:t>
+      </w:r>
+      <w:r>
+        <w:rPr>
+          <w:sz w:val="16"/>
+          <w:szCs w:val="16"/>
+          <w:lang w:val="ro-RO"/>
+        </w:rPr>
+        <w:t xml:space="preserve"> aplicatii web</w:t>
+      </w:r>
+      <w:r>
+        <w:rPr>
+          <w:sz w:val="16"/>
+          <w:szCs w:val="16"/>
+          <w:lang w:val="ro-RO"/>
+        </w:rPr>
+        <w:t>.</w:t>
       </w:r>
       <w:r>
         <w:rPr>
@@ -718,17 +774,1155 @@
           <w:lang w:val="ro-RO"/>
         </w:rPr>
       </w:pPr>
-      <w:r>
-        <w:rPr>
-          <w:lang w:val="ro-RO"/>
-        </w:rPr>
-        <w:t xml:space="preserve">Iar pe partea de client avem </w:t>
-      </w:r>
-      <w:r>
-        <w:rPr>
-          <w:lang w:val="ro-RO"/>
-        </w:rPr>
-        <w:t xml:space="preserve">JavaScript, HTML și CSS </w:t>
+    </w:p>
+    <w:p>
+      <w:pPr>
+        <w:jc w:val="both"/>
+        <w:rPr>
+          <w:lang w:val="ro-RO"/>
+        </w:rPr>
+      </w:pPr>
+      <w:r>
+        <w:rPr>
+          <w:lang w:val="ro-RO"/>
+        </w:rPr>
+        <w:t>Slide 5 - Arhitectură</w:t>
+      </w:r>
+    </w:p>
+    <w:p>
+      <w:pPr>
+        <w:jc w:val="both"/>
+        <w:rPr>
+          <w:lang w:val="ro-RO"/>
+        </w:rPr>
+      </w:pPr>
+      <w:r>
+        <w:rPr>
+          <w:lang w:val="ro-RO"/>
+        </w:rPr>
+        <w:t xml:space="preserve">Arhitectura este </w:t>
+      </w:r>
+      <w:r>
+        <w:rPr>
+          <w:lang w:val="ro-RO"/>
+        </w:rPr>
+        <w:t xml:space="preserve">pe </w:t>
+      </w:r>
+      <w:r>
+        <w:rPr>
+          <w:lang w:val="ro-RO"/>
+        </w:rPr>
+        <w:t xml:space="preserve">trei niveluri. </w:t>
+      </w:r>
+    </w:p>
+    <w:p>
+      <w:pPr>
+        <w:jc w:val="both"/>
+        <w:rPr>
+          <w:lang w:val="ro-RO"/>
+        </w:rPr>
+      </w:pPr>
+      <w:r>
+        <w:rPr>
+          <w:lang w:val="ro-RO"/>
+        </w:rPr>
+        <w:t xml:space="preserve">Nivelul de prezentare </w:t>
+      </w:r>
+      <w:r>
+        <w:rPr>
+          <w:lang w:val="ro-RO"/>
+        </w:rPr>
+        <w:t>reprezinta interfata in care userul introduce credentialele si initiaza autentificarea</w:t>
+      </w:r>
+    </w:p>
+    <w:p>
+      <w:pPr>
+        <w:jc w:val="both"/>
+        <w:rPr>
+          <w:lang w:val="ro-RO"/>
+        </w:rPr>
+      </w:pPr>
+      <w:r>
+        <w:rPr>
+          <w:lang w:val="ro-RO"/>
+        </w:rPr>
+        <w:t>Nivelul de aplicație</w:t>
+      </w:r>
+      <w:r>
+        <w:rPr>
+          <w:lang w:val="ro-RO"/>
+        </w:rPr>
+        <w:t xml:space="preserve"> contine </w:t>
+      </w:r>
+      <w:r>
+        <w:rPr>
+          <w:lang w:val="ro-RO"/>
+        </w:rPr>
+        <w:t xml:space="preserve">logica </w:t>
+      </w:r>
+      <w:r>
+        <w:rPr>
+          <w:lang w:val="ro-RO"/>
+        </w:rPr>
+        <w:t xml:space="preserve">de verificare si autentificare, </w:t>
+      </w:r>
+    </w:p>
+    <w:p>
+      <w:pPr>
+        <w:jc w:val="both"/>
+        <w:rPr>
+          <w:lang w:val="ro-RO"/>
+        </w:rPr>
+      </w:pPr>
+      <w:r>
+        <w:rPr>
+          <w:lang w:val="ro-RO"/>
+        </w:rPr>
+        <w:t>Nivelul de date conțin</w:t>
+      </w:r>
+      <w:r>
+        <w:rPr>
+          <w:lang w:val="ro-RO"/>
+        </w:rPr>
+        <w:t>e</w:t>
+      </w:r>
+      <w:r>
+        <w:rPr>
+          <w:lang w:val="ro-RO"/>
+        </w:rPr>
+        <w:t xml:space="preserve"> baz</w:t>
+      </w:r>
+      <w:r>
+        <w:rPr>
+          <w:lang w:val="ro-RO"/>
+        </w:rPr>
+        <w:t>ele</w:t>
+      </w:r>
+      <w:r>
+        <w:rPr>
+          <w:lang w:val="ro-RO"/>
+        </w:rPr>
+        <w:t xml:space="preserve"> </w:t>
+      </w:r>
+      <w:r>
+        <w:rPr>
+          <w:lang w:val="ro-RO"/>
+        </w:rPr>
+        <w:t xml:space="preserve">de date </w:t>
+      </w:r>
+      <w:r>
+        <w:rPr>
+          <w:lang w:val="ro-RO"/>
+        </w:rPr>
+        <w:t>cu asocierea</w:t>
+      </w:r>
+      <w:r>
+        <w:rPr>
+          <w:lang w:val="ro-RO"/>
+        </w:rPr>
+        <w:t xml:space="preserve"> dintre user</w:t>
+      </w:r>
+      <w:r>
+        <w:rPr>
+          <w:lang w:val="ro-RO"/>
+        </w:rPr>
+        <w:t>,</w:t>
+      </w:r>
+      <w:r>
+        <w:rPr>
+          <w:lang w:val="ro-RO"/>
+        </w:rPr>
+        <w:t xml:space="preserve"> secretul public </w:t>
+      </w:r>
+      <w:r>
+        <w:rPr>
+          <w:lang w:val="ro-RO"/>
+        </w:rPr>
+        <w:t xml:space="preserve">si </w:t>
+      </w:r>
+      <w:r>
+        <w:rPr>
+          <w:lang w:val="ro-RO"/>
+        </w:rPr>
+        <w:t xml:space="preserve">resurse </w:t>
+      </w:r>
+    </w:p>
+    <w:p>
+      <w:pPr>
+        <w:jc w:val="both"/>
+        <w:rPr>
+          <w:lang w:val="ro-RO"/>
+        </w:rPr>
+      </w:pPr>
+    </w:p>
+    <w:p>
+      <w:pPr>
+        <w:jc w:val="both"/>
+        <w:rPr>
+          <w:lang w:val="ro-RO"/>
+        </w:rPr>
+      </w:pPr>
+      <w:r>
+        <w:rPr>
+          <w:lang w:val="ro-RO"/>
+        </w:rPr>
+        <w:t>Slide 6 - Algoritmul Schnorr</w:t>
+      </w:r>
+    </w:p>
+    <w:p>
+      <w:pPr>
+        <w:jc w:val="both"/>
+        <w:rPr>
+          <w:lang w:val="ro-RO"/>
+        </w:rPr>
+      </w:pPr>
+      <w:r>
+        <w:rPr>
+          <w:lang w:val="ro-RO"/>
+        </w:rPr>
+        <w:t>Schema interactivă Schnorr</w:t>
+      </w:r>
+      <w:r>
+        <w:rPr>
+          <w:lang w:val="ro-RO"/>
+        </w:rPr>
+        <w:t xml:space="preserve"> se</w:t>
+      </w:r>
+      <w:r>
+        <w:rPr>
+          <w:lang w:val="ro-RO"/>
+        </w:rPr>
+        <w:t xml:space="preserve"> baz</w:t>
+      </w:r>
+      <w:r>
+        <w:rPr>
+          <w:lang w:val="ro-RO"/>
+        </w:rPr>
+        <w:t>eaza</w:t>
+      </w:r>
+      <w:r>
+        <w:rPr>
+          <w:lang w:val="ro-RO"/>
+        </w:rPr>
+        <w:t xml:space="preserve"> pe problema logaritmului discret și </w:t>
+      </w:r>
+      <w:r>
+        <w:rPr>
+          <w:lang w:val="ro-RO"/>
+        </w:rPr>
+        <w:t xml:space="preserve">e </w:t>
+      </w:r>
+      <w:r>
+        <w:rPr>
+          <w:lang w:val="ro-RO"/>
+        </w:rPr>
+        <w:t xml:space="preserve">utilizată în domenii precum IoT și blockchain, </w:t>
+      </w:r>
+      <w:r>
+        <w:rPr>
+          <w:lang w:val="ro-RO"/>
+        </w:rPr>
+        <w:t>aceasta este</w:t>
+      </w:r>
+      <w:r>
+        <w:rPr>
+          <w:lang w:val="ro-RO"/>
+        </w:rPr>
+        <w:t xml:space="preserve"> un </w:t>
+      </w:r>
+      <w:r>
+        <w:rPr>
+          <w:lang w:val="ro-RO"/>
+        </w:rPr>
+        <w:t>algoritm</w:t>
+      </w:r>
+      <w:r>
+        <w:rPr>
+          <w:lang w:val="ro-RO"/>
+        </w:rPr>
+        <w:t xml:space="preserve"> de identificare în care un "Prover" își demonstrează identitatea în fața unui "Verifier" printr-un schimb secvențial </w:t>
+      </w:r>
+      <w:r>
+        <w:rPr>
+          <w:lang w:val="ro-RO"/>
+        </w:rPr>
+        <w:t xml:space="preserve">de mesaje care se termina </w:t>
+      </w:r>
+      <w:r>
+        <w:rPr>
+          <w:lang w:val="ro-RO"/>
+        </w:rPr>
+        <w:t>cu o</w:t>
+      </w:r>
+      <w:r>
+        <w:rPr>
+          <w:lang w:val="ro-RO"/>
+        </w:rPr>
+        <w:t xml:space="preserve"> validare matematica</w:t>
+      </w:r>
+    </w:p>
+    <w:p>
+      <w:pPr>
+        <w:jc w:val="both"/>
+        <w:rPr>
+          <w:lang w:val="ro-RO"/>
+        </w:rPr>
+      </w:pPr>
+      <w:r>
+        <w:rPr>
+          <w:lang w:val="ro-RO"/>
+        </w:rPr>
+        <w:lastRenderedPageBreak/>
+        <w:t>Slide 7 - Fluxul de înregistrare</w:t>
+      </w:r>
+    </w:p>
+    <w:p>
+      <w:pPr>
+        <w:jc w:val="both"/>
+        <w:rPr>
+          <w:lang w:val="ro-RO"/>
+        </w:rPr>
+      </w:pPr>
+      <w:r>
+        <w:rPr>
+          <w:lang w:val="ro-RO"/>
+        </w:rPr>
+        <w:t xml:space="preserve">Astfel, in implementare, </w:t>
+      </w:r>
+      <w:r>
+        <w:rPr>
+          <w:lang w:val="ro-RO"/>
+        </w:rPr>
+        <w:t>protocolul</w:t>
+      </w:r>
+      <w:r>
+        <w:rPr>
+          <w:lang w:val="ro-RO"/>
+        </w:rPr>
+        <w:t xml:space="preserve"> </w:t>
+      </w:r>
+      <w:r>
+        <w:rPr>
+          <w:lang w:val="ro-RO"/>
+        </w:rPr>
+        <w:t>începe</w:t>
+      </w:r>
+      <w:r>
+        <w:rPr>
+          <w:lang w:val="ro-RO"/>
+        </w:rPr>
+        <w:t xml:space="preserve"> cu inregistrarea unde userul introduce creden</w:t>
+      </w:r>
+      <w:r>
+        <w:rPr>
+          <w:lang w:val="ro-RO"/>
+        </w:rPr>
+        <w:t>ț</w:t>
+      </w:r>
+      <w:r>
+        <w:rPr>
+          <w:lang w:val="ro-RO"/>
+        </w:rPr>
+        <w:t xml:space="preserve">ialele, </w:t>
+      </w:r>
+      <w:r>
+        <w:rPr>
+          <w:lang w:val="ro-RO"/>
+        </w:rPr>
+        <w:t>aplicația</w:t>
+      </w:r>
+      <w:r>
+        <w:rPr>
+          <w:lang w:val="ro-RO"/>
+        </w:rPr>
+        <w:t xml:space="preserve"> </w:t>
+      </w:r>
+      <w:r>
+        <w:rPr>
+          <w:lang w:val="ro-RO"/>
+        </w:rPr>
+        <w:t>obtine</w:t>
+      </w:r>
+      <w:r>
+        <w:rPr>
+          <w:lang w:val="ro-RO"/>
+        </w:rPr>
+        <w:t xml:space="preserve"> parametrii globali de la server-ul de autentificare</w:t>
+      </w:r>
+      <w:r>
+        <w:rPr>
+          <w:lang w:val="ro-RO"/>
+        </w:rPr>
+        <w:t xml:space="preserve">, </w:t>
+      </w:r>
+      <w:r>
+        <w:rPr>
+          <w:lang w:val="ro-RO"/>
+        </w:rPr>
+        <w:t>deriveaza</w:t>
+      </w:r>
+      <w:r>
+        <w:rPr>
+          <w:lang w:val="ro-RO"/>
+        </w:rPr>
+        <w:t xml:space="preserve"> x folosind parola</w:t>
+      </w:r>
+      <w:r>
+        <w:rPr>
+          <w:lang w:val="ro-RO"/>
+        </w:rPr>
+        <w:t xml:space="preserve">, creeaza </w:t>
+      </w:r>
+      <w:r>
+        <w:rPr>
+          <w:lang w:val="ro-RO"/>
+        </w:rPr>
+        <w:t xml:space="preserve">cheia publica </w:t>
+      </w:r>
+      <w:r>
+        <w:rPr>
+          <w:lang w:val="ro-RO"/>
+        </w:rPr>
+        <w:t>y</w:t>
+      </w:r>
+      <w:r>
+        <w:rPr>
+          <w:lang w:val="ro-RO"/>
+        </w:rPr>
+        <w:t xml:space="preserve"> si o</w:t>
+      </w:r>
+      <w:r>
+        <w:rPr>
+          <w:lang w:val="ro-RO"/>
+        </w:rPr>
+        <w:t xml:space="preserve">  trimi</w:t>
+      </w:r>
+      <w:r>
+        <w:rPr>
+          <w:lang w:val="ro-RO"/>
+        </w:rPr>
+        <w:t xml:space="preserve">te </w:t>
+      </w:r>
+      <w:r>
+        <w:rPr>
+          <w:lang w:val="ro-RO"/>
+        </w:rPr>
+        <w:t>la server care</w:t>
+      </w:r>
+      <w:r>
+        <w:rPr>
+          <w:lang w:val="ro-RO"/>
+        </w:rPr>
+        <w:t xml:space="preserve"> </w:t>
+      </w:r>
+      <w:r>
+        <w:rPr>
+          <w:lang w:val="ro-RO"/>
+        </w:rPr>
+        <w:t xml:space="preserve">pe urma </w:t>
+      </w:r>
+      <w:r>
+        <w:rPr>
+          <w:lang w:val="ro-RO"/>
+        </w:rPr>
+        <w:t xml:space="preserve"> isi face verificarile propuse si salveaza legatura dintre y si utilizator.</w:t>
+      </w:r>
+    </w:p>
+    <w:p>
+      <w:pPr>
+        <w:jc w:val="both"/>
+        <w:rPr>
+          <w:lang w:val="ro-RO"/>
+        </w:rPr>
+      </w:pPr>
+    </w:p>
+    <w:p>
+      <w:pPr>
+        <w:jc w:val="both"/>
+        <w:rPr>
+          <w:lang w:val="ro-RO"/>
+        </w:rPr>
+      </w:pPr>
+      <w:r>
+        <w:rPr>
+          <w:lang w:val="ro-RO"/>
+        </w:rPr>
+        <w:t>Slide 8 - Autentificare (faza commit)</w:t>
+      </w:r>
+    </w:p>
+    <w:p>
+      <w:pPr>
+        <w:jc w:val="both"/>
+        <w:rPr>
+          <w:lang w:val="ro-RO"/>
+        </w:rPr>
+      </w:pPr>
+      <w:r>
+        <w:rPr>
+          <w:lang w:val="ro-RO"/>
+        </w:rPr>
+        <w:t xml:space="preserve">La autenficare, dupa introducerea credentialelor si schimbul de parametrii, aplicatia client </w:t>
+      </w:r>
+      <w:r>
+        <w:rPr>
+          <w:lang w:val="ro-RO"/>
+        </w:rPr>
+        <w:t xml:space="preserve"> generează un nonce aleatoriu, calculează angajamentul </w:t>
+      </w:r>
+      <w:r>
+        <w:rPr>
+          <w:lang w:val="ro-RO"/>
+        </w:rPr>
+        <w:t xml:space="preserve">cu el </w:t>
+      </w:r>
+      <w:r>
+        <w:rPr>
+          <w:lang w:val="ro-RO"/>
+        </w:rPr>
+        <w:t xml:space="preserve">și îl transmite împreună cu </w:t>
+      </w:r>
+      <w:r>
+        <w:rPr>
+          <w:lang w:val="ro-RO"/>
+        </w:rPr>
+        <w:t>id-ul</w:t>
+      </w:r>
+      <w:r>
+        <w:rPr>
+          <w:lang w:val="ro-RO"/>
+        </w:rPr>
+        <w:t xml:space="preserve"> clientului. </w:t>
+      </w:r>
+    </w:p>
+    <w:p>
+      <w:pPr>
+        <w:jc w:val="both"/>
+        <w:rPr>
+          <w:lang w:val="ro-RO"/>
+        </w:rPr>
+      </w:pPr>
+      <w:r>
+        <w:rPr>
+          <w:lang w:val="ro-RO"/>
+        </w:rPr>
+        <w:t xml:space="preserve">Serverul validează </w:t>
+      </w:r>
+      <w:r>
+        <w:rPr>
+          <w:lang w:val="ro-RO"/>
+        </w:rPr>
+        <w:t>payload-ul</w:t>
+      </w:r>
+      <w:r>
+        <w:rPr>
+          <w:lang w:val="ro-RO"/>
+        </w:rPr>
+        <w:t xml:space="preserve">, creează o sesiune temporară </w:t>
+      </w:r>
+      <w:r>
+        <w:rPr>
+          <w:lang w:val="ro-RO"/>
+        </w:rPr>
+        <w:t>din care e creat</w:t>
+      </w:r>
+      <w:r>
+        <w:rPr>
+          <w:lang w:val="ro-RO"/>
+        </w:rPr>
+        <w:t>ă</w:t>
+      </w:r>
+      <w:r>
+        <w:rPr>
+          <w:lang w:val="ro-RO"/>
+        </w:rPr>
+        <w:t xml:space="preserve"> provocarea </w:t>
+      </w:r>
+      <w:r>
+        <w:rPr>
+          <w:lang w:val="ro-RO"/>
+        </w:rPr>
+        <w:t xml:space="preserve">și </w:t>
+      </w:r>
+      <w:r>
+        <w:rPr>
+          <w:lang w:val="ro-RO"/>
+        </w:rPr>
+        <w:t xml:space="preserve">o returnează </w:t>
+      </w:r>
+      <w:r>
+        <w:rPr>
+          <w:lang w:val="ro-RO"/>
+        </w:rPr>
+        <w:t xml:space="preserve">împreună cu </w:t>
+      </w:r>
+      <w:r>
+        <w:rPr>
+          <w:lang w:val="ro-RO"/>
+        </w:rPr>
+        <w:t>session id</w:t>
+      </w:r>
+      <w:r>
+        <w:rPr>
+          <w:lang w:val="ro-RO"/>
+        </w:rPr>
+        <w:t>.</w:t>
+      </w:r>
+    </w:p>
+    <w:p>
+      <w:pPr>
+        <w:jc w:val="both"/>
+        <w:rPr>
+          <w:lang w:val="ro-RO"/>
+        </w:rPr>
+      </w:pPr>
+    </w:p>
+    <w:p>
+      <w:pPr>
+        <w:jc w:val="both"/>
+        <w:rPr>
+          <w:lang w:val="ro-RO"/>
+        </w:rPr>
+      </w:pPr>
+      <w:r>
+        <w:rPr>
+          <w:lang w:val="ro-RO"/>
+        </w:rPr>
+        <w:t>Slide 9 - Autentificare (faza verify)</w:t>
+      </w:r>
+    </w:p>
+    <w:p>
+      <w:pPr>
+        <w:jc w:val="both"/>
+        <w:rPr>
+          <w:lang w:val="ro-RO"/>
+        </w:rPr>
+      </w:pPr>
+      <w:r>
+        <w:rPr>
+          <w:lang w:val="ro-RO"/>
+        </w:rPr>
+        <w:t>Mai departe</w:t>
+      </w:r>
+      <w:r>
+        <w:rPr>
+          <w:lang w:val="ro-RO"/>
+        </w:rPr>
+        <w:t xml:space="preserve">, in faza de </w:t>
+      </w:r>
+      <w:r>
+        <w:rPr>
+          <w:lang w:val="ro-RO"/>
+        </w:rPr>
+        <w:t>verifiare</w:t>
+      </w:r>
+      <w:r>
+        <w:rPr>
+          <w:lang w:val="ro-RO"/>
+        </w:rPr>
+        <w:t xml:space="preserve"> </w:t>
+      </w:r>
+      <w:r>
+        <w:rPr>
+          <w:lang w:val="ro-RO"/>
+        </w:rPr>
+        <w:t xml:space="preserve">se </w:t>
+      </w:r>
+      <w:r>
+        <w:rPr>
+          <w:lang w:val="ro-RO"/>
+        </w:rPr>
+        <w:t xml:space="preserve">calculează </w:t>
+      </w:r>
+      <w:r>
+        <w:rPr>
+          <w:lang w:val="ro-RO"/>
+        </w:rPr>
+        <w:t xml:space="preserve">solutia folosind parametrul derivat, </w:t>
+      </w:r>
+      <w:r>
+        <w:rPr>
+          <w:lang w:val="ro-RO"/>
+        </w:rPr>
+        <w:t xml:space="preserve">și îl transmite </w:t>
+      </w:r>
+      <w:r>
+        <w:rPr>
+          <w:lang w:val="ro-RO"/>
+        </w:rPr>
+        <w:t>ca raspuns la provocare</w:t>
+      </w:r>
+      <w:r>
+        <w:rPr>
+          <w:lang w:val="ro-RO"/>
+        </w:rPr>
+        <w:t xml:space="preserve">. </w:t>
+      </w:r>
+      <w:r>
+        <w:rPr>
+          <w:lang w:val="ro-RO"/>
+        </w:rPr>
+        <w:t xml:space="preserve">Se face egalitatea finala si daca e corecta, atunci se </w:t>
+      </w:r>
+      <w:r>
+        <w:rPr>
+          <w:lang w:val="ro-RO"/>
+        </w:rPr>
+        <w:t>emite</w:t>
+      </w:r>
+      <w:r>
+        <w:rPr>
+          <w:lang w:val="ro-RO"/>
+        </w:rPr>
+        <w:t xml:space="preserve"> </w:t>
+      </w:r>
+      <w:r>
+        <w:rPr>
+          <w:lang w:val="ro-RO"/>
+        </w:rPr>
+        <w:t xml:space="preserve">un </w:t>
+      </w:r>
+      <w:r>
+        <w:rPr>
+          <w:lang w:val="ro-RO"/>
+        </w:rPr>
+        <w:t>token</w:t>
+      </w:r>
+    </w:p>
+    <w:p>
+      <w:pPr>
+        <w:jc w:val="both"/>
+        <w:rPr>
+          <w:lang w:val="ro-RO"/>
+        </w:rPr>
+      </w:pPr>
+    </w:p>
+    <w:p>
+      <w:pPr>
+        <w:jc w:val="both"/>
+        <w:rPr>
+          <w:lang w:val="ro-RO"/>
+        </w:rPr>
+      </w:pPr>
+      <w:r>
+        <w:rPr>
+          <w:lang w:val="ro-RO"/>
+        </w:rPr>
+        <w:t>Slide 10 - Consum token</w:t>
+      </w:r>
+    </w:p>
+    <w:p>
+      <w:pPr>
+        <w:jc w:val="both"/>
+        <w:rPr>
+          <w:lang w:val="ro-RO"/>
+        </w:rPr>
+      </w:pPr>
+      <w:r>
+        <w:rPr>
+          <w:lang w:val="ro-RO"/>
+        </w:rPr>
+        <w:t>Pe care, aplicatia il poate folosi ca sa acceseze resurse protejate de la serverul de resurse.</w:t>
+      </w:r>
+    </w:p>
+    <w:p>
+      <w:pPr>
+        <w:jc w:val="both"/>
+        <w:rPr>
+          <w:lang w:val="ro-RO"/>
+        </w:rPr>
+      </w:pPr>
+    </w:p>
+    <w:p>
+      <w:pPr>
+        <w:jc w:val="both"/>
+        <w:rPr>
+          <w:lang w:val="ro-RO"/>
+        </w:rPr>
+      </w:pPr>
+      <w:r>
+        <w:rPr>
+          <w:lang w:val="ro-RO"/>
+        </w:rPr>
+        <w:t>Slide 11 - Proprietăți de securitate</w:t>
+      </w:r>
+    </w:p>
+    <w:p>
+      <w:pPr>
+        <w:jc w:val="both"/>
+        <w:rPr>
+          <w:lang w:val="ro-RO"/>
+        </w:rPr>
+      </w:pPr>
+      <w:r>
+        <w:rPr>
+          <w:lang w:val="ro-RO"/>
+        </w:rPr>
+        <w:t xml:space="preserve">Putem observa </w:t>
+      </w:r>
+      <w:r>
+        <w:rPr>
+          <w:lang w:val="ro-RO"/>
+        </w:rPr>
+        <w:t xml:space="preserve">astfel </w:t>
+      </w:r>
+      <w:r>
+        <w:rPr>
+          <w:lang w:val="ro-RO"/>
+        </w:rPr>
+        <w:t xml:space="preserve">ca implementarea </w:t>
+      </w:r>
+      <w:r>
+        <w:rPr>
+          <w:lang w:val="ro-RO"/>
+        </w:rPr>
+        <w:t xml:space="preserve">previne </w:t>
+      </w:r>
+      <w:r>
+        <w:rPr>
+          <w:lang w:val="ro-RO"/>
+        </w:rPr>
+        <w:t>vulnerabilitatile mentionate</w:t>
+      </w:r>
+      <w:r>
+        <w:rPr>
+          <w:lang w:val="ro-RO"/>
+        </w:rPr>
+        <w:t xml:space="preserve"> prin stocarea exclusivă a cheii publice, </w:t>
+      </w:r>
+      <w:r>
+        <w:rPr>
+          <w:lang w:val="ro-RO"/>
+        </w:rPr>
+        <w:t>folosirea</w:t>
+      </w:r>
+      <w:r>
+        <w:rPr>
+          <w:lang w:val="ro-RO"/>
+        </w:rPr>
+        <w:t xml:space="preserve"> valorilor efemere și netransmiterea </w:t>
+      </w:r>
+      <w:r>
+        <w:rPr>
+          <w:lang w:val="ro-RO"/>
+        </w:rPr>
+        <w:t>lui x si r</w:t>
+      </w:r>
+      <w:r>
+        <w:rPr>
+          <w:lang w:val="ro-RO"/>
+        </w:rPr>
+        <w:t>.</w:t>
+      </w:r>
+    </w:p>
+    <w:p>
+      <w:pPr>
+        <w:jc w:val="both"/>
+        <w:rPr>
+          <w:lang w:val="ro-RO"/>
+        </w:rPr>
+      </w:pPr>
+    </w:p>
+    <w:p>
+      <w:pPr>
+        <w:jc w:val="both"/>
+        <w:rPr>
+          <w:lang w:val="ro-RO"/>
+        </w:rPr>
+      </w:pPr>
+      <w:r>
+        <w:rPr>
+          <w:lang w:val="ro-RO"/>
+        </w:rPr>
+        <w:t>Slide 12 - Validare și testare</w:t>
+      </w:r>
+    </w:p>
+    <w:p>
+      <w:pPr>
+        <w:jc w:val="both"/>
+        <w:rPr>
+          <w:lang w:val="ro-RO"/>
+        </w:rPr>
+      </w:pPr>
+      <w:r>
+        <w:rPr>
+          <w:lang w:val="ro-RO"/>
+        </w:rPr>
+        <w:t xml:space="preserve">Validarea acoperă 49 de </w:t>
+      </w:r>
+      <w:r>
+        <w:rPr>
+          <w:lang w:val="ro-RO"/>
+        </w:rPr>
+        <w:t>teste</w:t>
+      </w:r>
+      <w:r>
+        <w:rPr>
+          <w:lang w:val="ro-RO"/>
+        </w:rPr>
+        <w:t xml:space="preserve">, toate cu rată de succes 100%, </w:t>
+      </w:r>
+      <w:r>
+        <w:rPr>
+          <w:lang w:val="ro-RO"/>
+        </w:rPr>
+        <w:t>unde</w:t>
+      </w:r>
+    </w:p>
+    <w:p>
+      <w:pPr>
+        <w:jc w:val="both"/>
+        <w:rPr>
+          <w:lang w:val="ro-RO"/>
+        </w:rPr>
+      </w:pPr>
+      <w:r>
+        <w:rPr>
+          <w:lang w:val="ro-RO"/>
+        </w:rPr>
+        <w:t xml:space="preserve">5 teste pozitive verifică </w:t>
+      </w:r>
+      <w:r>
+        <w:rPr>
+          <w:lang w:val="ro-RO"/>
+        </w:rPr>
+        <w:t>scenarii de baza/happy paths</w:t>
+      </w:r>
+      <w:r>
+        <w:rPr>
+          <w:lang w:val="ro-RO"/>
+        </w:rPr>
+        <w:t xml:space="preserve"> de autentificare/inregistrare</w:t>
+      </w:r>
+      <w:r>
+        <w:rPr>
+          <w:lang w:val="ro-RO"/>
+        </w:rPr>
+        <w:t xml:space="preserve">, </w:t>
+      </w:r>
+      <w:r>
+        <w:rPr>
+          <w:lang w:val="ro-RO"/>
+        </w:rPr>
+        <w:t>absența parole</w:t>
+      </w:r>
+      <w:r>
+        <w:rPr>
+          <w:lang w:val="ro-RO"/>
+        </w:rPr>
+        <w:t>i hashuite/criptate</w:t>
+      </w:r>
+      <w:r>
+        <w:rPr>
+          <w:lang w:val="ro-RO"/>
+        </w:rPr>
+        <w:t xml:space="preserve"> în baza de date, funcționarea </w:t>
+      </w:r>
+      <w:r>
+        <w:rPr>
+          <w:lang w:val="ro-RO"/>
+        </w:rPr>
+        <w:t>concurenta de useri</w:t>
+      </w:r>
+      <w:r>
+        <w:rPr>
+          <w:lang w:val="ro-RO"/>
+        </w:rPr>
+        <w:t xml:space="preserve">; </w:t>
+      </w:r>
+    </w:p>
+    <w:p>
+      <w:pPr>
+        <w:jc w:val="both"/>
+        <w:rPr>
+          <w:lang w:val="ro-RO"/>
+        </w:rPr>
+      </w:pPr>
+      <w:r>
+        <w:rPr>
+          <w:lang w:val="ro-RO"/>
+        </w:rPr>
+        <w:t>5 teste negative care acoperă autentificarea cu parolă greșită, expirarea sesiunii</w:t>
+      </w:r>
+      <w:r>
+        <w:rPr>
+          <w:lang w:val="ro-RO"/>
+        </w:rPr>
+        <w:t xml:space="preserve"> si</w:t>
+      </w:r>
+      <w:r>
+        <w:rPr>
+          <w:lang w:val="ro-RO"/>
+        </w:rPr>
+        <w:t xml:space="preserve"> </w:t>
+      </w:r>
+      <w:r>
+        <w:rPr>
+          <w:lang w:val="ro-RO"/>
+        </w:rPr>
+        <w:t xml:space="preserve">diferite cereri duplicate; </w:t>
+      </w:r>
+    </w:p>
+    <w:p>
+      <w:pPr>
+        <w:jc w:val="both"/>
+        <w:rPr>
+          <w:lang w:val="ro-RO"/>
+        </w:rPr>
+      </w:pPr>
+      <w:r>
+        <w:rPr>
+          <w:lang w:val="ro-RO"/>
+        </w:rPr>
+        <w:t xml:space="preserve">31 de </w:t>
+      </w:r>
+      <w:r>
+        <w:rPr>
+          <w:lang w:val="ro-RO"/>
+        </w:rPr>
+        <w:t xml:space="preserve">corner cases </w:t>
+      </w:r>
+      <w:r>
+        <w:rPr>
+          <w:lang w:val="ro-RO"/>
+        </w:rPr>
+        <w:t xml:space="preserve">care testează valori în afara </w:t>
+      </w:r>
+      <w:r>
+        <w:rPr>
+          <w:lang w:val="ro-RO"/>
+        </w:rPr>
+        <w:t xml:space="preserve">spatiului </w:t>
+      </w:r>
+      <w:r>
+        <w:rPr>
+          <w:lang w:val="ro-RO"/>
+        </w:rPr>
+        <w:t>Q</w:t>
+      </w:r>
+      <w:r>
+        <w:rPr>
+          <w:lang w:val="ro-RO"/>
+        </w:rPr>
+        <w:t>*</w:t>
+      </w:r>
+      <w:r>
+        <w:rPr>
+          <w:lang w:val="ro-RO"/>
+        </w:rPr>
+        <w:t>, valori triviale pentru y și t, tipuri de date neconforme precum float, string sau null, și absența</w:t>
+      </w:r>
+      <w:r>
+        <w:rPr>
+          <w:lang w:val="ro-RO"/>
+        </w:rPr>
+        <w:t xml:space="preserve"> antet</w:t>
+      </w:r>
+      <w:r>
+        <w:rPr>
+          <w:lang w:val="ro-RO"/>
+        </w:rPr>
+        <w:t xml:space="preserve">; </w:t>
+      </w:r>
+    </w:p>
+    <w:p>
+      <w:pPr>
+        <w:jc w:val="both"/>
+        <w:rPr>
+          <w:lang w:val="ro-RO"/>
+        </w:rPr>
+      </w:pPr>
+      <w:r>
+        <w:rPr>
+          <w:lang w:val="ro-RO"/>
+        </w:rPr>
+        <w:t>8 teste de securitate care validează erori off-by-one, izolarea sesiunilor și autentificarea cu cheia publică furată.</w:t>
+      </w:r>
+    </w:p>
+    <w:p>
+      <w:pPr>
+        <w:jc w:val="both"/>
+        <w:rPr>
+          <w:lang w:val="ro-RO"/>
+        </w:rPr>
+      </w:pPr>
+    </w:p>
+    <w:p>
+      <w:pPr>
+        <w:jc w:val="both"/>
+        <w:rPr>
+          <w:lang w:val="ro-RO"/>
+        </w:rPr>
+      </w:pPr>
+      <w:r>
+        <w:rPr>
+          <w:lang w:val="ro-RO"/>
+        </w:rPr>
+        <w:t>Din simulari</w:t>
+      </w:r>
+      <w:r>
+        <w:rPr>
+          <w:lang w:val="ro-RO"/>
+        </w:rPr>
+        <w:t>le</w:t>
+      </w:r>
+      <w:r>
+        <w:rPr>
+          <w:lang w:val="ro-RO"/>
+        </w:rPr>
+        <w:t xml:space="preserve"> de atacuri </w:t>
+      </w:r>
+      <w:r>
+        <w:rPr>
+          <w:lang w:val="ro-RO"/>
+        </w:rPr>
+        <w:t>observam ca</w:t>
+      </w:r>
+      <w:r>
+        <w:rPr>
+          <w:lang w:val="ro-RO"/>
+        </w:rPr>
+        <w:t xml:space="preserve"> </w:t>
+      </w:r>
+    </w:p>
+    <w:p>
+      <w:pPr>
+        <w:jc w:val="both"/>
+        <w:rPr>
+          <w:lang w:val="ro-RO"/>
+        </w:rPr>
+      </w:pPr>
+      <w:r>
+        <w:rPr>
+          <w:lang w:val="ro-RO"/>
+        </w:rPr>
+        <w:t>Din 10k de cereri nu au fost coliziuni pe c</w:t>
+      </w:r>
+    </w:p>
+    <w:p>
+      <w:pPr>
+        <w:jc w:val="both"/>
+        <w:rPr>
+          <w:lang w:val="ro-RO"/>
+        </w:rPr>
+      </w:pPr>
+      <w:r>
+        <w:rPr>
+          <w:lang w:val="ro-RO"/>
+        </w:rPr>
+        <w:lastRenderedPageBreak/>
+        <w:t xml:space="preserve">injectarea de parametri slabi </w:t>
+      </w:r>
+      <w:r>
+        <w:rPr>
+          <w:lang w:val="ro-RO"/>
+        </w:rPr>
+        <w:t xml:space="preserve">e </w:t>
+      </w:r>
+      <w:r>
+        <w:rPr>
+          <w:lang w:val="ro-RO"/>
+        </w:rPr>
+        <w:t xml:space="preserve">respinsă prin HTTP 422 </w:t>
       </w:r>
       <w:r>
         <w:rPr>
@@ -742,61 +1936,19 @@
           <w:szCs w:val="16"/>
           <w:lang w:val="ro-RO"/>
         </w:rPr>
-        <w:t xml:space="preserve">au fost utilizate pe partea de client, </w:t>
-      </w:r>
-      <w:r>
-        <w:rPr>
-          <w:sz w:val="16"/>
-          <w:szCs w:val="16"/>
-          <w:lang w:val="ro-RO"/>
-        </w:rPr>
-        <w:t>deoarece ofera</w:t>
-      </w:r>
-      <w:r>
-        <w:rPr>
-          <w:sz w:val="16"/>
-          <w:szCs w:val="16"/>
-          <w:lang w:val="ro-RO"/>
-        </w:rPr>
-        <w:t xml:space="preserve"> compatibilitate </w:t>
-      </w:r>
-      <w:r>
-        <w:rPr>
-          <w:sz w:val="16"/>
-          <w:szCs w:val="16"/>
-          <w:lang w:val="ro-RO"/>
-        </w:rPr>
-        <w:t xml:space="preserve">cu majoritatea framework-urilor folosite </w:t>
-      </w:r>
-      <w:r>
-        <w:rPr>
-          <w:sz w:val="16"/>
-          <w:szCs w:val="16"/>
-          <w:lang w:val="ro-RO"/>
-        </w:rPr>
-        <w:t>in</w:t>
-      </w:r>
-      <w:r>
-        <w:rPr>
-          <w:sz w:val="16"/>
-          <w:szCs w:val="16"/>
-          <w:lang w:val="ro-RO"/>
-        </w:rPr>
-        <w:t xml:space="preserve"> aplicatii web</w:t>
-      </w:r>
-      <w:r>
-        <w:rPr>
-          <w:sz w:val="16"/>
-          <w:szCs w:val="16"/>
-          <w:lang w:val="ro-RO"/>
-        </w:rPr>
-        <w:t>.</w:t>
+        <w:t>pentru subgrup invalid</w:t>
       </w:r>
       <w:r>
         <w:rPr>
           <w:lang w:val="ro-RO"/>
         </w:rPr>
         <w:t>)</w:t>
+      </w:r>
+      <w:r>
+        <w:rPr>
+          <w:lang w:val="ro-RO"/>
+        </w:rPr>
+        <w:t xml:space="preserve"> </w:t>
       </w:r>
     </w:p>
     <w:p>
@@ -806,6 +1958,18 @@
           <w:lang w:val="ro-RO"/>
         </w:rPr>
       </w:pPr>
+      <w:r>
+        <w:rPr>
+          <w:lang w:val="ro-RO"/>
+        </w:rPr>
+        <w:t xml:space="preserve">replay cross-sesiune </w:t>
+      </w:r>
+      <w:r>
+        <w:rPr>
+          <w:lang w:val="ro-RO"/>
+        </w:rPr>
+        <w:t>ajunge sa fie respins datorita valorilor efemere</w:t>
+      </w:r>
     </w:p>
     <w:p>
       <w:pPr>
@@ -818,7 +1982,7 @@
         <w:rPr>
           <w:lang w:val="ro-RO"/>
         </w:rPr>
-        <w:t>Slide 5 - Arhitectură</w:t>
+        <w:t>un brute force devine nefezabil dupa o cheie de 64 de biti</w:t>
       </w:r>
     </w:p>
     <w:p>
@@ -828,24 +1992,6 @@
           <w:lang w:val="ro-RO"/>
         </w:rPr>
       </w:pPr>
-      <w:r>
-        <w:rPr>
-          <w:lang w:val="ro-RO"/>
-        </w:rPr>
-        <w:t xml:space="preserve">Arhitectura este </w:t>
-      </w:r>
-      <w:r>
-        <w:rPr>
-          <w:lang w:val="ro-RO"/>
-        </w:rPr>
-        <w:t xml:space="preserve">pe </w:t>
-      </w:r>
-      <w:r>
-        <w:rPr>
-          <w:lang w:val="ro-RO"/>
-        </w:rPr>
-        <w:t xml:space="preserve">trei niveluri. </w:t>
-      </w:r>
     </w:p>
     <w:p>
       <w:pPr>
@@ -858,13 +2004,7 @@
         <w:rPr>
           <w:lang w:val="ro-RO"/>
         </w:rPr>
-        <w:t xml:space="preserve">Nivelul de prezentare </w:t>
-      </w:r>
-      <w:r>
-        <w:rPr>
-          <w:lang w:val="ro-RO"/>
-        </w:rPr>
-        <w:t>reprezinta interfata in care userul introduce credentialele si initiaza autentificarea</w:t>
+        <w:t>Slide 13 - Evaluarea performanței</w:t>
       </w:r>
     </w:p>
     <w:p>
@@ -878,37 +2018,40 @@
         <w:rPr>
           <w:lang w:val="ro-RO"/>
         </w:rPr>
-        <w:t>Nivelul de aplicație</w:t>
-      </w:r>
-      <w:r>
-        <w:rPr>
-          <w:lang w:val="ro-RO"/>
-        </w:rPr>
-        <w:t xml:space="preserve"> contine </w:t>
-      </w:r>
-      <w:r>
-        <w:rPr>
-          <w:lang w:val="ro-RO"/>
-        </w:rPr>
-        <w:t xml:space="preserve">logica </w:t>
-      </w:r>
-      <w:r>
-        <w:rPr>
-          <w:lang w:val="ro-RO"/>
-        </w:rPr>
-        <w:t xml:space="preserve">de verificare si autentificare, </w:t>
-      </w:r>
-      <w:r>
-        <w:rPr>
-          <w:lang w:val="ro-RO"/>
-        </w:rPr>
-        <w:t>managementul</w:t>
-      </w:r>
-      <w:r>
-        <w:rPr>
-          <w:lang w:val="ro-RO"/>
-        </w:rPr>
-        <w:t xml:space="preserve"> sesiunii si emiterea token-ului</w:t>
+        <w:t xml:space="preserve">Pentru implementare s-a folosit Un P de 2048 </w:t>
+      </w:r>
+      <w:r>
+        <w:rPr>
+          <w:lang w:val="ro-RO"/>
+        </w:rPr>
+        <w:t>r</w:t>
+      </w:r>
+      <w:r>
+        <w:t xml:space="preserve">espectând </w:t>
+      </w:r>
+      <w:r>
+        <w:rPr>
+          <w:lang w:val="ro-RO"/>
+        </w:rPr>
+        <w:t>recomandar</w:t>
+      </w:r>
+      <w:r>
+        <w:rPr>
+          <w:lang w:val="ro-RO"/>
+        </w:rPr>
+        <w:t>ile</w:t>
+      </w:r>
+      <w:r>
+        <w:rPr>
+          <w:lang w:val="ro-RO"/>
+        </w:rPr>
+        <w:t xml:space="preserve"> </w:t>
+      </w:r>
+      <w:r>
+        <w:rPr>
+          <w:lang w:val="ro-RO"/>
+        </w:rPr>
+        <w:t>NIST</w:t>
       </w:r>
     </w:p>
     <w:p>
@@ -922,25 +2065,43 @@
         <w:rPr>
           <w:lang w:val="ro-RO"/>
         </w:rPr>
-        <w:t>Nivelul de date conțin</w:t>
-      </w:r>
-      <w:r>
-        <w:rPr>
-          <w:lang w:val="ro-RO"/>
-        </w:rPr>
-        <w:t>e</w:t>
-      </w:r>
-      <w:r>
-        <w:rPr>
-          <w:lang w:val="ro-RO"/>
-        </w:rPr>
-        <w:t xml:space="preserve"> baz</w:t>
-      </w:r>
-      <w:r>
-        <w:rPr>
-          <w:lang w:val="ro-RO"/>
-        </w:rPr>
-        <w:t>ele</w:t>
+        <w:t>De aceea putem</w:t>
+      </w:r>
+      <w:r>
+        <w:rPr>
+          <w:lang w:val="ro-RO"/>
+        </w:rPr>
+        <w:t xml:space="preserve"> observ</w:t>
+      </w:r>
+      <w:r>
+        <w:rPr>
+          <w:lang w:val="ro-RO"/>
+        </w:rPr>
+        <w:t>a</w:t>
+      </w:r>
+      <w:r>
+        <w:rPr>
+          <w:lang w:val="ro-RO"/>
+        </w:rPr>
+        <w:t xml:space="preserve"> că operatiile</w:t>
+      </w:r>
+      <w:r>
+        <w:rPr>
+          <w:lang w:val="ro-RO"/>
+        </w:rPr>
+        <w:t xml:space="preserve"> ce</w:t>
+      </w:r>
+      <w:r>
+        <w:rPr>
+          <w:lang w:val="ro-RO"/>
+        </w:rPr>
+        <w:t xml:space="preserve"> includ exponentiere modular</w:t>
+      </w:r>
+      <w:r>
+        <w:rPr>
+          <w:lang w:val="ro-RO"/>
+        </w:rPr>
+        <w:t>ă</w:t>
       </w:r>
       <w:r>
         <w:rPr>
@@ -952,43 +2113,55 @@
         <w:rPr>
           <w:lang w:val="ro-RO"/>
         </w:rPr>
-        <w:t xml:space="preserve">de date </w:t>
-      </w:r>
-      <w:r>
-        <w:rPr>
-          <w:lang w:val="ro-RO"/>
-        </w:rPr>
-        <w:t>cu asocierea</w:t>
-      </w:r>
-      <w:r>
-        <w:rPr>
-          <w:lang w:val="ro-RO"/>
-        </w:rPr>
-        <w:t xml:space="preserve"> dintre user</w:t>
-      </w:r>
-      <w:r>
-        <w:rPr>
-          <w:lang w:val="ro-RO"/>
-        </w:rPr>
-        <w:t>,</w:t>
-      </w:r>
-      <w:r>
-        <w:rPr>
-          <w:lang w:val="ro-RO"/>
-        </w:rPr>
-        <w:t xml:space="preserve"> secretul public </w:t>
-      </w:r>
-      <w:r>
-        <w:rPr>
-          <w:lang w:val="ro-RO"/>
-        </w:rPr>
-        <w:t xml:space="preserve">si </w:t>
-      </w:r>
-      <w:r>
-        <w:rPr>
-          <w:lang w:val="ro-RO"/>
-        </w:rPr>
-        <w:t xml:space="preserve">resurse </w:t>
+        <w:t>au un factor de timp mare</w:t>
+      </w:r>
+      <w:r>
+        <w:rPr>
+          <w:lang w:val="ro-RO"/>
+        </w:rPr>
+        <w:t xml:space="preserve">, </w:t>
+      </w:r>
+      <w:r>
+        <w:rPr>
+          <w:lang w:val="ro-RO"/>
+        </w:rPr>
+        <w:t>operația</w:t>
+      </w:r>
+      <w:r>
+        <w:rPr>
+          <w:lang w:val="ro-RO"/>
+        </w:rPr>
+        <w:t xml:space="preserve"> de validare </w:t>
+      </w:r>
+      <w:r>
+        <w:rPr>
+          <w:lang w:val="ro-RO"/>
+        </w:rPr>
+        <w:t>având</w:t>
+      </w:r>
+      <w:r>
+        <w:rPr>
+          <w:lang w:val="ro-RO"/>
+        </w:rPr>
+        <w:t xml:space="preserve"> cea mai mare latenta</w:t>
+      </w:r>
+      <w:r>
+        <w:rPr>
+          <w:lang w:val="ro-RO"/>
+        </w:rPr>
+        <w:t xml:space="preserve"> </w:t>
+      </w:r>
+      <w:r>
+        <w:rPr>
+          <w:lang w:val="ro-RO"/>
+        </w:rPr>
+        <w:t xml:space="preserve">deoarece are 2 </w:t>
+      </w:r>
+      <w:r>
+        <w:rPr>
+          <w:lang w:val="ro-RO"/>
+        </w:rPr>
+        <w:t>exponențieri</w:t>
       </w:r>
     </w:p>
     <w:p>
@@ -1010,7 +2183,7 @@
         <w:rPr>
           <w:lang w:val="ro-RO"/>
         </w:rPr>
-        <w:t>Slide 6 - Algoritmul Schnorr</w:t>
+        <w:t>Slide 14 - Comparație OAuth față de ZKP</w:t>
       </w:r>
     </w:p>
     <w:p>
@@ -1024,140 +2197,19 @@
         <w:rPr>
           <w:lang w:val="ro-RO"/>
         </w:rPr>
-        <w:lastRenderedPageBreak/>
-        <w:t>Schema interactivă Schnorr</w:t>
-      </w:r>
-      <w:r>
-        <w:rPr>
-          <w:lang w:val="ro-RO"/>
-        </w:rPr>
-        <w:t xml:space="preserve"> se</w:t>
-      </w:r>
-      <w:r>
-        <w:rPr>
-          <w:lang w:val="ro-RO"/>
-        </w:rPr>
-        <w:t xml:space="preserve"> baz</w:t>
-      </w:r>
-      <w:r>
-        <w:rPr>
-          <w:lang w:val="ro-RO"/>
-        </w:rPr>
-        <w:t>eaza</w:t>
-      </w:r>
-      <w:r>
-        <w:rPr>
-          <w:lang w:val="ro-RO"/>
-        </w:rPr>
-        <w:t xml:space="preserve"> pe problema logaritmului discret și </w:t>
-      </w:r>
-      <w:r>
-        <w:rPr>
-          <w:lang w:val="ro-RO"/>
-        </w:rPr>
-        <w:t xml:space="preserve">e </w:t>
-      </w:r>
-      <w:r>
-        <w:rPr>
-          <w:lang w:val="ro-RO"/>
-        </w:rPr>
-        <w:t xml:space="preserve">utilizată în domenii precum IoT și blockchain, este un </w:t>
-      </w:r>
-      <w:r>
-        <w:rPr>
-          <w:lang w:val="ro-RO"/>
-        </w:rPr>
-        <w:t>algoritm</w:t>
-      </w:r>
-      <w:r>
-        <w:rPr>
-          <w:lang w:val="ro-RO"/>
-        </w:rPr>
-        <w:t xml:space="preserve"> de identificare în care un "Prover" își demonstrează identitatea în fața unui "Verifier" printr-un schimb secvențial </w:t>
-      </w:r>
-      <w:r>
-        <w:rPr>
-          <w:lang w:val="ro-RO"/>
-        </w:rPr>
-        <w:t>de mesaje (</w:t>
-      </w:r>
-      <w:r>
-        <w:rPr>
-          <w:sz w:val="16"/>
-          <w:szCs w:val="16"/>
-          <w:lang w:val="ro-RO"/>
-        </w:rPr>
-        <w:t>chei publice, angajament, provoc</w:t>
-      </w:r>
-      <w:r>
-        <w:rPr>
-          <w:sz w:val="16"/>
-          <w:szCs w:val="16"/>
-          <w:lang w:val="ro-RO"/>
-        </w:rPr>
-        <w:t>are</w:t>
-      </w:r>
-      <w:r>
-        <w:rPr>
-          <w:sz w:val="16"/>
-          <w:szCs w:val="16"/>
-          <w:lang w:val="ro-RO"/>
-        </w:rPr>
-        <w:t xml:space="preserve"> </w:t>
-      </w:r>
-      <w:r>
-        <w:rPr>
-          <w:sz w:val="16"/>
-          <w:szCs w:val="16"/>
-          <w:lang w:val="ro-RO"/>
-        </w:rPr>
-        <w:t xml:space="preserve">aleatoare, </w:t>
-      </w:r>
-      <w:r>
-        <w:rPr>
-          <w:sz w:val="16"/>
-          <w:szCs w:val="16"/>
-          <w:lang w:val="ro-RO"/>
-        </w:rPr>
-        <w:t xml:space="preserve"> soluț</w:t>
-      </w:r>
-      <w:r>
-        <w:rPr>
-          <w:sz w:val="16"/>
-          <w:szCs w:val="16"/>
-          <w:lang w:val="ro-RO"/>
-        </w:rPr>
-        <w:t xml:space="preserve">i, </w:t>
-      </w:r>
-      <w:r>
-        <w:rPr>
-          <w:sz w:val="16"/>
-          <w:szCs w:val="16"/>
-          <w:lang w:val="ro-RO"/>
-        </w:rPr>
-        <w:t xml:space="preserve"> valida</w:t>
-      </w:r>
-      <w:r>
-        <w:rPr>
-          <w:sz w:val="16"/>
-          <w:szCs w:val="16"/>
-          <w:lang w:val="ro-RO"/>
-        </w:rPr>
-        <w:t>re</w:t>
-      </w:r>
-      <w:r>
-        <w:rPr>
-          <w:sz w:val="16"/>
-          <w:szCs w:val="16"/>
-          <w:lang w:val="ro-RO"/>
-        </w:rPr>
-        <w:t xml:space="preserve"> matematic</w:t>
-      </w:r>
-      <w:r>
-        <w:rPr>
-          <w:lang w:val="ro-RO"/>
-        </w:rPr>
-        <w:t>) care se termina intr-o validare matematica</w:t>
+        <w:t xml:space="preserve">Daca e sa comparam cu un protocol standard Oauth 2.0, </w:t>
+      </w:r>
+      <w:r>
+        <w:rPr>
+          <w:lang w:val="ro-RO"/>
+        </w:rPr>
+        <w:t xml:space="preserve">vedem </w:t>
+      </w:r>
+      <w:r>
+        <w:rPr>
+          <w:lang w:val="ro-RO"/>
+        </w:rPr>
+        <w:t xml:space="preserve">cel mai mare minus al protocolului si anume latenta </w:t>
       </w:r>
     </w:p>
     <w:p>
@@ -1167,6 +2219,126 @@
           <w:lang w:val="ro-RO"/>
         </w:rPr>
       </w:pPr>
+      <w:r>
+        <w:rPr>
+          <w:lang w:val="ro-RO"/>
+        </w:rPr>
+        <w:t xml:space="preserve">In primul tabel avem </w:t>
+      </w:r>
+      <w:r>
+        <w:rPr>
+          <w:lang w:val="ro-RO"/>
+        </w:rPr>
+        <w:t>măsurători</w:t>
+      </w:r>
+      <w:r>
+        <w:rPr>
+          <w:lang w:val="ro-RO"/>
+        </w:rPr>
+        <w:t xml:space="preserve"> </w:t>
+      </w:r>
+      <w:r>
+        <w:rPr>
+          <w:lang w:val="ro-RO"/>
+        </w:rPr>
+        <w:t>secventiale</w:t>
+      </w:r>
+      <w:r>
+        <w:rPr>
+          <w:lang w:val="ro-RO"/>
+        </w:rPr>
+        <w:t xml:space="preserve"> pentru </w:t>
+      </w:r>
+      <w:r>
+        <w:rPr>
+          <w:lang w:val="ro-RO"/>
+        </w:rPr>
+        <w:t xml:space="preserve">diferite </w:t>
+      </w:r>
+      <w:r>
+        <w:rPr>
+          <w:lang w:val="ro-RO"/>
+        </w:rPr>
+        <w:t>implementări</w:t>
+      </w:r>
+      <w:r>
+        <w:rPr>
+          <w:lang w:val="ro-RO"/>
+        </w:rPr>
+        <w:t xml:space="preserve">, prima ar fi schnorr cu calcule </w:t>
+      </w:r>
+      <w:r>
+        <w:rPr>
+          <w:lang w:val="ro-RO"/>
+        </w:rPr>
+        <w:t>exponențiale</w:t>
+      </w:r>
+      <w:r>
+        <w:rPr>
+          <w:lang w:val="ro-RO"/>
+        </w:rPr>
+        <w:t xml:space="preserve"> </w:t>
+      </w:r>
+      <w:r>
+        <w:rPr>
+          <w:lang w:val="ro-RO"/>
+        </w:rPr>
+        <w:t>având</w:t>
+      </w:r>
+      <w:r>
+        <w:rPr>
+          <w:lang w:val="ro-RO"/>
+        </w:rPr>
+        <w:t xml:space="preserve"> o medie de 64 ms, mai jos avem </w:t>
+      </w:r>
+      <w:r>
+        <w:rPr>
+          <w:lang w:val="ro-RO"/>
+        </w:rPr>
+        <w:t>implementări</w:t>
+      </w:r>
+      <w:r>
+        <w:rPr>
+          <w:lang w:val="ro-RO"/>
+        </w:rPr>
+        <w:t xml:space="preserve"> de oauth2.0 simplu si cu pixy unde avem 2 ms pe autentificare si ultima e o </w:t>
+      </w:r>
+      <w:r>
+        <w:rPr>
+          <w:lang w:val="ro-RO"/>
+        </w:rPr>
+        <w:t>librărie</w:t>
+      </w:r>
+      <w:r>
+        <w:rPr>
+          <w:lang w:val="ro-RO"/>
+        </w:rPr>
+        <w:t xml:space="preserve"> </w:t>
+      </w:r>
+      <w:r>
+        <w:rPr>
+          <w:lang w:val="ro-RO"/>
+        </w:rPr>
+        <w:t>optimizata</w:t>
+      </w:r>
+      <w:r>
+        <w:rPr>
+          <w:lang w:val="ro-RO"/>
+        </w:rPr>
+        <w:t xml:space="preserve"> </w:t>
+      </w:r>
+      <w:r>
+        <w:rPr>
+          <w:lang w:val="ro-RO"/>
+        </w:rPr>
+        <w:t>avand</w:t>
+      </w:r>
+      <w:r>
+        <w:rPr>
+          <w:lang w:val="ro-RO"/>
+        </w:rPr>
+        <w:t xml:space="preserve"> 0.8 ms </w:t>
+      </w:r>
     </w:p>
     <w:p>
       <w:pPr>
@@ -1179,7 +2351,55 @@
         <w:rPr>
           <w:lang w:val="ro-RO"/>
         </w:rPr>
-        <w:t>Slide 7 - Fluxul de înregistrare</w:t>
+        <w:t xml:space="preserve">În testele de debit concurent realizate cu Locust pe 8 </w:t>
+      </w:r>
+      <w:r>
+        <w:rPr>
+          <w:lang w:val="ro-RO"/>
+        </w:rPr>
+        <w:t>theaduri</w:t>
+      </w:r>
+      <w:r>
+        <w:rPr>
+          <w:lang w:val="ro-RO"/>
+        </w:rPr>
+        <w:t xml:space="preserve"> timp de 60 de secunde, </w:t>
+      </w:r>
+      <w:r>
+        <w:rPr>
+          <w:lang w:val="ro-RO"/>
+        </w:rPr>
+        <w:t xml:space="preserve">pentru schnorr putem vedea 19 cereri pe sec pentru 10 utilizatori </w:t>
+      </w:r>
+      <w:r>
+        <w:rPr>
+          <w:lang w:val="ro-RO"/>
+        </w:rPr>
+        <w:t>concurenți</w:t>
+      </w:r>
+      <w:r>
+        <w:rPr>
+          <w:lang w:val="ro-RO"/>
+        </w:rPr>
+        <w:t xml:space="preserve"> si 17 cereri pentru 100 utilizatori pe </w:t>
+      </w:r>
+      <w:r>
+        <w:rPr>
+          <w:lang w:val="ro-RO"/>
+        </w:rPr>
+        <w:t>când</w:t>
+      </w:r>
+      <w:r>
+        <w:rPr>
+          <w:lang w:val="ro-RO"/>
+        </w:rPr>
+        <w:t xml:space="preserve"> oauth2.0</w:t>
+      </w:r>
+      <w:r>
+        <w:rPr>
+          <w:lang w:val="ro-RO"/>
+        </w:rPr>
+        <w:t xml:space="preserve"> are intre 440 si 500</w:t>
       </w:r>
     </w:p>
     <w:p>
@@ -1193,13 +2413,7 @@
         <w:rPr>
           <w:lang w:val="ro-RO"/>
         </w:rPr>
-        <w:t xml:space="preserve">Astfel, in implementare, </w:t>
-      </w:r>
-      <w:r>
-        <w:rPr>
-          <w:lang w:val="ro-RO"/>
-        </w:rPr>
-        <w:t>protocolul</w:t>
+        <w:t>Aceste</w:t>
       </w:r>
       <w:r>
         <w:rPr>
@@ -1211,127 +2425,31 @@
         <w:rPr>
           <w:lang w:val="ro-RO"/>
         </w:rPr>
-        <w:t>începe</w:t>
-      </w:r>
-      <w:r>
-        <w:rPr>
-          <w:lang w:val="ro-RO"/>
-        </w:rPr>
-        <w:t xml:space="preserve"> cu inregistrarea unde userul introduce creden</w:t>
-      </w:r>
-      <w:r>
-        <w:rPr>
-          <w:lang w:val="ro-RO"/>
-        </w:rPr>
-        <w:t>ț</w:t>
-      </w:r>
-      <w:r>
-        <w:rPr>
-          <w:lang w:val="ro-RO"/>
-        </w:rPr>
-        <w:t xml:space="preserve">ialele, </w:t>
-      </w:r>
-      <w:r>
-        <w:rPr>
-          <w:lang w:val="ro-RO"/>
-        </w:rPr>
-        <w:t>aplicația</w:t>
-      </w:r>
-      <w:r>
-        <w:rPr>
-          <w:lang w:val="ro-RO"/>
-        </w:rPr>
-        <w:t xml:space="preserve"> </w:t>
-      </w:r>
-      <w:r>
-        <w:rPr>
-          <w:lang w:val="ro-RO"/>
-        </w:rPr>
-        <w:t>obtine</w:t>
-      </w:r>
-      <w:r>
-        <w:rPr>
-          <w:lang w:val="ro-RO"/>
-        </w:rPr>
-        <w:t xml:space="preserve"> parametrii globali de la server-ul de autentificare</w:t>
-      </w:r>
-      <w:r>
-        <w:rPr>
-          <w:lang w:val="ro-RO"/>
-        </w:rPr>
-        <w:t xml:space="preserve">, </w:t>
-      </w:r>
-      <w:r>
-        <w:rPr>
-          <w:lang w:val="ro-RO"/>
-        </w:rPr>
-        <w:t>deriveaza</w:t>
-      </w:r>
-      <w:r>
-        <w:rPr>
-          <w:lang w:val="ro-RO"/>
-        </w:rPr>
-        <w:t xml:space="preserve"> x folosind parola pentru</w:t>
-      </w:r>
-      <w:r>
-        <w:rPr>
-          <w:lang w:val="ro-RO"/>
-        </w:rPr>
-        <w:t xml:space="preserve">, creeaza </w:t>
-      </w:r>
-      <w:r>
-        <w:rPr>
-          <w:lang w:val="ro-RO"/>
-        </w:rPr>
-        <w:t xml:space="preserve">cheia publica </w:t>
-      </w:r>
-      <w:r>
-        <w:rPr>
-          <w:lang w:val="ro-RO"/>
-        </w:rPr>
-        <w:t>y</w:t>
-      </w:r>
-      <w:r>
-        <w:rPr>
-          <w:lang w:val="ro-RO"/>
-        </w:rPr>
-        <w:t xml:space="preserve"> si o</w:t>
-      </w:r>
-      <w:r>
-        <w:rPr>
-          <w:lang w:val="ro-RO"/>
-        </w:rPr>
-        <w:t xml:space="preserve">  trimi</w:t>
-      </w:r>
-      <w:r>
-        <w:rPr>
-          <w:lang w:val="ro-RO"/>
-        </w:rPr>
-        <w:t xml:space="preserve">te </w:t>
-      </w:r>
-      <w:r>
-        <w:rPr>
-          <w:lang w:val="ro-RO"/>
-        </w:rPr>
-        <w:t>la server care</w:t>
-      </w:r>
-      <w:r>
-        <w:rPr>
-          <w:lang w:val="ro-RO"/>
-        </w:rPr>
-        <w:t xml:space="preserve"> </w:t>
-      </w:r>
-      <w:r>
-        <w:rPr>
-          <w:lang w:val="ro-RO"/>
-        </w:rPr>
-        <w:t xml:space="preserve">pe urma </w:t>
-      </w:r>
-      <w:r>
-        <w:rPr>
-          <w:lang w:val="ro-RO"/>
-        </w:rPr>
-        <w:t xml:space="preserve"> isi face verificarile propuse si salveaza legatura dintre y si utilizator.</w:t>
+        <w:t xml:space="preserve">comparatii </w:t>
+      </w:r>
+      <w:r>
+        <w:rPr>
+          <w:lang w:val="ro-RO"/>
+        </w:rPr>
+        <w:t xml:space="preserve">nu sunt </w:t>
+      </w:r>
+      <w:r>
+        <w:rPr>
+          <w:lang w:val="ro-RO"/>
+        </w:rPr>
+        <w:t xml:space="preserve">perfect </w:t>
+      </w:r>
+      <w:r>
+        <w:rPr>
+          <w:lang w:val="ro-RO"/>
+        </w:rPr>
+        <w:t>echivalente</w:t>
+      </w:r>
+      <w:r>
+        <w:rPr>
+          <w:lang w:val="ro-RO"/>
+        </w:rPr>
+        <w:t xml:space="preserve"> avand in vedere calculele pe care le face schnorr si pe care le fac protcoalele oauth</w:t>
       </w:r>
     </w:p>
     <w:p>
@@ -1341,34 +2459,6 @@
           <w:lang w:val="ro-RO"/>
         </w:rPr>
       </w:pPr>
-      <w:r>
-        <w:rPr>
-          <w:lang w:val="ro-RO"/>
-        </w:rPr>
-        <w:t>(</w:t>
-      </w:r>
-      <w:r>
-        <w:rPr>
-          <w:sz w:val="16"/>
-          <w:szCs w:val="16"/>
-          <w:lang w:val="ro-RO"/>
-        </w:rPr>
-        <w:t>DETALII DESPRE</w:t>
-      </w:r>
-      <w:r>
-        <w:rPr>
-          <w:sz w:val="16"/>
-          <w:szCs w:val="16"/>
-          <w:lang w:val="ro-RO"/>
-        </w:rPr>
-        <w:t xml:space="preserve"> verficare payload, aparteneta la subgroup, verificare daca e inregistrat deja</w:t>
-      </w:r>
-      <w:r>
-        <w:rPr>
-          <w:lang w:val="ro-RO"/>
-        </w:rPr>
-        <w:t>)</w:t>
-      </w:r>
     </w:p>
     <w:p>
       <w:pPr>
@@ -1377,6 +2467,12 @@
           <w:lang w:val="ro-RO"/>
         </w:rPr>
       </w:pPr>
+      <w:r>
+        <w:rPr>
+          <w:lang w:val="ro-RO"/>
+        </w:rPr>
+        <w:t>Slide 15 - Comparație cu protocol SRP</w:t>
+      </w:r>
     </w:p>
     <w:p>
       <w:pPr>
@@ -1389,7 +2485,86 @@
         <w:rPr>
           <w:lang w:val="ro-RO"/>
         </w:rPr>
-        <w:t>Slide 8 - Autentificare (faza commit)</w:t>
+        <w:t>Așa</w:t>
+      </w:r>
+      <w:r>
+        <w:rPr>
+          <w:lang w:val="ro-RO"/>
+        </w:rPr>
+        <w:t xml:space="preserve"> </w:t>
+      </w:r>
+      <w:r>
+        <w:rPr>
+          <w:lang w:val="ro-RO"/>
+        </w:rPr>
+        <w:t xml:space="preserve">ca </w:t>
+      </w:r>
+      <w:r>
+        <w:rPr>
+          <w:lang w:val="ro-RO"/>
+        </w:rPr>
+        <w:t xml:space="preserve">s-a </w:t>
+      </w:r>
+      <w:r>
+        <w:rPr>
+          <w:lang w:val="ro-RO"/>
+        </w:rPr>
+        <w:t>optat pentru</w:t>
+      </w:r>
+      <w:r>
+        <w:rPr>
+          <w:lang w:val="ro-RO"/>
+        </w:rPr>
+        <w:t xml:space="preserve"> </w:t>
+      </w:r>
+      <w:r>
+        <w:rPr>
+          <w:lang w:val="ro-RO"/>
+        </w:rPr>
+        <w:t>compararea</w:t>
+      </w:r>
+      <w:r>
+        <w:rPr>
+          <w:lang w:val="ro-RO"/>
+        </w:rPr>
+        <w:t xml:space="preserve"> cu alt</w:t>
+      </w:r>
+      <w:r>
+        <w:rPr>
+          <w:lang w:val="ro-RO"/>
+        </w:rPr>
+        <w:t xml:space="preserve"> protocol </w:t>
+      </w:r>
+      <w:r>
+        <w:rPr>
+          <w:lang w:val="ro-RO"/>
+        </w:rPr>
+        <w:t>bazat pe zero knowledge proof cum ar fi SRP</w:t>
+      </w:r>
+      <w:r>
+        <w:rPr>
+          <w:lang w:val="ro-RO"/>
+        </w:rPr>
+        <w:t xml:space="preserve">, </w:t>
+      </w:r>
+      <w:r>
+        <w:rPr>
+          <w:lang w:val="ro-RO"/>
+        </w:rPr>
+        <w:br/>
+        <w:t>Pentru o comparatie fidela a trebui</w:t>
+      </w:r>
+      <w:r>
+        <w:rPr>
+          <w:lang w:val="ro-RO"/>
+        </w:rPr>
+        <w:t xml:space="preserve">t executat </w:t>
+      </w:r>
+      <w:r>
+        <w:rPr>
+          <w:lang w:val="ro-RO"/>
+        </w:rPr>
+        <w:t>schnorr de 2 ori deoarece srp are o autentificare mutuala</w:t>
       </w:r>
     </w:p>
     <w:p>
@@ -1403,37 +2578,13 @@
         <w:rPr>
           <w:lang w:val="ro-RO"/>
         </w:rPr>
-        <w:t xml:space="preserve">La autenficare, dupa introducerea credentialelor si schimbul de parametrii, aplicatia client </w:t>
-      </w:r>
-      <w:r>
-        <w:rPr>
-          <w:lang w:val="ro-RO"/>
-        </w:rPr>
-        <w:t xml:space="preserve"> generează un nonce aleatoriu, calculează angajamentul </w:t>
-      </w:r>
-      <w:r>
-        <w:rPr>
-          <w:lang w:val="ro-RO"/>
-        </w:rPr>
-        <w:t xml:space="preserve">cu el </w:t>
-      </w:r>
-      <w:r>
-        <w:rPr>
-          <w:lang w:val="ro-RO"/>
-        </w:rPr>
-        <w:t xml:space="preserve">și îl transmite împreună cu </w:t>
-      </w:r>
-      <w:r>
-        <w:rPr>
-          <w:lang w:val="ro-RO"/>
-        </w:rPr>
-        <w:t>id-ul</w:t>
-      </w:r>
-      <w:r>
-        <w:rPr>
-          <w:lang w:val="ro-RO"/>
-        </w:rPr>
-        <w:t xml:space="preserve"> clientului. </w:t>
+        <w:t>Stiind asta, era de asteptat sa vedem timpi foarte mari la calculele exponentiale si am trecut pe curbe eliptice</w:t>
+      </w:r>
+      <w:r>
+        <w:rPr>
+          <w:lang w:val="ro-RO"/>
+        </w:rPr>
+        <w:t xml:space="preserve"> ajungand la 38 ms</w:t>
       </w:r>
     </w:p>
     <w:p>
@@ -1447,67 +2598,25 @@
         <w:rPr>
           <w:lang w:val="ro-RO"/>
         </w:rPr>
-        <w:t xml:space="preserve">Serverul validează </w:t>
-      </w:r>
-      <w:r>
-        <w:rPr>
-          <w:lang w:val="ro-RO"/>
-        </w:rPr>
-        <w:t>payload-ul</w:t>
-      </w:r>
-      <w:r>
-        <w:rPr>
-          <w:lang w:val="ro-RO"/>
-        </w:rPr>
-        <w:t xml:space="preserve">, creează o sesiune temporară </w:t>
-      </w:r>
-      <w:r>
-        <w:rPr>
-          <w:lang w:val="ro-RO"/>
-        </w:rPr>
-        <w:t>din care e creat</w:t>
-      </w:r>
-      <w:r>
-        <w:rPr>
-          <w:lang w:val="ro-RO"/>
-        </w:rPr>
-        <w:t>ă</w:t>
-      </w:r>
-      <w:r>
-        <w:rPr>
-          <w:lang w:val="ro-RO"/>
-        </w:rPr>
-        <w:t xml:space="preserve"> provocarea </w:t>
-      </w:r>
-      <w:r>
-        <w:rPr>
-          <w:lang w:val="ro-RO"/>
-        </w:rPr>
-        <w:t xml:space="preserve">și </w:t>
-      </w:r>
-      <w:r>
-        <w:rPr>
-          <w:lang w:val="ro-RO"/>
-        </w:rPr>
-        <w:t xml:space="preserve">o returnează </w:t>
-      </w:r>
-      <w:r>
-        <w:rPr>
-          <w:lang w:val="ro-RO"/>
-        </w:rPr>
-        <w:t xml:space="preserve">împreună cu </w:t>
-      </w:r>
-      <w:r>
-        <w:rPr>
-          <w:lang w:val="ro-RO"/>
-        </w:rPr>
-        <w:t>session id</w:t>
-      </w:r>
-      <w:r>
-        <w:rPr>
-          <w:lang w:val="ro-RO"/>
-        </w:rPr>
-        <w:t>.</w:t>
+        <w:t xml:space="preserve">In final s-a </w:t>
+      </w:r>
+      <w:r>
+        <w:rPr>
+          <w:lang w:val="ro-RO"/>
+        </w:rPr>
+        <w:t xml:space="preserve">adaugat </w:t>
+      </w:r>
+      <w:r>
+        <w:rPr>
+          <w:lang w:val="ro-RO"/>
+        </w:rPr>
+        <w:t>si o varianta de schnorr pe curbe eliptice dintr-o librarie ce foloseste cod C</w:t>
+      </w:r>
+      <w:r>
+        <w:rPr>
+          <w:lang w:val="ro-RO"/>
+        </w:rPr>
+        <w:t xml:space="preserve"> si s-a ajuns la un total de 9.5 ms</w:t>
       </w:r>
     </w:p>
     <w:p>
@@ -1517,26 +2626,6 @@
           <w:lang w:val="ro-RO"/>
         </w:rPr>
       </w:pPr>
-      <w:r>
-        <w:rPr>
-          <w:lang w:val="ro-RO"/>
-        </w:rPr>
-        <w:t>(</w:t>
-      </w:r>
-      <w:r>
-        <w:rPr>
-          <w:sz w:val="16"/>
-          <w:szCs w:val="16"/>
-          <w:lang w:val="ro-RO"/>
-        </w:rPr>
-        <w:t>DETALII DESPRE hash e shake-256</w:t>
-      </w:r>
-      <w:r>
-        <w:rPr>
-          <w:lang w:val="ro-RO"/>
-        </w:rPr>
-        <w:t xml:space="preserve"> )</w:t>
-      </w:r>
     </w:p>
     <w:p>
       <w:pPr>
@@ -1545,6 +2634,24 @@
           <w:lang w:val="ro-RO"/>
         </w:rPr>
       </w:pPr>
+      <w:r>
+        <w:rPr>
+          <w:lang w:val="ro-RO"/>
+        </w:rPr>
+        <w:t>Slide 1</w:t>
+      </w:r>
+      <w:r>
+        <w:rPr>
+          <w:lang w:val="ro-RO"/>
+        </w:rPr>
+        <w:t>6</w:t>
+      </w:r>
+      <w:r>
+        <w:rPr>
+          <w:lang w:val="ro-RO"/>
+        </w:rPr>
+        <w:t xml:space="preserve"> - Concluzii</w:t>
+      </w:r>
     </w:p>
     <w:p>
       <w:pPr>
@@ -1557,7 +2664,79 @@
         <w:rPr>
           <w:lang w:val="ro-RO"/>
         </w:rPr>
-        <w:t>Slide 9 - Autentificare (faza verify)</w:t>
+        <w:t xml:space="preserve">In concluzie </w:t>
+      </w:r>
+      <w:r>
+        <w:rPr>
+          <w:lang w:val="ro-RO"/>
+        </w:rPr>
+        <w:t>schema Schnorr poate fi integrată cu succes într-un protocol de tip Open Authorization</w:t>
+      </w:r>
+      <w:r>
+        <w:rPr>
+          <w:lang w:val="ro-RO"/>
+        </w:rPr>
+        <w:t xml:space="preserve">, din urma caruia un </w:t>
+      </w:r>
+      <w:r>
+        <w:rPr>
+          <w:lang w:val="ro-RO"/>
+        </w:rPr>
+        <w:t>utilizator</w:t>
+      </w:r>
+      <w:r>
+        <w:rPr>
+          <w:lang w:val="ro-RO"/>
+        </w:rPr>
+        <w:t xml:space="preserve"> </w:t>
+      </w:r>
+      <w:r>
+        <w:rPr>
+          <w:lang w:val="ro-RO"/>
+        </w:rPr>
+        <w:t>s</w:t>
+      </w:r>
+      <w:r>
+        <w:rPr>
+          <w:lang w:val="ro-RO"/>
+        </w:rPr>
+        <w:t>e poate autentifica si obtine un token spre utilizare ulterioara</w:t>
+      </w:r>
+      <w:r>
+        <w:rPr>
+          <w:lang w:val="ro-RO"/>
+        </w:rPr>
+        <w:t xml:space="preserve"> anul</w:t>
+      </w:r>
+      <w:r>
+        <w:rPr>
+          <w:lang w:val="ro-RO"/>
+        </w:rPr>
+        <w:t>and</w:t>
+      </w:r>
+      <w:r>
+        <w:rPr>
+          <w:lang w:val="ro-RO"/>
+        </w:rPr>
+        <w:t xml:space="preserve"> efectele unei breșe a bazei de date sau ale unei exfiltrări a datelor</w:t>
+      </w:r>
+      <w:r>
+        <w:rPr>
+          <w:lang w:val="ro-RO"/>
+        </w:rPr>
+        <w:t xml:space="preserve"> prin folosirea valorilor efemere si prin nepartajarea parolei catre serverul </w:t>
+      </w:r>
+      <w:r>
+        <w:rPr>
+          <w:lang w:val="ro-RO"/>
+        </w:rPr>
+        <w:t>d</w:t>
+      </w:r>
+      <w:r>
+        <w:rPr>
+          <w:lang w:val="ro-RO"/>
+        </w:rPr>
+        <w:t>e autentificare.</w:t>
       </w:r>
     </w:p>
     <w:p>
@@ -1571,61 +2750,19 @@
         <w:rPr>
           <w:lang w:val="ro-RO"/>
         </w:rPr>
-        <w:t>Mai departe</w:t>
-      </w:r>
-      <w:r>
-        <w:rPr>
-          <w:lang w:val="ro-RO"/>
-        </w:rPr>
-        <w:t xml:space="preserve">, in faza de verify </w:t>
-      </w:r>
-      <w:r>
-        <w:rPr>
-          <w:lang w:val="ro-RO"/>
-        </w:rPr>
-        <w:t xml:space="preserve">se </w:t>
-      </w:r>
-      <w:r>
-        <w:rPr>
-          <w:lang w:val="ro-RO"/>
-        </w:rPr>
-        <w:t xml:space="preserve">calculează </w:t>
-      </w:r>
-      <w:r>
-        <w:rPr>
-          <w:lang w:val="ro-RO"/>
-        </w:rPr>
-        <w:t xml:space="preserve">solutia folosind parametrul derivat, </w:t>
-      </w:r>
-      <w:r>
-        <w:rPr>
-          <w:lang w:val="ro-RO"/>
-        </w:rPr>
-        <w:t xml:space="preserve">și îl transmite </w:t>
-      </w:r>
-      <w:r>
-        <w:rPr>
-          <w:lang w:val="ro-RO"/>
-        </w:rPr>
-        <w:t>ca raspuns la provocare</w:t>
-      </w:r>
-      <w:r>
-        <w:rPr>
-          <w:lang w:val="ro-RO"/>
-        </w:rPr>
-        <w:t xml:space="preserve">. </w:t>
-      </w:r>
-      <w:r>
-        <w:rPr>
-          <w:lang w:val="ro-RO"/>
-        </w:rPr>
-        <w:t xml:space="preserve">Se face egalitatea finala si daca e corecta, atunci se </w:t>
-      </w:r>
-      <w:r>
-        <w:rPr>
-          <w:lang w:val="ro-RO"/>
-        </w:rPr>
-        <w:t>emite</w:t>
+        <w:t xml:space="preserve">Ca limitari se remarca latența crescuta care ar putea fi redusa prin adaugarea curbelor eliptice si prin folosirea unor limbaje care </w:t>
+      </w:r>
+      <w:r>
+        <w:rPr>
+          <w:lang w:val="ro-RO"/>
+        </w:rPr>
+        <w:t>permit</w:t>
+      </w:r>
+      <w:r>
+        <w:rPr>
+          <w:lang w:val="ro-RO"/>
+        </w:rPr>
+        <w:t xml:space="preserve"> un grad sporit de optimizare</w:t>
       </w:r>
       <w:r>
         <w:rPr>
@@ -1637,1260 +2774,13 @@
         <w:rPr>
           <w:lang w:val="ro-RO"/>
         </w:rPr>
-        <w:t xml:space="preserve">un </w:t>
-      </w:r>
-      <w:r>
-        <w:rPr>
-          <w:lang w:val="ro-RO"/>
-        </w:rPr>
-        <w:t>token</w:t>
-      </w:r>
-    </w:p>
-    <w:p>
-      <w:pPr>
-        <w:jc w:val="both"/>
-        <w:rPr>
-          <w:lang w:val="ro-RO"/>
-        </w:rPr>
-      </w:pPr>
-    </w:p>
-    <w:p>
-      <w:pPr>
-        <w:jc w:val="both"/>
-        <w:rPr>
-          <w:lang w:val="ro-RO"/>
-        </w:rPr>
-      </w:pPr>
-      <w:r>
-        <w:rPr>
-          <w:lang w:val="ro-RO"/>
-        </w:rPr>
-        <w:t>Slide 10 - Consum token</w:t>
-      </w:r>
-    </w:p>
-    <w:p>
-      <w:pPr>
-        <w:jc w:val="both"/>
-        <w:rPr>
-          <w:lang w:val="ro-RO"/>
-        </w:rPr>
-      </w:pPr>
-      <w:r>
-        <w:rPr>
-          <w:lang w:val="ro-RO"/>
-        </w:rPr>
-        <w:t>Pe care, aplicatia il poate folosi ca sa acceseze resurse protejate de la serverul de resurse.</w:t>
-      </w:r>
-    </w:p>
-    <w:p>
-      <w:pPr>
-        <w:jc w:val="both"/>
-        <w:rPr>
-          <w:lang w:val="ro-RO"/>
-        </w:rPr>
-      </w:pPr>
-    </w:p>
-    <w:p>
-      <w:pPr>
-        <w:jc w:val="both"/>
-        <w:rPr>
-          <w:lang w:val="ro-RO"/>
-        </w:rPr>
-      </w:pPr>
-      <w:r>
-        <w:rPr>
-          <w:lang w:val="ro-RO"/>
-        </w:rPr>
-        <w:t>Slide 11 - Proprietăți de securitate</w:t>
-      </w:r>
-    </w:p>
-    <w:p>
-      <w:pPr>
-        <w:jc w:val="both"/>
-        <w:rPr>
-          <w:lang w:val="ro-RO"/>
-        </w:rPr>
-      </w:pPr>
-      <w:r>
-        <w:rPr>
-          <w:lang w:val="ro-RO"/>
-        </w:rPr>
-        <w:t xml:space="preserve">Putem observa ca implementarea </w:t>
-      </w:r>
-      <w:r>
-        <w:rPr>
-          <w:lang w:val="ro-RO"/>
-        </w:rPr>
-        <w:t xml:space="preserve">previne breșele de date, atacurile replay și interceptările prin stocarea exclusivă a cheii publice, </w:t>
-      </w:r>
-      <w:r>
-        <w:rPr>
-          <w:lang w:val="ro-RO"/>
-        </w:rPr>
-        <w:t>folosirea</w:t>
-      </w:r>
-      <w:r>
-        <w:rPr>
-          <w:lang w:val="ro-RO"/>
-        </w:rPr>
-        <w:t xml:space="preserve"> valorilor efemere și netransmiterea </w:t>
-      </w:r>
-      <w:r>
-        <w:rPr>
-          <w:lang w:val="ro-RO"/>
-        </w:rPr>
-        <w:t>lui x si r</w:t>
-      </w:r>
-      <w:r>
-        <w:rPr>
-          <w:lang w:val="ro-RO"/>
-        </w:rPr>
-        <w:t>.</w:t>
-      </w:r>
-    </w:p>
-    <w:p>
-      <w:pPr>
-        <w:jc w:val="both"/>
-        <w:rPr>
-          <w:lang w:val="ro-RO"/>
-        </w:rPr>
-      </w:pPr>
-    </w:p>
-    <w:p>
-      <w:pPr>
-        <w:jc w:val="both"/>
-        <w:rPr>
-          <w:lang w:val="ro-RO"/>
-        </w:rPr>
-      </w:pPr>
-      <w:r>
-        <w:rPr>
-          <w:lang w:val="ro-RO"/>
-        </w:rPr>
-        <w:t>Slide 12 - Validare și testare</w:t>
-      </w:r>
-    </w:p>
-    <w:p>
-      <w:pPr>
-        <w:jc w:val="both"/>
-        <w:rPr>
-          <w:lang w:val="ro-RO"/>
-        </w:rPr>
-      </w:pPr>
-      <w:r>
-        <w:rPr>
-          <w:lang w:val="ro-RO"/>
-        </w:rPr>
-        <w:t xml:space="preserve">Validarea acoperă 49 de </w:t>
-      </w:r>
-      <w:r>
-        <w:rPr>
-          <w:lang w:val="ro-RO"/>
-        </w:rPr>
-        <w:t>teste</w:t>
-      </w:r>
-      <w:r>
-        <w:rPr>
-          <w:lang w:val="ro-RO"/>
-        </w:rPr>
-        <w:t xml:space="preserve">, toate cu rată de succes 100%, </w:t>
-      </w:r>
-      <w:r>
-        <w:rPr>
-          <w:lang w:val="ro-RO"/>
-        </w:rPr>
-        <w:t>unde</w:t>
-      </w:r>
-    </w:p>
-    <w:p>
-      <w:pPr>
-        <w:jc w:val="both"/>
-        <w:rPr>
-          <w:lang w:val="ro-RO"/>
-        </w:rPr>
-      </w:pPr>
-      <w:r>
-        <w:rPr>
-          <w:lang w:val="ro-RO"/>
-        </w:rPr>
-        <w:t xml:space="preserve">5 teste pozitive verifică </w:t>
-      </w:r>
-      <w:r>
-        <w:rPr>
-          <w:lang w:val="ro-RO"/>
-        </w:rPr>
-        <w:t>scenarii de baza/happy paths</w:t>
-      </w:r>
-      <w:r>
-        <w:rPr>
-          <w:lang w:val="ro-RO"/>
-        </w:rPr>
-        <w:t xml:space="preserve"> de autentificare/inregistrare</w:t>
-      </w:r>
-      <w:r>
-        <w:rPr>
-          <w:lang w:val="ro-RO"/>
-        </w:rPr>
-        <w:t xml:space="preserve">, </w:t>
-      </w:r>
-      <w:r>
-        <w:rPr>
-          <w:lang w:val="ro-RO"/>
-        </w:rPr>
-        <w:t>absența parole</w:t>
-      </w:r>
-      <w:r>
-        <w:rPr>
-          <w:lang w:val="ro-RO"/>
-        </w:rPr>
-        <w:t>i hashuite/criptate</w:t>
-      </w:r>
-      <w:r>
-        <w:rPr>
-          <w:lang w:val="ro-RO"/>
-        </w:rPr>
-        <w:t xml:space="preserve"> în baza de date, funcționarea </w:t>
-      </w:r>
-      <w:r>
-        <w:rPr>
-          <w:lang w:val="ro-RO"/>
-        </w:rPr>
-        <w:t>concurenta de useri</w:t>
-      </w:r>
-      <w:r>
-        <w:rPr>
-          <w:lang w:val="ro-RO"/>
-        </w:rPr>
-        <w:t xml:space="preserve">; </w:t>
-      </w:r>
-    </w:p>
-    <w:p>
-      <w:pPr>
-        <w:jc w:val="both"/>
-        <w:rPr>
-          <w:lang w:val="ro-RO"/>
-        </w:rPr>
-      </w:pPr>
-      <w:r>
-        <w:rPr>
-          <w:lang w:val="ro-RO"/>
-        </w:rPr>
-        <w:t>5 teste negative care acoperă autentificarea cu parolă greșită, expirarea sesiunii</w:t>
-      </w:r>
-      <w:r>
-        <w:rPr>
-          <w:lang w:val="ro-RO"/>
-        </w:rPr>
-        <w:t xml:space="preserve"> si</w:t>
-      </w:r>
-      <w:r>
-        <w:rPr>
-          <w:lang w:val="ro-RO"/>
-        </w:rPr>
-        <w:t xml:space="preserve"> </w:t>
-      </w:r>
-      <w:r>
-        <w:rPr>
-          <w:lang w:val="ro-RO"/>
-        </w:rPr>
-        <w:t xml:space="preserve">diferite cereri duplicate; </w:t>
-      </w:r>
-    </w:p>
-    <w:p>
-      <w:pPr>
-        <w:jc w:val="both"/>
-        <w:rPr>
-          <w:lang w:val="ro-RO"/>
-        </w:rPr>
-      </w:pPr>
-      <w:r>
-        <w:rPr>
-          <w:lang w:val="ro-RO"/>
-        </w:rPr>
-        <w:lastRenderedPageBreak/>
-        <w:t xml:space="preserve">31 de cazuri limită care testează valori în afara </w:t>
-      </w:r>
-      <w:r>
-        <w:rPr>
-          <w:lang w:val="ro-RO"/>
-        </w:rPr>
-        <w:t xml:space="preserve">spatiului </w:t>
-      </w:r>
-      <w:r>
-        <w:rPr>
-          <w:lang w:val="ro-RO"/>
-        </w:rPr>
-        <w:t>Q</w:t>
-      </w:r>
-      <w:r>
-        <w:rPr>
-          <w:lang w:val="ro-RO"/>
-        </w:rPr>
-        <w:t>*</w:t>
-      </w:r>
-      <w:r>
-        <w:rPr>
-          <w:lang w:val="ro-RO"/>
-        </w:rPr>
-        <w:t>, valori triviale pentru y și t, tipuri de date neconforme precum float, string sau null, și absența</w:t>
-      </w:r>
-      <w:r>
-        <w:rPr>
-          <w:lang w:val="ro-RO"/>
-        </w:rPr>
-        <w:t xml:space="preserve"> antet</w:t>
-      </w:r>
-      <w:r>
-        <w:rPr>
-          <w:lang w:val="ro-RO"/>
-        </w:rPr>
-        <w:t xml:space="preserve">; </w:t>
-      </w:r>
-    </w:p>
-    <w:p>
-      <w:pPr>
-        <w:jc w:val="both"/>
-        <w:rPr>
-          <w:lang w:val="ro-RO"/>
-        </w:rPr>
-      </w:pPr>
-      <w:r>
-        <w:rPr>
-          <w:lang w:val="ro-RO"/>
-        </w:rPr>
-        <w:t xml:space="preserve">8 teste de securitate care validează falsificarea </w:t>
-      </w:r>
-      <w:r>
-        <w:rPr>
-          <w:lang w:val="ro-RO"/>
-        </w:rPr>
-        <w:t xml:space="preserve">y </w:t>
-      </w:r>
-      <w:r>
-        <w:rPr>
-          <w:lang w:val="ro-RO"/>
-        </w:rPr>
-        <w:t>fără cheie privată, erori off-by-one, izolarea sesiunilor și autentificarea cu cheia publică furată.</w:t>
-      </w:r>
-    </w:p>
-    <w:p>
-      <w:pPr>
-        <w:jc w:val="both"/>
-        <w:rPr>
-          <w:lang w:val="ro-RO"/>
-        </w:rPr>
-      </w:pPr>
-    </w:p>
-    <w:p>
-      <w:pPr>
-        <w:jc w:val="both"/>
-        <w:rPr>
-          <w:lang w:val="ro-RO"/>
-        </w:rPr>
-      </w:pPr>
-      <w:r>
-        <w:rPr>
-          <w:lang w:val="ro-RO"/>
-        </w:rPr>
-        <w:t>Din simulari</w:t>
-      </w:r>
-      <w:r>
-        <w:rPr>
-          <w:lang w:val="ro-RO"/>
-        </w:rPr>
-        <w:t>le</w:t>
-      </w:r>
-      <w:r>
-        <w:rPr>
-          <w:lang w:val="ro-RO"/>
-        </w:rPr>
-        <w:t xml:space="preserve"> de atacuri </w:t>
-      </w:r>
-      <w:r>
-        <w:rPr>
-          <w:lang w:val="ro-RO"/>
-        </w:rPr>
-        <w:t>observam ca</w:t>
-      </w:r>
-      <w:r>
-        <w:rPr>
-          <w:lang w:val="ro-RO"/>
-        </w:rPr>
-        <w:t xml:space="preserve"> </w:t>
-      </w:r>
-    </w:p>
-    <w:p>
-      <w:pPr>
-        <w:jc w:val="both"/>
-        <w:rPr>
-          <w:lang w:val="ro-RO"/>
-        </w:rPr>
-      </w:pPr>
-      <w:r>
-        <w:rPr>
-          <w:lang w:val="ro-RO"/>
-        </w:rPr>
-        <w:t>Din 10k de cereri nu au fost coliziuni pe c</w:t>
-      </w:r>
-    </w:p>
-    <w:p>
-      <w:pPr>
-        <w:jc w:val="both"/>
-        <w:rPr>
-          <w:lang w:val="ro-RO"/>
-        </w:rPr>
-      </w:pPr>
-      <w:r>
-        <w:rPr>
-          <w:lang w:val="ro-RO"/>
-        </w:rPr>
-        <w:t xml:space="preserve">injectarea de parametri slabi </w:t>
-      </w:r>
-      <w:r>
-        <w:rPr>
-          <w:lang w:val="ro-RO"/>
-        </w:rPr>
-        <w:t xml:space="preserve">e </w:t>
-      </w:r>
-      <w:r>
-        <w:rPr>
-          <w:lang w:val="ro-RO"/>
-        </w:rPr>
-        <w:t xml:space="preserve">respinsă prin HTTP 422 </w:t>
-      </w:r>
-      <w:r>
-        <w:rPr>
-          <w:lang w:val="ro-RO"/>
-        </w:rPr>
-        <w:t>(</w:t>
-      </w:r>
-      <w:r>
-        <w:rPr>
-          <w:sz w:val="16"/>
-          <w:szCs w:val="16"/>
-          <w:lang w:val="ro-RO"/>
-        </w:rPr>
-        <w:t>pentru subgrup invalid</w:t>
-      </w:r>
-      <w:r>
-        <w:rPr>
-          <w:lang w:val="ro-RO"/>
-        </w:rPr>
-        <w:t>)</w:t>
-      </w:r>
-      <w:r>
-        <w:rPr>
-          <w:lang w:val="ro-RO"/>
-        </w:rPr>
-        <w:t xml:space="preserve"> </w:t>
-      </w:r>
-    </w:p>
-    <w:p>
-      <w:pPr>
-        <w:jc w:val="both"/>
-        <w:rPr>
-          <w:lang w:val="ro-RO"/>
-        </w:rPr>
-      </w:pPr>
-      <w:r>
-        <w:rPr>
-          <w:lang w:val="ro-RO"/>
-        </w:rPr>
-        <w:t xml:space="preserve">replay cross-sesiune </w:t>
-      </w:r>
-      <w:r>
-        <w:rPr>
-          <w:lang w:val="ro-RO"/>
-        </w:rPr>
-        <w:t>ajunge sa fie respins datorita valorilor efemere</w:t>
-      </w:r>
-    </w:p>
-    <w:p>
-      <w:pPr>
-        <w:jc w:val="both"/>
-        <w:rPr>
-          <w:lang w:val="ro-RO"/>
-        </w:rPr>
-      </w:pPr>
-      <w:r>
-        <w:rPr>
-          <w:lang w:val="ro-RO"/>
-        </w:rPr>
-        <w:t>un brute force devine nefezabil dupa o cheie de 64 de biti</w:t>
-      </w:r>
-    </w:p>
-    <w:p>
-      <w:pPr>
-        <w:jc w:val="both"/>
-        <w:rPr>
-          <w:lang w:val="ro-RO"/>
-        </w:rPr>
-      </w:pPr>
-    </w:p>
-    <w:p>
-      <w:pPr>
-        <w:jc w:val="both"/>
-        <w:rPr>
-          <w:lang w:val="ro-RO"/>
-        </w:rPr>
-      </w:pPr>
-      <w:r>
-        <w:rPr>
-          <w:lang w:val="ro-RO"/>
-        </w:rPr>
-        <w:t>Slide 13 - Evaluarea performanței</w:t>
-      </w:r>
-    </w:p>
-    <w:p>
-      <w:pPr>
-        <w:jc w:val="both"/>
-        <w:rPr>
-          <w:lang w:val="ro-RO"/>
-        </w:rPr>
-      </w:pPr>
-      <w:r>
-        <w:rPr>
-          <w:lang w:val="ro-RO"/>
-        </w:rPr>
-        <w:t xml:space="preserve">Pentru implementare s-a folosit Un P de 2048 </w:t>
-      </w:r>
-      <w:r>
-        <w:rPr>
-          <w:lang w:val="ro-RO"/>
-        </w:rPr>
-        <w:t>r</w:t>
-      </w:r>
-      <w:proofErr w:type="spellStart"/>
-      <w:r>
-        <w:t>espectând</w:t>
-      </w:r>
-      <w:proofErr w:type="spellEnd"/>
-      <w:r>
-        <w:t xml:space="preserve"> </w:t>
-      </w:r>
-      <w:r>
-        <w:rPr>
-          <w:lang w:val="ro-RO"/>
-        </w:rPr>
-        <w:t>recomandar</w:t>
-      </w:r>
-      <w:r>
-        <w:rPr>
-          <w:lang w:val="ro-RO"/>
-        </w:rPr>
-        <w:t>ile</w:t>
-      </w:r>
-      <w:r>
-        <w:rPr>
-          <w:lang w:val="ro-RO"/>
-        </w:rPr>
-        <w:t xml:space="preserve"> </w:t>
-      </w:r>
-      <w:r>
-        <w:rPr>
-          <w:lang w:val="ro-RO"/>
-        </w:rPr>
-        <w:t>NIST</w:t>
-      </w:r>
-    </w:p>
-    <w:p>
-      <w:pPr>
-        <w:jc w:val="both"/>
-        <w:rPr>
-          <w:lang w:val="ro-RO"/>
-        </w:rPr>
-      </w:pPr>
-      <w:r>
-        <w:rPr>
-          <w:lang w:val="ro-RO"/>
-        </w:rPr>
-        <w:t>De aceea putem</w:t>
-      </w:r>
-      <w:r>
-        <w:rPr>
-          <w:lang w:val="ro-RO"/>
-        </w:rPr>
-        <w:t xml:space="preserve"> observ</w:t>
-      </w:r>
-      <w:r>
-        <w:rPr>
-          <w:lang w:val="ro-RO"/>
-        </w:rPr>
-        <w:t>a</w:t>
-      </w:r>
-      <w:r>
-        <w:rPr>
-          <w:lang w:val="ro-RO"/>
-        </w:rPr>
-        <w:t xml:space="preserve"> că operatiile</w:t>
-      </w:r>
-      <w:r>
-        <w:rPr>
-          <w:lang w:val="ro-RO"/>
-        </w:rPr>
-        <w:t xml:space="preserve"> ce</w:t>
-      </w:r>
-      <w:r>
-        <w:rPr>
-          <w:lang w:val="ro-RO"/>
-        </w:rPr>
-        <w:t xml:space="preserve"> includ exponentiere modular</w:t>
-      </w:r>
-      <w:r>
-        <w:rPr>
-          <w:lang w:val="ro-RO"/>
-        </w:rPr>
-        <w:t>ă</w:t>
-      </w:r>
-      <w:r>
-        <w:rPr>
-          <w:lang w:val="ro-RO"/>
-        </w:rPr>
-        <w:t xml:space="preserve"> </w:t>
-      </w:r>
-      <w:r>
-        <w:rPr>
-          <w:lang w:val="ro-RO"/>
-        </w:rPr>
-        <w:t>au un factor de timp mare</w:t>
-      </w:r>
-      <w:r>
-        <w:rPr>
-          <w:lang w:val="ro-RO"/>
-        </w:rPr>
-        <w:t xml:space="preserve">, </w:t>
-      </w:r>
-      <w:r>
-        <w:rPr>
-          <w:lang w:val="ro-RO"/>
-        </w:rPr>
-        <w:t>operația</w:t>
-      </w:r>
-      <w:r>
-        <w:rPr>
-          <w:lang w:val="ro-RO"/>
-        </w:rPr>
-        <w:t xml:space="preserve"> de validare </w:t>
-      </w:r>
-      <w:r>
-        <w:rPr>
-          <w:lang w:val="ro-RO"/>
-        </w:rPr>
-        <w:t>având</w:t>
-      </w:r>
-      <w:r>
-        <w:rPr>
-          <w:lang w:val="ro-RO"/>
-        </w:rPr>
-        <w:t xml:space="preserve"> cea mai mare latenta</w:t>
-      </w:r>
-      <w:r>
-        <w:rPr>
-          <w:lang w:val="ro-RO"/>
-        </w:rPr>
-        <w:t xml:space="preserve"> </w:t>
-      </w:r>
-      <w:r>
-        <w:rPr>
-          <w:lang w:val="ro-RO"/>
-        </w:rPr>
-        <w:t xml:space="preserve">deoarece are 2 </w:t>
-      </w:r>
-      <w:r>
-        <w:rPr>
-          <w:lang w:val="ro-RO"/>
-        </w:rPr>
-        <w:t>exponențieri</w:t>
-      </w:r>
-    </w:p>
-    <w:p>
-      <w:pPr>
-        <w:jc w:val="both"/>
-        <w:rPr>
-          <w:lang w:val="ro-RO"/>
-        </w:rPr>
-      </w:pPr>
-    </w:p>
-    <w:p>
-      <w:pPr>
-        <w:jc w:val="both"/>
-        <w:rPr>
-          <w:lang w:val="ro-RO"/>
-        </w:rPr>
-      </w:pPr>
-      <w:r>
-        <w:rPr>
-          <w:lang w:val="ro-RO"/>
-        </w:rPr>
-        <w:t>Slide 14 - Comparație OAuth față de ZKP</w:t>
-      </w:r>
-    </w:p>
-    <w:p>
-      <w:pPr>
-        <w:jc w:val="both"/>
-        <w:rPr>
-          <w:lang w:val="ro-RO"/>
-        </w:rPr>
-      </w:pPr>
-      <w:r>
-        <w:rPr>
-          <w:lang w:val="ro-RO"/>
-        </w:rPr>
-        <w:t xml:space="preserve">Daca e sa comparam cu un protocol standard Oauth 2.0, </w:t>
-      </w:r>
-      <w:r>
-        <w:rPr>
-          <w:lang w:val="ro-RO"/>
-        </w:rPr>
-        <w:t xml:space="preserve">vedem </w:t>
-      </w:r>
-      <w:r>
-        <w:rPr>
-          <w:lang w:val="ro-RO"/>
-        </w:rPr>
-        <w:t xml:space="preserve">cel mai mare minus al protocolului si anume latenta </w:t>
-      </w:r>
-    </w:p>
-    <w:p>
-      <w:pPr>
-        <w:jc w:val="both"/>
-        <w:rPr>
-          <w:lang w:val="ro-RO"/>
-        </w:rPr>
-      </w:pPr>
-      <w:r>
-        <w:rPr>
-          <w:lang w:val="ro-RO"/>
-        </w:rPr>
-        <w:t xml:space="preserve">In primul tabel avem </w:t>
-      </w:r>
-      <w:r>
-        <w:rPr>
-          <w:lang w:val="ro-RO"/>
-        </w:rPr>
-        <w:t>măsurători</w:t>
-      </w:r>
-      <w:r>
-        <w:rPr>
-          <w:lang w:val="ro-RO"/>
-        </w:rPr>
-        <w:t xml:space="preserve"> </w:t>
-      </w:r>
-      <w:r>
-        <w:rPr>
-          <w:lang w:val="ro-RO"/>
-        </w:rPr>
-        <w:t>secventiale</w:t>
-      </w:r>
-      <w:r>
-        <w:rPr>
-          <w:lang w:val="ro-RO"/>
-        </w:rPr>
-        <w:t xml:space="preserve"> pentru </w:t>
-      </w:r>
-      <w:r>
-        <w:rPr>
-          <w:lang w:val="ro-RO"/>
-        </w:rPr>
-        <w:t xml:space="preserve">diferite </w:t>
-      </w:r>
-      <w:r>
-        <w:rPr>
-          <w:lang w:val="ro-RO"/>
-        </w:rPr>
-        <w:t>implementări</w:t>
-      </w:r>
-      <w:r>
-        <w:rPr>
-          <w:lang w:val="ro-RO"/>
-        </w:rPr>
-        <w:t xml:space="preserve">, prima ar fi schnorr cu calcule </w:t>
-      </w:r>
-      <w:r>
-        <w:rPr>
-          <w:lang w:val="ro-RO"/>
-        </w:rPr>
-        <w:t>exponențiale</w:t>
-      </w:r>
-      <w:r>
-        <w:rPr>
-          <w:lang w:val="ro-RO"/>
-        </w:rPr>
-        <w:t xml:space="preserve"> </w:t>
-      </w:r>
-      <w:r>
-        <w:rPr>
-          <w:lang w:val="ro-RO"/>
-        </w:rPr>
-        <w:t>având</w:t>
-      </w:r>
-      <w:r>
-        <w:rPr>
-          <w:lang w:val="ro-RO"/>
-        </w:rPr>
-        <w:t xml:space="preserve"> o medie de 64 ms, mai jos avem </w:t>
-      </w:r>
-      <w:r>
-        <w:rPr>
-          <w:lang w:val="ro-RO"/>
-        </w:rPr>
-        <w:t>implementări</w:t>
-      </w:r>
-      <w:r>
-        <w:rPr>
-          <w:lang w:val="ro-RO"/>
-        </w:rPr>
-        <w:t xml:space="preserve"> de oauth2.0 simplu si cu pixy unde avem 2 ms pe autentificare si ultima e o </w:t>
-      </w:r>
-      <w:r>
-        <w:rPr>
-          <w:lang w:val="ro-RO"/>
-        </w:rPr>
-        <w:t>librărie</w:t>
-      </w:r>
-      <w:r>
-        <w:rPr>
-          <w:lang w:val="ro-RO"/>
-        </w:rPr>
-        <w:t xml:space="preserve"> </w:t>
-      </w:r>
-      <w:r>
-        <w:rPr>
-          <w:lang w:val="ro-RO"/>
-        </w:rPr>
-        <w:t>optimizata</w:t>
-      </w:r>
-      <w:r>
-        <w:rPr>
-          <w:lang w:val="ro-RO"/>
-        </w:rPr>
-        <w:t xml:space="preserve"> cu 0.8 ms per autentificare</w:t>
-      </w:r>
-    </w:p>
-    <w:p>
-      <w:pPr>
-        <w:jc w:val="both"/>
-        <w:rPr>
-          <w:lang w:val="ro-RO"/>
-        </w:rPr>
-      </w:pPr>
-      <w:r>
-        <w:rPr>
-          <w:lang w:val="ro-RO"/>
-        </w:rPr>
-        <w:t xml:space="preserve">În testele de debit concurent realizate cu Locust pe 8 </w:t>
-      </w:r>
-      <w:r>
-        <w:rPr>
-          <w:lang w:val="ro-RO"/>
-        </w:rPr>
-        <w:t>theaduri</w:t>
-      </w:r>
-      <w:r>
-        <w:rPr>
-          <w:lang w:val="ro-RO"/>
-        </w:rPr>
-        <w:t xml:space="preserve"> timp de 60 de secunde, </w:t>
-      </w:r>
-      <w:r>
-        <w:rPr>
-          <w:lang w:val="ro-RO"/>
-        </w:rPr>
-        <w:t xml:space="preserve">pentru schnorr putem vedea 19 cereri pe sec pentru 10 utilizatori </w:t>
-      </w:r>
-      <w:r>
-        <w:rPr>
-          <w:lang w:val="ro-RO"/>
-        </w:rPr>
-        <w:t>concurenți</w:t>
-      </w:r>
-      <w:r>
-        <w:rPr>
-          <w:lang w:val="ro-RO"/>
-        </w:rPr>
-        <w:t xml:space="preserve"> si 17 cereri pentru 100 utilizatori pe </w:t>
-      </w:r>
-      <w:r>
-        <w:rPr>
-          <w:lang w:val="ro-RO"/>
-        </w:rPr>
-        <w:t>când</w:t>
-      </w:r>
-      <w:r>
-        <w:rPr>
-          <w:lang w:val="ro-RO"/>
-        </w:rPr>
-        <w:t xml:space="preserve"> oauth2.0</w:t>
-      </w:r>
-      <w:r>
-        <w:rPr>
-          <w:lang w:val="ro-RO"/>
-        </w:rPr>
-        <w:t xml:space="preserve"> are intre 440 si 500</w:t>
-      </w:r>
-    </w:p>
-    <w:p>
-      <w:pPr>
-        <w:jc w:val="both"/>
-        <w:rPr>
-          <w:lang w:val="ro-RO"/>
-        </w:rPr>
-      </w:pPr>
-      <w:r>
-        <w:rPr>
-          <w:lang w:val="ro-RO"/>
-        </w:rPr>
-        <w:t>Aceste</w:t>
-      </w:r>
-      <w:r>
-        <w:rPr>
-          <w:lang w:val="ro-RO"/>
-        </w:rPr>
-        <w:t xml:space="preserve"> </w:t>
-      </w:r>
-      <w:r>
-        <w:rPr>
-          <w:lang w:val="ro-RO"/>
-        </w:rPr>
-        <w:t xml:space="preserve">comparatii </w:t>
-      </w:r>
-      <w:r>
-        <w:rPr>
-          <w:lang w:val="ro-RO"/>
-        </w:rPr>
-        <w:t xml:space="preserve">nu sunt </w:t>
-      </w:r>
-      <w:r>
-        <w:rPr>
-          <w:lang w:val="ro-RO"/>
-        </w:rPr>
-        <w:t xml:space="preserve">perfect </w:t>
-      </w:r>
-      <w:r>
-        <w:rPr>
-          <w:lang w:val="ro-RO"/>
-        </w:rPr>
-        <w:t>echivalente</w:t>
-      </w:r>
-      <w:r>
-        <w:rPr>
-          <w:lang w:val="ro-RO"/>
-        </w:rPr>
-        <w:t xml:space="preserve"> avand in vedere calculele pe care le face schnorr si pe care le fac protcoalele oauth</w:t>
-      </w:r>
-    </w:p>
-    <w:p>
-      <w:pPr>
-        <w:jc w:val="both"/>
-        <w:rPr>
-          <w:lang w:val="ro-RO"/>
-        </w:rPr>
-      </w:pPr>
-    </w:p>
-    <w:p>
-      <w:pPr>
-        <w:jc w:val="both"/>
-        <w:rPr>
-          <w:lang w:val="ro-RO"/>
-        </w:rPr>
-      </w:pPr>
-      <w:r>
-        <w:rPr>
-          <w:lang w:val="ro-RO"/>
-        </w:rPr>
-        <w:t>Slide 15 - Comparație cu protocoalele SRP și zk-SNARK</w:t>
-      </w:r>
-    </w:p>
-    <w:p>
-      <w:pPr>
-        <w:jc w:val="both"/>
-        <w:rPr>
-          <w:lang w:val="ro-RO"/>
-        </w:rPr>
-      </w:pPr>
-      <w:r>
-        <w:rPr>
-          <w:lang w:val="ro-RO"/>
-        </w:rPr>
-        <w:t>Așa</w:t>
-      </w:r>
-      <w:r>
-        <w:rPr>
-          <w:lang w:val="ro-RO"/>
-        </w:rPr>
-        <w:t xml:space="preserve"> </w:t>
-      </w:r>
-      <w:r>
-        <w:rPr>
-          <w:lang w:val="ro-RO"/>
-        </w:rPr>
-        <w:t xml:space="preserve">ca </w:t>
-      </w:r>
-      <w:r>
-        <w:rPr>
-          <w:lang w:val="ro-RO"/>
-        </w:rPr>
-        <w:t xml:space="preserve">s-a </w:t>
-      </w:r>
-      <w:r>
-        <w:rPr>
-          <w:lang w:val="ro-RO"/>
-        </w:rPr>
-        <w:t>optat pentru</w:t>
-      </w:r>
-      <w:r>
-        <w:rPr>
-          <w:lang w:val="ro-RO"/>
-        </w:rPr>
-        <w:t xml:space="preserve"> </w:t>
-      </w:r>
-      <w:r>
-        <w:rPr>
-          <w:lang w:val="ro-RO"/>
-        </w:rPr>
-        <w:t>compararea</w:t>
-      </w:r>
-      <w:r>
-        <w:rPr>
-          <w:lang w:val="ro-RO"/>
-        </w:rPr>
-        <w:t xml:space="preserve"> cu alte protocoale bazate pe zero knowledge proof cum ar fi SRP</w:t>
-      </w:r>
-      <w:r>
-        <w:rPr>
-          <w:lang w:val="ro-RO"/>
-        </w:rPr>
-        <w:t xml:space="preserve">, </w:t>
-      </w:r>
-      <w:r>
-        <w:rPr>
-          <w:lang w:val="ro-RO"/>
-        </w:rPr>
-        <w:br/>
-        <w:t>Pentru o comparatie fidela a trebui</w:t>
-      </w:r>
-      <w:r>
-        <w:rPr>
-          <w:lang w:val="ro-RO"/>
-        </w:rPr>
-        <w:t xml:space="preserve">t executat </w:t>
-      </w:r>
-      <w:r>
-        <w:rPr>
-          <w:lang w:val="ro-RO"/>
-        </w:rPr>
-        <w:t>schnorr de 2 ori deoarece srp are o autentificare mutuala</w:t>
-      </w:r>
-    </w:p>
-    <w:p>
-      <w:pPr>
-        <w:jc w:val="both"/>
-        <w:rPr>
-          <w:lang w:val="ro-RO"/>
-        </w:rPr>
-      </w:pPr>
-      <w:r>
-        <w:rPr>
-          <w:lang w:val="ro-RO"/>
-        </w:rPr>
-        <w:t>Stiind asta, era de asteptat sa vedem timpi foarte mari la calculele exponentiale si am trecut pe curbe eliptice</w:t>
-      </w:r>
-    </w:p>
-    <w:p>
-      <w:pPr>
-        <w:jc w:val="both"/>
-        <w:rPr>
-          <w:lang w:val="ro-RO"/>
-        </w:rPr>
-      </w:pPr>
-      <w:r>
-        <w:rPr>
-          <w:lang w:val="ro-RO"/>
-        </w:rPr>
-        <w:t xml:space="preserve">In final s-a </w:t>
-      </w:r>
-      <w:r>
-        <w:rPr>
-          <w:lang w:val="ro-RO"/>
-        </w:rPr>
-        <w:t xml:space="preserve">adaugat </w:t>
-      </w:r>
-      <w:r>
-        <w:rPr>
-          <w:lang w:val="ro-RO"/>
-        </w:rPr>
-        <w:t>si o varianta de schnorr pe curbe eliptice dintr-o librarie ce foloseste cod C</w:t>
-      </w:r>
-      <w:r>
-        <w:rPr>
-          <w:lang w:val="ro-RO"/>
-        </w:rPr>
-        <w:t xml:space="preserve"> si s-a ajuns la un total de 9.5 ms</w:t>
-      </w:r>
-    </w:p>
-    <w:p>
-      <w:pPr>
-        <w:jc w:val="both"/>
-        <w:rPr>
-          <w:lang w:val="ro-RO"/>
-        </w:rPr>
-      </w:pPr>
-    </w:p>
-    <w:p>
-      <w:pPr>
-        <w:jc w:val="both"/>
-        <w:rPr>
-          <w:lang w:val="ro-RO"/>
-        </w:rPr>
-      </w:pPr>
-      <w:r>
-        <w:rPr>
-          <w:lang w:val="ro-RO"/>
-        </w:rPr>
-        <w:t>Slide 1</w:t>
-      </w:r>
-      <w:r>
-        <w:rPr>
-          <w:lang w:val="ro-RO"/>
-        </w:rPr>
-        <w:t>6</w:t>
-      </w:r>
-      <w:r>
-        <w:rPr>
-          <w:lang w:val="ro-RO"/>
-        </w:rPr>
-        <w:t xml:space="preserve"> - Concluzii</w:t>
-      </w:r>
-    </w:p>
-    <w:p>
-      <w:pPr>
-        <w:jc w:val="both"/>
-        <w:rPr>
-          <w:lang w:val="ro-RO"/>
-        </w:rPr>
-      </w:pPr>
-      <w:r>
-        <w:rPr>
-          <w:lang w:val="ro-RO"/>
-        </w:rPr>
-        <w:lastRenderedPageBreak/>
-        <w:t xml:space="preserve">In concluzie </w:t>
-      </w:r>
-      <w:r>
-        <w:rPr>
-          <w:lang w:val="ro-RO"/>
-        </w:rPr>
-        <w:t>schema Schnorr poate fi integrată cu succes într-un protocol de tip Open Authorization</w:t>
-      </w:r>
-      <w:r>
-        <w:rPr>
-          <w:lang w:val="ro-RO"/>
-        </w:rPr>
-        <w:t xml:space="preserve">, din urma caruia un </w:t>
-      </w:r>
-      <w:r>
-        <w:rPr>
-          <w:lang w:val="ro-RO"/>
-        </w:rPr>
-        <w:t>utilizator</w:t>
-      </w:r>
-      <w:r>
-        <w:rPr>
-          <w:lang w:val="ro-RO"/>
-        </w:rPr>
-        <w:t xml:space="preserve"> </w:t>
-      </w:r>
-      <w:r>
-        <w:rPr>
-          <w:lang w:val="ro-RO"/>
-        </w:rPr>
-        <w:t>s</w:t>
-      </w:r>
-      <w:r>
-        <w:rPr>
-          <w:lang w:val="ro-RO"/>
-        </w:rPr>
-        <w:t>e poate autentifica si obtine un token spre utilizare ulterioara</w:t>
-      </w:r>
-      <w:r>
-        <w:rPr>
-          <w:lang w:val="ro-RO"/>
-        </w:rPr>
-        <w:t xml:space="preserve"> anul</w:t>
-      </w:r>
-      <w:r>
-        <w:rPr>
-          <w:lang w:val="ro-RO"/>
-        </w:rPr>
-        <w:t>and</w:t>
-      </w:r>
-      <w:r>
-        <w:rPr>
-          <w:lang w:val="ro-RO"/>
-        </w:rPr>
-        <w:t xml:space="preserve"> efectele unei breșe a bazei de date sau ale unei exfiltrări a datelor</w:t>
-      </w:r>
-      <w:r>
-        <w:rPr>
-          <w:lang w:val="ro-RO"/>
-        </w:rPr>
-        <w:t xml:space="preserve"> prin folosirea valorilor efemere si prin nepartajarea parolei catre serverul </w:t>
-      </w:r>
-      <w:r>
-        <w:rPr>
-          <w:lang w:val="ro-RO"/>
-        </w:rPr>
-        <w:t>d</w:t>
-      </w:r>
-      <w:r>
-        <w:rPr>
-          <w:lang w:val="ro-RO"/>
-        </w:rPr>
-        <w:t>e autentificare.</w:t>
-      </w:r>
-    </w:p>
-    <w:p>
-      <w:pPr>
-        <w:jc w:val="both"/>
-        <w:rPr>
-          <w:lang w:val="ro-RO"/>
-        </w:rPr>
-      </w:pPr>
-      <w:r>
-        <w:rPr>
-          <w:lang w:val="ro-RO"/>
-        </w:rPr>
-        <w:t xml:space="preserve">Ca limitari se remarca latența crescuta care ar putea fi redusa prin adaugarea curbelor eliptice si prin folosirea unor limbaje care </w:t>
-      </w:r>
-      <w:r>
-        <w:rPr>
-          <w:lang w:val="ro-RO"/>
-        </w:rPr>
-        <w:t>premit</w:t>
-      </w:r>
-      <w:r>
-        <w:rPr>
-          <w:lang w:val="ro-RO"/>
-        </w:rPr>
-        <w:t xml:space="preserve"> un grad sporit de optimizare</w:t>
-      </w:r>
-      <w:r>
-        <w:rPr>
-          <w:lang w:val="ro-RO"/>
-        </w:rPr>
-        <w:t xml:space="preserve"> </w:t>
-      </w:r>
-      <w:r>
-        <w:rPr>
-          <w:lang w:val="ro-RO"/>
-        </w:rPr>
-        <w:t>si</w:t>
-      </w:r>
-      <w:r>
-        <w:rPr>
-          <w:lang w:val="ro-RO"/>
-        </w:rPr>
-        <w:t xml:space="preserve"> verificarea la browser care poate fi indeplinita printr-o combinatie a procoalelor Oauth2.0 cu schnorr sau un schnorr mutual</w:t>
+        <w:t>iar</w:t>
+      </w:r>
+      <w:r>
+        <w:rPr>
+          <w:lang w:val="ro-RO"/>
+        </w:rPr>
+        <w:t xml:space="preserve"> verificarea la browser poate fi indeplinita printr-o combinatie a procoalelor Oauth2.0 cu schnorr sau un schnorr mutual</w:t>
       </w:r>
     </w:p>
     <w:p>
@@ -4254,7 +4144,6 @@
   <w:style w:type="character" w:default="1" w:styleId="DefaultParagraphFont">
     <w:name w:val="Default Paragraph Font"/>
     <w:uiPriority w:val="1"/>
-    <w:semiHidden/>
     <w:unhideWhenUsed/>
   </w:style>
   <w:style w:type="table" w:default="1" w:styleId="TableNormal">
